--- a/Kim11-2-7-Asit-Baz-Teorileri.docx
+++ b/Kim11-2-7-Asit-Baz-Teorileri.docx
@@ -102,7 +102,7 @@
                 <w:rFonts w:ascii="Times New Roman" w:hAnsi="Times New Roman" w:cs="Times New Roman"/>
                 <w:lang w:val="tr-TR"/>
               </w:rPr>
-              <w:t xml:space="preserve">GÖRSEL ALANI (Shutterstock’tan seçilecek)</w:t>
+              <w:t xml:space="preserve">GÖRSEL ALANI (Shutterstock)</w:t>
             </w:r>
           </w:p>
           <w:p>
@@ -134,23 +134,7 @@
                 <w:rFonts w:ascii="Times New Roman" w:hAnsi="Times New Roman" w:cs="Times New Roman"/>
                 <w:lang w:val="tr-TR"/>
               </w:rPr>
-              <w:t xml:space="preserve">Shutterstock arama: “ammonia hydrochloric acid white smoke ammonium chloride”</w:t>
-            </w:r>
-          </w:p>
-          <w:p>
-            <w:pPr>
-              <w:jc w:val="both"/>
-              <w:rPr>
-                <w:rFonts w:ascii="Times New Roman" w:hAnsi="Times New Roman" w:cs="Times New Roman"/>
-                <w:lang w:val="tr-TR"/>
-              </w:rPr>
-            </w:pPr>
-            <w:r>
-              <w:rPr>
-                <w:rFonts w:ascii="Times New Roman" w:hAnsi="Times New Roman" w:cs="Times New Roman"/>
-                <w:lang w:val="tr-TR"/>
-              </w:rPr>
-              <w:t xml:space="preserve">Shutter ID: ……………</w:t>
+              <w:t xml:space="preserve">Shutter ID: 785009308 (fotoğraf) — Chemical experiment - misty ammonium chloride</w:t>
             </w:r>
           </w:p>
         </w:tc>
@@ -992,7 +976,7 @@
                 <w:rFonts w:ascii="Times New Roman" w:hAnsi="Times New Roman" w:cs="Times New Roman"/>
                 <w:lang w:val="tr-TR"/>
               </w:rPr>
-              <w:t xml:space="preserve">GÖRSEL ALANI (Shutterstock’tan seçilecek)</w:t>
+              <w:t xml:space="preserve">GÖRSEL ALANI (Shutterstock)</w:t>
             </w:r>
           </w:p>
           <w:p>
@@ -1024,23 +1008,7 @@
                 <w:rFonts w:ascii="Times New Roman" w:hAnsi="Times New Roman" w:cs="Times New Roman"/>
                 <w:lang w:val="tr-TR"/>
               </w:rPr>
-              <w:t xml:space="preserve">Shutterstock arama: “proton transfer acid base molecular model”</w:t>
-            </w:r>
-          </w:p>
-          <w:p>
-            <w:pPr>
-              <w:jc w:val="both"/>
-              <w:rPr>
-                <w:rFonts w:ascii="Times New Roman" w:hAnsi="Times New Roman" w:cs="Times New Roman"/>
-                <w:lang w:val="tr-TR"/>
-              </w:rPr>
-            </w:pPr>
-            <w:r>
-              <w:rPr>
-                <w:rFonts w:ascii="Times New Roman" w:hAnsi="Times New Roman" w:cs="Times New Roman"/>
-                <w:lang w:val="tr-TR"/>
-              </w:rPr>
-              <w:t xml:space="preserve">Shutter ID: ……………</w:t>
+              <w:t xml:space="preserve">Shutter ID: 2231108289 (vektör) — Bronsted-Lowry acid-base reaction theory</w:t>
             </w:r>
           </w:p>
         </w:tc>
@@ -1414,7 +1382,7 @@
                 <w:rFonts w:ascii="Times New Roman" w:hAnsi="Times New Roman" w:cs="Times New Roman"/>
                 <w:lang w:val="tr-TR"/>
               </w:rPr>
-              <w:t xml:space="preserve">GÖRSEL ALANI (Shutterstock’tan seçilecek)</w:t>
+              <w:t xml:space="preserve">GÖRSEL ALANI</w:t>
             </w:r>
           </w:p>
           <w:p>
@@ -4111,7 +4079,7 @@
                 <w:rFonts w:ascii="Times New Roman" w:hAnsi="Times New Roman" w:cs="Times New Roman"/>
                 <w:lang w:val="tr-TR"/>
               </w:rPr>
-              <w:t xml:space="preserve">GÖRSEL ALANI (Shutterstock’tan seçilecek)</w:t>
+              <w:t xml:space="preserve">GÖRSEL ALANI (Shutterstock)</w:t>
             </w:r>
           </w:p>
           <w:p>
@@ -4143,23 +4111,7 @@
                 <w:rFonts w:ascii="Times New Roman" w:hAnsi="Times New Roman" w:cs="Times New Roman"/>
                 <w:lang w:val="tr-TR"/>
               </w:rPr>
-              <w:t xml:space="preserve">Shutterstock arama: “acid rain damaged forest”</w:t>
-            </w:r>
-          </w:p>
-          <w:p>
-            <w:pPr>
-              <w:jc w:val="both"/>
-              <w:rPr>
-                <w:rFonts w:ascii="Times New Roman" w:hAnsi="Times New Roman" w:cs="Times New Roman"/>
-                <w:lang w:val="tr-TR"/>
-              </w:rPr>
-            </w:pPr>
-            <w:r>
-              <w:rPr>
-                <w:rFonts w:ascii="Times New Roman" w:hAnsi="Times New Roman" w:cs="Times New Roman"/>
-                <w:lang w:val="tr-TR"/>
-              </w:rPr>
-              <w:t xml:space="preserve">Shutter ID: ……………</w:t>
+              <w:t xml:space="preserve">Shutter ID: 2829837163 (fotoğraf) — Acid rain damage, Appalachian mountains</w:t>
             </w:r>
           </w:p>
         </w:tc>

--- a/Kim11-2-7-Asit-Baz-Teorileri.docx
+++ b/Kim11-2-7-Asit-Baz-Teorileri.docx
@@ -20,7 +20,7 @@
           <w:bCs/>
           <w:lang w:val="tr-TR"/>
         </w:rPr>
-        <w:t xml:space="preserve">2.2.2. Asit Baz Teorilerinin Karşılaştırılması</w:t>
+        <w:t xml:space="preserve">2.2.2. Asit-Baz Teorilerinin Karşılaştırılması</w:t>
       </w:r>
     </w:p>
     <w:p>
@@ -1278,7 +1278,7 @@
           <w:rFonts w:ascii="Times New Roman" w:hAnsi="Times New Roman" w:cs="Times New Roman"/>
           <w:lang w:val="tr-TR"/>
         </w:rPr>
-        <w:t xml:space="preserve">Arrhenius ve Brønsted-Lowry asit-baz teorilerinin varsayımlarına ilişkin özellikleri belirleyiniz. Bu varsayımlar hangi tepkimeleri açıklamakta yetersiz kalmaktadır?</w:t>
+        <w:t xml:space="preserve">Arrhenius ile Brønsted-Lowry teorilerinin asit ve bazı tanımlarken dayandığı varsayımları belirleyiniz. Bu varsayımlar hangi tepkimeleri açıklamakta yetersiz kalmaktadır?</w:t>
       </w:r>
     </w:p>
     <w:p>
@@ -1346,7 +1346,7 @@
           <w:rFonts w:ascii="Times New Roman" w:hAnsi="Times New Roman" w:cs="Times New Roman"/>
           <w:lang w:val="tr-TR"/>
         </w:rPr>
-        <w:t xml:space="preserve">Belirlediğiniz özelliklerden yararlanarak Arrhenius ve Brønsted-Lowry asit-baz teorilerinin benzerliklerini ve farklılıklarını aşağıdaki Venn diyagramına yazınız.</w:t>
+        <w:t xml:space="preserve">Belirlediğiniz özelliklerden yararlanarak iki teorinin benzer ve farklı yönlerini aşağıdaki Venn diyagramına yazınız.</w:t>
       </w:r>
     </w:p>
     <w:tbl>
@@ -2136,7 +2136,22 @@
           <w:rFonts w:ascii="Times New Roman" w:hAnsi="Times New Roman" w:cs="Times New Roman"/>
           <w:lang w:val="tr-TR"/>
         </w:rPr>
-        <w:t xml:space="preserve">Brønsted-Lowry tepkimeleri genellikle tersinirdir. Bir asit proton verdiğinde geriye kalan tür, geri tepkimede proton alabileceği için bir bazdır. Aralarında yalnızca bir proton farkı bulunan bu tür asit-baz çiftlerine </w:t>
+        <w:t xml:space="preserve">Brønsted-Lowry tepkimeleri genellikle tersinirdir. Bir asit proton verdiğinde geriye kalan tür, geri tepkimede proton alabileceği için bir bazdır. Formülleri birbirinden yalnızca bir H</w:t>
+      </w:r>
+      <w:r>
+        <w:rPr>
+          <w:rFonts w:ascii="Times New Roman" w:hAnsi="Times New Roman" w:cs="Times New Roman"/>
+          <w:vertAlign w:val="superscript"/>
+          <w:lang w:val="tr-TR"/>
+        </w:rPr>
+        <w:t xml:space="preserve">+</w:t>
+      </w:r>
+      <w:r>
+        <w:rPr>
+          <w:rFonts w:ascii="Times New Roman" w:hAnsi="Times New Roman" w:cs="Times New Roman"/>
+          <w:lang w:val="tr-TR"/>
+        </w:rPr>
+        <w:t xml:space="preserve"> kadar farklı olan böyle bir asit ile baza </w:t>
       </w:r>
       <w:r>
         <w:rPr>
@@ -2152,7 +2167,7 @@
           <w:rFonts w:ascii="Times New Roman" w:hAnsi="Times New Roman" w:cs="Times New Roman"/>
           <w:lang w:val="tr-TR"/>
         </w:rPr>
-        <w:t xml:space="preserve"> denir.</w:t>
+        <w:t xml:space="preserve"> adı verilir.</w:t>
       </w:r>
     </w:p>
     <w:p>
@@ -2405,7 +2420,7 @@
           <w:rFonts w:ascii="Times New Roman" w:hAnsi="Times New Roman" w:cs="Times New Roman"/>
           <w:lang w:val="tr-TR"/>
         </w:rPr>
-        <w:t xml:space="preserve"> Arrhenius ve Brønsted-Lowry asit-baz teorilerinin karşılaştırılması</w:t>
+        <w:t xml:space="preserve"> Arrhenius ve Brønsted-Lowry tanımlarının karşılaştırılması</w:t>
       </w:r>
     </w:p>
     <w:tbl>
@@ -4044,6 +4059,221 @@
           <w:lang w:val="tr-TR"/>
         </w:rPr>
         <w:t xml:space="preserve">(suda)</w:t>
+      </w:r>
+    </w:p>
+    <w:p>
+      <w:pPr>
+        <w:jc w:val="both"/>
+        <w:rPr>
+          <w:rFonts w:ascii="Times New Roman" w:hAnsi="Times New Roman" w:cs="Times New Roman"/>
+          <w:lang w:val="tr-TR"/>
+        </w:rPr>
+      </w:pPr>
+      <w:r>
+        <w:rPr>
+          <w:rFonts w:ascii="Times New Roman" w:hAnsi="Times New Roman" w:cs="Times New Roman"/>
+          <w:lang w:val="tr-TR"/>
+        </w:rPr>
+        <w:t xml:space="preserve">Asidik özellik gösteren ametal oksitlerde genellikle oksijen atomu sayısı ametal atomu sayısından fazladır. Oksijen atomu sayısı ametal atomu sayısına eşit ya da ondan az olan CO, NO ve N</w:t>
+      </w:r>
+      <w:r>
+        <w:rPr>
+          <w:rFonts w:ascii="Times New Roman" w:hAnsi="Times New Roman" w:cs="Times New Roman"/>
+          <w:vertAlign w:val="subscript"/>
+          <w:lang w:val="tr-TR"/>
+        </w:rPr>
+        <w:t xml:space="preserve">2</w:t>
+      </w:r>
+      <w:r>
+        <w:rPr>
+          <w:rFonts w:ascii="Times New Roman" w:hAnsi="Times New Roman" w:cs="Times New Roman"/>
+          <w:lang w:val="tr-TR"/>
+        </w:rPr>
+        <w:t xml:space="preserve">O gibi oksitler ise suyla asit oluşturmaz; bu oksitlere </w:t>
+      </w:r>
+      <w:r>
+        <w:rPr>
+          <w:rFonts w:ascii="Times New Roman" w:hAnsi="Times New Roman" w:cs="Times New Roman"/>
+          <w:b/>
+          <w:bCs/>
+          <w:lang w:val="tr-TR"/>
+        </w:rPr>
+        <w:t xml:space="preserve">nötr oksitler</w:t>
+      </w:r>
+      <w:r>
+        <w:rPr>
+          <w:rFonts w:ascii="Times New Roman" w:hAnsi="Times New Roman" w:cs="Times New Roman"/>
+          <w:lang w:val="tr-TR"/>
+        </w:rPr>
+        <w:t xml:space="preserve"> denir. Ametal oksitlerin asidik özelliği sanayide de kullanılır: Kükürtün yakılmasıyla elde edilen SO</w:t>
+      </w:r>
+      <w:r>
+        <w:rPr>
+          <w:rFonts w:ascii="Times New Roman" w:hAnsi="Times New Roman" w:cs="Times New Roman"/>
+          <w:vertAlign w:val="subscript"/>
+          <w:lang w:val="tr-TR"/>
+        </w:rPr>
+        <w:t xml:space="preserve">2</w:t>
+      </w:r>
+      <w:r>
+        <w:rPr>
+          <w:rFonts w:ascii="Times New Roman" w:hAnsi="Times New Roman" w:cs="Times New Roman"/>
+          <w:lang w:val="tr-TR"/>
+        </w:rPr>
+        <w:t xml:space="preserve">, SO</w:t>
+      </w:r>
+      <w:r>
+        <w:rPr>
+          <w:rFonts w:ascii="Times New Roman" w:hAnsi="Times New Roman" w:cs="Times New Roman"/>
+          <w:vertAlign w:val="subscript"/>
+          <w:lang w:val="tr-TR"/>
+        </w:rPr>
+        <w:t xml:space="preserve">3</w:t>
+      </w:r>
+      <w:r>
+        <w:rPr>
+          <w:rFonts w:ascii="Times New Roman" w:hAnsi="Times New Roman" w:cs="Times New Roman"/>
+          <w:lang w:val="tr-TR"/>
+        </w:rPr>
+        <w:t xml:space="preserve">’e yükseltgendikten sonra suyla tepkimeye sokularak gübre, pil ve boya üretiminde kullanılan sülfürik asit elde edilir. Gazlı içeceklere basınç altında CO</w:t>
+      </w:r>
+      <w:r>
+        <w:rPr>
+          <w:rFonts w:ascii="Times New Roman" w:hAnsi="Times New Roman" w:cs="Times New Roman"/>
+          <w:vertAlign w:val="subscript"/>
+          <w:lang w:val="tr-TR"/>
+        </w:rPr>
+        <w:t xml:space="preserve">2</w:t>
+      </w:r>
+      <w:r>
+        <w:rPr>
+          <w:rFonts w:ascii="Times New Roman" w:hAnsi="Times New Roman" w:cs="Times New Roman"/>
+          <w:lang w:val="tr-TR"/>
+        </w:rPr>
+        <w:t xml:space="preserve"> eklenmesi ise içeceğin hafif asidik tadını oluşturur.</w:t>
+      </w:r>
+    </w:p>
+    <w:p>
+      <w:pPr>
+        <w:jc w:val="both"/>
+        <w:rPr>
+          <w:rFonts w:ascii="Times New Roman" w:hAnsi="Times New Roman" w:cs="Times New Roman"/>
+          <w:lang w:val="tr-TR"/>
+        </w:rPr>
+      </w:pPr>
+      <w:r>
+        <w:rPr>
+          <w:rFonts w:ascii="Times New Roman" w:hAnsi="Times New Roman" w:cs="Times New Roman"/>
+          <w:lang w:val="tr-TR"/>
+        </w:rPr>
+        <w:t xml:space="preserve">Metal oksitlerin çoğu ise suyla tepkimeye girerek baz oluşturur; bu oksitlere </w:t>
+      </w:r>
+      <w:r>
+        <w:rPr>
+          <w:rFonts w:ascii="Times New Roman" w:hAnsi="Times New Roman" w:cs="Times New Roman"/>
+          <w:b/>
+          <w:bCs/>
+          <w:lang w:val="tr-TR"/>
+        </w:rPr>
+        <w:t xml:space="preserve">bazik oksitler</w:t>
+      </w:r>
+      <w:r>
+        <w:rPr>
+          <w:rFonts w:ascii="Times New Roman" w:hAnsi="Times New Roman" w:cs="Times New Roman"/>
+          <w:lang w:val="tr-TR"/>
+        </w:rPr>
+        <w:t xml:space="preserve"> denir. Örneğin sönmemiş kireç (CaO) suyla sönmüş kireci [Ca(OH)</w:t>
+      </w:r>
+      <w:r>
+        <w:rPr>
+          <w:rFonts w:ascii="Times New Roman" w:hAnsi="Times New Roman" w:cs="Times New Roman"/>
+          <w:vertAlign w:val="subscript"/>
+          <w:lang w:val="tr-TR"/>
+        </w:rPr>
+        <w:t xml:space="preserve">2</w:t>
+      </w:r>
+      <w:r>
+        <w:rPr>
+          <w:rFonts w:ascii="Times New Roman" w:hAnsi="Times New Roman" w:cs="Times New Roman"/>
+          <w:lang w:val="tr-TR"/>
+        </w:rPr>
+        <w:t xml:space="preserve">] oluşturur.</w:t>
+      </w:r>
+    </w:p>
+    <w:p>
+      <w:pPr>
+        <w:jc w:val="center"/>
+        <w:rPr>
+          <w:rFonts w:ascii="Times New Roman" w:hAnsi="Times New Roman" w:cs="Times New Roman"/>
+          <w:lang w:val="tr-TR"/>
+        </w:rPr>
+      </w:pPr>
+      <w:r>
+        <w:rPr>
+          <w:rFonts w:ascii="Times New Roman" w:hAnsi="Times New Roman" w:cs="Times New Roman"/>
+          <w:lang w:val="tr-TR"/>
+        </w:rPr>
+        <w:t xml:space="preserve">CaO(k) + H</w:t>
+      </w:r>
+      <w:r>
+        <w:rPr>
+          <w:rFonts w:ascii="Times New Roman" w:hAnsi="Times New Roman" w:cs="Times New Roman"/>
+          <w:vertAlign w:val="subscript"/>
+          <w:lang w:val="tr-TR"/>
+        </w:rPr>
+        <w:t xml:space="preserve">2</w:t>
+      </w:r>
+      <w:r>
+        <w:rPr>
+          <w:rFonts w:ascii="Times New Roman" w:hAnsi="Times New Roman" w:cs="Times New Roman"/>
+          <w:lang w:val="tr-TR"/>
+        </w:rPr>
+        <w:t xml:space="preserve">O(s) → Ca(OH)</w:t>
+      </w:r>
+      <w:r>
+        <w:rPr>
+          <w:rFonts w:ascii="Times New Roman" w:hAnsi="Times New Roman" w:cs="Times New Roman"/>
+          <w:vertAlign w:val="subscript"/>
+          <w:lang w:val="tr-TR"/>
+        </w:rPr>
+        <w:t xml:space="preserve">2</w:t>
+      </w:r>
+      <w:r>
+        <w:rPr>
+          <w:rFonts w:ascii="Times New Roman" w:hAnsi="Times New Roman" w:cs="Times New Roman"/>
+          <w:lang w:val="tr-TR"/>
+        </w:rPr>
+        <w:t xml:space="preserve">(suda)          Na</w:t>
+      </w:r>
+      <w:r>
+        <w:rPr>
+          <w:rFonts w:ascii="Times New Roman" w:hAnsi="Times New Roman" w:cs="Times New Roman"/>
+          <w:vertAlign w:val="subscript"/>
+          <w:lang w:val="tr-TR"/>
+        </w:rPr>
+        <w:t xml:space="preserve">2</w:t>
+      </w:r>
+      <w:r>
+        <w:rPr>
+          <w:rFonts w:ascii="Times New Roman" w:hAnsi="Times New Roman" w:cs="Times New Roman"/>
+          <w:lang w:val="tr-TR"/>
+        </w:rPr>
+        <w:t xml:space="preserve">O(k) + H</w:t>
+      </w:r>
+      <w:r>
+        <w:rPr>
+          <w:rFonts w:ascii="Times New Roman" w:hAnsi="Times New Roman" w:cs="Times New Roman"/>
+          <w:vertAlign w:val="subscript"/>
+          <w:lang w:val="tr-TR"/>
+        </w:rPr>
+        <w:t xml:space="preserve">2</w:t>
+      </w:r>
+      <w:r>
+        <w:rPr>
+          <w:rFonts w:ascii="Times New Roman" w:hAnsi="Times New Roman" w:cs="Times New Roman"/>
+          <w:lang w:val="tr-TR"/>
+        </w:rPr>
+        <w:t xml:space="preserve">O(s) → 2NaOH(suda)</w:t>
       </w:r>
     </w:p>
     <w:tbl>
@@ -5660,6 +5890,99 @@
           <w:lang w:val="tr-TR"/>
         </w:rPr>
         <w:t xml:space="preserve">……………………………………………………………………………………………</w:t>
+      </w:r>
+    </w:p>
+    <w:p>
+      <w:pPr>
+        <w:ind w:left="720"/>
+        <w:jc w:val="both"/>
+        <w:rPr>
+          <w:rFonts w:ascii="Times New Roman" w:hAnsi="Times New Roman" w:cs="Times New Roman"/>
+          <w:lang w:val="tr-TR"/>
+        </w:rPr>
+      </w:pPr>
+      <w:r>
+        <w:rPr>
+          <w:rFonts w:ascii="Times New Roman" w:hAnsi="Times New Roman" w:cs="Times New Roman"/>
+          <w:lang w:val="tr-TR"/>
+        </w:rPr>
+        <w:t xml:space="preserve">……………………………………………………………………………………………</w:t>
+      </w:r>
+    </w:p>
+    <w:p>
+      <w:pPr>
+        <w:jc w:val="both"/>
+        <w:rPr>
+          <w:rFonts w:ascii="Times New Roman" w:hAnsi="Times New Roman" w:cs="Times New Roman"/>
+          <w:lang w:val="tr-TR"/>
+        </w:rPr>
+      </w:pPr>
+      <w:r>
+        <w:rPr>
+          <w:rFonts w:ascii="Times New Roman" w:hAnsi="Times New Roman" w:cs="Times New Roman"/>
+          <w:lang w:val="tr-TR"/>
+        </w:rPr>
+        <w:t xml:space="preserve">6. Aşağıdaki oksitleri asidik, bazik ve nötr oksit olarak sınıflandırınız: N</w:t>
+      </w:r>
+      <w:r>
+        <w:rPr>
+          <w:rFonts w:ascii="Times New Roman" w:hAnsi="Times New Roman" w:cs="Times New Roman"/>
+          <w:vertAlign w:val="subscript"/>
+          <w:lang w:val="tr-TR"/>
+        </w:rPr>
+        <w:t xml:space="preserve">2</w:t>
+      </w:r>
+      <w:r>
+        <w:rPr>
+          <w:rFonts w:ascii="Times New Roman" w:hAnsi="Times New Roman" w:cs="Times New Roman"/>
+          <w:lang w:val="tr-TR"/>
+        </w:rPr>
+        <w:t xml:space="preserve">O</w:t>
+      </w:r>
+      <w:r>
+        <w:rPr>
+          <w:rFonts w:ascii="Times New Roman" w:hAnsi="Times New Roman" w:cs="Times New Roman"/>
+          <w:vertAlign w:val="subscript"/>
+          <w:lang w:val="tr-TR"/>
+        </w:rPr>
+        <w:t xml:space="preserve">5</w:t>
+      </w:r>
+      <w:r>
+        <w:rPr>
+          <w:rFonts w:ascii="Times New Roman" w:hAnsi="Times New Roman" w:cs="Times New Roman"/>
+          <w:lang w:val="tr-TR"/>
+        </w:rPr>
+        <w:t xml:space="preserve">, CO, K</w:t>
+      </w:r>
+      <w:r>
+        <w:rPr>
+          <w:rFonts w:ascii="Times New Roman" w:hAnsi="Times New Roman" w:cs="Times New Roman"/>
+          <w:vertAlign w:val="subscript"/>
+          <w:lang w:val="tr-TR"/>
+        </w:rPr>
+        <w:t xml:space="preserve">2</w:t>
+      </w:r>
+      <w:r>
+        <w:rPr>
+          <w:rFonts w:ascii="Times New Roman" w:hAnsi="Times New Roman" w:cs="Times New Roman"/>
+          <w:lang w:val="tr-TR"/>
+        </w:rPr>
+        <w:t xml:space="preserve">O, SO</w:t>
+      </w:r>
+      <w:r>
+        <w:rPr>
+          <w:rFonts w:ascii="Times New Roman" w:hAnsi="Times New Roman" w:cs="Times New Roman"/>
+          <w:vertAlign w:val="subscript"/>
+          <w:lang w:val="tr-TR"/>
+        </w:rPr>
+        <w:t xml:space="preserve">2</w:t>
+      </w:r>
+      <w:r>
+        <w:rPr>
+          <w:rFonts w:ascii="Times New Roman" w:hAnsi="Times New Roman" w:cs="Times New Roman"/>
+          <w:lang w:val="tr-TR"/>
+        </w:rPr>
+        <w:t xml:space="preserve">, NO, MgO</w:t>
       </w:r>
     </w:p>
     <w:p>

--- a/Kim11-2-7-Asit-Baz-Teorileri.docx
+++ b/Kim11-2-7-Asit-Baz-Teorileri.docx
@@ -4166,7 +4166,7 @@
           <w:rFonts w:ascii="Times New Roman" w:hAnsi="Times New Roman" w:cs="Times New Roman"/>
           <w:lang w:val="tr-TR"/>
         </w:rPr>
-        <w:t xml:space="preserve">Metal oksitlerin çoğu ise suyla tepkimeye girerek baz oluşturur; bu oksitlere </w:t>
+        <w:t xml:space="preserve">Metallerin oksijenle oluşturduğu bileşiklerin büyük bölümü ise suyla birleştiğinde hidroksit, yani baz verir; bunlara </w:t>
       </w:r>
       <w:r>
         <w:rPr>
@@ -4400,7 +4400,7 @@
           <w:bCs/>
           <w:lang w:val="tr-TR"/>
         </w:rPr>
-        <w:t xml:space="preserve">Örnek-Çözüm Atölyesi 2.10.</w:t>
+        <w:t xml:space="preserve">Örnek-Çözüm Atölyesi 2.3.</w:t>
       </w:r>
     </w:p>
     <w:p>
@@ -4831,7 +4831,7 @@
           <w:bCs/>
           <w:lang w:val="tr-TR"/>
         </w:rPr>
-        <w:t xml:space="preserve">Bilgi Köşesi 2.2.</w:t>
+        <w:t xml:space="preserve">Bilgi Köşesi 2.1.</w:t>
       </w:r>
     </w:p>
     <w:p>

--- a/Kim11-2-7-Asit-Baz-Teorileri.docx
+++ b/Kim11-2-7-Asit-Baz-Teorileri.docx
@@ -943,85 +943,50 @@
         </w:rPr>
       </w:pPr>
     </w:p>
-    <w:tbl>
-      <w:tblPr>
-        <w:tblW w:w="9000" w:type="dxa"/>
+    <w:p xmlns:a="http://schemas.openxmlformats.org/drawingml/2006/main" xmlns:pic="http://schemas.openxmlformats.org/drawingml/2006/picture">
+      <w:pPr>
         <w:jc w:val="center"/>
-        <w:tblBorders>
-          <w:top w:val="single" w:sz="8" w:space="0" w:color="7F7F7F"/>
-          <w:left w:val="single" w:sz="8" w:space="0" w:color="7F7F7F"/>
-          <w:bottom w:val="single" w:sz="8" w:space="0" w:color="7F7F7F"/>
-          <w:right w:val="single" w:sz="8" w:space="0" w:color="7F7F7F"/>
-        </w:tblBorders>
-      </w:tblPr>
-      <w:tblGrid>
-        <w:gridCol w:w="9000"/>
-      </w:tblGrid>
-      <w:tr>
-        <w:tc>
-          <w:tcPr>
-            <w:tcW w:w="9000" w:type="dxa"/>
-            <w:shd w:val="clear" w:color="auto" w:fill="EDEDED"/>
-          </w:tcPr>
-          <w:p>
-            <w:pPr>
-              <w:jc w:val="both"/>
-              <w:rPr>
-                <w:rFonts w:ascii="Times New Roman" w:hAnsi="Times New Roman" w:cs="Times New Roman"/>
-                <w:lang w:val="tr-TR"/>
-              </w:rPr>
-            </w:pPr>
-            <w:r>
-              <w:rPr>
-                <w:rFonts w:ascii="Times New Roman" w:hAnsi="Times New Roman" w:cs="Times New Roman"/>
-                <w:lang w:val="tr-TR"/>
-              </w:rPr>
-              <w:t xml:space="preserve">GÖRSEL ALANI (Shutterstock)</w:t>
-            </w:r>
-          </w:p>
-          <w:p>
-            <w:pPr>
-              <w:jc w:val="both"/>
-              <w:rPr>
-                <w:rFonts w:ascii="Times New Roman" w:hAnsi="Times New Roman" w:cs="Times New Roman"/>
-                <w:lang w:val="tr-TR"/>
-              </w:rPr>
-            </w:pPr>
-            <w:r>
-              <w:rPr>
-                <w:rFonts w:ascii="Times New Roman" w:hAnsi="Times New Roman" w:cs="Times New Roman"/>
-                <w:lang w:val="tr-TR"/>
-              </w:rPr>
-              <w:t xml:space="preserve">Tarif: HCl molekülünün su molekülüne proton aktararak H₃O⁺ ve Cl⁻ oluşturması; NH₃ molekülünün su molekülünden proton alarak NH₄⁺ ve OH⁻ oluşturması (molekül modelleri, proton aktarımı oklarla).</w:t>
-            </w:r>
-          </w:p>
-          <w:p>
-            <w:pPr>
-              <w:jc w:val="both"/>
-              <w:rPr>
-                <w:rFonts w:ascii="Times New Roman" w:hAnsi="Times New Roman" w:cs="Times New Roman"/>
-                <w:lang w:val="tr-TR"/>
-              </w:rPr>
-            </w:pPr>
-            <w:r>
-              <w:rPr>
-                <w:rFonts w:ascii="Times New Roman" w:hAnsi="Times New Roman" w:cs="Times New Roman"/>
-                <w:lang w:val="tr-TR"/>
-              </w:rPr>
-              <w:t xml:space="preserve">Shutter ID: 2231108289 (vektör) — Bronsted-Lowry acid-base reaction theory</w:t>
-            </w:r>
-          </w:p>
-        </w:tc>
-      </w:tr>
-    </w:tbl>
-    <w:p>
-      <w:pPr>
-        <w:jc w:val="both"/>
-        <w:rPr>
-          <w:rFonts w:ascii="Times New Roman" w:hAnsi="Times New Roman" w:cs="Times New Roman"/>
-          <w:lang w:val="tr-TR"/>
-        </w:rPr>
-      </w:pPr>
+        <w:rPr>
+          <w:rFonts w:ascii="Times New Roman" w:hAnsi="Times New Roman" w:cs="Times New Roman"/>
+          <w:lang w:val="tr-TR"/>
+        </w:rPr>
+      </w:pPr>
+      <w:r>
+        <w:drawing>
+          <wp:inline distT="0" distB="0" distL="0" distR="0">
+            <wp:extent cx="5040000" cy="2622516"/>
+            <wp:docPr id="900001" name="Grafik 900001" descr="Proton aktarımı uzay dolgu modeli"/>
+            <wp:cNvGraphicFramePr>
+              <a:graphicFrameLocks noChangeAspect="1"/>
+            </wp:cNvGraphicFramePr>
+            <a:graphic>
+              <a:graphicData uri="http://schemas.openxmlformats.org/drawingml/2006/picture">
+                <pic:pic>
+                  <pic:nvPicPr>
+                    <pic:cNvPr id="900001" name="k11_900001.png"/>
+                    <pic:cNvPicPr/>
+                  </pic:nvPicPr>
+                  <pic:blipFill>
+                    <a:blip r:embed="rIdK1"/>
+                    <a:stretch>
+                      <a:fillRect/>
+                    </a:stretch>
+                  </pic:blipFill>
+                  <pic:spPr>
+                    <a:xfrm>
+                      <a:off x="0" y="0"/>
+                      <a:ext cx="5040000" cy="2622516"/>
+                    </a:xfrm>
+                    <a:prstGeom prst="rect">
+                      <a:avLst/>
+                    </a:prstGeom>
+                  </pic:spPr>
+                </pic:pic>
+              </a:graphicData>
+            </a:graphic>
+          </wp:inline>
+        </w:drawing>
+      </w:r>
     </w:p>
     <w:p>
       <w:pPr>
@@ -1045,7 +1010,7 @@
           <w:rFonts w:ascii="Times New Roman" w:hAnsi="Times New Roman" w:cs="Times New Roman"/>
           <w:lang w:val="tr-TR"/>
         </w:rPr>
-        <w:t xml:space="preserve"> I ve III numaralı tepkimelerin alt mikro gösterimi</w:t>
+        <w:t xml:space="preserve"> I ve III numaralı tepkimelerin alt mikro gösterimi (Cl: yeşil, N: mavi, O: kırmızı, H: beyaz)</w:t>
       </w:r>
     </w:p>
     <w:p>
@@ -1637,7 +1602,7 @@
                 <wp:extent cx="1955800" cy="615950"/>
                 <wp:effectExtent l="0" t="0" r="12700" b="19050"/>
                 <wp:wrapTopAndBottom/>
-                <wp:docPr id="900001" name="Rectangle 7"/>
+                <wp:docPr id="900002" name="Rectangle 7"/>
                 <wp:cNvGraphicFramePr/>
                 <a:graphic xmlns:a="http://schemas.openxmlformats.org/drawingml/2006/main">
                   <a:graphicData uri="http://schemas.microsoft.com/office/word/2010/wordprocessingShape">
@@ -1767,2994 +1732,6 @@
                 <wp:extent cx="5538486" cy="0"/>
                 <wp:effectExtent l="0" t="12700" r="24130" b="12700"/>
                 <wp:wrapNone/>
-                <wp:docPr id="900002" name="Straight Connector 1"/>
-                <wp:cNvGraphicFramePr/>
-                <a:graphic xmlns:a="http://schemas.openxmlformats.org/drawingml/2006/main">
-                  <a:graphicData uri="http://schemas.microsoft.com/office/word/2010/wordprocessingShape">
-                    <wps:wsp>
-                      <wps:cNvCnPr/>
-                      <wps:spPr>
-                        <a:xfrm flipV="1">
-                          <a:off x="0" y="0"/>
-                          <a:ext cx="5538486" cy="0"/>
-                        </a:xfrm>
-                        <a:prstGeom prst="line">
-                          <a:avLst/>
-                        </a:prstGeom>
-                        <a:ln w="19050">
-                          <a:solidFill>
-                            <a:schemeClr val="tx2">
-                              <a:lumMod val="50000"/>
-                              <a:lumOff val="50000"/>
-                            </a:schemeClr>
-                          </a:solidFill>
-                        </a:ln>
-                      </wps:spPr>
-                      <wps:style>
-                        <a:lnRef idx="1">
-                          <a:schemeClr val="accent1"/>
-                        </a:lnRef>
-                        <a:fillRef idx="0">
-                          <a:schemeClr val="accent1"/>
-                        </a:fillRef>
-                        <a:effectRef idx="0">
-                          <a:schemeClr val="accent1"/>
-                        </a:effectRef>
-                        <a:fontRef idx="minor">
-                          <a:schemeClr val="tx1"/>
-                        </a:fontRef>
-                      </wps:style>
-                      <wps:bodyPr/>
-                    </wps:wsp>
-                  </a:graphicData>
-                </a:graphic>
-                <wp14:sizeRelV relativeFrom="margin">
-                  <wp14:pctHeight>0</wp14:pctHeight>
-                </wp14:sizeRelV>
-              </wp:anchor>
-            </w:drawing>
-          </mc:Choice>
-          <mc:Fallback>
-            <w:pict>
-              <v:line id="Straight Connector 1" o:spid="_x0000_s1026" style="position:absolute;flip:y;z-index:251659264;visibility:visible;mso-wrap-style:square;mso-height-percent:0;mso-wrap-distance-left:9pt;mso-wrap-distance-top:0;mso-wrap-distance-right:9pt;mso-wrap-distance-bottom:0;mso-position-horizontal:absolute;mso-position-horizontal-relative:text;mso-position-vertical:absolute;mso-position-vertical-relative:text;mso-height-percent:0;mso-height-relative:margin" from="39.3pt,13.4pt" to="475.4pt,13.4pt" o:gfxdata="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" strokecolor="#4e95d9 [1631]" strokeweight="1.5pt">
-                <v:stroke joinstyle="miter"/>
-              </v:line>
-            </w:pict>
-          </mc:Fallback>
-        </mc:AlternateContent>
-      </w:r>
-    </w:p>
-    <w:p>
-      <w:pPr>
-        <w:jc w:val="both"/>
-        <w:rPr>
-          <w:rFonts w:ascii="Times New Roman" w:hAnsi="Times New Roman" w:cs="Times New Roman"/>
-          <w:lang w:val="tr-TR"/>
-        </w:rPr>
-      </w:pPr>
-      <w:r>
-        <w:rPr>
-          <w:rFonts w:ascii="Times New Roman" w:hAnsi="Times New Roman" w:cs="Times New Roman"/>
-          <w:b/>
-          <w:bCs/>
-          <w:lang w:val="tr-TR"/>
-        </w:rPr>
-        <w:t xml:space="preserve">Arrhenius Asit-Baz Teorisi:</w:t>
-      </w:r>
-      <w:r>
-        <w:rPr>
-          <w:rFonts w:ascii="Times New Roman" w:hAnsi="Times New Roman" w:cs="Times New Roman"/>
-          <w:lang w:val="tr-TR"/>
-        </w:rPr>
-        <w:t xml:space="preserve"> Arrhenius’a göre asitler suda çözündüğünde H</w:t>
-      </w:r>
-      <w:r>
-        <w:rPr>
-          <w:rFonts w:ascii="Times New Roman" w:hAnsi="Times New Roman" w:cs="Times New Roman"/>
-          <w:vertAlign w:val="superscript"/>
-          <w:lang w:val="tr-TR"/>
-        </w:rPr>
-        <w:t xml:space="preserve">+</w:t>
-      </w:r>
-      <w:r>
-        <w:rPr>
-          <w:rFonts w:ascii="Times New Roman" w:hAnsi="Times New Roman" w:cs="Times New Roman"/>
-          <w:lang w:val="tr-TR"/>
-        </w:rPr>
-        <w:t xml:space="preserve"> iyonu, bazlar ise OH</w:t>
-      </w:r>
-      <w:r>
-        <w:rPr>
-          <w:rFonts w:ascii="Times New Roman" w:hAnsi="Times New Roman" w:cs="Times New Roman"/>
-          <w:vertAlign w:val="superscript"/>
-          <w:lang w:val="tr-TR"/>
-        </w:rPr>
-        <w:t xml:space="preserve">−</w:t>
-      </w:r>
-      <w:r>
-        <w:rPr>
-          <w:rFonts w:ascii="Times New Roman" w:hAnsi="Times New Roman" w:cs="Times New Roman"/>
-          <w:lang w:val="tr-TR"/>
-        </w:rPr>
-        <w:t xml:space="preserve"> iyonu oluşturan maddelerdir. Sulu çözeltide H</w:t>
-      </w:r>
-      <w:r>
-        <w:rPr>
-          <w:rFonts w:ascii="Times New Roman" w:hAnsi="Times New Roman" w:cs="Times New Roman"/>
-          <w:vertAlign w:val="superscript"/>
-          <w:lang w:val="tr-TR"/>
-        </w:rPr>
-        <w:t xml:space="preserve">+</w:t>
-      </w:r>
-      <w:r>
-        <w:rPr>
-          <w:rFonts w:ascii="Times New Roman" w:hAnsi="Times New Roman" w:cs="Times New Roman"/>
-          <w:lang w:val="tr-TR"/>
-        </w:rPr>
-        <w:t xml:space="preserve"> iyonu tek başına bulunmaz; bir su molekülüne bağlanarak hidronyum iyonunu (H</w:t>
-      </w:r>
-      <w:r>
-        <w:rPr>
-          <w:rFonts w:ascii="Times New Roman" w:hAnsi="Times New Roman" w:cs="Times New Roman"/>
-          <w:vertAlign w:val="subscript"/>
-          <w:lang w:val="tr-TR"/>
-        </w:rPr>
-        <w:t xml:space="preserve">3</w:t>
-      </w:r>
-      <w:r>
-        <w:rPr>
-          <w:rFonts w:ascii="Times New Roman" w:hAnsi="Times New Roman" w:cs="Times New Roman"/>
-          <w:lang w:val="tr-TR"/>
-        </w:rPr>
-        <w:t xml:space="preserve">O</w:t>
-      </w:r>
-      <w:r>
-        <w:rPr>
-          <w:rFonts w:ascii="Times New Roman" w:hAnsi="Times New Roman" w:cs="Times New Roman"/>
-          <w:vertAlign w:val="superscript"/>
-          <w:lang w:val="tr-TR"/>
-        </w:rPr>
-        <w:t xml:space="preserve">+</w:t>
-      </w:r>
-      <w:r>
-        <w:rPr>
-          <w:rFonts w:ascii="Times New Roman" w:hAnsi="Times New Roman" w:cs="Times New Roman"/>
-          <w:lang w:val="tr-TR"/>
-        </w:rPr>
-        <w:t xml:space="preserve">) oluşturur. Bu nedenle H</w:t>
-      </w:r>
-      <w:r>
-        <w:rPr>
-          <w:rFonts w:ascii="Times New Roman" w:hAnsi="Times New Roman" w:cs="Times New Roman"/>
-          <w:vertAlign w:val="superscript"/>
-          <w:lang w:val="tr-TR"/>
-        </w:rPr>
-        <w:t xml:space="preserve">+</w:t>
-      </w:r>
-      <w:r>
-        <w:rPr>
-          <w:rFonts w:ascii="Times New Roman" w:hAnsi="Times New Roman" w:cs="Times New Roman"/>
-          <w:lang w:val="tr-TR"/>
-        </w:rPr>
-        <w:t xml:space="preserve">(suda) ve H</w:t>
-      </w:r>
-      <w:r>
-        <w:rPr>
-          <w:rFonts w:ascii="Times New Roman" w:hAnsi="Times New Roman" w:cs="Times New Roman"/>
-          <w:vertAlign w:val="subscript"/>
-          <w:lang w:val="tr-TR"/>
-        </w:rPr>
-        <w:t xml:space="preserve">3</w:t>
-      </w:r>
-      <w:r>
-        <w:rPr>
-          <w:rFonts w:ascii="Times New Roman" w:hAnsi="Times New Roman" w:cs="Times New Roman"/>
-          <w:lang w:val="tr-TR"/>
-        </w:rPr>
-        <w:t xml:space="preserve">O</w:t>
-      </w:r>
-      <w:r>
-        <w:rPr>
-          <w:rFonts w:ascii="Times New Roman" w:hAnsi="Times New Roman" w:cs="Times New Roman"/>
-          <w:vertAlign w:val="superscript"/>
-          <w:lang w:val="tr-TR"/>
-        </w:rPr>
-        <w:t xml:space="preserve">+</w:t>
-      </w:r>
-      <w:r>
-        <w:rPr>
-          <w:rFonts w:ascii="Times New Roman" w:hAnsi="Times New Roman" w:cs="Times New Roman"/>
-          <w:lang w:val="tr-TR"/>
-        </w:rPr>
-        <w:t xml:space="preserve">(suda) gösterimleri aynı anlamda kullanılır. Arrhenius teorisi HCl, HNO</w:t>
-      </w:r>
-      <w:r>
-        <w:rPr>
-          <w:rFonts w:ascii="Times New Roman" w:hAnsi="Times New Roman" w:cs="Times New Roman"/>
-          <w:vertAlign w:val="subscript"/>
-          <w:lang w:val="tr-TR"/>
-        </w:rPr>
-        <w:t xml:space="preserve">3</w:t>
-      </w:r>
-      <w:r>
-        <w:rPr>
-          <w:rFonts w:ascii="Times New Roman" w:hAnsi="Times New Roman" w:cs="Times New Roman"/>
-          <w:lang w:val="tr-TR"/>
-        </w:rPr>
-        <w:t xml:space="preserve">, NaOH, KOH gibi maddelerin davranışlarını başarıyla açıklar. Ancak bu teori yalnızca sulu çözeltiler için geçerlidir ve yapısında OH</w:t>
-      </w:r>
-      <w:r>
-        <w:rPr>
-          <w:rFonts w:ascii="Times New Roman" w:hAnsi="Times New Roman" w:cs="Times New Roman"/>
-          <w:vertAlign w:val="superscript"/>
-          <w:lang w:val="tr-TR"/>
-        </w:rPr>
-        <w:t xml:space="preserve">−</w:t>
-      </w:r>
-      <w:r>
-        <w:rPr>
-          <w:rFonts w:ascii="Times New Roman" w:hAnsi="Times New Roman" w:cs="Times New Roman"/>
-          <w:lang w:val="tr-TR"/>
-        </w:rPr>
-        <w:t xml:space="preserve"> bulunmayan NH</w:t>
-      </w:r>
-      <w:r>
-        <w:rPr>
-          <w:rFonts w:ascii="Times New Roman" w:hAnsi="Times New Roman" w:cs="Times New Roman"/>
-          <w:vertAlign w:val="subscript"/>
-          <w:lang w:val="tr-TR"/>
-        </w:rPr>
-        <w:t xml:space="preserve">3</w:t>
-      </w:r>
-      <w:r>
-        <w:rPr>
-          <w:rFonts w:ascii="Times New Roman" w:hAnsi="Times New Roman" w:cs="Times New Roman"/>
-          <w:lang w:val="tr-TR"/>
-        </w:rPr>
-        <w:t xml:space="preserve"> gibi maddelerin bazik özelliğini açıklayamaz. HCl(g) ile NH</w:t>
-      </w:r>
-      <w:r>
-        <w:rPr>
-          <w:rFonts w:ascii="Times New Roman" w:hAnsi="Times New Roman" w:cs="Times New Roman"/>
-          <w:vertAlign w:val="subscript"/>
-          <w:lang w:val="tr-TR"/>
-        </w:rPr>
-        <w:t xml:space="preserve">3</w:t>
-      </w:r>
-      <w:r>
-        <w:rPr>
-          <w:rFonts w:ascii="Times New Roman" w:hAnsi="Times New Roman" w:cs="Times New Roman"/>
-          <w:lang w:val="tr-TR"/>
-        </w:rPr>
-        <w:t xml:space="preserve">(g) arasında su olmayan ortamda gerçekleşen tepkime de bu teoriyle asit-baz tepkimesi olarak açıklanamaz.</w:t>
-      </w:r>
-    </w:p>
-    <w:p>
-      <w:pPr>
-        <w:jc w:val="both"/>
-        <w:rPr>
-          <w:rFonts w:ascii="Times New Roman" w:hAnsi="Times New Roman" w:cs="Times New Roman"/>
-          <w:lang w:val="tr-TR"/>
-        </w:rPr>
-      </w:pPr>
-      <w:r>
-        <w:rPr>
-          <w:rFonts w:ascii="Times New Roman" w:hAnsi="Times New Roman" w:cs="Times New Roman"/>
-          <w:b/>
-          <w:bCs/>
-          <w:lang w:val="tr-TR"/>
-        </w:rPr>
-        <w:t xml:space="preserve">Brønsted-Lowry Asit-Baz Teorisi:</w:t>
-      </w:r>
-      <w:r>
-        <w:rPr>
-          <w:rFonts w:ascii="Times New Roman" w:hAnsi="Times New Roman" w:cs="Times New Roman"/>
-          <w:lang w:val="tr-TR"/>
-        </w:rPr>
-        <w:t xml:space="preserve"> Brønsted ve Lowry’ye göre asitler proton (H</w:t>
-      </w:r>
-      <w:r>
-        <w:rPr>
-          <w:rFonts w:ascii="Times New Roman" w:hAnsi="Times New Roman" w:cs="Times New Roman"/>
-          <w:vertAlign w:val="superscript"/>
-          <w:lang w:val="tr-TR"/>
-        </w:rPr>
-        <w:t xml:space="preserve">+</w:t>
-      </w:r>
-      <w:r>
-        <w:rPr>
-          <w:rFonts w:ascii="Times New Roman" w:hAnsi="Times New Roman" w:cs="Times New Roman"/>
-          <w:lang w:val="tr-TR"/>
-        </w:rPr>
-        <w:t xml:space="preserve">) veren, bazlar ise proton alan türlerdir. Bu tanıma göre asit-baz tepkimesi, asitten baza bir proton aktarımıdır ve suyun bulunmasını gerektirmez. Örneğin NH</w:t>
-      </w:r>
-      <w:r>
-        <w:rPr>
-          <w:rFonts w:ascii="Times New Roman" w:hAnsi="Times New Roman" w:cs="Times New Roman"/>
-          <w:vertAlign w:val="subscript"/>
-          <w:lang w:val="tr-TR"/>
-        </w:rPr>
-        <w:t xml:space="preserve">3</w:t>
-      </w:r>
-      <w:r>
-        <w:rPr>
-          <w:rFonts w:ascii="Times New Roman" w:hAnsi="Times New Roman" w:cs="Times New Roman"/>
-          <w:lang w:val="tr-TR"/>
-        </w:rPr>
-        <w:t xml:space="preserve"> su molekülünden bir proton alarak NH</w:t>
-      </w:r>
-      <w:r>
-        <w:rPr>
-          <w:rFonts w:ascii="Times New Roman" w:hAnsi="Times New Roman" w:cs="Times New Roman"/>
-          <w:vertAlign w:val="subscript"/>
-          <w:lang w:val="tr-TR"/>
-        </w:rPr>
-        <w:t xml:space="preserve">4</w:t>
-      </w:r>
-      <w:r>
-        <w:rPr>
-          <w:rFonts w:ascii="Times New Roman" w:hAnsi="Times New Roman" w:cs="Times New Roman"/>
-          <w:vertAlign w:val="superscript"/>
-          <w:lang w:val="tr-TR"/>
-        </w:rPr>
-        <w:t xml:space="preserve">+</w:t>
-      </w:r>
-      <w:r>
-        <w:rPr>
-          <w:rFonts w:ascii="Times New Roman" w:hAnsi="Times New Roman" w:cs="Times New Roman"/>
-          <w:lang w:val="tr-TR"/>
-        </w:rPr>
-        <w:t xml:space="preserve"> iyonuna dönüştüğü için Brønsted-Lowry bazıdır. Bu tepkimede su proton veren tür, yani Brønsted-Lowry asididir. Buna karşılık HCl’nin suda çözünmesinde su proton alarak baz gibi davranır. Hem asit hem de baz gibi davranabilen bu tür maddelere </w:t>
-      </w:r>
-      <w:r>
-        <w:rPr>
-          <w:rFonts w:ascii="Times New Roman" w:hAnsi="Times New Roman" w:cs="Times New Roman"/>
-          <w:b/>
-          <w:bCs/>
-          <w:lang w:val="tr-TR"/>
-        </w:rPr>
-        <w:t xml:space="preserve">amfoter (amfiprotik)</w:t>
-      </w:r>
-      <w:r>
-        <w:rPr>
-          <w:rFonts w:ascii="Times New Roman" w:hAnsi="Times New Roman" w:cs="Times New Roman"/>
-          <w:lang w:val="tr-TR"/>
-        </w:rPr>
-        <w:t xml:space="preserve"> maddeler denir.</w:t>
-      </w:r>
-    </w:p>
-    <w:p>
-      <w:pPr>
-        <w:jc w:val="both"/>
-        <w:rPr>
-          <w:rFonts w:ascii="Times New Roman" w:hAnsi="Times New Roman" w:cs="Times New Roman"/>
-          <w:lang w:val="tr-TR"/>
-        </w:rPr>
-      </w:pPr>
-      <w:r>
-        <w:rPr>
-          <w:rFonts w:ascii="Times New Roman" w:hAnsi="Times New Roman" w:cs="Times New Roman"/>
-          <w:lang w:val="tr-TR"/>
-        </w:rPr>
-        <w:t xml:space="preserve">Brønsted-Lowry tepkimeleri genellikle tersinirdir. Bir asit proton verdiğinde geriye kalan tür, geri tepkimede proton alabileceği için bir bazdır. Formülleri birbirinden yalnızca bir H</w:t>
-      </w:r>
-      <w:r>
-        <w:rPr>
-          <w:rFonts w:ascii="Times New Roman" w:hAnsi="Times New Roman" w:cs="Times New Roman"/>
-          <w:vertAlign w:val="superscript"/>
-          <w:lang w:val="tr-TR"/>
-        </w:rPr>
-        <w:t xml:space="preserve">+</w:t>
-      </w:r>
-      <w:r>
-        <w:rPr>
-          <w:rFonts w:ascii="Times New Roman" w:hAnsi="Times New Roman" w:cs="Times New Roman"/>
-          <w:lang w:val="tr-TR"/>
-        </w:rPr>
-        <w:t xml:space="preserve"> kadar farklı olan böyle bir asit ile baza </w:t>
-      </w:r>
-      <w:r>
-        <w:rPr>
-          <w:rFonts w:ascii="Times New Roman" w:hAnsi="Times New Roman" w:cs="Times New Roman"/>
-          <w:b/>
-          <w:bCs/>
-          <w:lang w:val="tr-TR"/>
-        </w:rPr>
-        <w:t xml:space="preserve">eşlenik (konjuge) asit-baz çifti</w:t>
-      </w:r>
-      <w:r>
-        <w:rPr>
-          <w:rFonts w:ascii="Times New Roman" w:hAnsi="Times New Roman" w:cs="Times New Roman"/>
-          <w:lang w:val="tr-TR"/>
-        </w:rPr>
-        <w:t xml:space="preserve"> adı verilir.</w:t>
-      </w:r>
-    </w:p>
-    <w:p>
-      <w:pPr>
-        <w:jc w:val="center"/>
-        <w:rPr>
-          <w:rFonts w:ascii="Times New Roman" w:hAnsi="Times New Roman" w:cs="Times New Roman"/>
-          <w:lang w:val="tr-TR"/>
-        </w:rPr>
-      </w:pPr>
-      <w:r>
-        <w:rPr>
-          <w:rFonts w:ascii="Times New Roman" w:hAnsi="Times New Roman" w:cs="Times New Roman"/>
-          <w:lang w:val="tr-TR"/>
-        </w:rPr>
-        <w:t xml:space="preserve">CH</w:t>
-      </w:r>
-      <w:r>
-        <w:rPr>
-          <w:rFonts w:ascii="Times New Roman" w:hAnsi="Times New Roman" w:cs="Times New Roman"/>
-          <w:vertAlign w:val="subscript"/>
-          <w:lang w:val="tr-TR"/>
-        </w:rPr>
-        <w:t xml:space="preserve">3</w:t>
-      </w:r>
-      <w:r>
-        <w:rPr>
-          <w:rFonts w:ascii="Times New Roman" w:hAnsi="Times New Roman" w:cs="Times New Roman"/>
-          <w:lang w:val="tr-TR"/>
-        </w:rPr>
-        <w:t xml:space="preserve">COOH(suda) + H</w:t>
-      </w:r>
-      <w:r>
-        <w:rPr>
-          <w:rFonts w:ascii="Times New Roman" w:hAnsi="Times New Roman" w:cs="Times New Roman"/>
-          <w:vertAlign w:val="subscript"/>
-          <w:lang w:val="tr-TR"/>
-        </w:rPr>
-        <w:t xml:space="preserve">2</w:t>
-      </w:r>
-      <w:r>
-        <w:rPr>
-          <w:rFonts w:ascii="Times New Roman" w:hAnsi="Times New Roman" w:cs="Times New Roman"/>
-          <w:lang w:val="tr-TR"/>
-        </w:rPr>
-        <w:t xml:space="preserve">O(s) ⇌ CH</w:t>
-      </w:r>
-      <w:r>
-        <w:rPr>
-          <w:rFonts w:ascii="Times New Roman" w:hAnsi="Times New Roman" w:cs="Times New Roman"/>
-          <w:vertAlign w:val="subscript"/>
-          <w:lang w:val="tr-TR"/>
-        </w:rPr>
-        <w:t xml:space="preserve">3</w:t>
-      </w:r>
-      <w:r>
-        <w:rPr>
-          <w:rFonts w:ascii="Times New Roman" w:hAnsi="Times New Roman" w:cs="Times New Roman"/>
-          <w:lang w:val="tr-TR"/>
-        </w:rPr>
-        <w:t xml:space="preserve">COO</w:t>
-      </w:r>
-      <w:r>
-        <w:rPr>
-          <w:rFonts w:ascii="Times New Roman" w:hAnsi="Times New Roman" w:cs="Times New Roman"/>
-          <w:vertAlign w:val="superscript"/>
-          <w:lang w:val="tr-TR"/>
-        </w:rPr>
-        <w:t xml:space="preserve">−</w:t>
-      </w:r>
-      <w:r>
-        <w:rPr>
-          <w:rFonts w:ascii="Times New Roman" w:hAnsi="Times New Roman" w:cs="Times New Roman"/>
-          <w:lang w:val="tr-TR"/>
-        </w:rPr>
-        <w:t xml:space="preserve">(suda) + H</w:t>
-      </w:r>
-      <w:r>
-        <w:rPr>
-          <w:rFonts w:ascii="Times New Roman" w:hAnsi="Times New Roman" w:cs="Times New Roman"/>
-          <w:vertAlign w:val="subscript"/>
-          <w:lang w:val="tr-TR"/>
-        </w:rPr>
-        <w:t xml:space="preserve">3</w:t>
-      </w:r>
-      <w:r>
-        <w:rPr>
-          <w:rFonts w:ascii="Times New Roman" w:hAnsi="Times New Roman" w:cs="Times New Roman"/>
-          <w:lang w:val="tr-TR"/>
-        </w:rPr>
-        <w:t xml:space="preserve">O</w:t>
-      </w:r>
-      <w:r>
-        <w:rPr>
-          <w:rFonts w:ascii="Times New Roman" w:hAnsi="Times New Roman" w:cs="Times New Roman"/>
-          <w:vertAlign w:val="superscript"/>
-          <w:lang w:val="tr-TR"/>
-        </w:rPr>
-        <w:t xml:space="preserve">+</w:t>
-      </w:r>
-      <w:r>
-        <w:rPr>
-          <w:rFonts w:ascii="Times New Roman" w:hAnsi="Times New Roman" w:cs="Times New Roman"/>
-          <w:lang w:val="tr-TR"/>
-        </w:rPr>
-        <w:t xml:space="preserve">(suda)</w:t>
-      </w:r>
-    </w:p>
-    <w:p>
-      <w:pPr>
-        <w:jc w:val="center"/>
-        <w:rPr>
-          <w:rFonts w:ascii="Times New Roman" w:hAnsi="Times New Roman" w:cs="Times New Roman"/>
-          <w:lang w:val="tr-TR"/>
-        </w:rPr>
-      </w:pPr>
-      <w:r>
-        <w:rPr>
-          <w:rFonts w:ascii="Times New Roman" w:hAnsi="Times New Roman" w:cs="Times New Roman"/>
-          <w:lang w:val="tr-TR"/>
-        </w:rPr>
-        <w:t xml:space="preserve">asit 1              baz 2                    baz 1                   asit 2</w:t>
-      </w:r>
-    </w:p>
-    <w:p>
-      <w:pPr>
-        <w:jc w:val="both"/>
-        <w:rPr>
-          <w:rFonts w:ascii="Times New Roman" w:hAnsi="Times New Roman" w:cs="Times New Roman"/>
-          <w:lang w:val="tr-TR"/>
-        </w:rPr>
-      </w:pPr>
-      <w:r>
-        <w:rPr>
-          <w:rFonts w:ascii="Times New Roman" w:hAnsi="Times New Roman" w:cs="Times New Roman"/>
-          <w:lang w:val="tr-TR"/>
-        </w:rPr>
-        <w:t xml:space="preserve">Bu tepkimede CH</w:t>
-      </w:r>
-      <w:r>
-        <w:rPr>
-          <w:rFonts w:ascii="Times New Roman" w:hAnsi="Times New Roman" w:cs="Times New Roman"/>
-          <w:vertAlign w:val="subscript"/>
-          <w:lang w:val="tr-TR"/>
-        </w:rPr>
-        <w:t xml:space="preserve">3</w:t>
-      </w:r>
-      <w:r>
-        <w:rPr>
-          <w:rFonts w:ascii="Times New Roman" w:hAnsi="Times New Roman" w:cs="Times New Roman"/>
-          <w:lang w:val="tr-TR"/>
-        </w:rPr>
-        <w:t xml:space="preserve">COOH/CH</w:t>
-      </w:r>
-      <w:r>
-        <w:rPr>
-          <w:rFonts w:ascii="Times New Roman" w:hAnsi="Times New Roman" w:cs="Times New Roman"/>
-          <w:vertAlign w:val="subscript"/>
-          <w:lang w:val="tr-TR"/>
-        </w:rPr>
-        <w:t xml:space="preserve">3</w:t>
-      </w:r>
-      <w:r>
-        <w:rPr>
-          <w:rFonts w:ascii="Times New Roman" w:hAnsi="Times New Roman" w:cs="Times New Roman"/>
-          <w:lang w:val="tr-TR"/>
-        </w:rPr>
-        <w:t xml:space="preserve">COO</w:t>
-      </w:r>
-      <w:r>
-        <w:rPr>
-          <w:rFonts w:ascii="Times New Roman" w:hAnsi="Times New Roman" w:cs="Times New Roman"/>
-          <w:vertAlign w:val="superscript"/>
-          <w:lang w:val="tr-TR"/>
-        </w:rPr>
-        <w:t xml:space="preserve">−</w:t>
-      </w:r>
-      <w:r>
-        <w:rPr>
-          <w:rFonts w:ascii="Times New Roman" w:hAnsi="Times New Roman" w:cs="Times New Roman"/>
-          <w:lang w:val="tr-TR"/>
-        </w:rPr>
-        <w:t xml:space="preserve"> ve H</w:t>
-      </w:r>
-      <w:r>
-        <w:rPr>
-          <w:rFonts w:ascii="Times New Roman" w:hAnsi="Times New Roman" w:cs="Times New Roman"/>
-          <w:vertAlign w:val="subscript"/>
-          <w:lang w:val="tr-TR"/>
-        </w:rPr>
-        <w:t xml:space="preserve">3</w:t>
-      </w:r>
-      <w:r>
-        <w:rPr>
-          <w:rFonts w:ascii="Times New Roman" w:hAnsi="Times New Roman" w:cs="Times New Roman"/>
-          <w:lang w:val="tr-TR"/>
-        </w:rPr>
-        <w:t xml:space="preserve">O</w:t>
-      </w:r>
-      <w:r>
-        <w:rPr>
-          <w:rFonts w:ascii="Times New Roman" w:hAnsi="Times New Roman" w:cs="Times New Roman"/>
-          <w:vertAlign w:val="superscript"/>
-          <w:lang w:val="tr-TR"/>
-        </w:rPr>
-        <w:t xml:space="preserve">+</w:t>
-      </w:r>
-      <w:r>
-        <w:rPr>
-          <w:rFonts w:ascii="Times New Roman" w:hAnsi="Times New Roman" w:cs="Times New Roman"/>
-          <w:lang w:val="tr-TR"/>
-        </w:rPr>
-        <w:t xml:space="preserve">/H</w:t>
-      </w:r>
-      <w:r>
-        <w:rPr>
-          <w:rFonts w:ascii="Times New Roman" w:hAnsi="Times New Roman" w:cs="Times New Roman"/>
-          <w:vertAlign w:val="subscript"/>
-          <w:lang w:val="tr-TR"/>
-        </w:rPr>
-        <w:t xml:space="preserve">2</w:t>
-      </w:r>
-      <w:r>
-        <w:rPr>
-          <w:rFonts w:ascii="Times New Roman" w:hAnsi="Times New Roman" w:cs="Times New Roman"/>
-          <w:lang w:val="tr-TR"/>
-        </w:rPr>
-        <w:t xml:space="preserve">O eşlenik asit-baz çiftleridir.</w:t>
-      </w:r>
-    </w:p>
-    <w:p>
-      <w:pPr>
-        <w:jc w:val="center"/>
-        <w:rPr>
-          <w:rFonts w:ascii="Times New Roman" w:hAnsi="Times New Roman" w:cs="Times New Roman"/>
-          <w:lang w:val="tr-TR"/>
-        </w:rPr>
-      </w:pPr>
-      <w:r>
-        <w:rPr>
-          <w:rFonts w:ascii="Times New Roman" w:hAnsi="Times New Roman" w:cs="Times New Roman"/>
-          <w:b/>
-          <w:bCs/>
-          <w:lang w:val="tr-TR"/>
-        </w:rPr>
-        <w:t xml:space="preserve">Tablo A:</w:t>
-      </w:r>
-      <w:r>
-        <w:rPr>
-          <w:rFonts w:ascii="Times New Roman" w:hAnsi="Times New Roman" w:cs="Times New Roman"/>
-          <w:lang w:val="tr-TR"/>
-        </w:rPr>
-        <w:t xml:space="preserve"> Arrhenius ve Brønsted-Lowry tanımlarının karşılaştırılması</w:t>
-      </w:r>
-    </w:p>
-    <w:tbl>
-      <w:tblPr>
-        <w:tblW w:w="9000" w:type="dxa"/>
-        <w:jc w:val="center"/>
-        <w:tblBorders>
-          <w:top w:val="single" w:sz="4" w:space="0" w:color="auto"/>
-          <w:left w:val="single" w:sz="4" w:space="0" w:color="auto"/>
-          <w:bottom w:val="single" w:sz="4" w:space="0" w:color="auto"/>
-          <w:right w:val="single" w:sz="4" w:space="0" w:color="auto"/>
-          <w:insideH w:val="single" w:sz="4" w:space="0" w:color="auto"/>
-          <w:insideV w:val="single" w:sz="4" w:space="0" w:color="auto"/>
-        </w:tblBorders>
-        <w:tblLayout w:type="fixed"/>
-        <w:tblLook w:val="04A0"/>
-      </w:tblPr>
-      <w:tblGrid>
-        <w:gridCol w:w="2200"/>
-        <w:gridCol w:w="3400"/>
-        <w:gridCol w:w="3400"/>
-      </w:tblGrid>
-      <w:tr>
-        <w:tc>
-          <w:tcPr>
-            <w:tcW w:w="2200" w:type="dxa"/>
-            <w:shd w:val="clear" w:color="auto" w:fill="D9E2F3"/>
-            <w:vAlign w:val="center"/>
-          </w:tcPr>
-          <w:p>
-            <w:pPr>
-              <w:jc w:val="left"/>
-              <w:rPr>
-                <w:rFonts w:ascii="Times New Roman" w:hAnsi="Times New Roman" w:cs="Times New Roman"/>
-                <w:b/>
-                <w:bCs/>
-                <w:lang w:val="tr-TR"/>
-              </w:rPr>
-            </w:pPr>
-            <w:r>
-              <w:rPr>
-                <w:rFonts w:ascii="Times New Roman" w:hAnsi="Times New Roman" w:cs="Times New Roman"/>
-                <w:b/>
-                <w:bCs/>
-                <w:lang w:val="tr-TR"/>
-              </w:rPr>
-              <w:t xml:space="preserve">Özellik</w:t>
-            </w:r>
-          </w:p>
-        </w:tc>
-        <w:tc>
-          <w:tcPr>
-            <w:tcW w:w="3400" w:type="dxa"/>
-            <w:shd w:val="clear" w:color="auto" w:fill="D9E2F3"/>
-            <w:vAlign w:val="center"/>
-          </w:tcPr>
-          <w:p>
-            <w:pPr>
-              <w:jc w:val="left"/>
-              <w:rPr>
-                <w:rFonts w:ascii="Times New Roman" w:hAnsi="Times New Roman" w:cs="Times New Roman"/>
-                <w:b/>
-                <w:bCs/>
-                <w:lang w:val="tr-TR"/>
-              </w:rPr>
-            </w:pPr>
-            <w:r>
-              <w:rPr>
-                <w:rFonts w:ascii="Times New Roman" w:hAnsi="Times New Roman" w:cs="Times New Roman"/>
-                <w:b/>
-                <w:bCs/>
-                <w:lang w:val="tr-TR"/>
-              </w:rPr>
-              <w:t xml:space="preserve">Arrhenius</w:t>
-            </w:r>
-          </w:p>
-        </w:tc>
-        <w:tc>
-          <w:tcPr>
-            <w:tcW w:w="3400" w:type="dxa"/>
-            <w:shd w:val="clear" w:color="auto" w:fill="D9E2F3"/>
-            <w:vAlign w:val="center"/>
-          </w:tcPr>
-          <w:p>
-            <w:pPr>
-              <w:jc w:val="left"/>
-              <w:rPr>
-                <w:rFonts w:ascii="Times New Roman" w:hAnsi="Times New Roman" w:cs="Times New Roman"/>
-                <w:b/>
-                <w:bCs/>
-                <w:lang w:val="tr-TR"/>
-              </w:rPr>
-            </w:pPr>
-            <w:r>
-              <w:rPr>
-                <w:rFonts w:ascii="Times New Roman" w:hAnsi="Times New Roman" w:cs="Times New Roman"/>
-                <w:b/>
-                <w:bCs/>
-                <w:lang w:val="tr-TR"/>
-              </w:rPr>
-              <w:t xml:space="preserve">Brønsted-Lowry</w:t>
-            </w:r>
-          </w:p>
-        </w:tc>
-      </w:tr>
-      <w:tr>
-        <w:tc>
-          <w:tcPr>
-            <w:tcW w:w="2200" w:type="dxa"/>
-            <w:vAlign w:val="center"/>
-          </w:tcPr>
-          <w:p>
-            <w:pPr>
-              <w:jc w:val="left"/>
-              <w:rPr>
-                <w:rFonts w:ascii="Times New Roman" w:hAnsi="Times New Roman" w:cs="Times New Roman"/>
-                <w:lang w:val="tr-TR"/>
-              </w:rPr>
-            </w:pPr>
-            <w:r>
-              <w:rPr>
-                <w:rFonts w:ascii="Times New Roman" w:hAnsi="Times New Roman" w:cs="Times New Roman"/>
-                <w:lang w:val="tr-TR"/>
-              </w:rPr>
-              <w:t xml:space="preserve">Asit tanımı</w:t>
-            </w:r>
-          </w:p>
-        </w:tc>
-        <w:tc>
-          <w:tcPr>
-            <w:tcW w:w="3400" w:type="dxa"/>
-            <w:vAlign w:val="center"/>
-          </w:tcPr>
-          <w:p>
-            <w:pPr>
-              <w:jc w:val="left"/>
-              <w:rPr>
-                <w:rFonts w:ascii="Times New Roman" w:hAnsi="Times New Roman" w:cs="Times New Roman"/>
-                <w:lang w:val="tr-TR"/>
-              </w:rPr>
-            </w:pPr>
-            <w:r>
-              <w:rPr>
-                <w:rFonts w:ascii="Times New Roman" w:hAnsi="Times New Roman" w:cs="Times New Roman"/>
-                <w:lang w:val="tr-TR"/>
-              </w:rPr>
-              <w:t xml:space="preserve">Suda H</w:t>
-            </w:r>
-            <w:r>
-              <w:rPr>
-                <w:rFonts w:ascii="Times New Roman" w:hAnsi="Times New Roman" w:cs="Times New Roman"/>
-                <w:vertAlign w:val="superscript"/>
-                <w:lang w:val="tr-TR"/>
-              </w:rPr>
-              <w:t xml:space="preserve">+</w:t>
-            </w:r>
-            <w:r>
-              <w:rPr>
-                <w:rFonts w:ascii="Times New Roman" w:hAnsi="Times New Roman" w:cs="Times New Roman"/>
-                <w:lang w:val="tr-TR"/>
-              </w:rPr>
-              <w:t xml:space="preserve"> (H</w:t>
-            </w:r>
-            <w:r>
-              <w:rPr>
-                <w:rFonts w:ascii="Times New Roman" w:hAnsi="Times New Roman" w:cs="Times New Roman"/>
-                <w:vertAlign w:val="subscript"/>
-                <w:lang w:val="tr-TR"/>
-              </w:rPr>
-              <w:t xml:space="preserve">3</w:t>
-            </w:r>
-            <w:r>
-              <w:rPr>
-                <w:rFonts w:ascii="Times New Roman" w:hAnsi="Times New Roman" w:cs="Times New Roman"/>
-                <w:lang w:val="tr-TR"/>
-              </w:rPr>
-              <w:t xml:space="preserve">O</w:t>
-            </w:r>
-            <w:r>
-              <w:rPr>
-                <w:rFonts w:ascii="Times New Roman" w:hAnsi="Times New Roman" w:cs="Times New Roman"/>
-                <w:vertAlign w:val="superscript"/>
-                <w:lang w:val="tr-TR"/>
-              </w:rPr>
-              <w:t xml:space="preserve">+</w:t>
-            </w:r>
-            <w:r>
-              <w:rPr>
-                <w:rFonts w:ascii="Times New Roman" w:hAnsi="Times New Roman" w:cs="Times New Roman"/>
-                <w:lang w:val="tr-TR"/>
-              </w:rPr>
-              <w:t xml:space="preserve">) oluşturan madde</w:t>
-            </w:r>
-          </w:p>
-        </w:tc>
-        <w:tc>
-          <w:tcPr>
-            <w:tcW w:w="3400" w:type="dxa"/>
-            <w:vAlign w:val="center"/>
-          </w:tcPr>
-          <w:p>
-            <w:pPr>
-              <w:jc w:val="left"/>
-              <w:rPr>
-                <w:rFonts w:ascii="Times New Roman" w:hAnsi="Times New Roman" w:cs="Times New Roman"/>
-                <w:lang w:val="tr-TR"/>
-              </w:rPr>
-            </w:pPr>
-            <w:r>
-              <w:rPr>
-                <w:rFonts w:ascii="Times New Roman" w:hAnsi="Times New Roman" w:cs="Times New Roman"/>
-                <w:lang w:val="tr-TR"/>
-              </w:rPr>
-              <w:t xml:space="preserve">Proton (H</w:t>
-            </w:r>
-            <w:r>
-              <w:rPr>
-                <w:rFonts w:ascii="Times New Roman" w:hAnsi="Times New Roman" w:cs="Times New Roman"/>
-                <w:vertAlign w:val="superscript"/>
-                <w:lang w:val="tr-TR"/>
-              </w:rPr>
-              <w:t xml:space="preserve">+</w:t>
-            </w:r>
-            <w:r>
-              <w:rPr>
-                <w:rFonts w:ascii="Times New Roman" w:hAnsi="Times New Roman" w:cs="Times New Roman"/>
-                <w:lang w:val="tr-TR"/>
-              </w:rPr>
-              <w:t xml:space="preserve">) veren tür</w:t>
-            </w:r>
-          </w:p>
-        </w:tc>
-      </w:tr>
-      <w:tr>
-        <w:tc>
-          <w:tcPr>
-            <w:tcW w:w="2200" w:type="dxa"/>
-            <w:vAlign w:val="center"/>
-          </w:tcPr>
-          <w:p>
-            <w:pPr>
-              <w:jc w:val="left"/>
-              <w:rPr>
-                <w:rFonts w:ascii="Times New Roman" w:hAnsi="Times New Roman" w:cs="Times New Roman"/>
-                <w:lang w:val="tr-TR"/>
-              </w:rPr>
-            </w:pPr>
-            <w:r>
-              <w:rPr>
-                <w:rFonts w:ascii="Times New Roman" w:hAnsi="Times New Roman" w:cs="Times New Roman"/>
-                <w:lang w:val="tr-TR"/>
-              </w:rPr>
-              <w:t xml:space="preserve">Baz tanımı</w:t>
-            </w:r>
-          </w:p>
-        </w:tc>
-        <w:tc>
-          <w:tcPr>
-            <w:tcW w:w="3400" w:type="dxa"/>
-            <w:vAlign w:val="center"/>
-          </w:tcPr>
-          <w:p>
-            <w:pPr>
-              <w:jc w:val="left"/>
-              <w:rPr>
-                <w:rFonts w:ascii="Times New Roman" w:hAnsi="Times New Roman" w:cs="Times New Roman"/>
-                <w:lang w:val="tr-TR"/>
-              </w:rPr>
-            </w:pPr>
-            <w:r>
-              <w:rPr>
-                <w:rFonts w:ascii="Times New Roman" w:hAnsi="Times New Roman" w:cs="Times New Roman"/>
-                <w:lang w:val="tr-TR"/>
-              </w:rPr>
-              <w:t xml:space="preserve">Suda OH</w:t>
-            </w:r>
-            <w:r>
-              <w:rPr>
-                <w:rFonts w:ascii="Times New Roman" w:hAnsi="Times New Roman" w:cs="Times New Roman"/>
-                <w:vertAlign w:val="superscript"/>
-                <w:lang w:val="tr-TR"/>
-              </w:rPr>
-              <w:t xml:space="preserve">−</w:t>
-            </w:r>
-            <w:r>
-              <w:rPr>
-                <w:rFonts w:ascii="Times New Roman" w:hAnsi="Times New Roman" w:cs="Times New Roman"/>
-                <w:lang w:val="tr-TR"/>
-              </w:rPr>
-              <w:t xml:space="preserve"> oluşturan madde</w:t>
-            </w:r>
-          </w:p>
-        </w:tc>
-        <w:tc>
-          <w:tcPr>
-            <w:tcW w:w="3400" w:type="dxa"/>
-            <w:vAlign w:val="center"/>
-          </w:tcPr>
-          <w:p>
-            <w:pPr>
-              <w:jc w:val="left"/>
-              <w:rPr>
-                <w:rFonts w:ascii="Times New Roman" w:hAnsi="Times New Roman" w:cs="Times New Roman"/>
-                <w:lang w:val="tr-TR"/>
-              </w:rPr>
-            </w:pPr>
-            <w:r>
-              <w:rPr>
-                <w:rFonts w:ascii="Times New Roman" w:hAnsi="Times New Roman" w:cs="Times New Roman"/>
-                <w:lang w:val="tr-TR"/>
-              </w:rPr>
-              <w:t xml:space="preserve">Proton alan tür</w:t>
-            </w:r>
-          </w:p>
-        </w:tc>
-      </w:tr>
-      <w:tr>
-        <w:tc>
-          <w:tcPr>
-            <w:tcW w:w="2200" w:type="dxa"/>
-            <w:vAlign w:val="center"/>
-          </w:tcPr>
-          <w:p>
-            <w:pPr>
-              <w:jc w:val="left"/>
-              <w:rPr>
-                <w:rFonts w:ascii="Times New Roman" w:hAnsi="Times New Roman" w:cs="Times New Roman"/>
-                <w:lang w:val="tr-TR"/>
-              </w:rPr>
-            </w:pPr>
-            <w:r>
-              <w:rPr>
-                <w:rFonts w:ascii="Times New Roman" w:hAnsi="Times New Roman" w:cs="Times New Roman"/>
-                <w:lang w:val="tr-TR"/>
-              </w:rPr>
-              <w:t xml:space="preserve">Ortam</w:t>
-            </w:r>
-          </w:p>
-        </w:tc>
-        <w:tc>
-          <w:tcPr>
-            <w:tcW w:w="3400" w:type="dxa"/>
-            <w:vAlign w:val="center"/>
-          </w:tcPr>
-          <w:p>
-            <w:pPr>
-              <w:jc w:val="left"/>
-              <w:rPr>
-                <w:rFonts w:ascii="Times New Roman" w:hAnsi="Times New Roman" w:cs="Times New Roman"/>
-                <w:lang w:val="tr-TR"/>
-              </w:rPr>
-            </w:pPr>
-            <w:r>
-              <w:rPr>
-                <w:rFonts w:ascii="Times New Roman" w:hAnsi="Times New Roman" w:cs="Times New Roman"/>
-                <w:lang w:val="tr-TR"/>
-              </w:rPr>
-              <w:t xml:space="preserve">Yalnızca sulu çözeltiler</w:t>
-            </w:r>
-          </w:p>
-        </w:tc>
-        <w:tc>
-          <w:tcPr>
-            <w:tcW w:w="3400" w:type="dxa"/>
-            <w:vAlign w:val="center"/>
-          </w:tcPr>
-          <w:p>
-            <w:pPr>
-              <w:jc w:val="left"/>
-              <w:rPr>
-                <w:rFonts w:ascii="Times New Roman" w:hAnsi="Times New Roman" w:cs="Times New Roman"/>
-                <w:lang w:val="tr-TR"/>
-              </w:rPr>
-            </w:pPr>
-            <w:r>
-              <w:rPr>
-                <w:rFonts w:ascii="Times New Roman" w:hAnsi="Times New Roman" w:cs="Times New Roman"/>
-                <w:lang w:val="tr-TR"/>
-              </w:rPr>
-              <w:t xml:space="preserve">Sulu ve susuz ortamlar</w:t>
-            </w:r>
-          </w:p>
-        </w:tc>
-      </w:tr>
-      <w:tr>
-        <w:tc>
-          <w:tcPr>
-            <w:tcW w:w="2200" w:type="dxa"/>
-            <w:vAlign w:val="center"/>
-          </w:tcPr>
-          <w:p>
-            <w:pPr>
-              <w:jc w:val="left"/>
-              <w:rPr>
-                <w:rFonts w:ascii="Times New Roman" w:hAnsi="Times New Roman" w:cs="Times New Roman"/>
-                <w:lang w:val="tr-TR"/>
-              </w:rPr>
-            </w:pPr>
-            <w:r>
-              <w:rPr>
-                <w:rFonts w:ascii="Times New Roman" w:hAnsi="Times New Roman" w:cs="Times New Roman"/>
-                <w:lang w:val="tr-TR"/>
-              </w:rPr>
-              <w:t xml:space="preserve">NH</w:t>
-            </w:r>
-            <w:r>
-              <w:rPr>
-                <w:rFonts w:ascii="Times New Roman" w:hAnsi="Times New Roman" w:cs="Times New Roman"/>
-                <w:vertAlign w:val="subscript"/>
-                <w:lang w:val="tr-TR"/>
-              </w:rPr>
-              <w:t xml:space="preserve">3</w:t>
-            </w:r>
-            <w:r>
-              <w:rPr>
-                <w:rFonts w:ascii="Times New Roman" w:hAnsi="Times New Roman" w:cs="Times New Roman"/>
-                <w:lang w:val="tr-TR"/>
-              </w:rPr>
-              <w:t xml:space="preserve">’ün bazlığı</w:t>
-            </w:r>
-          </w:p>
-        </w:tc>
-        <w:tc>
-          <w:tcPr>
-            <w:tcW w:w="3400" w:type="dxa"/>
-            <w:vAlign w:val="center"/>
-          </w:tcPr>
-          <w:p>
-            <w:pPr>
-              <w:jc w:val="left"/>
-              <w:rPr>
-                <w:rFonts w:ascii="Times New Roman" w:hAnsi="Times New Roman" w:cs="Times New Roman"/>
-                <w:lang w:val="tr-TR"/>
-              </w:rPr>
-            </w:pPr>
-            <w:r>
-              <w:rPr>
-                <w:rFonts w:ascii="Times New Roman" w:hAnsi="Times New Roman" w:cs="Times New Roman"/>
-                <w:lang w:val="tr-TR"/>
-              </w:rPr>
-              <w:t xml:space="preserve">Açıklayamaz</w:t>
-            </w:r>
-          </w:p>
-        </w:tc>
-        <w:tc>
-          <w:tcPr>
-            <w:tcW w:w="3400" w:type="dxa"/>
-            <w:vAlign w:val="center"/>
-          </w:tcPr>
-          <w:p>
-            <w:pPr>
-              <w:jc w:val="left"/>
-              <w:rPr>
-                <w:rFonts w:ascii="Times New Roman" w:hAnsi="Times New Roman" w:cs="Times New Roman"/>
-                <w:lang w:val="tr-TR"/>
-              </w:rPr>
-            </w:pPr>
-            <w:r>
-              <w:rPr>
-                <w:rFonts w:ascii="Times New Roman" w:hAnsi="Times New Roman" w:cs="Times New Roman"/>
-                <w:lang w:val="tr-TR"/>
-              </w:rPr>
-              <w:t xml:space="preserve">Açıklar</w:t>
-            </w:r>
-          </w:p>
-        </w:tc>
-      </w:tr>
-      <w:tr>
-        <w:tc>
-          <w:tcPr>
-            <w:tcW w:w="2200" w:type="dxa"/>
-            <w:vAlign w:val="center"/>
-          </w:tcPr>
-          <w:p>
-            <w:pPr>
-              <w:jc w:val="left"/>
-              <w:rPr>
-                <w:rFonts w:ascii="Times New Roman" w:hAnsi="Times New Roman" w:cs="Times New Roman"/>
-                <w:lang w:val="tr-TR"/>
-              </w:rPr>
-            </w:pPr>
-            <w:r>
-              <w:rPr>
-                <w:rFonts w:ascii="Times New Roman" w:hAnsi="Times New Roman" w:cs="Times New Roman"/>
-                <w:lang w:val="tr-TR"/>
-              </w:rPr>
-              <w:t xml:space="preserve">Eşlenik çift kavramı</w:t>
-            </w:r>
-          </w:p>
-        </w:tc>
-        <w:tc>
-          <w:tcPr>
-            <w:tcW w:w="3400" w:type="dxa"/>
-            <w:vAlign w:val="center"/>
-          </w:tcPr>
-          <w:p>
-            <w:pPr>
-              <w:jc w:val="left"/>
-              <w:rPr>
-                <w:rFonts w:ascii="Times New Roman" w:hAnsi="Times New Roman" w:cs="Times New Roman"/>
-                <w:lang w:val="tr-TR"/>
-              </w:rPr>
-            </w:pPr>
-            <w:r>
-              <w:rPr>
-                <w:rFonts w:ascii="Times New Roman" w:hAnsi="Times New Roman" w:cs="Times New Roman"/>
-                <w:lang w:val="tr-TR"/>
-              </w:rPr>
-              <w:t xml:space="preserve">Yok</w:t>
-            </w:r>
-          </w:p>
-        </w:tc>
-        <w:tc>
-          <w:tcPr>
-            <w:tcW w:w="3400" w:type="dxa"/>
-            <w:vAlign w:val="center"/>
-          </w:tcPr>
-          <w:p>
-            <w:pPr>
-              <w:jc w:val="left"/>
-              <w:rPr>
-                <w:rFonts w:ascii="Times New Roman" w:hAnsi="Times New Roman" w:cs="Times New Roman"/>
-                <w:lang w:val="tr-TR"/>
-              </w:rPr>
-            </w:pPr>
-            <w:r>
-              <w:rPr>
-                <w:rFonts w:ascii="Times New Roman" w:hAnsi="Times New Roman" w:cs="Times New Roman"/>
-                <w:lang w:val="tr-TR"/>
-              </w:rPr>
-              <w:t xml:space="preserve">Var</w:t>
-            </w:r>
-          </w:p>
-        </w:tc>
-      </w:tr>
-      <w:tr>
-        <w:tc>
-          <w:tcPr>
-            <w:tcW w:w="2200" w:type="dxa"/>
-            <w:vAlign w:val="center"/>
-          </w:tcPr>
-          <w:p>
-            <w:pPr>
-              <w:jc w:val="left"/>
-              <w:rPr>
-                <w:rFonts w:ascii="Times New Roman" w:hAnsi="Times New Roman" w:cs="Times New Roman"/>
-                <w:lang w:val="tr-TR"/>
-              </w:rPr>
-            </w:pPr>
-            <w:r>
-              <w:rPr>
-                <w:rFonts w:ascii="Times New Roman" w:hAnsi="Times New Roman" w:cs="Times New Roman"/>
-                <w:lang w:val="tr-TR"/>
-              </w:rPr>
-              <w:t xml:space="preserve">Ortak yön</w:t>
-            </w:r>
-          </w:p>
-        </w:tc>
-        <w:tc>
-          <w:tcPr>
-            <w:tcW w:w="3400" w:type="dxa"/>
-            <w:vAlign w:val="center"/>
-          </w:tcPr>
-          <w:p>
-            <w:pPr>
-              <w:jc w:val="left"/>
-              <w:rPr>
-                <w:rFonts w:ascii="Times New Roman" w:hAnsi="Times New Roman" w:cs="Times New Roman"/>
-                <w:lang w:val="tr-TR"/>
-              </w:rPr>
-            </w:pPr>
-            <w:r>
-              <w:rPr>
-                <w:rFonts w:ascii="Times New Roman" w:hAnsi="Times New Roman" w:cs="Times New Roman"/>
-                <w:lang w:val="tr-TR"/>
-              </w:rPr>
-              <w:t xml:space="preserve">HCl, HNO</w:t>
-            </w:r>
-            <w:r>
-              <w:rPr>
-                <w:rFonts w:ascii="Times New Roman" w:hAnsi="Times New Roman" w:cs="Times New Roman"/>
-                <w:vertAlign w:val="subscript"/>
-                <w:lang w:val="tr-TR"/>
-              </w:rPr>
-              <w:t xml:space="preserve">3</w:t>
-            </w:r>
-            <w:r>
-              <w:rPr>
-                <w:rFonts w:ascii="Times New Roman" w:hAnsi="Times New Roman" w:cs="Times New Roman"/>
-                <w:lang w:val="tr-TR"/>
-              </w:rPr>
-              <w:t xml:space="preserve"> gibi asitler her iki teoriye göre de asittir.</w:t>
-            </w:r>
-          </w:p>
-        </w:tc>
-        <w:tc>
-          <w:tcPr>
-            <w:tcW w:w="3400" w:type="dxa"/>
-            <w:vAlign w:val="center"/>
-          </w:tcPr>
-          <w:p>
-            <w:pPr>
-              <w:jc w:val="left"/>
-              <w:rPr>
-                <w:rFonts w:ascii="Times New Roman" w:hAnsi="Times New Roman" w:cs="Times New Roman"/>
-                <w:lang w:val="tr-TR"/>
-              </w:rPr>
-            </w:pPr>
-            <w:r>
-              <w:rPr>
-                <w:rFonts w:ascii="Times New Roman" w:hAnsi="Times New Roman" w:cs="Times New Roman"/>
-                <w:lang w:val="tr-TR"/>
-              </w:rPr>
-              <w:t xml:space="preserve">Asit-baz tepkimeleri H</w:t>
-            </w:r>
-            <w:r>
-              <w:rPr>
-                <w:rFonts w:ascii="Times New Roman" w:hAnsi="Times New Roman" w:cs="Times New Roman"/>
-                <w:vertAlign w:val="superscript"/>
-                <w:lang w:val="tr-TR"/>
-              </w:rPr>
-              <w:t xml:space="preserve">+</w:t>
-            </w:r>
-            <w:r>
-              <w:rPr>
-                <w:rFonts w:ascii="Times New Roman" w:hAnsi="Times New Roman" w:cs="Times New Roman"/>
-                <w:lang w:val="tr-TR"/>
-              </w:rPr>
-              <w:t xml:space="preserve"> iyonu üzerinden açıklanır.</w:t>
-            </w:r>
-          </w:p>
-        </w:tc>
-      </w:tr>
-    </w:tbl>
-    <w:p>
-      <w:pPr>
-        <w:jc w:val="both"/>
-        <w:rPr>
-          <w:rFonts w:ascii="Times New Roman" w:hAnsi="Times New Roman" w:cs="Times New Roman"/>
-          <w:lang w:val="tr-TR"/>
-        </w:rPr>
-      </w:pPr>
-    </w:p>
-    <w:p>
-      <w:pPr>
-        <w:jc w:val="both"/>
-        <w:rPr>
-          <w:rFonts w:ascii="Times New Roman" w:hAnsi="Times New Roman" w:cs="Times New Roman"/>
-          <w:lang w:val="tr-TR"/>
-        </w:rPr>
-      </w:pPr>
-      <w:r>
-        <w:rPr>
-          <w:rFonts w:ascii="Times New Roman" w:hAnsi="Times New Roman" w:cs="Times New Roman"/>
-          <w:b/>
-          <w:bCs/>
-          <w:lang w:val="tr-TR"/>
-        </w:rPr>
-        <w:t xml:space="preserve">Monofonksiyonel ve Polifonksiyonel Asit ve Bazlar:</w:t>
-      </w:r>
-      <w:r>
-        <w:rPr>
-          <w:rFonts w:ascii="Times New Roman" w:hAnsi="Times New Roman" w:cs="Times New Roman"/>
-          <w:lang w:val="tr-TR"/>
-        </w:rPr>
-        <w:t xml:space="preserve"> Bir molekülü suda yalnızca bir proton verebilen asitlere </w:t>
-      </w:r>
-      <w:r>
-        <w:rPr>
-          <w:rFonts w:ascii="Times New Roman" w:hAnsi="Times New Roman" w:cs="Times New Roman"/>
-          <w:b/>
-          <w:bCs/>
-          <w:lang w:val="tr-TR"/>
-        </w:rPr>
-        <w:t xml:space="preserve">monofonksiyonel</w:t>
-      </w:r>
-      <w:r>
-        <w:rPr>
-          <w:rFonts w:ascii="Times New Roman" w:hAnsi="Times New Roman" w:cs="Times New Roman"/>
-          <w:lang w:val="tr-TR"/>
-        </w:rPr>
-        <w:t xml:space="preserve"> (tek protonlu) asitler denir (HCl, HNO</w:t>
-      </w:r>
-      <w:r>
-        <w:rPr>
-          <w:rFonts w:ascii="Times New Roman" w:hAnsi="Times New Roman" w:cs="Times New Roman"/>
-          <w:vertAlign w:val="subscript"/>
-          <w:lang w:val="tr-TR"/>
-        </w:rPr>
-        <w:t xml:space="preserve">3</w:t>
-      </w:r>
-      <w:r>
-        <w:rPr>
-          <w:rFonts w:ascii="Times New Roman" w:hAnsi="Times New Roman" w:cs="Times New Roman"/>
-          <w:lang w:val="tr-TR"/>
-        </w:rPr>
-        <w:t xml:space="preserve">, CH</w:t>
-      </w:r>
-      <w:r>
-        <w:rPr>
-          <w:rFonts w:ascii="Times New Roman" w:hAnsi="Times New Roman" w:cs="Times New Roman"/>
-          <w:vertAlign w:val="subscript"/>
-          <w:lang w:val="tr-TR"/>
-        </w:rPr>
-        <w:t xml:space="preserve">3</w:t>
-      </w:r>
-      <w:r>
-        <w:rPr>
-          <w:rFonts w:ascii="Times New Roman" w:hAnsi="Times New Roman" w:cs="Times New Roman"/>
-          <w:lang w:val="tr-TR"/>
-        </w:rPr>
-        <w:t xml:space="preserve">COOH gibi). Bir molekülü birden fazla proton verebilen asitler ise </w:t>
-      </w:r>
-      <w:r>
-        <w:rPr>
-          <w:rFonts w:ascii="Times New Roman" w:hAnsi="Times New Roman" w:cs="Times New Roman"/>
-          <w:b/>
-          <w:bCs/>
-          <w:lang w:val="tr-TR"/>
-        </w:rPr>
-        <w:t xml:space="preserve">polifonksiyonel</w:t>
-      </w:r>
-      <w:r>
-        <w:rPr>
-          <w:rFonts w:ascii="Times New Roman" w:hAnsi="Times New Roman" w:cs="Times New Roman"/>
-          <w:lang w:val="tr-TR"/>
-        </w:rPr>
-        <w:t xml:space="preserve"> asitlerdir (H</w:t>
-      </w:r>
-      <w:r>
-        <w:rPr>
-          <w:rFonts w:ascii="Times New Roman" w:hAnsi="Times New Roman" w:cs="Times New Roman"/>
-          <w:vertAlign w:val="subscript"/>
-          <w:lang w:val="tr-TR"/>
-        </w:rPr>
-        <w:t xml:space="preserve">2</w:t>
-      </w:r>
-      <w:r>
-        <w:rPr>
-          <w:rFonts w:ascii="Times New Roman" w:hAnsi="Times New Roman" w:cs="Times New Roman"/>
-          <w:lang w:val="tr-TR"/>
-        </w:rPr>
-        <w:t xml:space="preserve">SO</w:t>
-      </w:r>
-      <w:r>
-        <w:rPr>
-          <w:rFonts w:ascii="Times New Roman" w:hAnsi="Times New Roman" w:cs="Times New Roman"/>
-          <w:vertAlign w:val="subscript"/>
-          <w:lang w:val="tr-TR"/>
-        </w:rPr>
-        <w:t xml:space="preserve">4</w:t>
-      </w:r>
-      <w:r>
-        <w:rPr>
-          <w:rFonts w:ascii="Times New Roman" w:hAnsi="Times New Roman" w:cs="Times New Roman"/>
-          <w:lang w:val="tr-TR"/>
-        </w:rPr>
-        <w:t xml:space="preserve">, H</w:t>
-      </w:r>
-      <w:r>
-        <w:rPr>
-          <w:rFonts w:ascii="Times New Roman" w:hAnsi="Times New Roman" w:cs="Times New Roman"/>
-          <w:vertAlign w:val="subscript"/>
-          <w:lang w:val="tr-TR"/>
-        </w:rPr>
-        <w:t xml:space="preserve">2</w:t>
-      </w:r>
-      <w:r>
-        <w:rPr>
-          <w:rFonts w:ascii="Times New Roman" w:hAnsi="Times New Roman" w:cs="Times New Roman"/>
-          <w:lang w:val="tr-TR"/>
-        </w:rPr>
-        <w:t xml:space="preserve">CO</w:t>
-      </w:r>
-      <w:r>
-        <w:rPr>
-          <w:rFonts w:ascii="Times New Roman" w:hAnsi="Times New Roman" w:cs="Times New Roman"/>
-          <w:vertAlign w:val="subscript"/>
-          <w:lang w:val="tr-TR"/>
-        </w:rPr>
-        <w:t xml:space="preserve">3</w:t>
-      </w:r>
-      <w:r>
-        <w:rPr>
-          <w:rFonts w:ascii="Times New Roman" w:hAnsi="Times New Roman" w:cs="Times New Roman"/>
-          <w:lang w:val="tr-TR"/>
-        </w:rPr>
-        <w:t xml:space="preserve">, H</w:t>
-      </w:r>
-      <w:r>
-        <w:rPr>
-          <w:rFonts w:ascii="Times New Roman" w:hAnsi="Times New Roman" w:cs="Times New Roman"/>
-          <w:vertAlign w:val="subscript"/>
-          <w:lang w:val="tr-TR"/>
-        </w:rPr>
-        <w:t xml:space="preserve">3</w:t>
-      </w:r>
-      <w:r>
-        <w:rPr>
-          <w:rFonts w:ascii="Times New Roman" w:hAnsi="Times New Roman" w:cs="Times New Roman"/>
-          <w:lang w:val="tr-TR"/>
-        </w:rPr>
-        <w:t xml:space="preserve">PO</w:t>
-      </w:r>
-      <w:r>
-        <w:rPr>
-          <w:rFonts w:ascii="Times New Roman" w:hAnsi="Times New Roman" w:cs="Times New Roman"/>
-          <w:vertAlign w:val="subscript"/>
-          <w:lang w:val="tr-TR"/>
-        </w:rPr>
-        <w:t xml:space="preserve">4</w:t>
-      </w:r>
-      <w:r>
-        <w:rPr>
-          <w:rFonts w:ascii="Times New Roman" w:hAnsi="Times New Roman" w:cs="Times New Roman"/>
-          <w:lang w:val="tr-TR"/>
-        </w:rPr>
-        <w:t xml:space="preserve"> gibi). Polifonksiyonel asitler protonlarını basamak basamak verir. Benzer şekilde bir formül birimi bir OH</w:t>
-      </w:r>
-      <w:r>
-        <w:rPr>
-          <w:rFonts w:ascii="Times New Roman" w:hAnsi="Times New Roman" w:cs="Times New Roman"/>
-          <w:vertAlign w:val="superscript"/>
-          <w:lang w:val="tr-TR"/>
-        </w:rPr>
-        <w:t xml:space="preserve">−</w:t>
-      </w:r>
-      <w:r>
-        <w:rPr>
-          <w:rFonts w:ascii="Times New Roman" w:hAnsi="Times New Roman" w:cs="Times New Roman"/>
-          <w:lang w:val="tr-TR"/>
-        </w:rPr>
-        <w:t xml:space="preserve"> iyonu veren NaOH, KOH monofonksiyonel; iki OH</w:t>
-      </w:r>
-      <w:r>
-        <w:rPr>
-          <w:rFonts w:ascii="Times New Roman" w:hAnsi="Times New Roman" w:cs="Times New Roman"/>
-          <w:vertAlign w:val="superscript"/>
-          <w:lang w:val="tr-TR"/>
-        </w:rPr>
-        <w:t xml:space="preserve">−</w:t>
-      </w:r>
-      <w:r>
-        <w:rPr>
-          <w:rFonts w:ascii="Times New Roman" w:hAnsi="Times New Roman" w:cs="Times New Roman"/>
-          <w:lang w:val="tr-TR"/>
-        </w:rPr>
-        <w:t xml:space="preserve"> iyonu veren Ca(OH)</w:t>
-      </w:r>
-      <w:r>
-        <w:rPr>
-          <w:rFonts w:ascii="Times New Roman" w:hAnsi="Times New Roman" w:cs="Times New Roman"/>
-          <w:vertAlign w:val="subscript"/>
-          <w:lang w:val="tr-TR"/>
-        </w:rPr>
-        <w:t xml:space="preserve">2</w:t>
-      </w:r>
-      <w:r>
-        <w:rPr>
-          <w:rFonts w:ascii="Times New Roman" w:hAnsi="Times New Roman" w:cs="Times New Roman"/>
-          <w:lang w:val="tr-TR"/>
-        </w:rPr>
-        <w:t xml:space="preserve">, Ba(OH)</w:t>
-      </w:r>
-      <w:r>
-        <w:rPr>
-          <w:rFonts w:ascii="Times New Roman" w:hAnsi="Times New Roman" w:cs="Times New Roman"/>
-          <w:vertAlign w:val="subscript"/>
-          <w:lang w:val="tr-TR"/>
-        </w:rPr>
-        <w:t xml:space="preserve">2</w:t>
-      </w:r>
-      <w:r>
-        <w:rPr>
-          <w:rFonts w:ascii="Times New Roman" w:hAnsi="Times New Roman" w:cs="Times New Roman"/>
-          <w:lang w:val="tr-TR"/>
-        </w:rPr>
-        <w:t xml:space="preserve"> ise polifonksiyonel bazlardır. CH</w:t>
-      </w:r>
-      <w:r>
-        <w:rPr>
-          <w:rFonts w:ascii="Times New Roman" w:hAnsi="Times New Roman" w:cs="Times New Roman"/>
-          <w:vertAlign w:val="subscript"/>
-          <w:lang w:val="tr-TR"/>
-        </w:rPr>
-        <w:t xml:space="preserve">3</w:t>
-      </w:r>
-      <w:r>
-        <w:rPr>
-          <w:rFonts w:ascii="Times New Roman" w:hAnsi="Times New Roman" w:cs="Times New Roman"/>
-          <w:lang w:val="tr-TR"/>
-        </w:rPr>
-        <w:t xml:space="preserve">COOH’ta dört hidrojen atomu bulunmasına rağmen yalnızca karboksil grubundaki (−COOH) hidrojen proton olarak verilebildiği için asetik asit monofonksiyoneldir.</w:t>
-      </w:r>
-    </w:p>
-    <w:p>
-      <w:pPr>
-        <w:jc w:val="center"/>
-        <w:rPr>
-          <w:rFonts w:ascii="Times New Roman" w:hAnsi="Times New Roman" w:cs="Times New Roman"/>
-          <w:lang w:val="tr-TR"/>
-        </w:rPr>
-      </w:pPr>
-      <w:r>
-        <w:rPr>
-          <w:rFonts w:ascii="Times New Roman" w:hAnsi="Times New Roman" w:cs="Times New Roman"/>
-          <w:lang w:val="tr-TR"/>
-        </w:rPr>
-        <w:t xml:space="preserve">H</w:t>
-      </w:r>
-      <w:r>
-        <w:rPr>
-          <w:rFonts w:ascii="Times New Roman" w:hAnsi="Times New Roman" w:cs="Times New Roman"/>
-          <w:vertAlign w:val="subscript"/>
-          <w:lang w:val="tr-TR"/>
-        </w:rPr>
-        <w:t xml:space="preserve">3</w:t>
-      </w:r>
-      <w:r>
-        <w:rPr>
-          <w:rFonts w:ascii="Times New Roman" w:hAnsi="Times New Roman" w:cs="Times New Roman"/>
-          <w:lang w:val="tr-TR"/>
-        </w:rPr>
-        <w:t xml:space="preserve">PO</w:t>
-      </w:r>
-      <w:r>
-        <w:rPr>
-          <w:rFonts w:ascii="Times New Roman" w:hAnsi="Times New Roman" w:cs="Times New Roman"/>
-          <w:vertAlign w:val="subscript"/>
-          <w:lang w:val="tr-TR"/>
-        </w:rPr>
-        <w:t xml:space="preserve">4</w:t>
-      </w:r>
-      <w:r>
-        <w:rPr>
-          <w:rFonts w:ascii="Times New Roman" w:hAnsi="Times New Roman" w:cs="Times New Roman"/>
-          <w:lang w:val="tr-TR"/>
-        </w:rPr>
-        <w:t xml:space="preserve">(suda) + H</w:t>
-      </w:r>
-      <w:r>
-        <w:rPr>
-          <w:rFonts w:ascii="Times New Roman" w:hAnsi="Times New Roman" w:cs="Times New Roman"/>
-          <w:vertAlign w:val="subscript"/>
-          <w:lang w:val="tr-TR"/>
-        </w:rPr>
-        <w:t xml:space="preserve">2</w:t>
-      </w:r>
-      <w:r>
-        <w:rPr>
-          <w:rFonts w:ascii="Times New Roman" w:hAnsi="Times New Roman" w:cs="Times New Roman"/>
-          <w:lang w:val="tr-TR"/>
-        </w:rPr>
-        <w:t xml:space="preserve">O(s) ⇌ H</w:t>
-      </w:r>
-      <w:r>
-        <w:rPr>
-          <w:rFonts w:ascii="Times New Roman" w:hAnsi="Times New Roman" w:cs="Times New Roman"/>
-          <w:vertAlign w:val="subscript"/>
-          <w:lang w:val="tr-TR"/>
-        </w:rPr>
-        <w:t xml:space="preserve">2</w:t>
-      </w:r>
-      <w:r>
-        <w:rPr>
-          <w:rFonts w:ascii="Times New Roman" w:hAnsi="Times New Roman" w:cs="Times New Roman"/>
-          <w:lang w:val="tr-TR"/>
-        </w:rPr>
-        <w:t xml:space="preserve">PO</w:t>
-      </w:r>
-      <w:r>
-        <w:rPr>
-          <w:rFonts w:ascii="Times New Roman" w:hAnsi="Times New Roman" w:cs="Times New Roman"/>
-          <w:vertAlign w:val="subscript"/>
-          <w:lang w:val="tr-TR"/>
-        </w:rPr>
-        <w:t xml:space="preserve">4</w:t>
-      </w:r>
-      <w:r>
-        <w:rPr>
-          <w:rFonts w:ascii="Times New Roman" w:hAnsi="Times New Roman" w:cs="Times New Roman"/>
-          <w:vertAlign w:val="superscript"/>
-          <w:lang w:val="tr-TR"/>
-        </w:rPr>
-        <w:t xml:space="preserve">−</w:t>
-      </w:r>
-      <w:r>
-        <w:rPr>
-          <w:rFonts w:ascii="Times New Roman" w:hAnsi="Times New Roman" w:cs="Times New Roman"/>
-          <w:lang w:val="tr-TR"/>
-        </w:rPr>
-        <w:t xml:space="preserve">(suda) + H</w:t>
-      </w:r>
-      <w:r>
-        <w:rPr>
-          <w:rFonts w:ascii="Times New Roman" w:hAnsi="Times New Roman" w:cs="Times New Roman"/>
-          <w:vertAlign w:val="subscript"/>
-          <w:lang w:val="tr-TR"/>
-        </w:rPr>
-        <w:t xml:space="preserve">3</w:t>
-      </w:r>
-      <w:r>
-        <w:rPr>
-          <w:rFonts w:ascii="Times New Roman" w:hAnsi="Times New Roman" w:cs="Times New Roman"/>
-          <w:lang w:val="tr-TR"/>
-        </w:rPr>
-        <w:t xml:space="preserve">O</w:t>
-      </w:r>
-      <w:r>
-        <w:rPr>
-          <w:rFonts w:ascii="Times New Roman" w:hAnsi="Times New Roman" w:cs="Times New Roman"/>
-          <w:vertAlign w:val="superscript"/>
-          <w:lang w:val="tr-TR"/>
-        </w:rPr>
-        <w:t xml:space="preserve">+</w:t>
-      </w:r>
-      <w:r>
-        <w:rPr>
-          <w:rFonts w:ascii="Times New Roman" w:hAnsi="Times New Roman" w:cs="Times New Roman"/>
-          <w:lang w:val="tr-TR"/>
-        </w:rPr>
-        <w:t xml:space="preserve">(suda)</w:t>
-      </w:r>
-    </w:p>
-    <w:p>
-      <w:pPr>
-        <w:jc w:val="center"/>
-        <w:rPr>
-          <w:rFonts w:ascii="Times New Roman" w:hAnsi="Times New Roman" w:cs="Times New Roman"/>
-          <w:lang w:val="tr-TR"/>
-        </w:rPr>
-      </w:pPr>
-      <w:r>
-        <w:rPr>
-          <w:rFonts w:ascii="Times New Roman" w:hAnsi="Times New Roman" w:cs="Times New Roman"/>
-          <w:lang w:val="tr-TR"/>
-        </w:rPr>
-        <w:t xml:space="preserve">H</w:t>
-      </w:r>
-      <w:r>
-        <w:rPr>
-          <w:rFonts w:ascii="Times New Roman" w:hAnsi="Times New Roman" w:cs="Times New Roman"/>
-          <w:vertAlign w:val="subscript"/>
-          <w:lang w:val="tr-TR"/>
-        </w:rPr>
-        <w:t xml:space="preserve">2</w:t>
-      </w:r>
-      <w:r>
-        <w:rPr>
-          <w:rFonts w:ascii="Times New Roman" w:hAnsi="Times New Roman" w:cs="Times New Roman"/>
-          <w:lang w:val="tr-TR"/>
-        </w:rPr>
-        <w:t xml:space="preserve">PO</w:t>
-      </w:r>
-      <w:r>
-        <w:rPr>
-          <w:rFonts w:ascii="Times New Roman" w:hAnsi="Times New Roman" w:cs="Times New Roman"/>
-          <w:vertAlign w:val="subscript"/>
-          <w:lang w:val="tr-TR"/>
-        </w:rPr>
-        <w:t xml:space="preserve">4</w:t>
-      </w:r>
-      <w:r>
-        <w:rPr>
-          <w:rFonts w:ascii="Times New Roman" w:hAnsi="Times New Roman" w:cs="Times New Roman"/>
-          <w:vertAlign w:val="superscript"/>
-          <w:lang w:val="tr-TR"/>
-        </w:rPr>
-        <w:t xml:space="preserve">−</w:t>
-      </w:r>
-      <w:r>
-        <w:rPr>
-          <w:rFonts w:ascii="Times New Roman" w:hAnsi="Times New Roman" w:cs="Times New Roman"/>
-          <w:lang w:val="tr-TR"/>
-        </w:rPr>
-        <w:t xml:space="preserve">(suda) + H</w:t>
-      </w:r>
-      <w:r>
-        <w:rPr>
-          <w:rFonts w:ascii="Times New Roman" w:hAnsi="Times New Roman" w:cs="Times New Roman"/>
-          <w:vertAlign w:val="subscript"/>
-          <w:lang w:val="tr-TR"/>
-        </w:rPr>
-        <w:t xml:space="preserve">2</w:t>
-      </w:r>
-      <w:r>
-        <w:rPr>
-          <w:rFonts w:ascii="Times New Roman" w:hAnsi="Times New Roman" w:cs="Times New Roman"/>
-          <w:lang w:val="tr-TR"/>
-        </w:rPr>
-        <w:t xml:space="preserve">O(s) ⇌ HPO</w:t>
-      </w:r>
-      <w:r>
-        <w:rPr>
-          <w:rFonts w:ascii="Times New Roman" w:hAnsi="Times New Roman" w:cs="Times New Roman"/>
-          <w:vertAlign w:val="subscript"/>
-          <w:lang w:val="tr-TR"/>
-        </w:rPr>
-        <w:t xml:space="preserve">4</w:t>
-      </w:r>
-      <w:r>
-        <w:rPr>
-          <w:rFonts w:ascii="Times New Roman" w:hAnsi="Times New Roman" w:cs="Times New Roman"/>
-          <w:vertAlign w:val="superscript"/>
-          <w:lang w:val="tr-TR"/>
-        </w:rPr>
-        <w:t xml:space="preserve">2−</w:t>
-      </w:r>
-      <w:r>
-        <w:rPr>
-          <w:rFonts w:ascii="Times New Roman" w:hAnsi="Times New Roman" w:cs="Times New Roman"/>
-          <w:lang w:val="tr-TR"/>
-        </w:rPr>
-        <w:t xml:space="preserve">(suda) + H</w:t>
-      </w:r>
-      <w:r>
-        <w:rPr>
-          <w:rFonts w:ascii="Times New Roman" w:hAnsi="Times New Roman" w:cs="Times New Roman"/>
-          <w:vertAlign w:val="subscript"/>
-          <w:lang w:val="tr-TR"/>
-        </w:rPr>
-        <w:t xml:space="preserve">3</w:t>
-      </w:r>
-      <w:r>
-        <w:rPr>
-          <w:rFonts w:ascii="Times New Roman" w:hAnsi="Times New Roman" w:cs="Times New Roman"/>
-          <w:lang w:val="tr-TR"/>
-        </w:rPr>
-        <w:t xml:space="preserve">O</w:t>
-      </w:r>
-      <w:r>
-        <w:rPr>
-          <w:rFonts w:ascii="Times New Roman" w:hAnsi="Times New Roman" w:cs="Times New Roman"/>
-          <w:vertAlign w:val="superscript"/>
-          <w:lang w:val="tr-TR"/>
-        </w:rPr>
-        <w:t xml:space="preserve">+</w:t>
-      </w:r>
-      <w:r>
-        <w:rPr>
-          <w:rFonts w:ascii="Times New Roman" w:hAnsi="Times New Roman" w:cs="Times New Roman"/>
-          <w:lang w:val="tr-TR"/>
-        </w:rPr>
-        <w:t xml:space="preserve">(suda)</w:t>
-      </w:r>
-    </w:p>
-    <w:p>
-      <w:pPr>
-        <w:jc w:val="center"/>
-        <w:rPr>
-          <w:rFonts w:ascii="Times New Roman" w:hAnsi="Times New Roman" w:cs="Times New Roman"/>
-          <w:lang w:val="tr-TR"/>
-        </w:rPr>
-      </w:pPr>
-      <w:r>
-        <w:rPr>
-          <w:rFonts w:ascii="Times New Roman" w:hAnsi="Times New Roman" w:cs="Times New Roman"/>
-          <w:lang w:val="tr-TR"/>
-        </w:rPr>
-        <w:t xml:space="preserve">HPO</w:t>
-      </w:r>
-      <w:r>
-        <w:rPr>
-          <w:rFonts w:ascii="Times New Roman" w:hAnsi="Times New Roman" w:cs="Times New Roman"/>
-          <w:vertAlign w:val="subscript"/>
-          <w:lang w:val="tr-TR"/>
-        </w:rPr>
-        <w:t xml:space="preserve">4</w:t>
-      </w:r>
-      <w:r>
-        <w:rPr>
-          <w:rFonts w:ascii="Times New Roman" w:hAnsi="Times New Roman" w:cs="Times New Roman"/>
-          <w:vertAlign w:val="superscript"/>
-          <w:lang w:val="tr-TR"/>
-        </w:rPr>
-        <w:t xml:space="preserve">2−</w:t>
-      </w:r>
-      <w:r>
-        <w:rPr>
-          <w:rFonts w:ascii="Times New Roman" w:hAnsi="Times New Roman" w:cs="Times New Roman"/>
-          <w:lang w:val="tr-TR"/>
-        </w:rPr>
-        <w:t xml:space="preserve">(suda) + H</w:t>
-      </w:r>
-      <w:r>
-        <w:rPr>
-          <w:rFonts w:ascii="Times New Roman" w:hAnsi="Times New Roman" w:cs="Times New Roman"/>
-          <w:vertAlign w:val="subscript"/>
-          <w:lang w:val="tr-TR"/>
-        </w:rPr>
-        <w:t xml:space="preserve">2</w:t>
-      </w:r>
-      <w:r>
-        <w:rPr>
-          <w:rFonts w:ascii="Times New Roman" w:hAnsi="Times New Roman" w:cs="Times New Roman"/>
-          <w:lang w:val="tr-TR"/>
-        </w:rPr>
-        <w:t xml:space="preserve">O(s) ⇌ PO</w:t>
-      </w:r>
-      <w:r>
-        <w:rPr>
-          <w:rFonts w:ascii="Times New Roman" w:hAnsi="Times New Roman" w:cs="Times New Roman"/>
-          <w:vertAlign w:val="subscript"/>
-          <w:lang w:val="tr-TR"/>
-        </w:rPr>
-        <w:t xml:space="preserve">4</w:t>
-      </w:r>
-      <w:r>
-        <w:rPr>
-          <w:rFonts w:ascii="Times New Roman" w:hAnsi="Times New Roman" w:cs="Times New Roman"/>
-          <w:vertAlign w:val="superscript"/>
-          <w:lang w:val="tr-TR"/>
-        </w:rPr>
-        <w:t xml:space="preserve">3−</w:t>
-      </w:r>
-      <w:r>
-        <w:rPr>
-          <w:rFonts w:ascii="Times New Roman" w:hAnsi="Times New Roman" w:cs="Times New Roman"/>
-          <w:lang w:val="tr-TR"/>
-        </w:rPr>
-        <w:t xml:space="preserve">(suda) + H</w:t>
-      </w:r>
-      <w:r>
-        <w:rPr>
-          <w:rFonts w:ascii="Times New Roman" w:hAnsi="Times New Roman" w:cs="Times New Roman"/>
-          <w:vertAlign w:val="subscript"/>
-          <w:lang w:val="tr-TR"/>
-        </w:rPr>
-        <w:t xml:space="preserve">3</w:t>
-      </w:r>
-      <w:r>
-        <w:rPr>
-          <w:rFonts w:ascii="Times New Roman" w:hAnsi="Times New Roman" w:cs="Times New Roman"/>
-          <w:lang w:val="tr-TR"/>
-        </w:rPr>
-        <w:t xml:space="preserve">O</w:t>
-      </w:r>
-      <w:r>
-        <w:rPr>
-          <w:rFonts w:ascii="Times New Roman" w:hAnsi="Times New Roman" w:cs="Times New Roman"/>
-          <w:vertAlign w:val="superscript"/>
-          <w:lang w:val="tr-TR"/>
-        </w:rPr>
-        <w:t xml:space="preserve">+</w:t>
-      </w:r>
-      <w:r>
-        <w:rPr>
-          <w:rFonts w:ascii="Times New Roman" w:hAnsi="Times New Roman" w:cs="Times New Roman"/>
-          <w:lang w:val="tr-TR"/>
-        </w:rPr>
-        <w:t xml:space="preserve">(suda)</w:t>
-      </w:r>
-    </w:p>
-    <w:p>
-      <w:pPr>
-        <w:jc w:val="both"/>
-        <w:rPr>
-          <w:rFonts w:ascii="Times New Roman" w:hAnsi="Times New Roman" w:cs="Times New Roman"/>
-          <w:lang w:val="tr-TR"/>
-        </w:rPr>
-      </w:pPr>
-      <w:r>
-        <w:rPr>
-          <w:rFonts w:ascii="Times New Roman" w:hAnsi="Times New Roman" w:cs="Times New Roman"/>
-          <w:b/>
-          <w:bCs/>
-          <w:lang w:val="tr-TR"/>
-        </w:rPr>
-        <w:t xml:space="preserve">Ametal Oksitlerin Asidik Özelliği:</w:t>
-      </w:r>
-      <w:r>
-        <w:rPr>
-          <w:rFonts w:ascii="Times New Roman" w:hAnsi="Times New Roman" w:cs="Times New Roman"/>
-          <w:lang w:val="tr-TR"/>
-        </w:rPr>
-        <w:t xml:space="preserve"> CO</w:t>
-      </w:r>
-      <w:r>
-        <w:rPr>
-          <w:rFonts w:ascii="Times New Roman" w:hAnsi="Times New Roman" w:cs="Times New Roman"/>
-          <w:vertAlign w:val="subscript"/>
-          <w:lang w:val="tr-TR"/>
-        </w:rPr>
-        <w:t xml:space="preserve">2</w:t>
-      </w:r>
-      <w:r>
-        <w:rPr>
-          <w:rFonts w:ascii="Times New Roman" w:hAnsi="Times New Roman" w:cs="Times New Roman"/>
-          <w:lang w:val="tr-TR"/>
-        </w:rPr>
-        <w:t xml:space="preserve">, SO</w:t>
-      </w:r>
-      <w:r>
-        <w:rPr>
-          <w:rFonts w:ascii="Times New Roman" w:hAnsi="Times New Roman" w:cs="Times New Roman"/>
-          <w:vertAlign w:val="subscript"/>
-          <w:lang w:val="tr-TR"/>
-        </w:rPr>
-        <w:t xml:space="preserve">2</w:t>
-      </w:r>
-      <w:r>
-        <w:rPr>
-          <w:rFonts w:ascii="Times New Roman" w:hAnsi="Times New Roman" w:cs="Times New Roman"/>
-          <w:lang w:val="tr-TR"/>
-        </w:rPr>
-        <w:t xml:space="preserve">, SO</w:t>
-      </w:r>
-      <w:r>
-        <w:rPr>
-          <w:rFonts w:ascii="Times New Roman" w:hAnsi="Times New Roman" w:cs="Times New Roman"/>
-          <w:vertAlign w:val="subscript"/>
-          <w:lang w:val="tr-TR"/>
-        </w:rPr>
-        <w:t xml:space="preserve">3</w:t>
-      </w:r>
-      <w:r>
-        <w:rPr>
-          <w:rFonts w:ascii="Times New Roman" w:hAnsi="Times New Roman" w:cs="Times New Roman"/>
-          <w:lang w:val="tr-TR"/>
-        </w:rPr>
-        <w:t xml:space="preserve">, NO</w:t>
-      </w:r>
-      <w:r>
-        <w:rPr>
-          <w:rFonts w:ascii="Times New Roman" w:hAnsi="Times New Roman" w:cs="Times New Roman"/>
-          <w:vertAlign w:val="subscript"/>
-          <w:lang w:val="tr-TR"/>
-        </w:rPr>
-        <w:t xml:space="preserve">2</w:t>
-      </w:r>
-      <w:r>
-        <w:rPr>
-          <w:rFonts w:ascii="Times New Roman" w:hAnsi="Times New Roman" w:cs="Times New Roman"/>
-          <w:lang w:val="tr-TR"/>
-        </w:rPr>
-        <w:t xml:space="preserve">, P</w:t>
-      </w:r>
-      <w:r>
-        <w:rPr>
-          <w:rFonts w:ascii="Times New Roman" w:hAnsi="Times New Roman" w:cs="Times New Roman"/>
-          <w:vertAlign w:val="subscript"/>
-          <w:lang w:val="tr-TR"/>
-        </w:rPr>
-        <w:t xml:space="preserve">4</w:t>
-      </w:r>
-      <w:r>
-        <w:rPr>
-          <w:rFonts w:ascii="Times New Roman" w:hAnsi="Times New Roman" w:cs="Times New Roman"/>
-          <w:lang w:val="tr-TR"/>
-        </w:rPr>
-        <w:t xml:space="preserve">O</w:t>
-      </w:r>
-      <w:r>
-        <w:rPr>
-          <w:rFonts w:ascii="Times New Roman" w:hAnsi="Times New Roman" w:cs="Times New Roman"/>
-          <w:vertAlign w:val="subscript"/>
-          <w:lang w:val="tr-TR"/>
-        </w:rPr>
-        <w:t xml:space="preserve">10</w:t>
-      </w:r>
-      <w:r>
-        <w:rPr>
-          <w:rFonts w:ascii="Times New Roman" w:hAnsi="Times New Roman" w:cs="Times New Roman"/>
-          <w:lang w:val="tr-TR"/>
-        </w:rPr>
-        <w:t xml:space="preserve"> gibi ametal oksitler suyla tepkimeye girerek asit oluşturur. Bu nedenle bu oksitlere </w:t>
-      </w:r>
-      <w:r>
-        <w:rPr>
-          <w:rFonts w:ascii="Times New Roman" w:hAnsi="Times New Roman" w:cs="Times New Roman"/>
-          <w:b/>
-          <w:bCs/>
-          <w:lang w:val="tr-TR"/>
-        </w:rPr>
-        <w:t xml:space="preserve">asidik oksitler</w:t>
-      </w:r>
-      <w:r>
-        <w:rPr>
-          <w:rFonts w:ascii="Times New Roman" w:hAnsi="Times New Roman" w:cs="Times New Roman"/>
-          <w:lang w:val="tr-TR"/>
-        </w:rPr>
-        <w:t xml:space="preserve"> denir. Örneğin SO</w:t>
-      </w:r>
-      <w:r>
-        <w:rPr>
-          <w:rFonts w:ascii="Times New Roman" w:hAnsi="Times New Roman" w:cs="Times New Roman"/>
-          <w:vertAlign w:val="subscript"/>
-          <w:lang w:val="tr-TR"/>
-        </w:rPr>
-        <w:t xml:space="preserve">3</w:t>
-      </w:r>
-      <w:r>
-        <w:rPr>
-          <w:rFonts w:ascii="Times New Roman" w:hAnsi="Times New Roman" w:cs="Times New Roman"/>
-          <w:lang w:val="tr-TR"/>
-        </w:rPr>
-        <w:t xml:space="preserve"> suyla H</w:t>
-      </w:r>
-      <w:r>
-        <w:rPr>
-          <w:rFonts w:ascii="Times New Roman" w:hAnsi="Times New Roman" w:cs="Times New Roman"/>
-          <w:vertAlign w:val="subscript"/>
-          <w:lang w:val="tr-TR"/>
-        </w:rPr>
-        <w:t xml:space="preserve">2</w:t>
-      </w:r>
-      <w:r>
-        <w:rPr>
-          <w:rFonts w:ascii="Times New Roman" w:hAnsi="Times New Roman" w:cs="Times New Roman"/>
-          <w:lang w:val="tr-TR"/>
-        </w:rPr>
-        <w:t xml:space="preserve">SO</w:t>
-      </w:r>
-      <w:r>
-        <w:rPr>
-          <w:rFonts w:ascii="Times New Roman" w:hAnsi="Times New Roman" w:cs="Times New Roman"/>
-          <w:vertAlign w:val="subscript"/>
-          <w:lang w:val="tr-TR"/>
-        </w:rPr>
-        <w:t xml:space="preserve">4</w:t>
-      </w:r>
-      <w:r>
-        <w:rPr>
-          <w:rFonts w:ascii="Times New Roman" w:hAnsi="Times New Roman" w:cs="Times New Roman"/>
-          <w:lang w:val="tr-TR"/>
-        </w:rPr>
-        <w:t xml:space="preserve">, CO</w:t>
-      </w:r>
-      <w:r>
-        <w:rPr>
-          <w:rFonts w:ascii="Times New Roman" w:hAnsi="Times New Roman" w:cs="Times New Roman"/>
-          <w:vertAlign w:val="subscript"/>
-          <w:lang w:val="tr-TR"/>
-        </w:rPr>
-        <w:t xml:space="preserve">2</w:t>
-      </w:r>
-      <w:r>
-        <w:rPr>
-          <w:rFonts w:ascii="Times New Roman" w:hAnsi="Times New Roman" w:cs="Times New Roman"/>
-          <w:lang w:val="tr-TR"/>
-        </w:rPr>
-        <w:t xml:space="preserve"> ise H</w:t>
-      </w:r>
-      <w:r>
-        <w:rPr>
-          <w:rFonts w:ascii="Times New Roman" w:hAnsi="Times New Roman" w:cs="Times New Roman"/>
-          <w:vertAlign w:val="subscript"/>
-          <w:lang w:val="tr-TR"/>
-        </w:rPr>
-        <w:t xml:space="preserve">2</w:t>
-      </w:r>
-      <w:r>
-        <w:rPr>
-          <w:rFonts w:ascii="Times New Roman" w:hAnsi="Times New Roman" w:cs="Times New Roman"/>
-          <w:lang w:val="tr-TR"/>
-        </w:rPr>
-        <w:t xml:space="preserve">CO</w:t>
-      </w:r>
-      <w:r>
-        <w:rPr>
-          <w:rFonts w:ascii="Times New Roman" w:hAnsi="Times New Roman" w:cs="Times New Roman"/>
-          <w:vertAlign w:val="subscript"/>
-          <w:lang w:val="tr-TR"/>
-        </w:rPr>
-        <w:t xml:space="preserve">3</w:t>
-      </w:r>
-      <w:r>
-        <w:rPr>
-          <w:rFonts w:ascii="Times New Roman" w:hAnsi="Times New Roman" w:cs="Times New Roman"/>
-          <w:lang w:val="tr-TR"/>
-        </w:rPr>
-        <w:t xml:space="preserve"> oluşturur. Fosil yakıtların yanmasıyla atmosfere salınan SO</w:t>
-      </w:r>
-      <w:r>
-        <w:rPr>
-          <w:rFonts w:ascii="Times New Roman" w:hAnsi="Times New Roman" w:cs="Times New Roman"/>
-          <w:vertAlign w:val="subscript"/>
-          <w:lang w:val="tr-TR"/>
-        </w:rPr>
-        <w:t xml:space="preserve">2</w:t>
-      </w:r>
-      <w:r>
-        <w:rPr>
-          <w:rFonts w:ascii="Times New Roman" w:hAnsi="Times New Roman" w:cs="Times New Roman"/>
-          <w:lang w:val="tr-TR"/>
-        </w:rPr>
-        <w:t xml:space="preserve"> ve azot oksitlerin yağmur suyunda çözünmesi asit yağmurlarına neden olur. Atmosferdeki CO</w:t>
-      </w:r>
-      <w:r>
-        <w:rPr>
-          <w:rFonts w:ascii="Times New Roman" w:hAnsi="Times New Roman" w:cs="Times New Roman"/>
-          <w:vertAlign w:val="subscript"/>
-          <w:lang w:val="tr-TR"/>
-        </w:rPr>
-        <w:t xml:space="preserve">2</w:t>
-      </w:r>
-      <w:r>
-        <w:rPr>
-          <w:rFonts w:ascii="Times New Roman" w:hAnsi="Times New Roman" w:cs="Times New Roman"/>
-          <w:lang w:val="tr-TR"/>
-        </w:rPr>
-        <w:t xml:space="preserve">’nin okyanuslarda çözünmesi ise deniz suyunun pH değerini düşürür.</w:t>
-      </w:r>
-    </w:p>
-    <w:p>
-      <w:pPr>
-        <w:jc w:val="center"/>
-        <w:rPr>
-          <w:rFonts w:ascii="Times New Roman" w:hAnsi="Times New Roman" w:cs="Times New Roman"/>
-          <w:lang w:val="tr-TR"/>
-        </w:rPr>
-      </w:pPr>
-      <w:r>
-        <w:rPr>
-          <w:rFonts w:ascii="Times New Roman" w:hAnsi="Times New Roman" w:cs="Times New Roman"/>
-          <w:lang w:val="tr-TR"/>
-        </w:rPr>
-        <w:t xml:space="preserve">SO</w:t>
-      </w:r>
-      <w:r>
-        <w:rPr>
-          <w:rFonts w:ascii="Times New Roman" w:hAnsi="Times New Roman" w:cs="Times New Roman"/>
-          <w:vertAlign w:val="subscript"/>
-          <w:lang w:val="tr-TR"/>
-        </w:rPr>
-        <w:t xml:space="preserve">3</w:t>
-      </w:r>
-      <w:r>
-        <w:rPr>
-          <w:rFonts w:ascii="Times New Roman" w:hAnsi="Times New Roman" w:cs="Times New Roman"/>
-          <w:lang w:val="tr-TR"/>
-        </w:rPr>
-        <w:t xml:space="preserve">(g) + H</w:t>
-      </w:r>
-      <w:r>
-        <w:rPr>
-          <w:rFonts w:ascii="Times New Roman" w:hAnsi="Times New Roman" w:cs="Times New Roman"/>
-          <w:vertAlign w:val="subscript"/>
-          <w:lang w:val="tr-TR"/>
-        </w:rPr>
-        <w:t xml:space="preserve">2</w:t>
-      </w:r>
-      <w:r>
-        <w:rPr>
-          <w:rFonts w:ascii="Times New Roman" w:hAnsi="Times New Roman" w:cs="Times New Roman"/>
-          <w:lang w:val="tr-TR"/>
-        </w:rPr>
-        <w:t xml:space="preserve">O(s) → H</w:t>
-      </w:r>
-      <w:r>
-        <w:rPr>
-          <w:rFonts w:ascii="Times New Roman" w:hAnsi="Times New Roman" w:cs="Times New Roman"/>
-          <w:vertAlign w:val="subscript"/>
-          <w:lang w:val="tr-TR"/>
-        </w:rPr>
-        <w:t xml:space="preserve">2</w:t>
-      </w:r>
-      <w:r>
-        <w:rPr>
-          <w:rFonts w:ascii="Times New Roman" w:hAnsi="Times New Roman" w:cs="Times New Roman"/>
-          <w:lang w:val="tr-TR"/>
-        </w:rPr>
-        <w:t xml:space="preserve">SO</w:t>
-      </w:r>
-      <w:r>
-        <w:rPr>
-          <w:rFonts w:ascii="Times New Roman" w:hAnsi="Times New Roman" w:cs="Times New Roman"/>
-          <w:vertAlign w:val="subscript"/>
-          <w:lang w:val="tr-TR"/>
-        </w:rPr>
-        <w:t xml:space="preserve">4</w:t>
-      </w:r>
-      <w:r>
-        <w:rPr>
-          <w:rFonts w:ascii="Times New Roman" w:hAnsi="Times New Roman" w:cs="Times New Roman"/>
-          <w:lang w:val="tr-TR"/>
-        </w:rPr>
-        <w:t xml:space="preserve">(suda)          CO</w:t>
-      </w:r>
-      <w:r>
-        <w:rPr>
-          <w:rFonts w:ascii="Times New Roman" w:hAnsi="Times New Roman" w:cs="Times New Roman"/>
-          <w:vertAlign w:val="subscript"/>
-          <w:lang w:val="tr-TR"/>
-        </w:rPr>
-        <w:t xml:space="preserve">2</w:t>
-      </w:r>
-      <w:r>
-        <w:rPr>
-          <w:rFonts w:ascii="Times New Roman" w:hAnsi="Times New Roman" w:cs="Times New Roman"/>
-          <w:lang w:val="tr-TR"/>
-        </w:rPr>
-        <w:t xml:space="preserve">(g) + H</w:t>
-      </w:r>
-      <w:r>
-        <w:rPr>
-          <w:rFonts w:ascii="Times New Roman" w:hAnsi="Times New Roman" w:cs="Times New Roman"/>
-          <w:vertAlign w:val="subscript"/>
-          <w:lang w:val="tr-TR"/>
-        </w:rPr>
-        <w:t xml:space="preserve">2</w:t>
-      </w:r>
-      <w:r>
-        <w:rPr>
-          <w:rFonts w:ascii="Times New Roman" w:hAnsi="Times New Roman" w:cs="Times New Roman"/>
-          <w:lang w:val="tr-TR"/>
-        </w:rPr>
-        <w:t xml:space="preserve">O(s) ⇌ H</w:t>
-      </w:r>
-      <w:r>
-        <w:rPr>
-          <w:rFonts w:ascii="Times New Roman" w:hAnsi="Times New Roman" w:cs="Times New Roman"/>
-          <w:vertAlign w:val="subscript"/>
-          <w:lang w:val="tr-TR"/>
-        </w:rPr>
-        <w:t xml:space="preserve">2</w:t>
-      </w:r>
-      <w:r>
-        <w:rPr>
-          <w:rFonts w:ascii="Times New Roman" w:hAnsi="Times New Roman" w:cs="Times New Roman"/>
-          <w:lang w:val="tr-TR"/>
-        </w:rPr>
-        <w:t xml:space="preserve">CO</w:t>
-      </w:r>
-      <w:r>
-        <w:rPr>
-          <w:rFonts w:ascii="Times New Roman" w:hAnsi="Times New Roman" w:cs="Times New Roman"/>
-          <w:vertAlign w:val="subscript"/>
-          <w:lang w:val="tr-TR"/>
-        </w:rPr>
-        <w:t xml:space="preserve">3</w:t>
-      </w:r>
-      <w:r>
-        <w:rPr>
-          <w:rFonts w:ascii="Times New Roman" w:hAnsi="Times New Roman" w:cs="Times New Roman"/>
-          <w:lang w:val="tr-TR"/>
-        </w:rPr>
-        <w:t xml:space="preserve">(suda)</w:t>
-      </w:r>
-    </w:p>
-    <w:p>
-      <w:pPr>
-        <w:jc w:val="both"/>
-        <w:rPr>
-          <w:rFonts w:ascii="Times New Roman" w:hAnsi="Times New Roman" w:cs="Times New Roman"/>
-          <w:lang w:val="tr-TR"/>
-        </w:rPr>
-      </w:pPr>
-      <w:r>
-        <w:rPr>
-          <w:rFonts w:ascii="Times New Roman" w:hAnsi="Times New Roman" w:cs="Times New Roman"/>
-          <w:lang w:val="tr-TR"/>
-        </w:rPr>
-        <w:t xml:space="preserve">Asidik özellik gösteren ametal oksitlerde genellikle oksijen atomu sayısı ametal atomu sayısından fazladır. Oksijen atomu sayısı ametal atomu sayısına eşit ya da ondan az olan CO, NO ve N</w:t>
-      </w:r>
-      <w:r>
-        <w:rPr>
-          <w:rFonts w:ascii="Times New Roman" w:hAnsi="Times New Roman" w:cs="Times New Roman"/>
-          <w:vertAlign w:val="subscript"/>
-          <w:lang w:val="tr-TR"/>
-        </w:rPr>
-        <w:t xml:space="preserve">2</w:t>
-      </w:r>
-      <w:r>
-        <w:rPr>
-          <w:rFonts w:ascii="Times New Roman" w:hAnsi="Times New Roman" w:cs="Times New Roman"/>
-          <w:lang w:val="tr-TR"/>
-        </w:rPr>
-        <w:t xml:space="preserve">O gibi oksitler ise suyla asit oluşturmaz; bu oksitlere </w:t>
-      </w:r>
-      <w:r>
-        <w:rPr>
-          <w:rFonts w:ascii="Times New Roman" w:hAnsi="Times New Roman" w:cs="Times New Roman"/>
-          <w:b/>
-          <w:bCs/>
-          <w:lang w:val="tr-TR"/>
-        </w:rPr>
-        <w:t xml:space="preserve">nötr oksitler</w:t>
-      </w:r>
-      <w:r>
-        <w:rPr>
-          <w:rFonts w:ascii="Times New Roman" w:hAnsi="Times New Roman" w:cs="Times New Roman"/>
-          <w:lang w:val="tr-TR"/>
-        </w:rPr>
-        <w:t xml:space="preserve"> denir. Ametal oksitlerin asidik özelliği sanayide de kullanılır: Kükürtün yakılmasıyla elde edilen SO</w:t>
-      </w:r>
-      <w:r>
-        <w:rPr>
-          <w:rFonts w:ascii="Times New Roman" w:hAnsi="Times New Roman" w:cs="Times New Roman"/>
-          <w:vertAlign w:val="subscript"/>
-          <w:lang w:val="tr-TR"/>
-        </w:rPr>
-        <w:t xml:space="preserve">2</w:t>
-      </w:r>
-      <w:r>
-        <w:rPr>
-          <w:rFonts w:ascii="Times New Roman" w:hAnsi="Times New Roman" w:cs="Times New Roman"/>
-          <w:lang w:val="tr-TR"/>
-        </w:rPr>
-        <w:t xml:space="preserve">, SO</w:t>
-      </w:r>
-      <w:r>
-        <w:rPr>
-          <w:rFonts w:ascii="Times New Roman" w:hAnsi="Times New Roman" w:cs="Times New Roman"/>
-          <w:vertAlign w:val="subscript"/>
-          <w:lang w:val="tr-TR"/>
-        </w:rPr>
-        <w:t xml:space="preserve">3</w:t>
-      </w:r>
-      <w:r>
-        <w:rPr>
-          <w:rFonts w:ascii="Times New Roman" w:hAnsi="Times New Roman" w:cs="Times New Roman"/>
-          <w:lang w:val="tr-TR"/>
-        </w:rPr>
-        <w:t xml:space="preserve">’e yükseltgendikten sonra suyla tepkimeye sokularak gübre, pil ve boya üretiminde kullanılan sülfürik asit elde edilir. Gazlı içeceklere basınç altında CO</w:t>
-      </w:r>
-      <w:r>
-        <w:rPr>
-          <w:rFonts w:ascii="Times New Roman" w:hAnsi="Times New Roman" w:cs="Times New Roman"/>
-          <w:vertAlign w:val="subscript"/>
-          <w:lang w:val="tr-TR"/>
-        </w:rPr>
-        <w:t xml:space="preserve">2</w:t>
-      </w:r>
-      <w:r>
-        <w:rPr>
-          <w:rFonts w:ascii="Times New Roman" w:hAnsi="Times New Roman" w:cs="Times New Roman"/>
-          <w:lang w:val="tr-TR"/>
-        </w:rPr>
-        <w:t xml:space="preserve"> eklenmesi ise içeceğin hafif asidik tadını oluşturur.</w:t>
-      </w:r>
-    </w:p>
-    <w:p>
-      <w:pPr>
-        <w:jc w:val="both"/>
-        <w:rPr>
-          <w:rFonts w:ascii="Times New Roman" w:hAnsi="Times New Roman" w:cs="Times New Roman"/>
-          <w:lang w:val="tr-TR"/>
-        </w:rPr>
-      </w:pPr>
-      <w:r>
-        <w:rPr>
-          <w:rFonts w:ascii="Times New Roman" w:hAnsi="Times New Roman" w:cs="Times New Roman"/>
-          <w:lang w:val="tr-TR"/>
-        </w:rPr>
-        <w:t xml:space="preserve">Metallerin oksijenle oluşturduğu bileşiklerin büyük bölümü ise suyla birleştiğinde hidroksit, yani baz verir; bunlara </w:t>
-      </w:r>
-      <w:r>
-        <w:rPr>
-          <w:rFonts w:ascii="Times New Roman" w:hAnsi="Times New Roman" w:cs="Times New Roman"/>
-          <w:b/>
-          <w:bCs/>
-          <w:lang w:val="tr-TR"/>
-        </w:rPr>
-        <w:t xml:space="preserve">bazik oksitler</w:t>
-      </w:r>
-      <w:r>
-        <w:rPr>
-          <w:rFonts w:ascii="Times New Roman" w:hAnsi="Times New Roman" w:cs="Times New Roman"/>
-          <w:lang w:val="tr-TR"/>
-        </w:rPr>
-        <w:t xml:space="preserve"> denir. Örneğin sönmemiş kireç (CaO) suyla sönmüş kireci [Ca(OH)</w:t>
-      </w:r>
-      <w:r>
-        <w:rPr>
-          <w:rFonts w:ascii="Times New Roman" w:hAnsi="Times New Roman" w:cs="Times New Roman"/>
-          <w:vertAlign w:val="subscript"/>
-          <w:lang w:val="tr-TR"/>
-        </w:rPr>
-        <w:t xml:space="preserve">2</w:t>
-      </w:r>
-      <w:r>
-        <w:rPr>
-          <w:rFonts w:ascii="Times New Roman" w:hAnsi="Times New Roman" w:cs="Times New Roman"/>
-          <w:lang w:val="tr-TR"/>
-        </w:rPr>
-        <w:t xml:space="preserve">] oluşturur.</w:t>
-      </w:r>
-    </w:p>
-    <w:p>
-      <w:pPr>
-        <w:jc w:val="center"/>
-        <w:rPr>
-          <w:rFonts w:ascii="Times New Roman" w:hAnsi="Times New Roman" w:cs="Times New Roman"/>
-          <w:lang w:val="tr-TR"/>
-        </w:rPr>
-      </w:pPr>
-      <w:r>
-        <w:rPr>
-          <w:rFonts w:ascii="Times New Roman" w:hAnsi="Times New Roman" w:cs="Times New Roman"/>
-          <w:lang w:val="tr-TR"/>
-        </w:rPr>
-        <w:t xml:space="preserve">CaO(k) + H</w:t>
-      </w:r>
-      <w:r>
-        <w:rPr>
-          <w:rFonts w:ascii="Times New Roman" w:hAnsi="Times New Roman" w:cs="Times New Roman"/>
-          <w:vertAlign w:val="subscript"/>
-          <w:lang w:val="tr-TR"/>
-        </w:rPr>
-        <w:t xml:space="preserve">2</w:t>
-      </w:r>
-      <w:r>
-        <w:rPr>
-          <w:rFonts w:ascii="Times New Roman" w:hAnsi="Times New Roman" w:cs="Times New Roman"/>
-          <w:lang w:val="tr-TR"/>
-        </w:rPr>
-        <w:t xml:space="preserve">O(s) → Ca(OH)</w:t>
-      </w:r>
-      <w:r>
-        <w:rPr>
-          <w:rFonts w:ascii="Times New Roman" w:hAnsi="Times New Roman" w:cs="Times New Roman"/>
-          <w:vertAlign w:val="subscript"/>
-          <w:lang w:val="tr-TR"/>
-        </w:rPr>
-        <w:t xml:space="preserve">2</w:t>
-      </w:r>
-      <w:r>
-        <w:rPr>
-          <w:rFonts w:ascii="Times New Roman" w:hAnsi="Times New Roman" w:cs="Times New Roman"/>
-          <w:lang w:val="tr-TR"/>
-        </w:rPr>
-        <w:t xml:space="preserve">(suda)          Na</w:t>
-      </w:r>
-      <w:r>
-        <w:rPr>
-          <w:rFonts w:ascii="Times New Roman" w:hAnsi="Times New Roman" w:cs="Times New Roman"/>
-          <w:vertAlign w:val="subscript"/>
-          <w:lang w:val="tr-TR"/>
-        </w:rPr>
-        <w:t xml:space="preserve">2</w:t>
-      </w:r>
-      <w:r>
-        <w:rPr>
-          <w:rFonts w:ascii="Times New Roman" w:hAnsi="Times New Roman" w:cs="Times New Roman"/>
-          <w:lang w:val="tr-TR"/>
-        </w:rPr>
-        <w:t xml:space="preserve">O(k) + H</w:t>
-      </w:r>
-      <w:r>
-        <w:rPr>
-          <w:rFonts w:ascii="Times New Roman" w:hAnsi="Times New Roman" w:cs="Times New Roman"/>
-          <w:vertAlign w:val="subscript"/>
-          <w:lang w:val="tr-TR"/>
-        </w:rPr>
-        <w:t xml:space="preserve">2</w:t>
-      </w:r>
-      <w:r>
-        <w:rPr>
-          <w:rFonts w:ascii="Times New Roman" w:hAnsi="Times New Roman" w:cs="Times New Roman"/>
-          <w:lang w:val="tr-TR"/>
-        </w:rPr>
-        <w:t xml:space="preserve">O(s) → 2NaOH(suda)</w:t>
-      </w:r>
-    </w:p>
-    <w:tbl>
-      <w:tblPr>
-        <w:tblW w:w="9000" w:type="dxa"/>
-        <w:jc w:val="center"/>
-        <w:tblBorders>
-          <w:top w:val="single" w:sz="8" w:space="0" w:color="7F7F7F"/>
-          <w:left w:val="single" w:sz="8" w:space="0" w:color="7F7F7F"/>
-          <w:bottom w:val="single" w:sz="8" w:space="0" w:color="7F7F7F"/>
-          <w:right w:val="single" w:sz="8" w:space="0" w:color="7F7F7F"/>
-        </w:tblBorders>
-      </w:tblPr>
-      <w:tblGrid>
-        <w:gridCol w:w="9000"/>
-      </w:tblGrid>
-      <w:tr>
-        <w:tc>
-          <w:tcPr>
-            <w:tcW w:w="9000" w:type="dxa"/>
-            <w:shd w:val="clear" w:color="auto" w:fill="EDEDED"/>
-          </w:tcPr>
-          <w:p>
-            <w:pPr>
-              <w:jc w:val="both"/>
-              <w:rPr>
-                <w:rFonts w:ascii="Times New Roman" w:hAnsi="Times New Roman" w:cs="Times New Roman"/>
-                <w:lang w:val="tr-TR"/>
-              </w:rPr>
-            </w:pPr>
-            <w:r>
-              <w:rPr>
-                <w:rFonts w:ascii="Times New Roman" w:hAnsi="Times New Roman" w:cs="Times New Roman"/>
-                <w:lang w:val="tr-TR"/>
-              </w:rPr>
-              <w:t xml:space="preserve">GÖRSEL ALANI (Shutterstock)</w:t>
-            </w:r>
-          </w:p>
-          <w:p>
-            <w:pPr>
-              <w:jc w:val="both"/>
-              <w:rPr>
-                <w:rFonts w:ascii="Times New Roman" w:hAnsi="Times New Roman" w:cs="Times New Roman"/>
-                <w:lang w:val="tr-TR"/>
-              </w:rPr>
-            </w:pPr>
-            <w:r>
-              <w:rPr>
-                <w:rFonts w:ascii="Times New Roman" w:hAnsi="Times New Roman" w:cs="Times New Roman"/>
-                <w:lang w:val="tr-TR"/>
-              </w:rPr>
-              <w:t xml:space="preserve">Tarif: Asit yağmurları nedeniyle yaprakları dökülmüş, kurumuş ağaçların bulunduğu bir orman ya da aşınmış mermer heykel.</w:t>
-            </w:r>
-          </w:p>
-          <w:p>
-            <w:pPr>
-              <w:jc w:val="both"/>
-              <w:rPr>
-                <w:rFonts w:ascii="Times New Roman" w:hAnsi="Times New Roman" w:cs="Times New Roman"/>
-                <w:lang w:val="tr-TR"/>
-              </w:rPr>
-            </w:pPr>
-            <w:r>
-              <w:rPr>
-                <w:rFonts w:ascii="Times New Roman" w:hAnsi="Times New Roman" w:cs="Times New Roman"/>
-                <w:lang w:val="tr-TR"/>
-              </w:rPr>
-              <w:t xml:space="preserve">Shutter ID: 2829837163 (fotoğraf) — Acid rain damage, Appalachian mountains</w:t>
-            </w:r>
-          </w:p>
-        </w:tc>
-      </w:tr>
-    </w:tbl>
-    <w:p>
-      <w:pPr>
-        <w:jc w:val="both"/>
-        <w:rPr>
-          <w:rFonts w:ascii="Times New Roman" w:hAnsi="Times New Roman" w:cs="Times New Roman"/>
-          <w:lang w:val="tr-TR"/>
-        </w:rPr>
-      </w:pPr>
-    </w:p>
-    <w:p>
-      <w:pPr>
-        <w:jc w:val="center"/>
-        <w:rPr>
-          <w:rFonts w:ascii="Times New Roman" w:hAnsi="Times New Roman" w:cs="Times New Roman"/>
-          <w:lang w:val="tr-TR"/>
-        </w:rPr>
-      </w:pPr>
-      <w:r>
-        <w:rPr>
-          <w:rFonts w:ascii="Times New Roman" w:hAnsi="Times New Roman" w:cs="Times New Roman"/>
-          <w:b/>
-          <w:bCs/>
-          <w:lang w:val="tr-TR"/>
-        </w:rPr>
-        <w:t xml:space="preserve">Görsel C:</w:t>
-      </w:r>
-      <w:r>
-        <w:rPr>
-          <w:rFonts w:ascii="Times New Roman" w:hAnsi="Times New Roman" w:cs="Times New Roman"/>
-          <w:lang w:val="tr-TR"/>
-        </w:rPr>
-        <w:t xml:space="preserve"> Asit yağmurlarından etkilenmiş bir orman</w:t>
-      </w:r>
-    </w:p>
-    <w:p>
-      <w:pPr>
-        <w:keepNext/>
-        <w:shd w:val="clear" w:color="auto" w:fill="92D050"/>
-        <w:jc w:val="both"/>
-        <w:rPr>
-          <w:rFonts w:ascii="Times New Roman" w:hAnsi="Times New Roman" w:cs="Times New Roman"/>
-          <w:b/>
-          <w:bCs/>
-          <w:lang w:val="tr-TR"/>
-        </w:rPr>
-      </w:pPr>
-      <w:r>
-        <w:rPr>
-          <w:rFonts w:ascii="Times New Roman" w:hAnsi="Times New Roman" w:cs="Times New Roman"/>
-          <w:b/>
-          <w:bCs/>
-          <w:lang w:val="tr-TR"/>
-        </w:rPr>
-        <w:t xml:space="preserve">Örnek-Çözüm Atölyesi 2.3.</w:t>
-      </w:r>
-    </w:p>
-    <w:p>
-      <w:pPr>
-        <w:jc w:val="both"/>
-        <w:rPr>
-          <w:rFonts w:ascii="Times New Roman" w:hAnsi="Times New Roman" w:cs="Times New Roman"/>
-          <w:lang w:val="tr-TR"/>
-        </w:rPr>
-      </w:pPr>
-      <w:r>
-        <w:rPr>
-          <w:rFonts w:ascii="Times New Roman" w:hAnsi="Times New Roman" w:cs="Times New Roman"/>
-          <w:lang w:val="tr-TR"/>
-        </w:rPr>
-        <w:t xml:space="preserve">HCO</w:t>
-      </w:r>
-      <w:r>
-        <w:rPr>
-          <w:rFonts w:ascii="Times New Roman" w:hAnsi="Times New Roman" w:cs="Times New Roman"/>
-          <w:vertAlign w:val="subscript"/>
-          <w:lang w:val="tr-TR"/>
-        </w:rPr>
-        <w:t xml:space="preserve">3</w:t>
-      </w:r>
-      <w:r>
-        <w:rPr>
-          <w:rFonts w:ascii="Times New Roman" w:hAnsi="Times New Roman" w:cs="Times New Roman"/>
-          <w:vertAlign w:val="superscript"/>
-          <w:lang w:val="tr-TR"/>
-        </w:rPr>
-        <w:t xml:space="preserve">−</w:t>
-      </w:r>
-      <w:r>
-        <w:rPr>
-          <w:rFonts w:ascii="Times New Roman" w:hAnsi="Times New Roman" w:cs="Times New Roman"/>
-          <w:lang w:val="tr-TR"/>
-        </w:rPr>
-        <w:t xml:space="preserve">(suda) + H</w:t>
-      </w:r>
-      <w:r>
-        <w:rPr>
-          <w:rFonts w:ascii="Times New Roman" w:hAnsi="Times New Roman" w:cs="Times New Roman"/>
-          <w:vertAlign w:val="subscript"/>
-          <w:lang w:val="tr-TR"/>
-        </w:rPr>
-        <w:t xml:space="preserve">2</w:t>
-      </w:r>
-      <w:r>
-        <w:rPr>
-          <w:rFonts w:ascii="Times New Roman" w:hAnsi="Times New Roman" w:cs="Times New Roman"/>
-          <w:lang w:val="tr-TR"/>
-        </w:rPr>
-        <w:t xml:space="preserve">O(s) ⇌ H</w:t>
-      </w:r>
-      <w:r>
-        <w:rPr>
-          <w:rFonts w:ascii="Times New Roman" w:hAnsi="Times New Roman" w:cs="Times New Roman"/>
-          <w:vertAlign w:val="subscript"/>
-          <w:lang w:val="tr-TR"/>
-        </w:rPr>
-        <w:t xml:space="preserve">2</w:t>
-      </w:r>
-      <w:r>
-        <w:rPr>
-          <w:rFonts w:ascii="Times New Roman" w:hAnsi="Times New Roman" w:cs="Times New Roman"/>
-          <w:lang w:val="tr-TR"/>
-        </w:rPr>
-        <w:t xml:space="preserve">CO</w:t>
-      </w:r>
-      <w:r>
-        <w:rPr>
-          <w:rFonts w:ascii="Times New Roman" w:hAnsi="Times New Roman" w:cs="Times New Roman"/>
-          <w:vertAlign w:val="subscript"/>
-          <w:lang w:val="tr-TR"/>
-        </w:rPr>
-        <w:t xml:space="preserve">3</w:t>
-      </w:r>
-      <w:r>
-        <w:rPr>
-          <w:rFonts w:ascii="Times New Roman" w:hAnsi="Times New Roman" w:cs="Times New Roman"/>
-          <w:lang w:val="tr-TR"/>
-        </w:rPr>
-        <w:t xml:space="preserve">(suda) + OH</w:t>
-      </w:r>
-      <w:r>
-        <w:rPr>
-          <w:rFonts w:ascii="Times New Roman" w:hAnsi="Times New Roman" w:cs="Times New Roman"/>
-          <w:vertAlign w:val="superscript"/>
-          <w:lang w:val="tr-TR"/>
-        </w:rPr>
-        <w:t xml:space="preserve">−</w:t>
-      </w:r>
-      <w:r>
-        <w:rPr>
-          <w:rFonts w:ascii="Times New Roman" w:hAnsi="Times New Roman" w:cs="Times New Roman"/>
-          <w:lang w:val="tr-TR"/>
-        </w:rPr>
-        <w:t xml:space="preserve">(suda) tepkimesinde Brønsted-Lowry asit ve bazlarını, eşlenik asit-baz çiftlerini belirleyiniz.</w:t>
-      </w:r>
-    </w:p>
-    <w:p>
-      <w:pPr>
-        <w:jc w:val="both"/>
-        <w:rPr>
-          <w:rFonts w:ascii="Times New Roman" w:hAnsi="Times New Roman" w:cs="Times New Roman"/>
-          <w:lang w:val="tr-TR"/>
-        </w:rPr>
-      </w:pPr>
-      <w:r>
-        <w:rPr>
-          <w:rFonts w:ascii="Times New Roman" w:hAnsi="Times New Roman" w:cs="Times New Roman"/>
-          <w:b/>
-          <w:bCs/>
-          <w:lang w:val="tr-TR"/>
-        </w:rPr>
-        <w:t xml:space="preserve">Çözüm:</w:t>
-      </w:r>
-    </w:p>
-    <w:p>
-      <w:pPr>
-        <w:jc w:val="both"/>
-        <w:rPr>
-          <w:rFonts w:ascii="Times New Roman" w:hAnsi="Times New Roman" w:cs="Times New Roman"/>
-          <w:lang w:val="tr-TR"/>
-        </w:rPr>
-      </w:pPr>
-      <w:r>
-        <w:rPr>
-          <w:rFonts w:ascii="Times New Roman" w:hAnsi="Times New Roman" w:cs="Times New Roman"/>
-          <w:lang w:val="tr-TR"/>
-        </w:rPr>
-        <w:t xml:space="preserve">HCO</w:t>
-      </w:r>
-      <w:r>
-        <w:rPr>
-          <w:rFonts w:ascii="Times New Roman" w:hAnsi="Times New Roman" w:cs="Times New Roman"/>
-          <w:vertAlign w:val="subscript"/>
-          <w:lang w:val="tr-TR"/>
-        </w:rPr>
-        <w:t xml:space="preserve">3</w:t>
-      </w:r>
-      <w:r>
-        <w:rPr>
-          <w:rFonts w:ascii="Times New Roman" w:hAnsi="Times New Roman" w:cs="Times New Roman"/>
-          <w:vertAlign w:val="superscript"/>
-          <w:lang w:val="tr-TR"/>
-        </w:rPr>
-        <w:t xml:space="preserve">−</w:t>
-      </w:r>
-      <w:r>
-        <w:rPr>
-          <w:rFonts w:ascii="Times New Roman" w:hAnsi="Times New Roman" w:cs="Times New Roman"/>
-          <w:lang w:val="tr-TR"/>
-        </w:rPr>
-        <w:t xml:space="preserve"> su molekülünden proton alarak H</w:t>
-      </w:r>
-      <w:r>
-        <w:rPr>
-          <w:rFonts w:ascii="Times New Roman" w:hAnsi="Times New Roman" w:cs="Times New Roman"/>
-          <w:vertAlign w:val="subscript"/>
-          <w:lang w:val="tr-TR"/>
-        </w:rPr>
-        <w:t xml:space="preserve">2</w:t>
-      </w:r>
-      <w:r>
-        <w:rPr>
-          <w:rFonts w:ascii="Times New Roman" w:hAnsi="Times New Roman" w:cs="Times New Roman"/>
-          <w:lang w:val="tr-TR"/>
-        </w:rPr>
-        <w:t xml:space="preserve">CO</w:t>
-      </w:r>
-      <w:r>
-        <w:rPr>
-          <w:rFonts w:ascii="Times New Roman" w:hAnsi="Times New Roman" w:cs="Times New Roman"/>
-          <w:vertAlign w:val="subscript"/>
-          <w:lang w:val="tr-TR"/>
-        </w:rPr>
-        <w:t xml:space="preserve">3</w:t>
-      </w:r>
-      <w:r>
-        <w:rPr>
-          <w:rFonts w:ascii="Times New Roman" w:hAnsi="Times New Roman" w:cs="Times New Roman"/>
-          <w:lang w:val="tr-TR"/>
-        </w:rPr>
-        <w:t xml:space="preserve">’e dönüşmüştür; bu nedenle Brønsted-Lowry bazıdır. Su proton vermiştir; Brønsted-Lowry asididir. Geri tepkimede H</w:t>
-      </w:r>
-      <w:r>
-        <w:rPr>
-          <w:rFonts w:ascii="Times New Roman" w:hAnsi="Times New Roman" w:cs="Times New Roman"/>
-          <w:vertAlign w:val="subscript"/>
-          <w:lang w:val="tr-TR"/>
-        </w:rPr>
-        <w:t xml:space="preserve">2</w:t>
-      </w:r>
-      <w:r>
-        <w:rPr>
-          <w:rFonts w:ascii="Times New Roman" w:hAnsi="Times New Roman" w:cs="Times New Roman"/>
-          <w:lang w:val="tr-TR"/>
-        </w:rPr>
-        <w:t xml:space="preserve">CO</w:t>
-      </w:r>
-      <w:r>
-        <w:rPr>
-          <w:rFonts w:ascii="Times New Roman" w:hAnsi="Times New Roman" w:cs="Times New Roman"/>
-          <w:vertAlign w:val="subscript"/>
-          <w:lang w:val="tr-TR"/>
-        </w:rPr>
-        <w:t xml:space="preserve">3</w:t>
-      </w:r>
-      <w:r>
-        <w:rPr>
-          <w:rFonts w:ascii="Times New Roman" w:hAnsi="Times New Roman" w:cs="Times New Roman"/>
-          <w:lang w:val="tr-TR"/>
-        </w:rPr>
-        <w:t xml:space="preserve"> proton veren asit, OH</w:t>
-      </w:r>
-      <w:r>
-        <w:rPr>
-          <w:rFonts w:ascii="Times New Roman" w:hAnsi="Times New Roman" w:cs="Times New Roman"/>
-          <w:vertAlign w:val="superscript"/>
-          <w:lang w:val="tr-TR"/>
-        </w:rPr>
-        <w:t xml:space="preserve">−</w:t>
-      </w:r>
-      <w:r>
-        <w:rPr>
-          <w:rFonts w:ascii="Times New Roman" w:hAnsi="Times New Roman" w:cs="Times New Roman"/>
-          <w:lang w:val="tr-TR"/>
-        </w:rPr>
-        <w:t xml:space="preserve"> ise proton alan bazdır.</w:t>
-      </w:r>
-    </w:p>
-    <w:p>
-      <w:pPr>
-        <w:jc w:val="both"/>
-        <w:rPr>
-          <w:rFonts w:ascii="Times New Roman" w:hAnsi="Times New Roman" w:cs="Times New Roman"/>
-          <w:lang w:val="tr-TR"/>
-        </w:rPr>
-      </w:pPr>
-      <w:r>
-        <w:rPr>
-          <w:rFonts w:ascii="Times New Roman" w:hAnsi="Times New Roman" w:cs="Times New Roman"/>
-          <w:lang w:val="tr-TR"/>
-        </w:rPr>
-        <w:t xml:space="preserve">Eşlenik çiftler: H</w:t>
-      </w:r>
-      <w:r>
-        <w:rPr>
-          <w:rFonts w:ascii="Times New Roman" w:hAnsi="Times New Roman" w:cs="Times New Roman"/>
-          <w:vertAlign w:val="subscript"/>
-          <w:lang w:val="tr-TR"/>
-        </w:rPr>
-        <w:t xml:space="preserve">2</w:t>
-      </w:r>
-      <w:r>
-        <w:rPr>
-          <w:rFonts w:ascii="Times New Roman" w:hAnsi="Times New Roman" w:cs="Times New Roman"/>
-          <w:lang w:val="tr-TR"/>
-        </w:rPr>
-        <w:t xml:space="preserve">CO</w:t>
-      </w:r>
-      <w:r>
-        <w:rPr>
-          <w:rFonts w:ascii="Times New Roman" w:hAnsi="Times New Roman" w:cs="Times New Roman"/>
-          <w:vertAlign w:val="subscript"/>
-          <w:lang w:val="tr-TR"/>
-        </w:rPr>
-        <w:t xml:space="preserve">3</w:t>
-      </w:r>
-      <w:r>
-        <w:rPr>
-          <w:rFonts w:ascii="Times New Roman" w:hAnsi="Times New Roman" w:cs="Times New Roman"/>
-          <w:lang w:val="tr-TR"/>
-        </w:rPr>
-        <w:t xml:space="preserve">/HCO</w:t>
-      </w:r>
-      <w:r>
-        <w:rPr>
-          <w:rFonts w:ascii="Times New Roman" w:hAnsi="Times New Roman" w:cs="Times New Roman"/>
-          <w:vertAlign w:val="subscript"/>
-          <w:lang w:val="tr-TR"/>
-        </w:rPr>
-        <w:t xml:space="preserve">3</w:t>
-      </w:r>
-      <w:r>
-        <w:rPr>
-          <w:rFonts w:ascii="Times New Roman" w:hAnsi="Times New Roman" w:cs="Times New Roman"/>
-          <w:vertAlign w:val="superscript"/>
-          <w:lang w:val="tr-TR"/>
-        </w:rPr>
-        <w:t xml:space="preserve">−</w:t>
-      </w:r>
-      <w:r>
-        <w:rPr>
-          <w:rFonts w:ascii="Times New Roman" w:hAnsi="Times New Roman" w:cs="Times New Roman"/>
-          <w:lang w:val="tr-TR"/>
-        </w:rPr>
-        <w:t xml:space="preserve"> ve H</w:t>
-      </w:r>
-      <w:r>
-        <w:rPr>
-          <w:rFonts w:ascii="Times New Roman" w:hAnsi="Times New Roman" w:cs="Times New Roman"/>
-          <w:vertAlign w:val="subscript"/>
-          <w:lang w:val="tr-TR"/>
-        </w:rPr>
-        <w:t xml:space="preserve">2</w:t>
-      </w:r>
-      <w:r>
-        <w:rPr>
-          <w:rFonts w:ascii="Times New Roman" w:hAnsi="Times New Roman" w:cs="Times New Roman"/>
-          <w:lang w:val="tr-TR"/>
-        </w:rPr>
-        <w:t xml:space="preserve">O/OH</w:t>
-      </w:r>
-      <w:r>
-        <w:rPr>
-          <w:rFonts w:ascii="Times New Roman" w:hAnsi="Times New Roman" w:cs="Times New Roman"/>
-          <w:vertAlign w:val="superscript"/>
-          <w:lang w:val="tr-TR"/>
-        </w:rPr>
-        <w:t xml:space="preserve">−</w:t>
-      </w:r>
-    </w:p>
-    <w:p>
-      <w:pPr>
-        <w:pStyle w:val="ListParagraph"/>
-        <w:ind w:left="1080"/>
-        <w:jc w:val="both"/>
-        <w:rPr>
-          <w:rFonts w:ascii="Times New Roman" w:hAnsi="Times New Roman" w:cs="Times New Roman"/>
-          <w:lang w:val="tr-TR"/>
-        </w:rPr>
-      </w:pPr>
-      <w:r>
-        <w:rPr>
-          <w:noProof/>
-          <w:lang w:val="tr-TR"/>
-        </w:rPr>
-        <mc:AlternateContent>
-          <mc:Choice Requires="wps">
-            <w:drawing>
-              <wp:anchor distT="0" distB="0" distL="114300" distR="114300" simplePos="0" relativeHeight="251659264" behindDoc="0" locked="0" layoutInCell="1" allowOverlap="1">
-                <wp:simplePos x="0" y="0"/>
-                <wp:positionH relativeFrom="column">
-                  <wp:posOffset>498916</wp:posOffset>
-                </wp:positionH>
-                <wp:positionV relativeFrom="paragraph">
-                  <wp:posOffset>170180</wp:posOffset>
-                </wp:positionV>
-                <wp:extent cx="5538486" cy="0"/>
-                <wp:effectExtent l="0" t="12700" r="24130" b="12700"/>
-                <wp:wrapNone/>
                 <wp:docPr id="900003" name="Straight Connector 1"/>
                 <wp:cNvGraphicFramePr/>
                 <a:graphic xmlns:a="http://schemas.openxmlformats.org/drawingml/2006/main">
@@ -4814,15 +1791,216 @@
     </w:p>
     <w:p>
       <w:pPr>
-        <w:keepNext/>
-        <w:shd w:val="clear" w:color="auto" w:fill="E97132"/>
         <w:jc w:val="both"/>
+        <w:rPr>
+          <w:rFonts w:ascii="Times New Roman" w:hAnsi="Times New Roman" w:cs="Times New Roman"/>
+          <w:lang w:val="tr-TR"/>
+        </w:rPr>
+      </w:pPr>
+      <w:r>
         <w:rPr>
           <w:rFonts w:ascii="Times New Roman" w:hAnsi="Times New Roman" w:cs="Times New Roman"/>
           <w:b/>
           <w:bCs/>
           <w:lang w:val="tr-TR"/>
         </w:rPr>
+        <w:t xml:space="preserve">Arrhenius Asit-Baz Teorisi:</w:t>
+      </w:r>
+      <w:r>
+        <w:rPr>
+          <w:rFonts w:ascii="Times New Roman" w:hAnsi="Times New Roman" w:cs="Times New Roman"/>
+          <w:lang w:val="tr-TR"/>
+        </w:rPr>
+        <w:t xml:space="preserve"> Arrhenius’a göre asitler suda çözündüğünde H</w:t>
+      </w:r>
+      <w:r>
+        <w:rPr>
+          <w:rFonts w:ascii="Times New Roman" w:hAnsi="Times New Roman" w:cs="Times New Roman"/>
+          <w:vertAlign w:val="superscript"/>
+          <w:lang w:val="tr-TR"/>
+        </w:rPr>
+        <w:t xml:space="preserve">+</w:t>
+      </w:r>
+      <w:r>
+        <w:rPr>
+          <w:rFonts w:ascii="Times New Roman" w:hAnsi="Times New Roman" w:cs="Times New Roman"/>
+          <w:lang w:val="tr-TR"/>
+        </w:rPr>
+        <w:t xml:space="preserve"> iyonu, bazlar ise OH</w:t>
+      </w:r>
+      <w:r>
+        <w:rPr>
+          <w:rFonts w:ascii="Times New Roman" w:hAnsi="Times New Roman" w:cs="Times New Roman"/>
+          <w:vertAlign w:val="superscript"/>
+          <w:lang w:val="tr-TR"/>
+        </w:rPr>
+        <w:t xml:space="preserve">−</w:t>
+      </w:r>
+      <w:r>
+        <w:rPr>
+          <w:rFonts w:ascii="Times New Roman" w:hAnsi="Times New Roman" w:cs="Times New Roman"/>
+          <w:lang w:val="tr-TR"/>
+        </w:rPr>
+        <w:t xml:space="preserve"> iyonu oluşturan maddelerdir. Sulu çözeltide H</w:t>
+      </w:r>
+      <w:r>
+        <w:rPr>
+          <w:rFonts w:ascii="Times New Roman" w:hAnsi="Times New Roman" w:cs="Times New Roman"/>
+          <w:vertAlign w:val="superscript"/>
+          <w:lang w:val="tr-TR"/>
+        </w:rPr>
+        <w:t xml:space="preserve">+</w:t>
+      </w:r>
+      <w:r>
+        <w:rPr>
+          <w:rFonts w:ascii="Times New Roman" w:hAnsi="Times New Roman" w:cs="Times New Roman"/>
+          <w:lang w:val="tr-TR"/>
+        </w:rPr>
+        <w:t xml:space="preserve"> iyonu tek başına bulunmaz; bir su molekülüne bağlanarak hidronyum iyonunu (H</w:t>
+      </w:r>
+      <w:r>
+        <w:rPr>
+          <w:rFonts w:ascii="Times New Roman" w:hAnsi="Times New Roman" w:cs="Times New Roman"/>
+          <w:vertAlign w:val="subscript"/>
+          <w:lang w:val="tr-TR"/>
+        </w:rPr>
+        <w:t xml:space="preserve">3</w:t>
+      </w:r>
+      <w:r>
+        <w:rPr>
+          <w:rFonts w:ascii="Times New Roman" w:hAnsi="Times New Roman" w:cs="Times New Roman"/>
+          <w:lang w:val="tr-TR"/>
+        </w:rPr>
+        <w:t xml:space="preserve">O</w:t>
+      </w:r>
+      <w:r>
+        <w:rPr>
+          <w:rFonts w:ascii="Times New Roman" w:hAnsi="Times New Roman" w:cs="Times New Roman"/>
+          <w:vertAlign w:val="superscript"/>
+          <w:lang w:val="tr-TR"/>
+        </w:rPr>
+        <w:t xml:space="preserve">+</w:t>
+      </w:r>
+      <w:r>
+        <w:rPr>
+          <w:rFonts w:ascii="Times New Roman" w:hAnsi="Times New Roman" w:cs="Times New Roman"/>
+          <w:lang w:val="tr-TR"/>
+        </w:rPr>
+        <w:t xml:space="preserve">) oluşturur. Bu nedenle H</w:t>
+      </w:r>
+      <w:r>
+        <w:rPr>
+          <w:rFonts w:ascii="Times New Roman" w:hAnsi="Times New Roman" w:cs="Times New Roman"/>
+          <w:vertAlign w:val="superscript"/>
+          <w:lang w:val="tr-TR"/>
+        </w:rPr>
+        <w:t xml:space="preserve">+</w:t>
+      </w:r>
+      <w:r>
+        <w:rPr>
+          <w:rFonts w:ascii="Times New Roman" w:hAnsi="Times New Roman" w:cs="Times New Roman"/>
+          <w:lang w:val="tr-TR"/>
+        </w:rPr>
+        <w:t xml:space="preserve">(suda) ve H</w:t>
+      </w:r>
+      <w:r>
+        <w:rPr>
+          <w:rFonts w:ascii="Times New Roman" w:hAnsi="Times New Roman" w:cs="Times New Roman"/>
+          <w:vertAlign w:val="subscript"/>
+          <w:lang w:val="tr-TR"/>
+        </w:rPr>
+        <w:t xml:space="preserve">3</w:t>
+      </w:r>
+      <w:r>
+        <w:rPr>
+          <w:rFonts w:ascii="Times New Roman" w:hAnsi="Times New Roman" w:cs="Times New Roman"/>
+          <w:lang w:val="tr-TR"/>
+        </w:rPr>
+        <w:t xml:space="preserve">O</w:t>
+      </w:r>
+      <w:r>
+        <w:rPr>
+          <w:rFonts w:ascii="Times New Roman" w:hAnsi="Times New Roman" w:cs="Times New Roman"/>
+          <w:vertAlign w:val="superscript"/>
+          <w:lang w:val="tr-TR"/>
+        </w:rPr>
+        <w:t xml:space="preserve">+</w:t>
+      </w:r>
+      <w:r>
+        <w:rPr>
+          <w:rFonts w:ascii="Times New Roman" w:hAnsi="Times New Roman" w:cs="Times New Roman"/>
+          <w:lang w:val="tr-TR"/>
+        </w:rPr>
+        <w:t xml:space="preserve">(suda) gösterimleri aynı anlamda kullanılır. Arrhenius teorisi HCl, HNO</w:t>
+      </w:r>
+      <w:r>
+        <w:rPr>
+          <w:rFonts w:ascii="Times New Roman" w:hAnsi="Times New Roman" w:cs="Times New Roman"/>
+          <w:vertAlign w:val="subscript"/>
+          <w:lang w:val="tr-TR"/>
+        </w:rPr>
+        <w:t xml:space="preserve">3</w:t>
+      </w:r>
+      <w:r>
+        <w:rPr>
+          <w:rFonts w:ascii="Times New Roman" w:hAnsi="Times New Roman" w:cs="Times New Roman"/>
+          <w:lang w:val="tr-TR"/>
+        </w:rPr>
+        <w:t xml:space="preserve">, NaOH, KOH gibi maddelerin davranışlarını başarıyla açıklar. Ancak bu teori yalnızca sulu çözeltiler için geçerlidir ve yapısında OH</w:t>
+      </w:r>
+      <w:r>
+        <w:rPr>
+          <w:rFonts w:ascii="Times New Roman" w:hAnsi="Times New Roman" w:cs="Times New Roman"/>
+          <w:vertAlign w:val="superscript"/>
+          <w:lang w:val="tr-TR"/>
+        </w:rPr>
+        <w:t xml:space="preserve">−</w:t>
+      </w:r>
+      <w:r>
+        <w:rPr>
+          <w:rFonts w:ascii="Times New Roman" w:hAnsi="Times New Roman" w:cs="Times New Roman"/>
+          <w:lang w:val="tr-TR"/>
+        </w:rPr>
+        <w:t xml:space="preserve"> bulunmayan NH</w:t>
+      </w:r>
+      <w:r>
+        <w:rPr>
+          <w:rFonts w:ascii="Times New Roman" w:hAnsi="Times New Roman" w:cs="Times New Roman"/>
+          <w:vertAlign w:val="subscript"/>
+          <w:lang w:val="tr-TR"/>
+        </w:rPr>
+        <w:t xml:space="preserve">3</w:t>
+      </w:r>
+      <w:r>
+        <w:rPr>
+          <w:rFonts w:ascii="Times New Roman" w:hAnsi="Times New Roman" w:cs="Times New Roman"/>
+          <w:lang w:val="tr-TR"/>
+        </w:rPr>
+        <w:t xml:space="preserve"> gibi maddelerin bazik özelliğini açıklayamaz. HCl(g) ile NH</w:t>
+      </w:r>
+      <w:r>
+        <w:rPr>
+          <w:rFonts w:ascii="Times New Roman" w:hAnsi="Times New Roman" w:cs="Times New Roman"/>
+          <w:vertAlign w:val="subscript"/>
+          <w:lang w:val="tr-TR"/>
+        </w:rPr>
+        <w:t xml:space="preserve">3</w:t>
+      </w:r>
+      <w:r>
+        <w:rPr>
+          <w:rFonts w:ascii="Times New Roman" w:hAnsi="Times New Roman" w:cs="Times New Roman"/>
+          <w:lang w:val="tr-TR"/>
+        </w:rPr>
+        <w:t xml:space="preserve">(g) arasında su olmayan ortamda gerçekleşen tepkime de bu teoriyle asit-baz tepkimesi olarak açıklanamaz.</w:t>
+      </w:r>
+    </w:p>
+    <w:p>
+      <w:pPr>
+        <w:jc w:val="both"/>
+        <w:rPr>
+          <w:rFonts w:ascii="Times New Roman" w:hAnsi="Times New Roman" w:cs="Times New Roman"/>
+          <w:lang w:val="tr-TR"/>
+        </w:rPr>
       </w:pPr>
       <w:r>
         <w:rPr>
@@ -4831,7 +2009,83 @@
           <w:bCs/>
           <w:lang w:val="tr-TR"/>
         </w:rPr>
-        <w:t xml:space="preserve">Bilgi Köşesi 2.1.</w:t>
+        <w:t xml:space="preserve">Brønsted-Lowry Asit-Baz Teorisi:</w:t>
+      </w:r>
+      <w:r>
+        <w:rPr>
+          <w:rFonts w:ascii="Times New Roman" w:hAnsi="Times New Roman" w:cs="Times New Roman"/>
+          <w:lang w:val="tr-TR"/>
+        </w:rPr>
+        <w:t xml:space="preserve"> Brønsted ve Lowry’ye göre asitler proton (H</w:t>
+      </w:r>
+      <w:r>
+        <w:rPr>
+          <w:rFonts w:ascii="Times New Roman" w:hAnsi="Times New Roman" w:cs="Times New Roman"/>
+          <w:vertAlign w:val="superscript"/>
+          <w:lang w:val="tr-TR"/>
+        </w:rPr>
+        <w:t xml:space="preserve">+</w:t>
+      </w:r>
+      <w:r>
+        <w:rPr>
+          <w:rFonts w:ascii="Times New Roman" w:hAnsi="Times New Roman" w:cs="Times New Roman"/>
+          <w:lang w:val="tr-TR"/>
+        </w:rPr>
+        <w:t xml:space="preserve">) veren, bazlar ise proton alan türlerdir. Bu tanıma göre asit-baz tepkimesi, asitten baza bir proton aktarımıdır ve suyun bulunmasını gerektirmez. Örneğin NH</w:t>
+      </w:r>
+      <w:r>
+        <w:rPr>
+          <w:rFonts w:ascii="Times New Roman" w:hAnsi="Times New Roman" w:cs="Times New Roman"/>
+          <w:vertAlign w:val="subscript"/>
+          <w:lang w:val="tr-TR"/>
+        </w:rPr>
+        <w:t xml:space="preserve">3</w:t>
+      </w:r>
+      <w:r>
+        <w:rPr>
+          <w:rFonts w:ascii="Times New Roman" w:hAnsi="Times New Roman" w:cs="Times New Roman"/>
+          <w:lang w:val="tr-TR"/>
+        </w:rPr>
+        <w:t xml:space="preserve"> su molekülünden bir proton alarak NH</w:t>
+      </w:r>
+      <w:r>
+        <w:rPr>
+          <w:rFonts w:ascii="Times New Roman" w:hAnsi="Times New Roman" w:cs="Times New Roman"/>
+          <w:vertAlign w:val="subscript"/>
+          <w:lang w:val="tr-TR"/>
+        </w:rPr>
+        <w:t xml:space="preserve">4</w:t>
+      </w:r>
+      <w:r>
+        <w:rPr>
+          <w:rFonts w:ascii="Times New Roman" w:hAnsi="Times New Roman" w:cs="Times New Roman"/>
+          <w:vertAlign w:val="superscript"/>
+          <w:lang w:val="tr-TR"/>
+        </w:rPr>
+        <w:t xml:space="preserve">+</w:t>
+      </w:r>
+      <w:r>
+        <w:rPr>
+          <w:rFonts w:ascii="Times New Roman" w:hAnsi="Times New Roman" w:cs="Times New Roman"/>
+          <w:lang w:val="tr-TR"/>
+        </w:rPr>
+        <w:t xml:space="preserve"> iyonuna dönüştüğü için Brønsted-Lowry bazıdır. Bu tepkimede su proton veren tür, yani Brønsted-Lowry asididir. Buna karşılık HCl’nin suda çözünmesinde su proton alarak baz gibi davranır. Hem asit hem de baz gibi davranabilen bu tür maddelere </w:t>
+      </w:r>
+      <w:r>
+        <w:rPr>
+          <w:rFonts w:ascii="Times New Roman" w:hAnsi="Times New Roman" w:cs="Times New Roman"/>
+          <w:b/>
+          <w:bCs/>
+          <w:lang w:val="tr-TR"/>
+        </w:rPr>
+        <w:t xml:space="preserve">amfoter (amfiprotik)</w:t>
+      </w:r>
+      <w:r>
+        <w:rPr>
+          <w:rFonts w:ascii="Times New Roman" w:hAnsi="Times New Roman" w:cs="Times New Roman"/>
+          <w:lang w:val="tr-TR"/>
+        </w:rPr>
+        <w:t xml:space="preserve"> maddeler denir.</w:t>
       </w:r>
     </w:p>
     <w:p>
@@ -4847,7 +2101,54 @@
           <w:rFonts w:ascii="Times New Roman" w:hAnsi="Times New Roman" w:cs="Times New Roman"/>
           <w:lang w:val="tr-TR"/>
         </w:rPr>
-        <w:t xml:space="preserve">Asit-baz tanımlarını pekiştirmek için sınıfınızda bir kart oyunu tasarlayabilirsiniz. Kartların bir yüzüne HCl, NH</w:t>
+        <w:t xml:space="preserve">Brønsted-Lowry tepkimeleri genellikle tersinirdir. Bir asit proton verdiğinde geriye kalan tür, geri tepkimede proton alabileceği için bir bazdır. Formülleri birbirinden yalnızca bir H</w:t>
+      </w:r>
+      <w:r>
+        <w:rPr>
+          <w:rFonts w:ascii="Times New Roman" w:hAnsi="Times New Roman" w:cs="Times New Roman"/>
+          <w:vertAlign w:val="superscript"/>
+          <w:lang w:val="tr-TR"/>
+        </w:rPr>
+        <w:t xml:space="preserve">+</w:t>
+      </w:r>
+      <w:r>
+        <w:rPr>
+          <w:rFonts w:ascii="Times New Roman" w:hAnsi="Times New Roman" w:cs="Times New Roman"/>
+          <w:lang w:val="tr-TR"/>
+        </w:rPr>
+        <w:t xml:space="preserve"> kadar farklı olan böyle bir asit ile baza </w:t>
+      </w:r>
+      <w:r>
+        <w:rPr>
+          <w:rFonts w:ascii="Times New Roman" w:hAnsi="Times New Roman" w:cs="Times New Roman"/>
+          <w:b/>
+          <w:bCs/>
+          <w:lang w:val="tr-TR"/>
+        </w:rPr>
+        <w:t xml:space="preserve">eşlenik (konjuge) asit-baz çifti</w:t>
+      </w:r>
+      <w:r>
+        <w:rPr>
+          <w:rFonts w:ascii="Times New Roman" w:hAnsi="Times New Roman" w:cs="Times New Roman"/>
+          <w:lang w:val="tr-TR"/>
+        </w:rPr>
+        <w:t xml:space="preserve"> adı verilir.</w:t>
+      </w:r>
+    </w:p>
+    <w:p>
+      <w:pPr>
+        <w:jc w:val="center"/>
+        <w:rPr>
+          <w:rFonts w:ascii="Times New Roman" w:hAnsi="Times New Roman" w:cs="Times New Roman"/>
+          <w:lang w:val="tr-TR"/>
+        </w:rPr>
+      </w:pPr>
+      <w:r>
+        <w:rPr>
+          <w:rFonts w:ascii="Times New Roman" w:hAnsi="Times New Roman" w:cs="Times New Roman"/>
+          <w:lang w:val="tr-TR"/>
+        </w:rPr>
+        <w:t xml:space="preserve">CH</w:t>
       </w:r>
       <w:r>
         <w:rPr>
@@ -4862,6 +2163,986 @@
           <w:rFonts w:ascii="Times New Roman" w:hAnsi="Times New Roman" w:cs="Times New Roman"/>
           <w:lang w:val="tr-TR"/>
         </w:rPr>
+        <w:t xml:space="preserve">COOH(suda) + H</w:t>
+      </w:r>
+      <w:r>
+        <w:rPr>
+          <w:rFonts w:ascii="Times New Roman" w:hAnsi="Times New Roman" w:cs="Times New Roman"/>
+          <w:vertAlign w:val="subscript"/>
+          <w:lang w:val="tr-TR"/>
+        </w:rPr>
+        <w:t xml:space="preserve">2</w:t>
+      </w:r>
+      <w:r>
+        <w:rPr>
+          <w:rFonts w:ascii="Times New Roman" w:hAnsi="Times New Roman" w:cs="Times New Roman"/>
+          <w:lang w:val="tr-TR"/>
+        </w:rPr>
+        <w:t xml:space="preserve">O(s) ⇌ CH</w:t>
+      </w:r>
+      <w:r>
+        <w:rPr>
+          <w:rFonts w:ascii="Times New Roman" w:hAnsi="Times New Roman" w:cs="Times New Roman"/>
+          <w:vertAlign w:val="subscript"/>
+          <w:lang w:val="tr-TR"/>
+        </w:rPr>
+        <w:t xml:space="preserve">3</w:t>
+      </w:r>
+      <w:r>
+        <w:rPr>
+          <w:rFonts w:ascii="Times New Roman" w:hAnsi="Times New Roman" w:cs="Times New Roman"/>
+          <w:lang w:val="tr-TR"/>
+        </w:rPr>
+        <w:t xml:space="preserve">COO</w:t>
+      </w:r>
+      <w:r>
+        <w:rPr>
+          <w:rFonts w:ascii="Times New Roman" w:hAnsi="Times New Roman" w:cs="Times New Roman"/>
+          <w:vertAlign w:val="superscript"/>
+          <w:lang w:val="tr-TR"/>
+        </w:rPr>
+        <w:t xml:space="preserve">−</w:t>
+      </w:r>
+      <w:r>
+        <w:rPr>
+          <w:rFonts w:ascii="Times New Roman" w:hAnsi="Times New Roman" w:cs="Times New Roman"/>
+          <w:lang w:val="tr-TR"/>
+        </w:rPr>
+        <w:t xml:space="preserve">(suda) + H</w:t>
+      </w:r>
+      <w:r>
+        <w:rPr>
+          <w:rFonts w:ascii="Times New Roman" w:hAnsi="Times New Roman" w:cs="Times New Roman"/>
+          <w:vertAlign w:val="subscript"/>
+          <w:lang w:val="tr-TR"/>
+        </w:rPr>
+        <w:t xml:space="preserve">3</w:t>
+      </w:r>
+      <w:r>
+        <w:rPr>
+          <w:rFonts w:ascii="Times New Roman" w:hAnsi="Times New Roman" w:cs="Times New Roman"/>
+          <w:lang w:val="tr-TR"/>
+        </w:rPr>
+        <w:t xml:space="preserve">O</w:t>
+      </w:r>
+      <w:r>
+        <w:rPr>
+          <w:rFonts w:ascii="Times New Roman" w:hAnsi="Times New Roman" w:cs="Times New Roman"/>
+          <w:vertAlign w:val="superscript"/>
+          <w:lang w:val="tr-TR"/>
+        </w:rPr>
+        <w:t xml:space="preserve">+</w:t>
+      </w:r>
+      <w:r>
+        <w:rPr>
+          <w:rFonts w:ascii="Times New Roman" w:hAnsi="Times New Roman" w:cs="Times New Roman"/>
+          <w:lang w:val="tr-TR"/>
+        </w:rPr>
+        <w:t xml:space="preserve">(suda)</w:t>
+      </w:r>
+    </w:p>
+    <w:p>
+      <w:pPr>
+        <w:jc w:val="center"/>
+        <w:rPr>
+          <w:rFonts w:ascii="Times New Roman" w:hAnsi="Times New Roman" w:cs="Times New Roman"/>
+          <w:lang w:val="tr-TR"/>
+        </w:rPr>
+      </w:pPr>
+      <w:r>
+        <w:rPr>
+          <w:rFonts w:ascii="Times New Roman" w:hAnsi="Times New Roman" w:cs="Times New Roman"/>
+          <w:lang w:val="tr-TR"/>
+        </w:rPr>
+        <w:t xml:space="preserve">asit 1              baz 2                    baz 1                   asit 2</w:t>
+      </w:r>
+    </w:p>
+    <w:p>
+      <w:pPr>
+        <w:jc w:val="both"/>
+        <w:rPr>
+          <w:rFonts w:ascii="Times New Roman" w:hAnsi="Times New Roman" w:cs="Times New Roman"/>
+          <w:lang w:val="tr-TR"/>
+        </w:rPr>
+      </w:pPr>
+      <w:r>
+        <w:rPr>
+          <w:rFonts w:ascii="Times New Roman" w:hAnsi="Times New Roman" w:cs="Times New Roman"/>
+          <w:lang w:val="tr-TR"/>
+        </w:rPr>
+        <w:t xml:space="preserve">Bu tepkimede CH</w:t>
+      </w:r>
+      <w:r>
+        <w:rPr>
+          <w:rFonts w:ascii="Times New Roman" w:hAnsi="Times New Roman" w:cs="Times New Roman"/>
+          <w:vertAlign w:val="subscript"/>
+          <w:lang w:val="tr-TR"/>
+        </w:rPr>
+        <w:t xml:space="preserve">3</w:t>
+      </w:r>
+      <w:r>
+        <w:rPr>
+          <w:rFonts w:ascii="Times New Roman" w:hAnsi="Times New Roman" w:cs="Times New Roman"/>
+          <w:lang w:val="tr-TR"/>
+        </w:rPr>
+        <w:t xml:space="preserve">COOH/CH</w:t>
+      </w:r>
+      <w:r>
+        <w:rPr>
+          <w:rFonts w:ascii="Times New Roman" w:hAnsi="Times New Roman" w:cs="Times New Roman"/>
+          <w:vertAlign w:val="subscript"/>
+          <w:lang w:val="tr-TR"/>
+        </w:rPr>
+        <w:t xml:space="preserve">3</w:t>
+      </w:r>
+      <w:r>
+        <w:rPr>
+          <w:rFonts w:ascii="Times New Roman" w:hAnsi="Times New Roman" w:cs="Times New Roman"/>
+          <w:lang w:val="tr-TR"/>
+        </w:rPr>
+        <w:t xml:space="preserve">COO</w:t>
+      </w:r>
+      <w:r>
+        <w:rPr>
+          <w:rFonts w:ascii="Times New Roman" w:hAnsi="Times New Roman" w:cs="Times New Roman"/>
+          <w:vertAlign w:val="superscript"/>
+          <w:lang w:val="tr-TR"/>
+        </w:rPr>
+        <w:t xml:space="preserve">−</w:t>
+      </w:r>
+      <w:r>
+        <w:rPr>
+          <w:rFonts w:ascii="Times New Roman" w:hAnsi="Times New Roman" w:cs="Times New Roman"/>
+          <w:lang w:val="tr-TR"/>
+        </w:rPr>
+        <w:t xml:space="preserve"> ve H</w:t>
+      </w:r>
+      <w:r>
+        <w:rPr>
+          <w:rFonts w:ascii="Times New Roman" w:hAnsi="Times New Roman" w:cs="Times New Roman"/>
+          <w:vertAlign w:val="subscript"/>
+          <w:lang w:val="tr-TR"/>
+        </w:rPr>
+        <w:t xml:space="preserve">3</w:t>
+      </w:r>
+      <w:r>
+        <w:rPr>
+          <w:rFonts w:ascii="Times New Roman" w:hAnsi="Times New Roman" w:cs="Times New Roman"/>
+          <w:lang w:val="tr-TR"/>
+        </w:rPr>
+        <w:t xml:space="preserve">O</w:t>
+      </w:r>
+      <w:r>
+        <w:rPr>
+          <w:rFonts w:ascii="Times New Roman" w:hAnsi="Times New Roman" w:cs="Times New Roman"/>
+          <w:vertAlign w:val="superscript"/>
+          <w:lang w:val="tr-TR"/>
+        </w:rPr>
+        <w:t xml:space="preserve">+</w:t>
+      </w:r>
+      <w:r>
+        <w:rPr>
+          <w:rFonts w:ascii="Times New Roman" w:hAnsi="Times New Roman" w:cs="Times New Roman"/>
+          <w:lang w:val="tr-TR"/>
+        </w:rPr>
+        <w:t xml:space="preserve">/H</w:t>
+      </w:r>
+      <w:r>
+        <w:rPr>
+          <w:rFonts w:ascii="Times New Roman" w:hAnsi="Times New Roman" w:cs="Times New Roman"/>
+          <w:vertAlign w:val="subscript"/>
+          <w:lang w:val="tr-TR"/>
+        </w:rPr>
+        <w:t xml:space="preserve">2</w:t>
+      </w:r>
+      <w:r>
+        <w:rPr>
+          <w:rFonts w:ascii="Times New Roman" w:hAnsi="Times New Roman" w:cs="Times New Roman"/>
+          <w:lang w:val="tr-TR"/>
+        </w:rPr>
+        <w:t xml:space="preserve">O eşlenik asit-baz çiftleridir.</w:t>
+      </w:r>
+    </w:p>
+    <w:p>
+      <w:pPr>
+        <w:jc w:val="center"/>
+        <w:rPr>
+          <w:rFonts w:ascii="Times New Roman" w:hAnsi="Times New Roman" w:cs="Times New Roman"/>
+          <w:lang w:val="tr-TR"/>
+        </w:rPr>
+      </w:pPr>
+      <w:r>
+        <w:rPr>
+          <w:rFonts w:ascii="Times New Roman" w:hAnsi="Times New Roman" w:cs="Times New Roman"/>
+          <w:b/>
+          <w:bCs/>
+          <w:lang w:val="tr-TR"/>
+        </w:rPr>
+        <w:t xml:space="preserve">Tablo A:</w:t>
+      </w:r>
+      <w:r>
+        <w:rPr>
+          <w:rFonts w:ascii="Times New Roman" w:hAnsi="Times New Roman" w:cs="Times New Roman"/>
+          <w:lang w:val="tr-TR"/>
+        </w:rPr>
+        <w:t xml:space="preserve"> Arrhenius ve Brønsted-Lowry tanımlarının karşılaştırılması</w:t>
+      </w:r>
+    </w:p>
+    <w:tbl>
+      <w:tblPr>
+        <w:tblW w:w="9000" w:type="dxa"/>
+        <w:jc w:val="center"/>
+        <w:tblBorders>
+          <w:top w:val="single" w:sz="4" w:space="0" w:color="auto"/>
+          <w:left w:val="single" w:sz="4" w:space="0" w:color="auto"/>
+          <w:bottom w:val="single" w:sz="4" w:space="0" w:color="auto"/>
+          <w:right w:val="single" w:sz="4" w:space="0" w:color="auto"/>
+          <w:insideH w:val="single" w:sz="4" w:space="0" w:color="auto"/>
+          <w:insideV w:val="single" w:sz="4" w:space="0" w:color="auto"/>
+        </w:tblBorders>
+        <w:tblLayout w:type="fixed"/>
+        <w:tblLook w:val="04A0"/>
+      </w:tblPr>
+      <w:tblGrid>
+        <w:gridCol w:w="2200"/>
+        <w:gridCol w:w="3400"/>
+        <w:gridCol w:w="3400"/>
+      </w:tblGrid>
+      <w:tr>
+        <w:tc>
+          <w:tcPr>
+            <w:tcW w:w="2200" w:type="dxa"/>
+            <w:shd w:val="clear" w:color="auto" w:fill="D9E2F3"/>
+            <w:vAlign w:val="center"/>
+          </w:tcPr>
+          <w:p>
+            <w:pPr>
+              <w:jc w:val="left"/>
+              <w:rPr>
+                <w:rFonts w:ascii="Times New Roman" w:hAnsi="Times New Roman" w:cs="Times New Roman"/>
+                <w:b/>
+                <w:bCs/>
+                <w:lang w:val="tr-TR"/>
+              </w:rPr>
+            </w:pPr>
+            <w:r>
+              <w:rPr>
+                <w:rFonts w:ascii="Times New Roman" w:hAnsi="Times New Roman" w:cs="Times New Roman"/>
+                <w:b/>
+                <w:bCs/>
+                <w:lang w:val="tr-TR"/>
+              </w:rPr>
+              <w:t xml:space="preserve">Özellik</w:t>
+            </w:r>
+          </w:p>
+        </w:tc>
+        <w:tc>
+          <w:tcPr>
+            <w:tcW w:w="3400" w:type="dxa"/>
+            <w:shd w:val="clear" w:color="auto" w:fill="D9E2F3"/>
+            <w:vAlign w:val="center"/>
+          </w:tcPr>
+          <w:p>
+            <w:pPr>
+              <w:jc w:val="left"/>
+              <w:rPr>
+                <w:rFonts w:ascii="Times New Roman" w:hAnsi="Times New Roman" w:cs="Times New Roman"/>
+                <w:b/>
+                <w:bCs/>
+                <w:lang w:val="tr-TR"/>
+              </w:rPr>
+            </w:pPr>
+            <w:r>
+              <w:rPr>
+                <w:rFonts w:ascii="Times New Roman" w:hAnsi="Times New Roman" w:cs="Times New Roman"/>
+                <w:b/>
+                <w:bCs/>
+                <w:lang w:val="tr-TR"/>
+              </w:rPr>
+              <w:t xml:space="preserve">Arrhenius</w:t>
+            </w:r>
+          </w:p>
+        </w:tc>
+        <w:tc>
+          <w:tcPr>
+            <w:tcW w:w="3400" w:type="dxa"/>
+            <w:shd w:val="clear" w:color="auto" w:fill="D9E2F3"/>
+            <w:vAlign w:val="center"/>
+          </w:tcPr>
+          <w:p>
+            <w:pPr>
+              <w:jc w:val="left"/>
+              <w:rPr>
+                <w:rFonts w:ascii="Times New Roman" w:hAnsi="Times New Roman" w:cs="Times New Roman"/>
+                <w:b/>
+                <w:bCs/>
+                <w:lang w:val="tr-TR"/>
+              </w:rPr>
+            </w:pPr>
+            <w:r>
+              <w:rPr>
+                <w:rFonts w:ascii="Times New Roman" w:hAnsi="Times New Roman" w:cs="Times New Roman"/>
+                <w:b/>
+                <w:bCs/>
+                <w:lang w:val="tr-TR"/>
+              </w:rPr>
+              <w:t xml:space="preserve">Brønsted-Lowry</w:t>
+            </w:r>
+          </w:p>
+        </w:tc>
+      </w:tr>
+      <w:tr>
+        <w:tc>
+          <w:tcPr>
+            <w:tcW w:w="2200" w:type="dxa"/>
+            <w:vAlign w:val="center"/>
+          </w:tcPr>
+          <w:p>
+            <w:pPr>
+              <w:jc w:val="left"/>
+              <w:rPr>
+                <w:rFonts w:ascii="Times New Roman" w:hAnsi="Times New Roman" w:cs="Times New Roman"/>
+                <w:lang w:val="tr-TR"/>
+              </w:rPr>
+            </w:pPr>
+            <w:r>
+              <w:rPr>
+                <w:rFonts w:ascii="Times New Roman" w:hAnsi="Times New Roman" w:cs="Times New Roman"/>
+                <w:lang w:val="tr-TR"/>
+              </w:rPr>
+              <w:t xml:space="preserve">Asit tanımı</w:t>
+            </w:r>
+          </w:p>
+        </w:tc>
+        <w:tc>
+          <w:tcPr>
+            <w:tcW w:w="3400" w:type="dxa"/>
+            <w:vAlign w:val="center"/>
+          </w:tcPr>
+          <w:p>
+            <w:pPr>
+              <w:jc w:val="left"/>
+              <w:rPr>
+                <w:rFonts w:ascii="Times New Roman" w:hAnsi="Times New Roman" w:cs="Times New Roman"/>
+                <w:lang w:val="tr-TR"/>
+              </w:rPr>
+            </w:pPr>
+            <w:r>
+              <w:rPr>
+                <w:rFonts w:ascii="Times New Roman" w:hAnsi="Times New Roman" w:cs="Times New Roman"/>
+                <w:lang w:val="tr-TR"/>
+              </w:rPr>
+              <w:t xml:space="preserve">Suda H</w:t>
+            </w:r>
+            <w:r>
+              <w:rPr>
+                <w:rFonts w:ascii="Times New Roman" w:hAnsi="Times New Roman" w:cs="Times New Roman"/>
+                <w:vertAlign w:val="superscript"/>
+                <w:lang w:val="tr-TR"/>
+              </w:rPr>
+              <w:t xml:space="preserve">+</w:t>
+            </w:r>
+            <w:r>
+              <w:rPr>
+                <w:rFonts w:ascii="Times New Roman" w:hAnsi="Times New Roman" w:cs="Times New Roman"/>
+                <w:lang w:val="tr-TR"/>
+              </w:rPr>
+              <w:t xml:space="preserve"> (H</w:t>
+            </w:r>
+            <w:r>
+              <w:rPr>
+                <w:rFonts w:ascii="Times New Roman" w:hAnsi="Times New Roman" w:cs="Times New Roman"/>
+                <w:vertAlign w:val="subscript"/>
+                <w:lang w:val="tr-TR"/>
+              </w:rPr>
+              <w:t xml:space="preserve">3</w:t>
+            </w:r>
+            <w:r>
+              <w:rPr>
+                <w:rFonts w:ascii="Times New Roman" w:hAnsi="Times New Roman" w:cs="Times New Roman"/>
+                <w:lang w:val="tr-TR"/>
+              </w:rPr>
+              <w:t xml:space="preserve">O</w:t>
+            </w:r>
+            <w:r>
+              <w:rPr>
+                <w:rFonts w:ascii="Times New Roman" w:hAnsi="Times New Roman" w:cs="Times New Roman"/>
+                <w:vertAlign w:val="superscript"/>
+                <w:lang w:val="tr-TR"/>
+              </w:rPr>
+              <w:t xml:space="preserve">+</w:t>
+            </w:r>
+            <w:r>
+              <w:rPr>
+                <w:rFonts w:ascii="Times New Roman" w:hAnsi="Times New Roman" w:cs="Times New Roman"/>
+                <w:lang w:val="tr-TR"/>
+              </w:rPr>
+              <w:t xml:space="preserve">) oluşturan madde</w:t>
+            </w:r>
+          </w:p>
+        </w:tc>
+        <w:tc>
+          <w:tcPr>
+            <w:tcW w:w="3400" w:type="dxa"/>
+            <w:vAlign w:val="center"/>
+          </w:tcPr>
+          <w:p>
+            <w:pPr>
+              <w:jc w:val="left"/>
+              <w:rPr>
+                <w:rFonts w:ascii="Times New Roman" w:hAnsi="Times New Roman" w:cs="Times New Roman"/>
+                <w:lang w:val="tr-TR"/>
+              </w:rPr>
+            </w:pPr>
+            <w:r>
+              <w:rPr>
+                <w:rFonts w:ascii="Times New Roman" w:hAnsi="Times New Roman" w:cs="Times New Roman"/>
+                <w:lang w:val="tr-TR"/>
+              </w:rPr>
+              <w:t xml:space="preserve">Proton (H</w:t>
+            </w:r>
+            <w:r>
+              <w:rPr>
+                <w:rFonts w:ascii="Times New Roman" w:hAnsi="Times New Roman" w:cs="Times New Roman"/>
+                <w:vertAlign w:val="superscript"/>
+                <w:lang w:val="tr-TR"/>
+              </w:rPr>
+              <w:t xml:space="preserve">+</w:t>
+            </w:r>
+            <w:r>
+              <w:rPr>
+                <w:rFonts w:ascii="Times New Roman" w:hAnsi="Times New Roman" w:cs="Times New Roman"/>
+                <w:lang w:val="tr-TR"/>
+              </w:rPr>
+              <w:t xml:space="preserve">) veren tür</w:t>
+            </w:r>
+          </w:p>
+        </w:tc>
+      </w:tr>
+      <w:tr>
+        <w:tc>
+          <w:tcPr>
+            <w:tcW w:w="2200" w:type="dxa"/>
+            <w:vAlign w:val="center"/>
+          </w:tcPr>
+          <w:p>
+            <w:pPr>
+              <w:jc w:val="left"/>
+              <w:rPr>
+                <w:rFonts w:ascii="Times New Roman" w:hAnsi="Times New Roman" w:cs="Times New Roman"/>
+                <w:lang w:val="tr-TR"/>
+              </w:rPr>
+            </w:pPr>
+            <w:r>
+              <w:rPr>
+                <w:rFonts w:ascii="Times New Roman" w:hAnsi="Times New Roman" w:cs="Times New Roman"/>
+                <w:lang w:val="tr-TR"/>
+              </w:rPr>
+              <w:t xml:space="preserve">Baz tanımı</w:t>
+            </w:r>
+          </w:p>
+        </w:tc>
+        <w:tc>
+          <w:tcPr>
+            <w:tcW w:w="3400" w:type="dxa"/>
+            <w:vAlign w:val="center"/>
+          </w:tcPr>
+          <w:p>
+            <w:pPr>
+              <w:jc w:val="left"/>
+              <w:rPr>
+                <w:rFonts w:ascii="Times New Roman" w:hAnsi="Times New Roman" w:cs="Times New Roman"/>
+                <w:lang w:val="tr-TR"/>
+              </w:rPr>
+            </w:pPr>
+            <w:r>
+              <w:rPr>
+                <w:rFonts w:ascii="Times New Roman" w:hAnsi="Times New Roman" w:cs="Times New Roman"/>
+                <w:lang w:val="tr-TR"/>
+              </w:rPr>
+              <w:t xml:space="preserve">Suda OH</w:t>
+            </w:r>
+            <w:r>
+              <w:rPr>
+                <w:rFonts w:ascii="Times New Roman" w:hAnsi="Times New Roman" w:cs="Times New Roman"/>
+                <w:vertAlign w:val="superscript"/>
+                <w:lang w:val="tr-TR"/>
+              </w:rPr>
+              <w:t xml:space="preserve">−</w:t>
+            </w:r>
+            <w:r>
+              <w:rPr>
+                <w:rFonts w:ascii="Times New Roman" w:hAnsi="Times New Roman" w:cs="Times New Roman"/>
+                <w:lang w:val="tr-TR"/>
+              </w:rPr>
+              <w:t xml:space="preserve"> oluşturan madde</w:t>
+            </w:r>
+          </w:p>
+        </w:tc>
+        <w:tc>
+          <w:tcPr>
+            <w:tcW w:w="3400" w:type="dxa"/>
+            <w:vAlign w:val="center"/>
+          </w:tcPr>
+          <w:p>
+            <w:pPr>
+              <w:jc w:val="left"/>
+              <w:rPr>
+                <w:rFonts w:ascii="Times New Roman" w:hAnsi="Times New Roman" w:cs="Times New Roman"/>
+                <w:lang w:val="tr-TR"/>
+              </w:rPr>
+            </w:pPr>
+            <w:r>
+              <w:rPr>
+                <w:rFonts w:ascii="Times New Roman" w:hAnsi="Times New Roman" w:cs="Times New Roman"/>
+                <w:lang w:val="tr-TR"/>
+              </w:rPr>
+              <w:t xml:space="preserve">Proton alan tür</w:t>
+            </w:r>
+          </w:p>
+        </w:tc>
+      </w:tr>
+      <w:tr>
+        <w:tc>
+          <w:tcPr>
+            <w:tcW w:w="2200" w:type="dxa"/>
+            <w:vAlign w:val="center"/>
+          </w:tcPr>
+          <w:p>
+            <w:pPr>
+              <w:jc w:val="left"/>
+              <w:rPr>
+                <w:rFonts w:ascii="Times New Roman" w:hAnsi="Times New Roman" w:cs="Times New Roman"/>
+                <w:lang w:val="tr-TR"/>
+              </w:rPr>
+            </w:pPr>
+            <w:r>
+              <w:rPr>
+                <w:rFonts w:ascii="Times New Roman" w:hAnsi="Times New Roman" w:cs="Times New Roman"/>
+                <w:lang w:val="tr-TR"/>
+              </w:rPr>
+              <w:t xml:space="preserve">Ortam</w:t>
+            </w:r>
+          </w:p>
+        </w:tc>
+        <w:tc>
+          <w:tcPr>
+            <w:tcW w:w="3400" w:type="dxa"/>
+            <w:vAlign w:val="center"/>
+          </w:tcPr>
+          <w:p>
+            <w:pPr>
+              <w:jc w:val="left"/>
+              <w:rPr>
+                <w:rFonts w:ascii="Times New Roman" w:hAnsi="Times New Roman" w:cs="Times New Roman"/>
+                <w:lang w:val="tr-TR"/>
+              </w:rPr>
+            </w:pPr>
+            <w:r>
+              <w:rPr>
+                <w:rFonts w:ascii="Times New Roman" w:hAnsi="Times New Roman" w:cs="Times New Roman"/>
+                <w:lang w:val="tr-TR"/>
+              </w:rPr>
+              <w:t xml:space="preserve">Yalnızca sulu çözeltiler</w:t>
+            </w:r>
+          </w:p>
+        </w:tc>
+        <w:tc>
+          <w:tcPr>
+            <w:tcW w:w="3400" w:type="dxa"/>
+            <w:vAlign w:val="center"/>
+          </w:tcPr>
+          <w:p>
+            <w:pPr>
+              <w:jc w:val="left"/>
+              <w:rPr>
+                <w:rFonts w:ascii="Times New Roman" w:hAnsi="Times New Roman" w:cs="Times New Roman"/>
+                <w:lang w:val="tr-TR"/>
+              </w:rPr>
+            </w:pPr>
+            <w:r>
+              <w:rPr>
+                <w:rFonts w:ascii="Times New Roman" w:hAnsi="Times New Roman" w:cs="Times New Roman"/>
+                <w:lang w:val="tr-TR"/>
+              </w:rPr>
+              <w:t xml:space="preserve">Sulu ve susuz ortamlar</w:t>
+            </w:r>
+          </w:p>
+        </w:tc>
+      </w:tr>
+      <w:tr>
+        <w:tc>
+          <w:tcPr>
+            <w:tcW w:w="2200" w:type="dxa"/>
+            <w:vAlign w:val="center"/>
+          </w:tcPr>
+          <w:p>
+            <w:pPr>
+              <w:jc w:val="left"/>
+              <w:rPr>
+                <w:rFonts w:ascii="Times New Roman" w:hAnsi="Times New Roman" w:cs="Times New Roman"/>
+                <w:lang w:val="tr-TR"/>
+              </w:rPr>
+            </w:pPr>
+            <w:r>
+              <w:rPr>
+                <w:rFonts w:ascii="Times New Roman" w:hAnsi="Times New Roman" w:cs="Times New Roman"/>
+                <w:lang w:val="tr-TR"/>
+              </w:rPr>
+              <w:t xml:space="preserve">NH</w:t>
+            </w:r>
+            <w:r>
+              <w:rPr>
+                <w:rFonts w:ascii="Times New Roman" w:hAnsi="Times New Roman" w:cs="Times New Roman"/>
+                <w:vertAlign w:val="subscript"/>
+                <w:lang w:val="tr-TR"/>
+              </w:rPr>
+              <w:t xml:space="preserve">3</w:t>
+            </w:r>
+            <w:r>
+              <w:rPr>
+                <w:rFonts w:ascii="Times New Roman" w:hAnsi="Times New Roman" w:cs="Times New Roman"/>
+                <w:lang w:val="tr-TR"/>
+              </w:rPr>
+              <w:t xml:space="preserve">’ün bazlığı</w:t>
+            </w:r>
+          </w:p>
+        </w:tc>
+        <w:tc>
+          <w:tcPr>
+            <w:tcW w:w="3400" w:type="dxa"/>
+            <w:vAlign w:val="center"/>
+          </w:tcPr>
+          <w:p>
+            <w:pPr>
+              <w:jc w:val="left"/>
+              <w:rPr>
+                <w:rFonts w:ascii="Times New Roman" w:hAnsi="Times New Roman" w:cs="Times New Roman"/>
+                <w:lang w:val="tr-TR"/>
+              </w:rPr>
+            </w:pPr>
+            <w:r>
+              <w:rPr>
+                <w:rFonts w:ascii="Times New Roman" w:hAnsi="Times New Roman" w:cs="Times New Roman"/>
+                <w:lang w:val="tr-TR"/>
+              </w:rPr>
+              <w:t xml:space="preserve">Açıklayamaz</w:t>
+            </w:r>
+          </w:p>
+        </w:tc>
+        <w:tc>
+          <w:tcPr>
+            <w:tcW w:w="3400" w:type="dxa"/>
+            <w:vAlign w:val="center"/>
+          </w:tcPr>
+          <w:p>
+            <w:pPr>
+              <w:jc w:val="left"/>
+              <w:rPr>
+                <w:rFonts w:ascii="Times New Roman" w:hAnsi="Times New Roman" w:cs="Times New Roman"/>
+                <w:lang w:val="tr-TR"/>
+              </w:rPr>
+            </w:pPr>
+            <w:r>
+              <w:rPr>
+                <w:rFonts w:ascii="Times New Roman" w:hAnsi="Times New Roman" w:cs="Times New Roman"/>
+                <w:lang w:val="tr-TR"/>
+              </w:rPr>
+              <w:t xml:space="preserve">Açıklar</w:t>
+            </w:r>
+          </w:p>
+        </w:tc>
+      </w:tr>
+      <w:tr>
+        <w:tc>
+          <w:tcPr>
+            <w:tcW w:w="2200" w:type="dxa"/>
+            <w:vAlign w:val="center"/>
+          </w:tcPr>
+          <w:p>
+            <w:pPr>
+              <w:jc w:val="left"/>
+              <w:rPr>
+                <w:rFonts w:ascii="Times New Roman" w:hAnsi="Times New Roman" w:cs="Times New Roman"/>
+                <w:lang w:val="tr-TR"/>
+              </w:rPr>
+            </w:pPr>
+            <w:r>
+              <w:rPr>
+                <w:rFonts w:ascii="Times New Roman" w:hAnsi="Times New Roman" w:cs="Times New Roman"/>
+                <w:lang w:val="tr-TR"/>
+              </w:rPr>
+              <w:t xml:space="preserve">Eşlenik çift kavramı</w:t>
+            </w:r>
+          </w:p>
+        </w:tc>
+        <w:tc>
+          <w:tcPr>
+            <w:tcW w:w="3400" w:type="dxa"/>
+            <w:vAlign w:val="center"/>
+          </w:tcPr>
+          <w:p>
+            <w:pPr>
+              <w:jc w:val="left"/>
+              <w:rPr>
+                <w:rFonts w:ascii="Times New Roman" w:hAnsi="Times New Roman" w:cs="Times New Roman"/>
+                <w:lang w:val="tr-TR"/>
+              </w:rPr>
+            </w:pPr>
+            <w:r>
+              <w:rPr>
+                <w:rFonts w:ascii="Times New Roman" w:hAnsi="Times New Roman" w:cs="Times New Roman"/>
+                <w:lang w:val="tr-TR"/>
+              </w:rPr>
+              <w:t xml:space="preserve">Yok</w:t>
+            </w:r>
+          </w:p>
+        </w:tc>
+        <w:tc>
+          <w:tcPr>
+            <w:tcW w:w="3400" w:type="dxa"/>
+            <w:vAlign w:val="center"/>
+          </w:tcPr>
+          <w:p>
+            <w:pPr>
+              <w:jc w:val="left"/>
+              <w:rPr>
+                <w:rFonts w:ascii="Times New Roman" w:hAnsi="Times New Roman" w:cs="Times New Roman"/>
+                <w:lang w:val="tr-TR"/>
+              </w:rPr>
+            </w:pPr>
+            <w:r>
+              <w:rPr>
+                <w:rFonts w:ascii="Times New Roman" w:hAnsi="Times New Roman" w:cs="Times New Roman"/>
+                <w:lang w:val="tr-TR"/>
+              </w:rPr>
+              <w:t xml:space="preserve">Var</w:t>
+            </w:r>
+          </w:p>
+        </w:tc>
+      </w:tr>
+      <w:tr>
+        <w:tc>
+          <w:tcPr>
+            <w:tcW w:w="2200" w:type="dxa"/>
+            <w:vAlign w:val="center"/>
+          </w:tcPr>
+          <w:p>
+            <w:pPr>
+              <w:jc w:val="left"/>
+              <w:rPr>
+                <w:rFonts w:ascii="Times New Roman" w:hAnsi="Times New Roman" w:cs="Times New Roman"/>
+                <w:lang w:val="tr-TR"/>
+              </w:rPr>
+            </w:pPr>
+            <w:r>
+              <w:rPr>
+                <w:rFonts w:ascii="Times New Roman" w:hAnsi="Times New Roman" w:cs="Times New Roman"/>
+                <w:lang w:val="tr-TR"/>
+              </w:rPr>
+              <w:t xml:space="preserve">Ortak yön</w:t>
+            </w:r>
+          </w:p>
+        </w:tc>
+        <w:tc>
+          <w:tcPr>
+            <w:tcW w:w="3400" w:type="dxa"/>
+            <w:vAlign w:val="center"/>
+          </w:tcPr>
+          <w:p>
+            <w:pPr>
+              <w:jc w:val="left"/>
+              <w:rPr>
+                <w:rFonts w:ascii="Times New Roman" w:hAnsi="Times New Roman" w:cs="Times New Roman"/>
+                <w:lang w:val="tr-TR"/>
+              </w:rPr>
+            </w:pPr>
+            <w:r>
+              <w:rPr>
+                <w:rFonts w:ascii="Times New Roman" w:hAnsi="Times New Roman" w:cs="Times New Roman"/>
+                <w:lang w:val="tr-TR"/>
+              </w:rPr>
+              <w:t xml:space="preserve">HCl, HNO</w:t>
+            </w:r>
+            <w:r>
+              <w:rPr>
+                <w:rFonts w:ascii="Times New Roman" w:hAnsi="Times New Roman" w:cs="Times New Roman"/>
+                <w:vertAlign w:val="subscript"/>
+                <w:lang w:val="tr-TR"/>
+              </w:rPr>
+              <w:t xml:space="preserve">3</w:t>
+            </w:r>
+            <w:r>
+              <w:rPr>
+                <w:rFonts w:ascii="Times New Roman" w:hAnsi="Times New Roman" w:cs="Times New Roman"/>
+                <w:lang w:val="tr-TR"/>
+              </w:rPr>
+              <w:t xml:space="preserve"> gibi asitler her iki teoriye göre de asittir.</w:t>
+            </w:r>
+          </w:p>
+        </w:tc>
+        <w:tc>
+          <w:tcPr>
+            <w:tcW w:w="3400" w:type="dxa"/>
+            <w:vAlign w:val="center"/>
+          </w:tcPr>
+          <w:p>
+            <w:pPr>
+              <w:jc w:val="left"/>
+              <w:rPr>
+                <w:rFonts w:ascii="Times New Roman" w:hAnsi="Times New Roman" w:cs="Times New Roman"/>
+                <w:lang w:val="tr-TR"/>
+              </w:rPr>
+            </w:pPr>
+            <w:r>
+              <w:rPr>
+                <w:rFonts w:ascii="Times New Roman" w:hAnsi="Times New Roman" w:cs="Times New Roman"/>
+                <w:lang w:val="tr-TR"/>
+              </w:rPr>
+              <w:t xml:space="preserve">Asit-baz tepkimeleri H</w:t>
+            </w:r>
+            <w:r>
+              <w:rPr>
+                <w:rFonts w:ascii="Times New Roman" w:hAnsi="Times New Roman" w:cs="Times New Roman"/>
+                <w:vertAlign w:val="superscript"/>
+                <w:lang w:val="tr-TR"/>
+              </w:rPr>
+              <w:t xml:space="preserve">+</w:t>
+            </w:r>
+            <w:r>
+              <w:rPr>
+                <w:rFonts w:ascii="Times New Roman" w:hAnsi="Times New Roman" w:cs="Times New Roman"/>
+                <w:lang w:val="tr-TR"/>
+              </w:rPr>
+              <w:t xml:space="preserve"> iyonu üzerinden açıklanır.</w:t>
+            </w:r>
+          </w:p>
+        </w:tc>
+      </w:tr>
+    </w:tbl>
+    <w:p>
+      <w:pPr>
+        <w:jc w:val="both"/>
+        <w:rPr>
+          <w:rFonts w:ascii="Times New Roman" w:hAnsi="Times New Roman" w:cs="Times New Roman"/>
+          <w:lang w:val="tr-TR"/>
+        </w:rPr>
+      </w:pPr>
+    </w:p>
+    <w:p>
+      <w:pPr>
+        <w:jc w:val="both"/>
+        <w:rPr>
+          <w:rFonts w:ascii="Times New Roman" w:hAnsi="Times New Roman" w:cs="Times New Roman"/>
+          <w:lang w:val="tr-TR"/>
+        </w:rPr>
+      </w:pPr>
+      <w:r>
+        <w:rPr>
+          <w:rFonts w:ascii="Times New Roman" w:hAnsi="Times New Roman" w:cs="Times New Roman"/>
+          <w:b/>
+          <w:bCs/>
+          <w:lang w:val="tr-TR"/>
+        </w:rPr>
+        <w:t xml:space="preserve">Monofonksiyonel ve Polifonksiyonel Asit ve Bazlar:</w:t>
+      </w:r>
+      <w:r>
+        <w:rPr>
+          <w:rFonts w:ascii="Times New Roman" w:hAnsi="Times New Roman" w:cs="Times New Roman"/>
+          <w:lang w:val="tr-TR"/>
+        </w:rPr>
+        <w:t xml:space="preserve"> Bir molekülü suda yalnızca bir proton verebilen asitlere </w:t>
+      </w:r>
+      <w:r>
+        <w:rPr>
+          <w:rFonts w:ascii="Times New Roman" w:hAnsi="Times New Roman" w:cs="Times New Roman"/>
+          <w:b/>
+          <w:bCs/>
+          <w:lang w:val="tr-TR"/>
+        </w:rPr>
+        <w:t xml:space="preserve">monofonksiyonel</w:t>
+      </w:r>
+      <w:r>
+        <w:rPr>
+          <w:rFonts w:ascii="Times New Roman" w:hAnsi="Times New Roman" w:cs="Times New Roman"/>
+          <w:lang w:val="tr-TR"/>
+        </w:rPr>
+        <w:t xml:space="preserve"> (tek protonlu) asitler denir (HCl, HNO</w:t>
+      </w:r>
+      <w:r>
+        <w:rPr>
+          <w:rFonts w:ascii="Times New Roman" w:hAnsi="Times New Roman" w:cs="Times New Roman"/>
+          <w:vertAlign w:val="subscript"/>
+          <w:lang w:val="tr-TR"/>
+        </w:rPr>
+        <w:t xml:space="preserve">3</w:t>
+      </w:r>
+      <w:r>
+        <w:rPr>
+          <w:rFonts w:ascii="Times New Roman" w:hAnsi="Times New Roman" w:cs="Times New Roman"/>
+          <w:lang w:val="tr-TR"/>
+        </w:rPr>
+        <w:t xml:space="preserve">, CH</w:t>
+      </w:r>
+      <w:r>
+        <w:rPr>
+          <w:rFonts w:ascii="Times New Roman" w:hAnsi="Times New Roman" w:cs="Times New Roman"/>
+          <w:vertAlign w:val="subscript"/>
+          <w:lang w:val="tr-TR"/>
+        </w:rPr>
+        <w:t xml:space="preserve">3</w:t>
+      </w:r>
+      <w:r>
+        <w:rPr>
+          <w:rFonts w:ascii="Times New Roman" w:hAnsi="Times New Roman" w:cs="Times New Roman"/>
+          <w:lang w:val="tr-TR"/>
+        </w:rPr>
+        <w:t xml:space="preserve">COOH gibi). Bir molekülü birden fazla proton verebilen asitler ise </w:t>
+      </w:r>
+      <w:r>
+        <w:rPr>
+          <w:rFonts w:ascii="Times New Roman" w:hAnsi="Times New Roman" w:cs="Times New Roman"/>
+          <w:b/>
+          <w:bCs/>
+          <w:lang w:val="tr-TR"/>
+        </w:rPr>
+        <w:t xml:space="preserve">polifonksiyonel</w:t>
+      </w:r>
+      <w:r>
+        <w:rPr>
+          <w:rFonts w:ascii="Times New Roman" w:hAnsi="Times New Roman" w:cs="Times New Roman"/>
+          <w:lang w:val="tr-TR"/>
+        </w:rPr>
+        <w:t xml:space="preserve"> asitlerdir (H</w:t>
+      </w:r>
+      <w:r>
+        <w:rPr>
+          <w:rFonts w:ascii="Times New Roman" w:hAnsi="Times New Roman" w:cs="Times New Roman"/>
+          <w:vertAlign w:val="subscript"/>
+          <w:lang w:val="tr-TR"/>
+        </w:rPr>
+        <w:t xml:space="preserve">2</w:t>
+      </w:r>
+      <w:r>
+        <w:rPr>
+          <w:rFonts w:ascii="Times New Roman" w:hAnsi="Times New Roman" w:cs="Times New Roman"/>
+          <w:lang w:val="tr-TR"/>
+        </w:rPr>
+        <w:t xml:space="preserve">SO</w:t>
+      </w:r>
+      <w:r>
+        <w:rPr>
+          <w:rFonts w:ascii="Times New Roman" w:hAnsi="Times New Roman" w:cs="Times New Roman"/>
+          <w:vertAlign w:val="subscript"/>
+          <w:lang w:val="tr-TR"/>
+        </w:rPr>
+        <w:t xml:space="preserve">4</w:t>
+      </w:r>
+      <w:r>
+        <w:rPr>
+          <w:rFonts w:ascii="Times New Roman" w:hAnsi="Times New Roman" w:cs="Times New Roman"/>
+          <w:lang w:val="tr-TR"/>
+        </w:rPr>
         <w:t xml:space="preserve">, H</w:t>
       </w:r>
       <w:r>
@@ -4877,7 +3158,7 @@
           <w:rFonts w:ascii="Times New Roman" w:hAnsi="Times New Roman" w:cs="Times New Roman"/>
           <w:lang w:val="tr-TR"/>
         </w:rPr>
-        <w:t xml:space="preserve">O, HSO</w:t>
+        <w:t xml:space="preserve">CO</w:t>
       </w:r>
       <w:r>
         <w:rPr>
@@ -4885,11 +3166,48 @@
           <w:vertAlign w:val="subscript"/>
           <w:lang w:val="tr-TR"/>
         </w:rPr>
+        <w:t xml:space="preserve">3</w:t>
+      </w:r>
+      <w:r>
+        <w:rPr>
+          <w:rFonts w:ascii="Times New Roman" w:hAnsi="Times New Roman" w:cs="Times New Roman"/>
+          <w:lang w:val="tr-TR"/>
+        </w:rPr>
+        <w:t xml:space="preserve">, H</w:t>
+      </w:r>
+      <w:r>
+        <w:rPr>
+          <w:rFonts w:ascii="Times New Roman" w:hAnsi="Times New Roman" w:cs="Times New Roman"/>
+          <w:vertAlign w:val="subscript"/>
+          <w:lang w:val="tr-TR"/>
+        </w:rPr>
+        <w:t xml:space="preserve">3</w:t>
+      </w:r>
+      <w:r>
+        <w:rPr>
+          <w:rFonts w:ascii="Times New Roman" w:hAnsi="Times New Roman" w:cs="Times New Roman"/>
+          <w:lang w:val="tr-TR"/>
+        </w:rPr>
+        <w:t xml:space="preserve">PO</w:t>
+      </w:r>
+      <w:r>
+        <w:rPr>
+          <w:rFonts w:ascii="Times New Roman" w:hAnsi="Times New Roman" w:cs="Times New Roman"/>
+          <w:vertAlign w:val="subscript"/>
+          <w:lang w:val="tr-TR"/>
+        </w:rPr>
         <w:t xml:space="preserve">4</w:t>
       </w:r>
       <w:r>
         <w:rPr>
           <w:rFonts w:ascii="Times New Roman" w:hAnsi="Times New Roman" w:cs="Times New Roman"/>
+          <w:lang w:val="tr-TR"/>
+        </w:rPr>
+        <w:t xml:space="preserve"> gibi). Polifonksiyonel asitler protonlarını basamak basamak verir. Benzer şekilde bir formül birimi bir OH</w:t>
+      </w:r>
+      <w:r>
+        <w:rPr>
+          <w:rFonts w:ascii="Times New Roman" w:hAnsi="Times New Roman" w:cs="Times New Roman"/>
           <w:vertAlign w:val="superscript"/>
           <w:lang w:val="tr-TR"/>
         </w:rPr>
@@ -4900,7 +3218,22 @@
           <w:rFonts w:ascii="Times New Roman" w:hAnsi="Times New Roman" w:cs="Times New Roman"/>
           <w:lang w:val="tr-TR"/>
         </w:rPr>
-        <w:t xml:space="preserve">, CH</w:t>
+        <w:t xml:space="preserve"> iyonu veren NaOH, KOH monofonksiyonel; iki OH</w:t>
+      </w:r>
+      <w:r>
+        <w:rPr>
+          <w:rFonts w:ascii="Times New Roman" w:hAnsi="Times New Roman" w:cs="Times New Roman"/>
+          <w:vertAlign w:val="superscript"/>
+          <w:lang w:val="tr-TR"/>
+        </w:rPr>
+        <w:t xml:space="preserve">−</w:t>
+      </w:r>
+      <w:r>
+        <w:rPr>
+          <w:rFonts w:ascii="Times New Roman" w:hAnsi="Times New Roman" w:cs="Times New Roman"/>
+          <w:lang w:val="tr-TR"/>
+        </w:rPr>
+        <w:t xml:space="preserve"> iyonu veren Ca(OH)</w:t>
       </w:r>
       <w:r>
         <w:rPr>
@@ -4908,6 +3241,36 @@
           <w:vertAlign w:val="subscript"/>
           <w:lang w:val="tr-TR"/>
         </w:rPr>
+        <w:t xml:space="preserve">2</w:t>
+      </w:r>
+      <w:r>
+        <w:rPr>
+          <w:rFonts w:ascii="Times New Roman" w:hAnsi="Times New Roman" w:cs="Times New Roman"/>
+          <w:lang w:val="tr-TR"/>
+        </w:rPr>
+        <w:t xml:space="preserve">, Ba(OH)</w:t>
+      </w:r>
+      <w:r>
+        <w:rPr>
+          <w:rFonts w:ascii="Times New Roman" w:hAnsi="Times New Roman" w:cs="Times New Roman"/>
+          <w:vertAlign w:val="subscript"/>
+          <w:lang w:val="tr-TR"/>
+        </w:rPr>
+        <w:t xml:space="preserve">2</w:t>
+      </w:r>
+      <w:r>
+        <w:rPr>
+          <w:rFonts w:ascii="Times New Roman" w:hAnsi="Times New Roman" w:cs="Times New Roman"/>
+          <w:lang w:val="tr-TR"/>
+        </w:rPr>
+        <w:t xml:space="preserve"> ise polifonksiyonel bazlardır. CH</w:t>
+      </w:r>
+      <w:r>
+        <w:rPr>
+          <w:rFonts w:ascii="Times New Roman" w:hAnsi="Times New Roman" w:cs="Times New Roman"/>
+          <w:vertAlign w:val="subscript"/>
+          <w:lang w:val="tr-TR"/>
+        </w:rPr>
         <w:t xml:space="preserve">3</w:t>
       </w:r>
       <w:r>
@@ -4915,7 +3278,91 @@
           <w:rFonts w:ascii="Times New Roman" w:hAnsi="Times New Roman" w:cs="Times New Roman"/>
           <w:lang w:val="tr-TR"/>
         </w:rPr>
-        <w:t xml:space="preserve">COO</w:t>
+        <w:t xml:space="preserve">COOH’ta dört hidrojen atomu bulunmasına rağmen yalnızca karboksil grubundaki (−COOH) hidrojen proton olarak verilebildiği için asetik asit monofonksiyoneldir.</w:t>
+      </w:r>
+    </w:p>
+    <w:p>
+      <w:pPr>
+        <w:jc w:val="center"/>
+        <w:rPr>
+          <w:rFonts w:ascii="Times New Roman" w:hAnsi="Times New Roman" w:cs="Times New Roman"/>
+          <w:lang w:val="tr-TR"/>
+        </w:rPr>
+      </w:pPr>
+      <w:r>
+        <w:rPr>
+          <w:rFonts w:ascii="Times New Roman" w:hAnsi="Times New Roman" w:cs="Times New Roman"/>
+          <w:lang w:val="tr-TR"/>
+        </w:rPr>
+        <w:t xml:space="preserve">H</w:t>
+      </w:r>
+      <w:r>
+        <w:rPr>
+          <w:rFonts w:ascii="Times New Roman" w:hAnsi="Times New Roman" w:cs="Times New Roman"/>
+          <w:vertAlign w:val="subscript"/>
+          <w:lang w:val="tr-TR"/>
+        </w:rPr>
+        <w:t xml:space="preserve">3</w:t>
+      </w:r>
+      <w:r>
+        <w:rPr>
+          <w:rFonts w:ascii="Times New Roman" w:hAnsi="Times New Roman" w:cs="Times New Roman"/>
+          <w:lang w:val="tr-TR"/>
+        </w:rPr>
+        <w:t xml:space="preserve">PO</w:t>
+      </w:r>
+      <w:r>
+        <w:rPr>
+          <w:rFonts w:ascii="Times New Roman" w:hAnsi="Times New Roman" w:cs="Times New Roman"/>
+          <w:vertAlign w:val="subscript"/>
+          <w:lang w:val="tr-TR"/>
+        </w:rPr>
+        <w:t xml:space="preserve">4</w:t>
+      </w:r>
+      <w:r>
+        <w:rPr>
+          <w:rFonts w:ascii="Times New Roman" w:hAnsi="Times New Roman" w:cs="Times New Roman"/>
+          <w:lang w:val="tr-TR"/>
+        </w:rPr>
+        <w:t xml:space="preserve">(suda) + H</w:t>
+      </w:r>
+      <w:r>
+        <w:rPr>
+          <w:rFonts w:ascii="Times New Roman" w:hAnsi="Times New Roman" w:cs="Times New Roman"/>
+          <w:vertAlign w:val="subscript"/>
+          <w:lang w:val="tr-TR"/>
+        </w:rPr>
+        <w:t xml:space="preserve">2</w:t>
+      </w:r>
+      <w:r>
+        <w:rPr>
+          <w:rFonts w:ascii="Times New Roman" w:hAnsi="Times New Roman" w:cs="Times New Roman"/>
+          <w:lang w:val="tr-TR"/>
+        </w:rPr>
+        <w:t xml:space="preserve">O(s) ⇌ H</w:t>
+      </w:r>
+      <w:r>
+        <w:rPr>
+          <w:rFonts w:ascii="Times New Roman" w:hAnsi="Times New Roman" w:cs="Times New Roman"/>
+          <w:vertAlign w:val="subscript"/>
+          <w:lang w:val="tr-TR"/>
+        </w:rPr>
+        <w:t xml:space="preserve">2</w:t>
+      </w:r>
+      <w:r>
+        <w:rPr>
+          <w:rFonts w:ascii="Times New Roman" w:hAnsi="Times New Roman" w:cs="Times New Roman"/>
+          <w:lang w:val="tr-TR"/>
+        </w:rPr>
+        <w:t xml:space="preserve">PO</w:t>
+      </w:r>
+      <w:r>
+        <w:rPr>
+          <w:rFonts w:ascii="Times New Roman" w:hAnsi="Times New Roman" w:cs="Times New Roman"/>
+          <w:vertAlign w:val="subscript"/>
+          <w:lang w:val="tr-TR"/>
+        </w:rPr>
+        <w:t xml:space="preserve">4</w:t>
       </w:r>
       <w:r>
         <w:rPr>
@@ -4930,7 +3377,1318 @@
           <w:rFonts w:ascii="Times New Roman" w:hAnsi="Times New Roman" w:cs="Times New Roman"/>
           <w:lang w:val="tr-TR"/>
         </w:rPr>
-        <w:t xml:space="preserve">, NaOH gibi türleri, diğer yüzüne ise bu türlerin Arrhenius ve Brønsted-Lowry teorilerine göre asit, baz ya da amfoter olma durumlarını ve eşlenik asit/bazlarını yazınız. Kartları eşleştiren grup puan kazanır.</w:t>
+        <w:t xml:space="preserve">(suda) + H</w:t>
+      </w:r>
+      <w:r>
+        <w:rPr>
+          <w:rFonts w:ascii="Times New Roman" w:hAnsi="Times New Roman" w:cs="Times New Roman"/>
+          <w:vertAlign w:val="subscript"/>
+          <w:lang w:val="tr-TR"/>
+        </w:rPr>
+        <w:t xml:space="preserve">3</w:t>
+      </w:r>
+      <w:r>
+        <w:rPr>
+          <w:rFonts w:ascii="Times New Roman" w:hAnsi="Times New Roman" w:cs="Times New Roman"/>
+          <w:lang w:val="tr-TR"/>
+        </w:rPr>
+        <w:t xml:space="preserve">O</w:t>
+      </w:r>
+      <w:r>
+        <w:rPr>
+          <w:rFonts w:ascii="Times New Roman" w:hAnsi="Times New Roman" w:cs="Times New Roman"/>
+          <w:vertAlign w:val="superscript"/>
+          <w:lang w:val="tr-TR"/>
+        </w:rPr>
+        <w:t xml:space="preserve">+</w:t>
+      </w:r>
+      <w:r>
+        <w:rPr>
+          <w:rFonts w:ascii="Times New Roman" w:hAnsi="Times New Roman" w:cs="Times New Roman"/>
+          <w:lang w:val="tr-TR"/>
+        </w:rPr>
+        <w:t xml:space="preserve">(suda)</w:t>
+      </w:r>
+    </w:p>
+    <w:p>
+      <w:pPr>
+        <w:jc w:val="center"/>
+        <w:rPr>
+          <w:rFonts w:ascii="Times New Roman" w:hAnsi="Times New Roman" w:cs="Times New Roman"/>
+          <w:lang w:val="tr-TR"/>
+        </w:rPr>
+      </w:pPr>
+      <w:r>
+        <w:rPr>
+          <w:rFonts w:ascii="Times New Roman" w:hAnsi="Times New Roman" w:cs="Times New Roman"/>
+          <w:lang w:val="tr-TR"/>
+        </w:rPr>
+        <w:t xml:space="preserve">H</w:t>
+      </w:r>
+      <w:r>
+        <w:rPr>
+          <w:rFonts w:ascii="Times New Roman" w:hAnsi="Times New Roman" w:cs="Times New Roman"/>
+          <w:vertAlign w:val="subscript"/>
+          <w:lang w:val="tr-TR"/>
+        </w:rPr>
+        <w:t xml:space="preserve">2</w:t>
+      </w:r>
+      <w:r>
+        <w:rPr>
+          <w:rFonts w:ascii="Times New Roman" w:hAnsi="Times New Roman" w:cs="Times New Roman"/>
+          <w:lang w:val="tr-TR"/>
+        </w:rPr>
+        <w:t xml:space="preserve">PO</w:t>
+      </w:r>
+      <w:r>
+        <w:rPr>
+          <w:rFonts w:ascii="Times New Roman" w:hAnsi="Times New Roman" w:cs="Times New Roman"/>
+          <w:vertAlign w:val="subscript"/>
+          <w:lang w:val="tr-TR"/>
+        </w:rPr>
+        <w:t xml:space="preserve">4</w:t>
+      </w:r>
+      <w:r>
+        <w:rPr>
+          <w:rFonts w:ascii="Times New Roman" w:hAnsi="Times New Roman" w:cs="Times New Roman"/>
+          <w:vertAlign w:val="superscript"/>
+          <w:lang w:val="tr-TR"/>
+        </w:rPr>
+        <w:t xml:space="preserve">−</w:t>
+      </w:r>
+      <w:r>
+        <w:rPr>
+          <w:rFonts w:ascii="Times New Roman" w:hAnsi="Times New Roman" w:cs="Times New Roman"/>
+          <w:lang w:val="tr-TR"/>
+        </w:rPr>
+        <w:t xml:space="preserve">(suda) + H</w:t>
+      </w:r>
+      <w:r>
+        <w:rPr>
+          <w:rFonts w:ascii="Times New Roman" w:hAnsi="Times New Roman" w:cs="Times New Roman"/>
+          <w:vertAlign w:val="subscript"/>
+          <w:lang w:val="tr-TR"/>
+        </w:rPr>
+        <w:t xml:space="preserve">2</w:t>
+      </w:r>
+      <w:r>
+        <w:rPr>
+          <w:rFonts w:ascii="Times New Roman" w:hAnsi="Times New Roman" w:cs="Times New Roman"/>
+          <w:lang w:val="tr-TR"/>
+        </w:rPr>
+        <w:t xml:space="preserve">O(s) ⇌ HPO</w:t>
+      </w:r>
+      <w:r>
+        <w:rPr>
+          <w:rFonts w:ascii="Times New Roman" w:hAnsi="Times New Roman" w:cs="Times New Roman"/>
+          <w:vertAlign w:val="subscript"/>
+          <w:lang w:val="tr-TR"/>
+        </w:rPr>
+        <w:t xml:space="preserve">4</w:t>
+      </w:r>
+      <w:r>
+        <w:rPr>
+          <w:rFonts w:ascii="Times New Roman" w:hAnsi="Times New Roman" w:cs="Times New Roman"/>
+          <w:vertAlign w:val="superscript"/>
+          <w:lang w:val="tr-TR"/>
+        </w:rPr>
+        <w:t xml:space="preserve">2−</w:t>
+      </w:r>
+      <w:r>
+        <w:rPr>
+          <w:rFonts w:ascii="Times New Roman" w:hAnsi="Times New Roman" w:cs="Times New Roman"/>
+          <w:lang w:val="tr-TR"/>
+        </w:rPr>
+        <w:t xml:space="preserve">(suda) + H</w:t>
+      </w:r>
+      <w:r>
+        <w:rPr>
+          <w:rFonts w:ascii="Times New Roman" w:hAnsi="Times New Roman" w:cs="Times New Roman"/>
+          <w:vertAlign w:val="subscript"/>
+          <w:lang w:val="tr-TR"/>
+        </w:rPr>
+        <w:t xml:space="preserve">3</w:t>
+      </w:r>
+      <w:r>
+        <w:rPr>
+          <w:rFonts w:ascii="Times New Roman" w:hAnsi="Times New Roman" w:cs="Times New Roman"/>
+          <w:lang w:val="tr-TR"/>
+        </w:rPr>
+        <w:t xml:space="preserve">O</w:t>
+      </w:r>
+      <w:r>
+        <w:rPr>
+          <w:rFonts w:ascii="Times New Roman" w:hAnsi="Times New Roman" w:cs="Times New Roman"/>
+          <w:vertAlign w:val="superscript"/>
+          <w:lang w:val="tr-TR"/>
+        </w:rPr>
+        <w:t xml:space="preserve">+</w:t>
+      </w:r>
+      <w:r>
+        <w:rPr>
+          <w:rFonts w:ascii="Times New Roman" w:hAnsi="Times New Roman" w:cs="Times New Roman"/>
+          <w:lang w:val="tr-TR"/>
+        </w:rPr>
+        <w:t xml:space="preserve">(suda)</w:t>
+      </w:r>
+    </w:p>
+    <w:p>
+      <w:pPr>
+        <w:jc w:val="center"/>
+        <w:rPr>
+          <w:rFonts w:ascii="Times New Roman" w:hAnsi="Times New Roman" w:cs="Times New Roman"/>
+          <w:lang w:val="tr-TR"/>
+        </w:rPr>
+      </w:pPr>
+      <w:r>
+        <w:rPr>
+          <w:rFonts w:ascii="Times New Roman" w:hAnsi="Times New Roman" w:cs="Times New Roman"/>
+          <w:lang w:val="tr-TR"/>
+        </w:rPr>
+        <w:t xml:space="preserve">HPO</w:t>
+      </w:r>
+      <w:r>
+        <w:rPr>
+          <w:rFonts w:ascii="Times New Roman" w:hAnsi="Times New Roman" w:cs="Times New Roman"/>
+          <w:vertAlign w:val="subscript"/>
+          <w:lang w:val="tr-TR"/>
+        </w:rPr>
+        <w:t xml:space="preserve">4</w:t>
+      </w:r>
+      <w:r>
+        <w:rPr>
+          <w:rFonts w:ascii="Times New Roman" w:hAnsi="Times New Roman" w:cs="Times New Roman"/>
+          <w:vertAlign w:val="superscript"/>
+          <w:lang w:val="tr-TR"/>
+        </w:rPr>
+        <w:t xml:space="preserve">2−</w:t>
+      </w:r>
+      <w:r>
+        <w:rPr>
+          <w:rFonts w:ascii="Times New Roman" w:hAnsi="Times New Roman" w:cs="Times New Roman"/>
+          <w:lang w:val="tr-TR"/>
+        </w:rPr>
+        <w:t xml:space="preserve">(suda) + H</w:t>
+      </w:r>
+      <w:r>
+        <w:rPr>
+          <w:rFonts w:ascii="Times New Roman" w:hAnsi="Times New Roman" w:cs="Times New Roman"/>
+          <w:vertAlign w:val="subscript"/>
+          <w:lang w:val="tr-TR"/>
+        </w:rPr>
+        <w:t xml:space="preserve">2</w:t>
+      </w:r>
+      <w:r>
+        <w:rPr>
+          <w:rFonts w:ascii="Times New Roman" w:hAnsi="Times New Roman" w:cs="Times New Roman"/>
+          <w:lang w:val="tr-TR"/>
+        </w:rPr>
+        <w:t xml:space="preserve">O(s) ⇌ PO</w:t>
+      </w:r>
+      <w:r>
+        <w:rPr>
+          <w:rFonts w:ascii="Times New Roman" w:hAnsi="Times New Roman" w:cs="Times New Roman"/>
+          <w:vertAlign w:val="subscript"/>
+          <w:lang w:val="tr-TR"/>
+        </w:rPr>
+        <w:t xml:space="preserve">4</w:t>
+      </w:r>
+      <w:r>
+        <w:rPr>
+          <w:rFonts w:ascii="Times New Roman" w:hAnsi="Times New Roman" w:cs="Times New Roman"/>
+          <w:vertAlign w:val="superscript"/>
+          <w:lang w:val="tr-TR"/>
+        </w:rPr>
+        <w:t xml:space="preserve">3−</w:t>
+      </w:r>
+      <w:r>
+        <w:rPr>
+          <w:rFonts w:ascii="Times New Roman" w:hAnsi="Times New Roman" w:cs="Times New Roman"/>
+          <w:lang w:val="tr-TR"/>
+        </w:rPr>
+        <w:t xml:space="preserve">(suda) + H</w:t>
+      </w:r>
+      <w:r>
+        <w:rPr>
+          <w:rFonts w:ascii="Times New Roman" w:hAnsi="Times New Roman" w:cs="Times New Roman"/>
+          <w:vertAlign w:val="subscript"/>
+          <w:lang w:val="tr-TR"/>
+        </w:rPr>
+        <w:t xml:space="preserve">3</w:t>
+      </w:r>
+      <w:r>
+        <w:rPr>
+          <w:rFonts w:ascii="Times New Roman" w:hAnsi="Times New Roman" w:cs="Times New Roman"/>
+          <w:lang w:val="tr-TR"/>
+        </w:rPr>
+        <w:t xml:space="preserve">O</w:t>
+      </w:r>
+      <w:r>
+        <w:rPr>
+          <w:rFonts w:ascii="Times New Roman" w:hAnsi="Times New Roman" w:cs="Times New Roman"/>
+          <w:vertAlign w:val="superscript"/>
+          <w:lang w:val="tr-TR"/>
+        </w:rPr>
+        <w:t xml:space="preserve">+</w:t>
+      </w:r>
+      <w:r>
+        <w:rPr>
+          <w:rFonts w:ascii="Times New Roman" w:hAnsi="Times New Roman" w:cs="Times New Roman"/>
+          <w:lang w:val="tr-TR"/>
+        </w:rPr>
+        <w:t xml:space="preserve">(suda)</w:t>
+      </w:r>
+    </w:p>
+    <w:p>
+      <w:pPr>
+        <w:jc w:val="both"/>
+        <w:rPr>
+          <w:rFonts w:ascii="Times New Roman" w:hAnsi="Times New Roman" w:cs="Times New Roman"/>
+          <w:lang w:val="tr-TR"/>
+        </w:rPr>
+      </w:pPr>
+      <w:r>
+        <w:rPr>
+          <w:rFonts w:ascii="Times New Roman" w:hAnsi="Times New Roman" w:cs="Times New Roman"/>
+          <w:b/>
+          <w:bCs/>
+          <w:lang w:val="tr-TR"/>
+        </w:rPr>
+        <w:t xml:space="preserve">Ametal Oksitlerin Asidik Özelliği:</w:t>
+      </w:r>
+      <w:r>
+        <w:rPr>
+          <w:rFonts w:ascii="Times New Roman" w:hAnsi="Times New Roman" w:cs="Times New Roman"/>
+          <w:lang w:val="tr-TR"/>
+        </w:rPr>
+        <w:t xml:space="preserve"> CO</w:t>
+      </w:r>
+      <w:r>
+        <w:rPr>
+          <w:rFonts w:ascii="Times New Roman" w:hAnsi="Times New Roman" w:cs="Times New Roman"/>
+          <w:vertAlign w:val="subscript"/>
+          <w:lang w:val="tr-TR"/>
+        </w:rPr>
+        <w:t xml:space="preserve">2</w:t>
+      </w:r>
+      <w:r>
+        <w:rPr>
+          <w:rFonts w:ascii="Times New Roman" w:hAnsi="Times New Roman" w:cs="Times New Roman"/>
+          <w:lang w:val="tr-TR"/>
+        </w:rPr>
+        <w:t xml:space="preserve">, SO</w:t>
+      </w:r>
+      <w:r>
+        <w:rPr>
+          <w:rFonts w:ascii="Times New Roman" w:hAnsi="Times New Roman" w:cs="Times New Roman"/>
+          <w:vertAlign w:val="subscript"/>
+          <w:lang w:val="tr-TR"/>
+        </w:rPr>
+        <w:t xml:space="preserve">2</w:t>
+      </w:r>
+      <w:r>
+        <w:rPr>
+          <w:rFonts w:ascii="Times New Roman" w:hAnsi="Times New Roman" w:cs="Times New Roman"/>
+          <w:lang w:val="tr-TR"/>
+        </w:rPr>
+        <w:t xml:space="preserve">, SO</w:t>
+      </w:r>
+      <w:r>
+        <w:rPr>
+          <w:rFonts w:ascii="Times New Roman" w:hAnsi="Times New Roman" w:cs="Times New Roman"/>
+          <w:vertAlign w:val="subscript"/>
+          <w:lang w:val="tr-TR"/>
+        </w:rPr>
+        <w:t xml:space="preserve">3</w:t>
+      </w:r>
+      <w:r>
+        <w:rPr>
+          <w:rFonts w:ascii="Times New Roman" w:hAnsi="Times New Roman" w:cs="Times New Roman"/>
+          <w:lang w:val="tr-TR"/>
+        </w:rPr>
+        <w:t xml:space="preserve">, NO</w:t>
+      </w:r>
+      <w:r>
+        <w:rPr>
+          <w:rFonts w:ascii="Times New Roman" w:hAnsi="Times New Roman" w:cs="Times New Roman"/>
+          <w:vertAlign w:val="subscript"/>
+          <w:lang w:val="tr-TR"/>
+        </w:rPr>
+        <w:t xml:space="preserve">2</w:t>
+      </w:r>
+      <w:r>
+        <w:rPr>
+          <w:rFonts w:ascii="Times New Roman" w:hAnsi="Times New Roman" w:cs="Times New Roman"/>
+          <w:lang w:val="tr-TR"/>
+        </w:rPr>
+        <w:t xml:space="preserve">, P</w:t>
+      </w:r>
+      <w:r>
+        <w:rPr>
+          <w:rFonts w:ascii="Times New Roman" w:hAnsi="Times New Roman" w:cs="Times New Roman"/>
+          <w:vertAlign w:val="subscript"/>
+          <w:lang w:val="tr-TR"/>
+        </w:rPr>
+        <w:t xml:space="preserve">4</w:t>
+      </w:r>
+      <w:r>
+        <w:rPr>
+          <w:rFonts w:ascii="Times New Roman" w:hAnsi="Times New Roman" w:cs="Times New Roman"/>
+          <w:lang w:val="tr-TR"/>
+        </w:rPr>
+        <w:t xml:space="preserve">O</w:t>
+      </w:r>
+      <w:r>
+        <w:rPr>
+          <w:rFonts w:ascii="Times New Roman" w:hAnsi="Times New Roman" w:cs="Times New Roman"/>
+          <w:vertAlign w:val="subscript"/>
+          <w:lang w:val="tr-TR"/>
+        </w:rPr>
+        <w:t xml:space="preserve">10</w:t>
+      </w:r>
+      <w:r>
+        <w:rPr>
+          <w:rFonts w:ascii="Times New Roman" w:hAnsi="Times New Roman" w:cs="Times New Roman"/>
+          <w:lang w:val="tr-TR"/>
+        </w:rPr>
+        <w:t xml:space="preserve"> gibi ametal oksitler suyla tepkimeye girerek asit oluşturur. Bu nedenle bu oksitlere </w:t>
+      </w:r>
+      <w:r>
+        <w:rPr>
+          <w:rFonts w:ascii="Times New Roman" w:hAnsi="Times New Roman" w:cs="Times New Roman"/>
+          <w:b/>
+          <w:bCs/>
+          <w:lang w:val="tr-TR"/>
+        </w:rPr>
+        <w:t xml:space="preserve">asidik oksitler</w:t>
+      </w:r>
+      <w:r>
+        <w:rPr>
+          <w:rFonts w:ascii="Times New Roman" w:hAnsi="Times New Roman" w:cs="Times New Roman"/>
+          <w:lang w:val="tr-TR"/>
+        </w:rPr>
+        <w:t xml:space="preserve"> denir. Örneğin SO</w:t>
+      </w:r>
+      <w:r>
+        <w:rPr>
+          <w:rFonts w:ascii="Times New Roman" w:hAnsi="Times New Roman" w:cs="Times New Roman"/>
+          <w:vertAlign w:val="subscript"/>
+          <w:lang w:val="tr-TR"/>
+        </w:rPr>
+        <w:t xml:space="preserve">3</w:t>
+      </w:r>
+      <w:r>
+        <w:rPr>
+          <w:rFonts w:ascii="Times New Roman" w:hAnsi="Times New Roman" w:cs="Times New Roman"/>
+          <w:lang w:val="tr-TR"/>
+        </w:rPr>
+        <w:t xml:space="preserve"> suyla H</w:t>
+      </w:r>
+      <w:r>
+        <w:rPr>
+          <w:rFonts w:ascii="Times New Roman" w:hAnsi="Times New Roman" w:cs="Times New Roman"/>
+          <w:vertAlign w:val="subscript"/>
+          <w:lang w:val="tr-TR"/>
+        </w:rPr>
+        <w:t xml:space="preserve">2</w:t>
+      </w:r>
+      <w:r>
+        <w:rPr>
+          <w:rFonts w:ascii="Times New Roman" w:hAnsi="Times New Roman" w:cs="Times New Roman"/>
+          <w:lang w:val="tr-TR"/>
+        </w:rPr>
+        <w:t xml:space="preserve">SO</w:t>
+      </w:r>
+      <w:r>
+        <w:rPr>
+          <w:rFonts w:ascii="Times New Roman" w:hAnsi="Times New Roman" w:cs="Times New Roman"/>
+          <w:vertAlign w:val="subscript"/>
+          <w:lang w:val="tr-TR"/>
+        </w:rPr>
+        <w:t xml:space="preserve">4</w:t>
+      </w:r>
+      <w:r>
+        <w:rPr>
+          <w:rFonts w:ascii="Times New Roman" w:hAnsi="Times New Roman" w:cs="Times New Roman"/>
+          <w:lang w:val="tr-TR"/>
+        </w:rPr>
+        <w:t xml:space="preserve">, CO</w:t>
+      </w:r>
+      <w:r>
+        <w:rPr>
+          <w:rFonts w:ascii="Times New Roman" w:hAnsi="Times New Roman" w:cs="Times New Roman"/>
+          <w:vertAlign w:val="subscript"/>
+          <w:lang w:val="tr-TR"/>
+        </w:rPr>
+        <w:t xml:space="preserve">2</w:t>
+      </w:r>
+      <w:r>
+        <w:rPr>
+          <w:rFonts w:ascii="Times New Roman" w:hAnsi="Times New Roman" w:cs="Times New Roman"/>
+          <w:lang w:val="tr-TR"/>
+        </w:rPr>
+        <w:t xml:space="preserve"> ise H</w:t>
+      </w:r>
+      <w:r>
+        <w:rPr>
+          <w:rFonts w:ascii="Times New Roman" w:hAnsi="Times New Roman" w:cs="Times New Roman"/>
+          <w:vertAlign w:val="subscript"/>
+          <w:lang w:val="tr-TR"/>
+        </w:rPr>
+        <w:t xml:space="preserve">2</w:t>
+      </w:r>
+      <w:r>
+        <w:rPr>
+          <w:rFonts w:ascii="Times New Roman" w:hAnsi="Times New Roman" w:cs="Times New Roman"/>
+          <w:lang w:val="tr-TR"/>
+        </w:rPr>
+        <w:t xml:space="preserve">CO</w:t>
+      </w:r>
+      <w:r>
+        <w:rPr>
+          <w:rFonts w:ascii="Times New Roman" w:hAnsi="Times New Roman" w:cs="Times New Roman"/>
+          <w:vertAlign w:val="subscript"/>
+          <w:lang w:val="tr-TR"/>
+        </w:rPr>
+        <w:t xml:space="preserve">3</w:t>
+      </w:r>
+      <w:r>
+        <w:rPr>
+          <w:rFonts w:ascii="Times New Roman" w:hAnsi="Times New Roman" w:cs="Times New Roman"/>
+          <w:lang w:val="tr-TR"/>
+        </w:rPr>
+        <w:t xml:space="preserve"> oluşturur. Fosil yakıtların yanmasıyla atmosfere salınan SO</w:t>
+      </w:r>
+      <w:r>
+        <w:rPr>
+          <w:rFonts w:ascii="Times New Roman" w:hAnsi="Times New Roman" w:cs="Times New Roman"/>
+          <w:vertAlign w:val="subscript"/>
+          <w:lang w:val="tr-TR"/>
+        </w:rPr>
+        <w:t xml:space="preserve">2</w:t>
+      </w:r>
+      <w:r>
+        <w:rPr>
+          <w:rFonts w:ascii="Times New Roman" w:hAnsi="Times New Roman" w:cs="Times New Roman"/>
+          <w:lang w:val="tr-TR"/>
+        </w:rPr>
+        <w:t xml:space="preserve"> ve azot oksitlerin yağmur suyunda çözünmesi asit yağmurlarına neden olur. Atmosferdeki CO</w:t>
+      </w:r>
+      <w:r>
+        <w:rPr>
+          <w:rFonts w:ascii="Times New Roman" w:hAnsi="Times New Roman" w:cs="Times New Roman"/>
+          <w:vertAlign w:val="subscript"/>
+          <w:lang w:val="tr-TR"/>
+        </w:rPr>
+        <w:t xml:space="preserve">2</w:t>
+      </w:r>
+      <w:r>
+        <w:rPr>
+          <w:rFonts w:ascii="Times New Roman" w:hAnsi="Times New Roman" w:cs="Times New Roman"/>
+          <w:lang w:val="tr-TR"/>
+        </w:rPr>
+        <w:t xml:space="preserve">’nin okyanuslarda çözünmesi ise deniz suyunun pH değerini düşürür.</w:t>
+      </w:r>
+    </w:p>
+    <w:p>
+      <w:pPr>
+        <w:jc w:val="center"/>
+        <w:rPr>
+          <w:rFonts w:ascii="Times New Roman" w:hAnsi="Times New Roman" w:cs="Times New Roman"/>
+          <w:lang w:val="tr-TR"/>
+        </w:rPr>
+      </w:pPr>
+      <w:r>
+        <w:rPr>
+          <w:rFonts w:ascii="Times New Roman" w:hAnsi="Times New Roman" w:cs="Times New Roman"/>
+          <w:lang w:val="tr-TR"/>
+        </w:rPr>
+        <w:t xml:space="preserve">SO</w:t>
+      </w:r>
+      <w:r>
+        <w:rPr>
+          <w:rFonts w:ascii="Times New Roman" w:hAnsi="Times New Roman" w:cs="Times New Roman"/>
+          <w:vertAlign w:val="subscript"/>
+          <w:lang w:val="tr-TR"/>
+        </w:rPr>
+        <w:t xml:space="preserve">3</w:t>
+      </w:r>
+      <w:r>
+        <w:rPr>
+          <w:rFonts w:ascii="Times New Roman" w:hAnsi="Times New Roman" w:cs="Times New Roman"/>
+          <w:lang w:val="tr-TR"/>
+        </w:rPr>
+        <w:t xml:space="preserve">(g) + H</w:t>
+      </w:r>
+      <w:r>
+        <w:rPr>
+          <w:rFonts w:ascii="Times New Roman" w:hAnsi="Times New Roman" w:cs="Times New Roman"/>
+          <w:vertAlign w:val="subscript"/>
+          <w:lang w:val="tr-TR"/>
+        </w:rPr>
+        <w:t xml:space="preserve">2</w:t>
+      </w:r>
+      <w:r>
+        <w:rPr>
+          <w:rFonts w:ascii="Times New Roman" w:hAnsi="Times New Roman" w:cs="Times New Roman"/>
+          <w:lang w:val="tr-TR"/>
+        </w:rPr>
+        <w:t xml:space="preserve">O(s) → H</w:t>
+      </w:r>
+      <w:r>
+        <w:rPr>
+          <w:rFonts w:ascii="Times New Roman" w:hAnsi="Times New Roman" w:cs="Times New Roman"/>
+          <w:vertAlign w:val="subscript"/>
+          <w:lang w:val="tr-TR"/>
+        </w:rPr>
+        <w:t xml:space="preserve">2</w:t>
+      </w:r>
+      <w:r>
+        <w:rPr>
+          <w:rFonts w:ascii="Times New Roman" w:hAnsi="Times New Roman" w:cs="Times New Roman"/>
+          <w:lang w:val="tr-TR"/>
+        </w:rPr>
+        <w:t xml:space="preserve">SO</w:t>
+      </w:r>
+      <w:r>
+        <w:rPr>
+          <w:rFonts w:ascii="Times New Roman" w:hAnsi="Times New Roman" w:cs="Times New Roman"/>
+          <w:vertAlign w:val="subscript"/>
+          <w:lang w:val="tr-TR"/>
+        </w:rPr>
+        <w:t xml:space="preserve">4</w:t>
+      </w:r>
+      <w:r>
+        <w:rPr>
+          <w:rFonts w:ascii="Times New Roman" w:hAnsi="Times New Roman" w:cs="Times New Roman"/>
+          <w:lang w:val="tr-TR"/>
+        </w:rPr>
+        <w:t xml:space="preserve">(suda)          CO</w:t>
+      </w:r>
+      <w:r>
+        <w:rPr>
+          <w:rFonts w:ascii="Times New Roman" w:hAnsi="Times New Roman" w:cs="Times New Roman"/>
+          <w:vertAlign w:val="subscript"/>
+          <w:lang w:val="tr-TR"/>
+        </w:rPr>
+        <w:t xml:space="preserve">2</w:t>
+      </w:r>
+      <w:r>
+        <w:rPr>
+          <w:rFonts w:ascii="Times New Roman" w:hAnsi="Times New Roman" w:cs="Times New Roman"/>
+          <w:lang w:val="tr-TR"/>
+        </w:rPr>
+        <w:t xml:space="preserve">(g) + H</w:t>
+      </w:r>
+      <w:r>
+        <w:rPr>
+          <w:rFonts w:ascii="Times New Roman" w:hAnsi="Times New Roman" w:cs="Times New Roman"/>
+          <w:vertAlign w:val="subscript"/>
+          <w:lang w:val="tr-TR"/>
+        </w:rPr>
+        <w:t xml:space="preserve">2</w:t>
+      </w:r>
+      <w:r>
+        <w:rPr>
+          <w:rFonts w:ascii="Times New Roman" w:hAnsi="Times New Roman" w:cs="Times New Roman"/>
+          <w:lang w:val="tr-TR"/>
+        </w:rPr>
+        <w:t xml:space="preserve">O(s) ⇌ H</w:t>
+      </w:r>
+      <w:r>
+        <w:rPr>
+          <w:rFonts w:ascii="Times New Roman" w:hAnsi="Times New Roman" w:cs="Times New Roman"/>
+          <w:vertAlign w:val="subscript"/>
+          <w:lang w:val="tr-TR"/>
+        </w:rPr>
+        <w:t xml:space="preserve">2</w:t>
+      </w:r>
+      <w:r>
+        <w:rPr>
+          <w:rFonts w:ascii="Times New Roman" w:hAnsi="Times New Roman" w:cs="Times New Roman"/>
+          <w:lang w:val="tr-TR"/>
+        </w:rPr>
+        <w:t xml:space="preserve">CO</w:t>
+      </w:r>
+      <w:r>
+        <w:rPr>
+          <w:rFonts w:ascii="Times New Roman" w:hAnsi="Times New Roman" w:cs="Times New Roman"/>
+          <w:vertAlign w:val="subscript"/>
+          <w:lang w:val="tr-TR"/>
+        </w:rPr>
+        <w:t xml:space="preserve">3</w:t>
+      </w:r>
+      <w:r>
+        <w:rPr>
+          <w:rFonts w:ascii="Times New Roman" w:hAnsi="Times New Roman" w:cs="Times New Roman"/>
+          <w:lang w:val="tr-TR"/>
+        </w:rPr>
+        <w:t xml:space="preserve">(suda)</w:t>
+      </w:r>
+    </w:p>
+    <w:p>
+      <w:pPr>
+        <w:jc w:val="both"/>
+        <w:rPr>
+          <w:rFonts w:ascii="Times New Roman" w:hAnsi="Times New Roman" w:cs="Times New Roman"/>
+          <w:lang w:val="tr-TR"/>
+        </w:rPr>
+      </w:pPr>
+      <w:r>
+        <w:rPr>
+          <w:rFonts w:ascii="Times New Roman" w:hAnsi="Times New Roman" w:cs="Times New Roman"/>
+          <w:lang w:val="tr-TR"/>
+        </w:rPr>
+        <w:t xml:space="preserve">Asidik özellik gösteren ametal oksitlerde genellikle oksijen atomu sayısı ametal atomu sayısından fazladır. Oksijen atomu sayısı ametal atomu sayısına eşit ya da ondan az olan CO, NO ve N</w:t>
+      </w:r>
+      <w:r>
+        <w:rPr>
+          <w:rFonts w:ascii="Times New Roman" w:hAnsi="Times New Roman" w:cs="Times New Roman"/>
+          <w:vertAlign w:val="subscript"/>
+          <w:lang w:val="tr-TR"/>
+        </w:rPr>
+        <w:t xml:space="preserve">2</w:t>
+      </w:r>
+      <w:r>
+        <w:rPr>
+          <w:rFonts w:ascii="Times New Roman" w:hAnsi="Times New Roman" w:cs="Times New Roman"/>
+          <w:lang w:val="tr-TR"/>
+        </w:rPr>
+        <w:t xml:space="preserve">O gibi oksitler ise suyla asit oluşturmaz; bu oksitlere </w:t>
+      </w:r>
+      <w:r>
+        <w:rPr>
+          <w:rFonts w:ascii="Times New Roman" w:hAnsi="Times New Roman" w:cs="Times New Roman"/>
+          <w:b/>
+          <w:bCs/>
+          <w:lang w:val="tr-TR"/>
+        </w:rPr>
+        <w:t xml:space="preserve">nötr oksitler</w:t>
+      </w:r>
+      <w:r>
+        <w:rPr>
+          <w:rFonts w:ascii="Times New Roman" w:hAnsi="Times New Roman" w:cs="Times New Roman"/>
+          <w:lang w:val="tr-TR"/>
+        </w:rPr>
+        <w:t xml:space="preserve"> denir. Ametal oksitlerin asidik özelliği sanayide de kullanılır: Kükürtün yakılmasıyla elde edilen SO</w:t>
+      </w:r>
+      <w:r>
+        <w:rPr>
+          <w:rFonts w:ascii="Times New Roman" w:hAnsi="Times New Roman" w:cs="Times New Roman"/>
+          <w:vertAlign w:val="subscript"/>
+          <w:lang w:val="tr-TR"/>
+        </w:rPr>
+        <w:t xml:space="preserve">2</w:t>
+      </w:r>
+      <w:r>
+        <w:rPr>
+          <w:rFonts w:ascii="Times New Roman" w:hAnsi="Times New Roman" w:cs="Times New Roman"/>
+          <w:lang w:val="tr-TR"/>
+        </w:rPr>
+        <w:t xml:space="preserve">, SO</w:t>
+      </w:r>
+      <w:r>
+        <w:rPr>
+          <w:rFonts w:ascii="Times New Roman" w:hAnsi="Times New Roman" w:cs="Times New Roman"/>
+          <w:vertAlign w:val="subscript"/>
+          <w:lang w:val="tr-TR"/>
+        </w:rPr>
+        <w:t xml:space="preserve">3</w:t>
+      </w:r>
+      <w:r>
+        <w:rPr>
+          <w:rFonts w:ascii="Times New Roman" w:hAnsi="Times New Roman" w:cs="Times New Roman"/>
+          <w:lang w:val="tr-TR"/>
+        </w:rPr>
+        <w:t xml:space="preserve">’e yükseltgendikten sonra suyla tepkimeye sokularak gübre, pil ve boya üretiminde kullanılan sülfürik asit elde edilir. Gazlı içeceklere basınç altında CO</w:t>
+      </w:r>
+      <w:r>
+        <w:rPr>
+          <w:rFonts w:ascii="Times New Roman" w:hAnsi="Times New Roman" w:cs="Times New Roman"/>
+          <w:vertAlign w:val="subscript"/>
+          <w:lang w:val="tr-TR"/>
+        </w:rPr>
+        <w:t xml:space="preserve">2</w:t>
+      </w:r>
+      <w:r>
+        <w:rPr>
+          <w:rFonts w:ascii="Times New Roman" w:hAnsi="Times New Roman" w:cs="Times New Roman"/>
+          <w:lang w:val="tr-TR"/>
+        </w:rPr>
+        <w:t xml:space="preserve"> eklenmesi ise içeceğin hafif asidik tadını oluşturur.</w:t>
+      </w:r>
+    </w:p>
+    <w:p>
+      <w:pPr>
+        <w:jc w:val="both"/>
+        <w:rPr>
+          <w:rFonts w:ascii="Times New Roman" w:hAnsi="Times New Roman" w:cs="Times New Roman"/>
+          <w:lang w:val="tr-TR"/>
+        </w:rPr>
+      </w:pPr>
+      <w:r>
+        <w:rPr>
+          <w:rFonts w:ascii="Times New Roman" w:hAnsi="Times New Roman" w:cs="Times New Roman"/>
+          <w:lang w:val="tr-TR"/>
+        </w:rPr>
+        <w:t xml:space="preserve">Metallerin oksijenle oluşturduğu bileşiklerin büyük bölümü ise suyla birleştiğinde hidroksit, yani baz verir; bunlara </w:t>
+      </w:r>
+      <w:r>
+        <w:rPr>
+          <w:rFonts w:ascii="Times New Roman" w:hAnsi="Times New Roman" w:cs="Times New Roman"/>
+          <w:b/>
+          <w:bCs/>
+          <w:lang w:val="tr-TR"/>
+        </w:rPr>
+        <w:t xml:space="preserve">bazik oksitler</w:t>
+      </w:r>
+      <w:r>
+        <w:rPr>
+          <w:rFonts w:ascii="Times New Roman" w:hAnsi="Times New Roman" w:cs="Times New Roman"/>
+          <w:lang w:val="tr-TR"/>
+        </w:rPr>
+        <w:t xml:space="preserve"> denir. Örneğin sönmemiş kireç (CaO) suyla sönmüş kireci [Ca(OH)</w:t>
+      </w:r>
+      <w:r>
+        <w:rPr>
+          <w:rFonts w:ascii="Times New Roman" w:hAnsi="Times New Roman" w:cs="Times New Roman"/>
+          <w:vertAlign w:val="subscript"/>
+          <w:lang w:val="tr-TR"/>
+        </w:rPr>
+        <w:t xml:space="preserve">2</w:t>
+      </w:r>
+      <w:r>
+        <w:rPr>
+          <w:rFonts w:ascii="Times New Roman" w:hAnsi="Times New Roman" w:cs="Times New Roman"/>
+          <w:lang w:val="tr-TR"/>
+        </w:rPr>
+        <w:t xml:space="preserve">] oluşturur.</w:t>
+      </w:r>
+    </w:p>
+    <w:p>
+      <w:pPr>
+        <w:jc w:val="center"/>
+        <w:rPr>
+          <w:rFonts w:ascii="Times New Roman" w:hAnsi="Times New Roman" w:cs="Times New Roman"/>
+          <w:lang w:val="tr-TR"/>
+        </w:rPr>
+      </w:pPr>
+      <w:r>
+        <w:rPr>
+          <w:rFonts w:ascii="Times New Roman" w:hAnsi="Times New Roman" w:cs="Times New Roman"/>
+          <w:lang w:val="tr-TR"/>
+        </w:rPr>
+        <w:t xml:space="preserve">CaO(k) + H</w:t>
+      </w:r>
+      <w:r>
+        <w:rPr>
+          <w:rFonts w:ascii="Times New Roman" w:hAnsi="Times New Roman" w:cs="Times New Roman"/>
+          <w:vertAlign w:val="subscript"/>
+          <w:lang w:val="tr-TR"/>
+        </w:rPr>
+        <w:t xml:space="preserve">2</w:t>
+      </w:r>
+      <w:r>
+        <w:rPr>
+          <w:rFonts w:ascii="Times New Roman" w:hAnsi="Times New Roman" w:cs="Times New Roman"/>
+          <w:lang w:val="tr-TR"/>
+        </w:rPr>
+        <w:t xml:space="preserve">O(s) → Ca(OH)</w:t>
+      </w:r>
+      <w:r>
+        <w:rPr>
+          <w:rFonts w:ascii="Times New Roman" w:hAnsi="Times New Roman" w:cs="Times New Roman"/>
+          <w:vertAlign w:val="subscript"/>
+          <w:lang w:val="tr-TR"/>
+        </w:rPr>
+        <w:t xml:space="preserve">2</w:t>
+      </w:r>
+      <w:r>
+        <w:rPr>
+          <w:rFonts w:ascii="Times New Roman" w:hAnsi="Times New Roman" w:cs="Times New Roman"/>
+          <w:lang w:val="tr-TR"/>
+        </w:rPr>
+        <w:t xml:space="preserve">(suda)          Na</w:t>
+      </w:r>
+      <w:r>
+        <w:rPr>
+          <w:rFonts w:ascii="Times New Roman" w:hAnsi="Times New Roman" w:cs="Times New Roman"/>
+          <w:vertAlign w:val="subscript"/>
+          <w:lang w:val="tr-TR"/>
+        </w:rPr>
+        <w:t xml:space="preserve">2</w:t>
+      </w:r>
+      <w:r>
+        <w:rPr>
+          <w:rFonts w:ascii="Times New Roman" w:hAnsi="Times New Roman" w:cs="Times New Roman"/>
+          <w:lang w:val="tr-TR"/>
+        </w:rPr>
+        <w:t xml:space="preserve">O(k) + H</w:t>
+      </w:r>
+      <w:r>
+        <w:rPr>
+          <w:rFonts w:ascii="Times New Roman" w:hAnsi="Times New Roman" w:cs="Times New Roman"/>
+          <w:vertAlign w:val="subscript"/>
+          <w:lang w:val="tr-TR"/>
+        </w:rPr>
+        <w:t xml:space="preserve">2</w:t>
+      </w:r>
+      <w:r>
+        <w:rPr>
+          <w:rFonts w:ascii="Times New Roman" w:hAnsi="Times New Roman" w:cs="Times New Roman"/>
+          <w:lang w:val="tr-TR"/>
+        </w:rPr>
+        <w:t xml:space="preserve">O(s) → 2NaOH(suda)</w:t>
+      </w:r>
+    </w:p>
+    <w:tbl>
+      <w:tblPr>
+        <w:tblW w:w="9000" w:type="dxa"/>
+        <w:jc w:val="center"/>
+        <w:tblBorders>
+          <w:top w:val="single" w:sz="8" w:space="0" w:color="7F7F7F"/>
+          <w:left w:val="single" w:sz="8" w:space="0" w:color="7F7F7F"/>
+          <w:bottom w:val="single" w:sz="8" w:space="0" w:color="7F7F7F"/>
+          <w:right w:val="single" w:sz="8" w:space="0" w:color="7F7F7F"/>
+        </w:tblBorders>
+      </w:tblPr>
+      <w:tblGrid>
+        <w:gridCol w:w="9000"/>
+      </w:tblGrid>
+      <w:tr>
+        <w:tc>
+          <w:tcPr>
+            <w:tcW w:w="9000" w:type="dxa"/>
+            <w:shd w:val="clear" w:color="auto" w:fill="EDEDED"/>
+          </w:tcPr>
+          <w:p>
+            <w:pPr>
+              <w:jc w:val="both"/>
+              <w:rPr>
+                <w:rFonts w:ascii="Times New Roman" w:hAnsi="Times New Roman" w:cs="Times New Roman"/>
+                <w:lang w:val="tr-TR"/>
+              </w:rPr>
+            </w:pPr>
+            <w:r>
+              <w:rPr>
+                <w:rFonts w:ascii="Times New Roman" w:hAnsi="Times New Roman" w:cs="Times New Roman"/>
+                <w:lang w:val="tr-TR"/>
+              </w:rPr>
+              <w:t xml:space="preserve">GÖRSEL ALANI (Shutterstock)</w:t>
+            </w:r>
+          </w:p>
+          <w:p>
+            <w:pPr>
+              <w:jc w:val="both"/>
+              <w:rPr>
+                <w:rFonts w:ascii="Times New Roman" w:hAnsi="Times New Roman" w:cs="Times New Roman"/>
+                <w:lang w:val="tr-TR"/>
+              </w:rPr>
+            </w:pPr>
+            <w:r>
+              <w:rPr>
+                <w:rFonts w:ascii="Times New Roman" w:hAnsi="Times New Roman" w:cs="Times New Roman"/>
+                <w:lang w:val="tr-TR"/>
+              </w:rPr>
+              <w:t xml:space="preserve">Tarif: Asit yağmurları nedeniyle yaprakları dökülmüş, kurumuş ağaçların bulunduğu bir orman ya da aşınmış mermer heykel.</w:t>
+            </w:r>
+          </w:p>
+          <w:p>
+            <w:pPr>
+              <w:jc w:val="both"/>
+              <w:rPr>
+                <w:rFonts w:ascii="Times New Roman" w:hAnsi="Times New Roman" w:cs="Times New Roman"/>
+                <w:lang w:val="tr-TR"/>
+              </w:rPr>
+            </w:pPr>
+            <w:r>
+              <w:rPr>
+                <w:rFonts w:ascii="Times New Roman" w:hAnsi="Times New Roman" w:cs="Times New Roman"/>
+                <w:lang w:val="tr-TR"/>
+              </w:rPr>
+              <w:t xml:space="preserve">Shutter ID: 2829837163 (fotoğraf) — Acid rain damage, Appalachian mountains</w:t>
+            </w:r>
+          </w:p>
+        </w:tc>
+      </w:tr>
+    </w:tbl>
+    <w:p>
+      <w:pPr>
+        <w:jc w:val="both"/>
+        <w:rPr>
+          <w:rFonts w:ascii="Times New Roman" w:hAnsi="Times New Roman" w:cs="Times New Roman"/>
+          <w:lang w:val="tr-TR"/>
+        </w:rPr>
+      </w:pPr>
+    </w:p>
+    <w:p>
+      <w:pPr>
+        <w:jc w:val="center"/>
+        <w:rPr>
+          <w:rFonts w:ascii="Times New Roman" w:hAnsi="Times New Roman" w:cs="Times New Roman"/>
+          <w:lang w:val="tr-TR"/>
+        </w:rPr>
+      </w:pPr>
+      <w:r>
+        <w:rPr>
+          <w:rFonts w:ascii="Times New Roman" w:hAnsi="Times New Roman" w:cs="Times New Roman"/>
+          <w:b/>
+          <w:bCs/>
+          <w:lang w:val="tr-TR"/>
+        </w:rPr>
+        <w:t xml:space="preserve">Görsel C:</w:t>
+      </w:r>
+      <w:r>
+        <w:rPr>
+          <w:rFonts w:ascii="Times New Roman" w:hAnsi="Times New Roman" w:cs="Times New Roman"/>
+          <w:lang w:val="tr-TR"/>
+        </w:rPr>
+        <w:t xml:space="preserve"> Asit yağmurlarından etkilenmiş bir orman</w:t>
+      </w:r>
+    </w:p>
+    <w:p>
+      <w:pPr>
+        <w:keepNext/>
+        <w:shd w:val="clear" w:color="auto" w:fill="92D050"/>
+        <w:jc w:val="both"/>
+        <w:rPr>
+          <w:rFonts w:ascii="Times New Roman" w:hAnsi="Times New Roman" w:cs="Times New Roman"/>
+          <w:b/>
+          <w:bCs/>
+          <w:lang w:val="tr-TR"/>
+        </w:rPr>
+      </w:pPr>
+      <w:r>
+        <w:rPr>
+          <w:rFonts w:ascii="Times New Roman" w:hAnsi="Times New Roman" w:cs="Times New Roman"/>
+          <w:b/>
+          <w:bCs/>
+          <w:lang w:val="tr-TR"/>
+        </w:rPr>
+        <w:t xml:space="preserve">Örnek-Çözüm Atölyesi 2.10.</w:t>
+      </w:r>
+    </w:p>
+    <w:p>
+      <w:pPr>
+        <w:jc w:val="both"/>
+        <w:rPr>
+          <w:rFonts w:ascii="Times New Roman" w:hAnsi="Times New Roman" w:cs="Times New Roman"/>
+          <w:lang w:val="tr-TR"/>
+        </w:rPr>
+      </w:pPr>
+      <w:r>
+        <w:rPr>
+          <w:rFonts w:ascii="Times New Roman" w:hAnsi="Times New Roman" w:cs="Times New Roman"/>
+          <w:lang w:val="tr-TR"/>
+        </w:rPr>
+        <w:t xml:space="preserve">HCO</w:t>
+      </w:r>
+      <w:r>
+        <w:rPr>
+          <w:rFonts w:ascii="Times New Roman" w:hAnsi="Times New Roman" w:cs="Times New Roman"/>
+          <w:vertAlign w:val="subscript"/>
+          <w:lang w:val="tr-TR"/>
+        </w:rPr>
+        <w:t xml:space="preserve">3</w:t>
+      </w:r>
+      <w:r>
+        <w:rPr>
+          <w:rFonts w:ascii="Times New Roman" w:hAnsi="Times New Roman" w:cs="Times New Roman"/>
+          <w:vertAlign w:val="superscript"/>
+          <w:lang w:val="tr-TR"/>
+        </w:rPr>
+        <w:t xml:space="preserve">−</w:t>
+      </w:r>
+      <w:r>
+        <w:rPr>
+          <w:rFonts w:ascii="Times New Roman" w:hAnsi="Times New Roman" w:cs="Times New Roman"/>
+          <w:lang w:val="tr-TR"/>
+        </w:rPr>
+        <w:t xml:space="preserve">(suda) + H</w:t>
+      </w:r>
+      <w:r>
+        <w:rPr>
+          <w:rFonts w:ascii="Times New Roman" w:hAnsi="Times New Roman" w:cs="Times New Roman"/>
+          <w:vertAlign w:val="subscript"/>
+          <w:lang w:val="tr-TR"/>
+        </w:rPr>
+        <w:t xml:space="preserve">2</w:t>
+      </w:r>
+      <w:r>
+        <w:rPr>
+          <w:rFonts w:ascii="Times New Roman" w:hAnsi="Times New Roman" w:cs="Times New Roman"/>
+          <w:lang w:val="tr-TR"/>
+        </w:rPr>
+        <w:t xml:space="preserve">O(s) ⇌ H</w:t>
+      </w:r>
+      <w:r>
+        <w:rPr>
+          <w:rFonts w:ascii="Times New Roman" w:hAnsi="Times New Roman" w:cs="Times New Roman"/>
+          <w:vertAlign w:val="subscript"/>
+          <w:lang w:val="tr-TR"/>
+        </w:rPr>
+        <w:t xml:space="preserve">2</w:t>
+      </w:r>
+      <w:r>
+        <w:rPr>
+          <w:rFonts w:ascii="Times New Roman" w:hAnsi="Times New Roman" w:cs="Times New Roman"/>
+          <w:lang w:val="tr-TR"/>
+        </w:rPr>
+        <w:t xml:space="preserve">CO</w:t>
+      </w:r>
+      <w:r>
+        <w:rPr>
+          <w:rFonts w:ascii="Times New Roman" w:hAnsi="Times New Roman" w:cs="Times New Roman"/>
+          <w:vertAlign w:val="subscript"/>
+          <w:lang w:val="tr-TR"/>
+        </w:rPr>
+        <w:t xml:space="preserve">3</w:t>
+      </w:r>
+      <w:r>
+        <w:rPr>
+          <w:rFonts w:ascii="Times New Roman" w:hAnsi="Times New Roman" w:cs="Times New Roman"/>
+          <w:lang w:val="tr-TR"/>
+        </w:rPr>
+        <w:t xml:space="preserve">(suda) + OH</w:t>
+      </w:r>
+      <w:r>
+        <w:rPr>
+          <w:rFonts w:ascii="Times New Roman" w:hAnsi="Times New Roman" w:cs="Times New Roman"/>
+          <w:vertAlign w:val="superscript"/>
+          <w:lang w:val="tr-TR"/>
+        </w:rPr>
+        <w:t xml:space="preserve">−</w:t>
+      </w:r>
+      <w:r>
+        <w:rPr>
+          <w:rFonts w:ascii="Times New Roman" w:hAnsi="Times New Roman" w:cs="Times New Roman"/>
+          <w:lang w:val="tr-TR"/>
+        </w:rPr>
+        <w:t xml:space="preserve">(suda) tepkimesinde Brønsted-Lowry asit ve bazlarını, eşlenik asit-baz çiftlerini belirleyiniz.</w:t>
+      </w:r>
+    </w:p>
+    <w:p>
+      <w:pPr>
+        <w:jc w:val="both"/>
+        <w:rPr>
+          <w:rFonts w:ascii="Times New Roman" w:hAnsi="Times New Roman" w:cs="Times New Roman"/>
+          <w:lang w:val="tr-TR"/>
+        </w:rPr>
+      </w:pPr>
+      <w:r>
+        <w:rPr>
+          <w:rFonts w:ascii="Times New Roman" w:hAnsi="Times New Roman" w:cs="Times New Roman"/>
+          <w:b/>
+          <w:bCs/>
+          <w:lang w:val="tr-TR"/>
+        </w:rPr>
+        <w:t xml:space="preserve">Çözüm:</w:t>
+      </w:r>
+    </w:p>
+    <w:p>
+      <w:pPr>
+        <w:jc w:val="both"/>
+        <w:rPr>
+          <w:rFonts w:ascii="Times New Roman" w:hAnsi="Times New Roman" w:cs="Times New Roman"/>
+          <w:lang w:val="tr-TR"/>
+        </w:rPr>
+      </w:pPr>
+      <w:r>
+        <w:rPr>
+          <w:rFonts w:ascii="Times New Roman" w:hAnsi="Times New Roman" w:cs="Times New Roman"/>
+          <w:lang w:val="tr-TR"/>
+        </w:rPr>
+        <w:t xml:space="preserve">HCO</w:t>
+      </w:r>
+      <w:r>
+        <w:rPr>
+          <w:rFonts w:ascii="Times New Roman" w:hAnsi="Times New Roman" w:cs="Times New Roman"/>
+          <w:vertAlign w:val="subscript"/>
+          <w:lang w:val="tr-TR"/>
+        </w:rPr>
+        <w:t xml:space="preserve">3</w:t>
+      </w:r>
+      <w:r>
+        <w:rPr>
+          <w:rFonts w:ascii="Times New Roman" w:hAnsi="Times New Roman" w:cs="Times New Roman"/>
+          <w:vertAlign w:val="superscript"/>
+          <w:lang w:val="tr-TR"/>
+        </w:rPr>
+        <w:t xml:space="preserve">−</w:t>
+      </w:r>
+      <w:r>
+        <w:rPr>
+          <w:rFonts w:ascii="Times New Roman" w:hAnsi="Times New Roman" w:cs="Times New Roman"/>
+          <w:lang w:val="tr-TR"/>
+        </w:rPr>
+        <w:t xml:space="preserve"> su molekülünden proton alarak H</w:t>
+      </w:r>
+      <w:r>
+        <w:rPr>
+          <w:rFonts w:ascii="Times New Roman" w:hAnsi="Times New Roman" w:cs="Times New Roman"/>
+          <w:vertAlign w:val="subscript"/>
+          <w:lang w:val="tr-TR"/>
+        </w:rPr>
+        <w:t xml:space="preserve">2</w:t>
+      </w:r>
+      <w:r>
+        <w:rPr>
+          <w:rFonts w:ascii="Times New Roman" w:hAnsi="Times New Roman" w:cs="Times New Roman"/>
+          <w:lang w:val="tr-TR"/>
+        </w:rPr>
+        <w:t xml:space="preserve">CO</w:t>
+      </w:r>
+      <w:r>
+        <w:rPr>
+          <w:rFonts w:ascii="Times New Roman" w:hAnsi="Times New Roman" w:cs="Times New Roman"/>
+          <w:vertAlign w:val="subscript"/>
+          <w:lang w:val="tr-TR"/>
+        </w:rPr>
+        <w:t xml:space="preserve">3</w:t>
+      </w:r>
+      <w:r>
+        <w:rPr>
+          <w:rFonts w:ascii="Times New Roman" w:hAnsi="Times New Roman" w:cs="Times New Roman"/>
+          <w:lang w:val="tr-TR"/>
+        </w:rPr>
+        <w:t xml:space="preserve">’e dönüşmüştür; bu nedenle Brønsted-Lowry bazıdır. Su proton vermiştir; Brønsted-Lowry asididir. Geri tepkimede H</w:t>
+      </w:r>
+      <w:r>
+        <w:rPr>
+          <w:rFonts w:ascii="Times New Roman" w:hAnsi="Times New Roman" w:cs="Times New Roman"/>
+          <w:vertAlign w:val="subscript"/>
+          <w:lang w:val="tr-TR"/>
+        </w:rPr>
+        <w:t xml:space="preserve">2</w:t>
+      </w:r>
+      <w:r>
+        <w:rPr>
+          <w:rFonts w:ascii="Times New Roman" w:hAnsi="Times New Roman" w:cs="Times New Roman"/>
+          <w:lang w:val="tr-TR"/>
+        </w:rPr>
+        <w:t xml:space="preserve">CO</w:t>
+      </w:r>
+      <w:r>
+        <w:rPr>
+          <w:rFonts w:ascii="Times New Roman" w:hAnsi="Times New Roman" w:cs="Times New Roman"/>
+          <w:vertAlign w:val="subscript"/>
+          <w:lang w:val="tr-TR"/>
+        </w:rPr>
+        <w:t xml:space="preserve">3</w:t>
+      </w:r>
+      <w:r>
+        <w:rPr>
+          <w:rFonts w:ascii="Times New Roman" w:hAnsi="Times New Roman" w:cs="Times New Roman"/>
+          <w:lang w:val="tr-TR"/>
+        </w:rPr>
+        <w:t xml:space="preserve"> proton veren asit, OH</w:t>
+      </w:r>
+      <w:r>
+        <w:rPr>
+          <w:rFonts w:ascii="Times New Roman" w:hAnsi="Times New Roman" w:cs="Times New Roman"/>
+          <w:vertAlign w:val="superscript"/>
+          <w:lang w:val="tr-TR"/>
+        </w:rPr>
+        <w:t xml:space="preserve">−</w:t>
+      </w:r>
+      <w:r>
+        <w:rPr>
+          <w:rFonts w:ascii="Times New Roman" w:hAnsi="Times New Roman" w:cs="Times New Roman"/>
+          <w:lang w:val="tr-TR"/>
+        </w:rPr>
+        <w:t xml:space="preserve"> ise proton alan bazdır.</w:t>
+      </w:r>
+    </w:p>
+    <w:p>
+      <w:pPr>
+        <w:jc w:val="both"/>
+        <w:rPr>
+          <w:rFonts w:ascii="Times New Roman" w:hAnsi="Times New Roman" w:cs="Times New Roman"/>
+          <w:lang w:val="tr-TR"/>
+        </w:rPr>
+      </w:pPr>
+      <w:r>
+        <w:rPr>
+          <w:rFonts w:ascii="Times New Roman" w:hAnsi="Times New Roman" w:cs="Times New Roman"/>
+          <w:lang w:val="tr-TR"/>
+        </w:rPr>
+        <w:t xml:space="preserve">Eşlenik çiftler: H</w:t>
+      </w:r>
+      <w:r>
+        <w:rPr>
+          <w:rFonts w:ascii="Times New Roman" w:hAnsi="Times New Roman" w:cs="Times New Roman"/>
+          <w:vertAlign w:val="subscript"/>
+          <w:lang w:val="tr-TR"/>
+        </w:rPr>
+        <w:t xml:space="preserve">2</w:t>
+      </w:r>
+      <w:r>
+        <w:rPr>
+          <w:rFonts w:ascii="Times New Roman" w:hAnsi="Times New Roman" w:cs="Times New Roman"/>
+          <w:lang w:val="tr-TR"/>
+        </w:rPr>
+        <w:t xml:space="preserve">CO</w:t>
+      </w:r>
+      <w:r>
+        <w:rPr>
+          <w:rFonts w:ascii="Times New Roman" w:hAnsi="Times New Roman" w:cs="Times New Roman"/>
+          <w:vertAlign w:val="subscript"/>
+          <w:lang w:val="tr-TR"/>
+        </w:rPr>
+        <w:t xml:space="preserve">3</w:t>
+      </w:r>
+      <w:r>
+        <w:rPr>
+          <w:rFonts w:ascii="Times New Roman" w:hAnsi="Times New Roman" w:cs="Times New Roman"/>
+          <w:lang w:val="tr-TR"/>
+        </w:rPr>
+        <w:t xml:space="preserve">/HCO</w:t>
+      </w:r>
+      <w:r>
+        <w:rPr>
+          <w:rFonts w:ascii="Times New Roman" w:hAnsi="Times New Roman" w:cs="Times New Roman"/>
+          <w:vertAlign w:val="subscript"/>
+          <w:lang w:val="tr-TR"/>
+        </w:rPr>
+        <w:t xml:space="preserve">3</w:t>
+      </w:r>
+      <w:r>
+        <w:rPr>
+          <w:rFonts w:ascii="Times New Roman" w:hAnsi="Times New Roman" w:cs="Times New Roman"/>
+          <w:vertAlign w:val="superscript"/>
+          <w:lang w:val="tr-TR"/>
+        </w:rPr>
+        <w:t xml:space="preserve">−</w:t>
+      </w:r>
+      <w:r>
+        <w:rPr>
+          <w:rFonts w:ascii="Times New Roman" w:hAnsi="Times New Roman" w:cs="Times New Roman"/>
+          <w:lang w:val="tr-TR"/>
+        </w:rPr>
+        <w:t xml:space="preserve"> ve H</w:t>
+      </w:r>
+      <w:r>
+        <w:rPr>
+          <w:rFonts w:ascii="Times New Roman" w:hAnsi="Times New Roman" w:cs="Times New Roman"/>
+          <w:vertAlign w:val="subscript"/>
+          <w:lang w:val="tr-TR"/>
+        </w:rPr>
+        <w:t xml:space="preserve">2</w:t>
+      </w:r>
+      <w:r>
+        <w:rPr>
+          <w:rFonts w:ascii="Times New Roman" w:hAnsi="Times New Roman" w:cs="Times New Roman"/>
+          <w:lang w:val="tr-TR"/>
+        </w:rPr>
+        <w:t xml:space="preserve">O/OH</w:t>
+      </w:r>
+      <w:r>
+        <w:rPr>
+          <w:rFonts w:ascii="Times New Roman" w:hAnsi="Times New Roman" w:cs="Times New Roman"/>
+          <w:vertAlign w:val="superscript"/>
+          <w:lang w:val="tr-TR"/>
+        </w:rPr>
+        <w:t xml:space="preserve">−</w:t>
       </w:r>
     </w:p>
     <w:p>
@@ -5022,7 +4780,7 @@
     <w:p>
       <w:pPr>
         <w:keepNext/>
-        <w:shd w:val="clear" w:color="auto" w:fill="FFC000"/>
+        <w:shd w:val="clear" w:color="auto" w:fill="E97132"/>
         <w:jc w:val="both"/>
         <w:rPr>
           <w:rFonts w:ascii="Times New Roman" w:hAnsi="Times New Roman" w:cs="Times New Roman"/>
@@ -5038,7 +4796,7 @@
           <w:bCs/>
           <w:lang w:val="tr-TR"/>
         </w:rPr>
-        <w:t xml:space="preserve">Sıra Sizde 2.7.</w:t>
+        <w:t xml:space="preserve">Bilgi Köşesi 2.2.</w:t>
       </w:r>
     </w:p>
     <w:p>
@@ -5054,24 +4812,7 @@
           <w:rFonts w:ascii="Times New Roman" w:hAnsi="Times New Roman" w:cs="Times New Roman"/>
           <w:lang w:val="tr-TR"/>
         </w:rPr>
-        <w:t xml:space="preserve">1. Aşağıdaki tepkimelerde Brønsted-Lowry asit ve bazlarını belirleyerek eşlenik asit-baz çiftlerini yazınız.</w:t>
-      </w:r>
-    </w:p>
-    <w:p>
-      <w:pPr>
-        <w:ind w:left="720"/>
-        <w:jc w:val="both"/>
-        <w:rPr>
-          <w:rFonts w:ascii="Times New Roman" w:hAnsi="Times New Roman" w:cs="Times New Roman"/>
-          <w:lang w:val="tr-TR"/>
-        </w:rPr>
-      </w:pPr>
-      <w:r>
-        <w:rPr>
-          <w:rFonts w:ascii="Times New Roman" w:hAnsi="Times New Roman" w:cs="Times New Roman"/>
-          <w:lang w:val="tr-TR"/>
-        </w:rPr>
-        <w:t xml:space="preserve">HNO</w:t>
+        <w:t xml:space="preserve">Asit-baz tanımlarını pekiştirmek için sınıfınızda bir kart oyunu tasarlayabilirsiniz. Kartların bir yüzüne HCl, NH</w:t>
       </w:r>
       <w:r>
         <w:rPr>
@@ -5086,7 +4827,7 @@
           <w:rFonts w:ascii="Times New Roman" w:hAnsi="Times New Roman" w:cs="Times New Roman"/>
           <w:lang w:val="tr-TR"/>
         </w:rPr>
-        <w:t xml:space="preserve">(suda) + H</w:t>
+        <w:t xml:space="preserve">, H</w:t>
       </w:r>
       <w:r>
         <w:rPr>
@@ -5101,7 +4842,7 @@
           <w:rFonts w:ascii="Times New Roman" w:hAnsi="Times New Roman" w:cs="Times New Roman"/>
           <w:lang w:val="tr-TR"/>
         </w:rPr>
-        <w:t xml:space="preserve">O(s) → H</w:t>
+        <w:t xml:space="preserve">O, HSO</w:t>
       </w:r>
       <w:r>
         <w:rPr>
@@ -5109,6 +4850,29 @@
           <w:vertAlign w:val="subscript"/>
           <w:lang w:val="tr-TR"/>
         </w:rPr>
+        <w:t xml:space="preserve">4</w:t>
+      </w:r>
+      <w:r>
+        <w:rPr>
+          <w:rFonts w:ascii="Times New Roman" w:hAnsi="Times New Roman" w:cs="Times New Roman"/>
+          <w:vertAlign w:val="superscript"/>
+          <w:lang w:val="tr-TR"/>
+        </w:rPr>
+        <w:t xml:space="preserve">−</w:t>
+      </w:r>
+      <w:r>
+        <w:rPr>
+          <w:rFonts w:ascii="Times New Roman" w:hAnsi="Times New Roman" w:cs="Times New Roman"/>
+          <w:lang w:val="tr-TR"/>
+        </w:rPr>
+        <w:t xml:space="preserve">, CH</w:t>
+      </w:r>
+      <w:r>
+        <w:rPr>
+          <w:rFonts w:ascii="Times New Roman" w:hAnsi="Times New Roman" w:cs="Times New Roman"/>
+          <w:vertAlign w:val="subscript"/>
+          <w:lang w:val="tr-TR"/>
+        </w:rPr>
         <w:t xml:space="preserve">3</w:t>
       </w:r>
       <w:r>
@@ -5116,7 +4880,7 @@
           <w:rFonts w:ascii="Times New Roman" w:hAnsi="Times New Roman" w:cs="Times New Roman"/>
           <w:lang w:val="tr-TR"/>
         </w:rPr>
-        <w:t xml:space="preserve">O</w:t>
+        <w:t xml:space="preserve">COO</w:t>
       </w:r>
       <w:r>
         <w:rPr>
@@ -5124,29 +4888,6 @@
           <w:vertAlign w:val="superscript"/>
           <w:lang w:val="tr-TR"/>
         </w:rPr>
-        <w:t xml:space="preserve">+</w:t>
-      </w:r>
-      <w:r>
-        <w:rPr>
-          <w:rFonts w:ascii="Times New Roman" w:hAnsi="Times New Roman" w:cs="Times New Roman"/>
-          <w:lang w:val="tr-TR"/>
-        </w:rPr>
-        <w:t xml:space="preserve">(suda) + NO</w:t>
-      </w:r>
-      <w:r>
-        <w:rPr>
-          <w:rFonts w:ascii="Times New Roman" w:hAnsi="Times New Roman" w:cs="Times New Roman"/>
-          <w:vertAlign w:val="subscript"/>
-          <w:lang w:val="tr-TR"/>
-        </w:rPr>
-        <w:t xml:space="preserve">3</w:t>
-      </w:r>
-      <w:r>
-        <w:rPr>
-          <w:rFonts w:ascii="Times New Roman" w:hAnsi="Times New Roman" w:cs="Times New Roman"/>
-          <w:vertAlign w:val="superscript"/>
-          <w:lang w:val="tr-TR"/>
-        </w:rPr>
         <w:t xml:space="preserve">−</w:t>
       </w:r>
       <w:r>
@@ -5154,852 +4895,7 @@
           <w:rFonts w:ascii="Times New Roman" w:hAnsi="Times New Roman" w:cs="Times New Roman"/>
           <w:lang w:val="tr-TR"/>
         </w:rPr>
-        <w:t xml:space="preserve">(suda)</w:t>
-      </w:r>
-    </w:p>
-    <w:p>
-      <w:pPr>
-        <w:ind w:left="720"/>
-        <w:jc w:val="both"/>
-        <w:rPr>
-          <w:rFonts w:ascii="Times New Roman" w:hAnsi="Times New Roman" w:cs="Times New Roman"/>
-          <w:lang w:val="tr-TR"/>
-        </w:rPr>
-      </w:pPr>
-      <w:r>
-        <w:rPr>
-          <w:rFonts w:ascii="Times New Roman" w:hAnsi="Times New Roman" w:cs="Times New Roman"/>
-          <w:lang w:val="tr-TR"/>
-        </w:rPr>
-        <w:t xml:space="preserve">……………………………………………………………………………………………</w:t>
-      </w:r>
-    </w:p>
-    <w:p>
-      <w:pPr>
-        <w:ind w:left="720"/>
-        <w:jc w:val="both"/>
-        <w:rPr>
-          <w:rFonts w:ascii="Times New Roman" w:hAnsi="Times New Roman" w:cs="Times New Roman"/>
-          <w:lang w:val="tr-TR"/>
-        </w:rPr>
-      </w:pPr>
-      <w:r>
-        <w:rPr>
-          <w:rFonts w:ascii="Times New Roman" w:hAnsi="Times New Roman" w:cs="Times New Roman"/>
-          <w:lang w:val="tr-TR"/>
-        </w:rPr>
-        <w:t xml:space="preserve">HF(suda) + NH</w:t>
-      </w:r>
-      <w:r>
-        <w:rPr>
-          <w:rFonts w:ascii="Times New Roman" w:hAnsi="Times New Roman" w:cs="Times New Roman"/>
-          <w:vertAlign w:val="subscript"/>
-          <w:lang w:val="tr-TR"/>
-        </w:rPr>
-        <w:t xml:space="preserve">3</w:t>
-      </w:r>
-      <w:r>
-        <w:rPr>
-          <w:rFonts w:ascii="Times New Roman" w:hAnsi="Times New Roman" w:cs="Times New Roman"/>
-          <w:lang w:val="tr-TR"/>
-        </w:rPr>
-        <w:t xml:space="preserve">(suda) ⇌ F</w:t>
-      </w:r>
-      <w:r>
-        <w:rPr>
-          <w:rFonts w:ascii="Times New Roman" w:hAnsi="Times New Roman" w:cs="Times New Roman"/>
-          <w:vertAlign w:val="superscript"/>
-          <w:lang w:val="tr-TR"/>
-        </w:rPr>
-        <w:t xml:space="preserve">−</w:t>
-      </w:r>
-      <w:r>
-        <w:rPr>
-          <w:rFonts w:ascii="Times New Roman" w:hAnsi="Times New Roman" w:cs="Times New Roman"/>
-          <w:lang w:val="tr-TR"/>
-        </w:rPr>
-        <w:t xml:space="preserve">(suda) + NH</w:t>
-      </w:r>
-      <w:r>
-        <w:rPr>
-          <w:rFonts w:ascii="Times New Roman" w:hAnsi="Times New Roman" w:cs="Times New Roman"/>
-          <w:vertAlign w:val="subscript"/>
-          <w:lang w:val="tr-TR"/>
-        </w:rPr>
-        <w:t xml:space="preserve">4</w:t>
-      </w:r>
-      <w:r>
-        <w:rPr>
-          <w:rFonts w:ascii="Times New Roman" w:hAnsi="Times New Roman" w:cs="Times New Roman"/>
-          <w:vertAlign w:val="superscript"/>
-          <w:lang w:val="tr-TR"/>
-        </w:rPr>
-        <w:t xml:space="preserve">+</w:t>
-      </w:r>
-      <w:r>
-        <w:rPr>
-          <w:rFonts w:ascii="Times New Roman" w:hAnsi="Times New Roman" w:cs="Times New Roman"/>
-          <w:lang w:val="tr-TR"/>
-        </w:rPr>
-        <w:t xml:space="preserve">(suda)</w:t>
-      </w:r>
-    </w:p>
-    <w:p>
-      <w:pPr>
-        <w:ind w:left="720"/>
-        <w:jc w:val="both"/>
-        <w:rPr>
-          <w:rFonts w:ascii="Times New Roman" w:hAnsi="Times New Roman" w:cs="Times New Roman"/>
-          <w:lang w:val="tr-TR"/>
-        </w:rPr>
-      </w:pPr>
-      <w:r>
-        <w:rPr>
-          <w:rFonts w:ascii="Times New Roman" w:hAnsi="Times New Roman" w:cs="Times New Roman"/>
-          <w:lang w:val="tr-TR"/>
-        </w:rPr>
-        <w:t xml:space="preserve">……………………………………………………………………………………………</w:t>
-      </w:r>
-    </w:p>
-    <w:p>
-      <w:pPr>
-        <w:ind w:left="720"/>
-        <w:jc w:val="both"/>
-        <w:rPr>
-          <w:rFonts w:ascii="Times New Roman" w:hAnsi="Times New Roman" w:cs="Times New Roman"/>
-          <w:lang w:val="tr-TR"/>
-        </w:rPr>
-      </w:pPr>
-      <w:r>
-        <w:rPr>
-          <w:rFonts w:ascii="Times New Roman" w:hAnsi="Times New Roman" w:cs="Times New Roman"/>
-          <w:lang w:val="tr-TR"/>
-        </w:rPr>
-        <w:t xml:space="preserve">CO</w:t>
-      </w:r>
-      <w:r>
-        <w:rPr>
-          <w:rFonts w:ascii="Times New Roman" w:hAnsi="Times New Roman" w:cs="Times New Roman"/>
-          <w:vertAlign w:val="subscript"/>
-          <w:lang w:val="tr-TR"/>
-        </w:rPr>
-        <w:t xml:space="preserve">3</w:t>
-      </w:r>
-      <w:r>
-        <w:rPr>
-          <w:rFonts w:ascii="Times New Roman" w:hAnsi="Times New Roman" w:cs="Times New Roman"/>
-          <w:vertAlign w:val="superscript"/>
-          <w:lang w:val="tr-TR"/>
-        </w:rPr>
-        <w:t xml:space="preserve">2−</w:t>
-      </w:r>
-      <w:r>
-        <w:rPr>
-          <w:rFonts w:ascii="Times New Roman" w:hAnsi="Times New Roman" w:cs="Times New Roman"/>
-          <w:lang w:val="tr-TR"/>
-        </w:rPr>
-        <w:t xml:space="preserve">(suda) + H</w:t>
-      </w:r>
-      <w:r>
-        <w:rPr>
-          <w:rFonts w:ascii="Times New Roman" w:hAnsi="Times New Roman" w:cs="Times New Roman"/>
-          <w:vertAlign w:val="subscript"/>
-          <w:lang w:val="tr-TR"/>
-        </w:rPr>
-        <w:t xml:space="preserve">2</w:t>
-      </w:r>
-      <w:r>
-        <w:rPr>
-          <w:rFonts w:ascii="Times New Roman" w:hAnsi="Times New Roman" w:cs="Times New Roman"/>
-          <w:lang w:val="tr-TR"/>
-        </w:rPr>
-        <w:t xml:space="preserve">O(s) ⇌ HCO</w:t>
-      </w:r>
-      <w:r>
-        <w:rPr>
-          <w:rFonts w:ascii="Times New Roman" w:hAnsi="Times New Roman" w:cs="Times New Roman"/>
-          <w:vertAlign w:val="subscript"/>
-          <w:lang w:val="tr-TR"/>
-        </w:rPr>
-        <w:t xml:space="preserve">3</w:t>
-      </w:r>
-      <w:r>
-        <w:rPr>
-          <w:rFonts w:ascii="Times New Roman" w:hAnsi="Times New Roman" w:cs="Times New Roman"/>
-          <w:vertAlign w:val="superscript"/>
-          <w:lang w:val="tr-TR"/>
-        </w:rPr>
-        <w:t xml:space="preserve">−</w:t>
-      </w:r>
-      <w:r>
-        <w:rPr>
-          <w:rFonts w:ascii="Times New Roman" w:hAnsi="Times New Roman" w:cs="Times New Roman"/>
-          <w:lang w:val="tr-TR"/>
-        </w:rPr>
-        <w:t xml:space="preserve">(suda) + OH</w:t>
-      </w:r>
-      <w:r>
-        <w:rPr>
-          <w:rFonts w:ascii="Times New Roman" w:hAnsi="Times New Roman" w:cs="Times New Roman"/>
-          <w:vertAlign w:val="superscript"/>
-          <w:lang w:val="tr-TR"/>
-        </w:rPr>
-        <w:t xml:space="preserve">−</w:t>
-      </w:r>
-      <w:r>
-        <w:rPr>
-          <w:rFonts w:ascii="Times New Roman" w:hAnsi="Times New Roman" w:cs="Times New Roman"/>
-          <w:lang w:val="tr-TR"/>
-        </w:rPr>
-        <w:t xml:space="preserve">(suda)</w:t>
-      </w:r>
-    </w:p>
-    <w:p>
-      <w:pPr>
-        <w:ind w:left="720"/>
-        <w:jc w:val="both"/>
-        <w:rPr>
-          <w:rFonts w:ascii="Times New Roman" w:hAnsi="Times New Roman" w:cs="Times New Roman"/>
-          <w:lang w:val="tr-TR"/>
-        </w:rPr>
-      </w:pPr>
-      <w:r>
-        <w:rPr>
-          <w:rFonts w:ascii="Times New Roman" w:hAnsi="Times New Roman" w:cs="Times New Roman"/>
-          <w:lang w:val="tr-TR"/>
-        </w:rPr>
-        <w:t xml:space="preserve">……………………………………………………………………………………………</w:t>
-      </w:r>
-    </w:p>
-    <w:p>
-      <w:pPr>
-        <w:ind w:left="720"/>
-        <w:jc w:val="both"/>
-        <w:rPr>
-          <w:rFonts w:ascii="Times New Roman" w:hAnsi="Times New Roman" w:cs="Times New Roman"/>
-          <w:lang w:val="tr-TR"/>
-        </w:rPr>
-      </w:pPr>
-      <w:r>
-        <w:rPr>
-          <w:rFonts w:ascii="Times New Roman" w:hAnsi="Times New Roman" w:cs="Times New Roman"/>
-          <w:lang w:val="tr-TR"/>
-        </w:rPr>
-        <w:t xml:space="preserve">H</w:t>
-      </w:r>
-      <w:r>
-        <w:rPr>
-          <w:rFonts w:ascii="Times New Roman" w:hAnsi="Times New Roman" w:cs="Times New Roman"/>
-          <w:vertAlign w:val="subscript"/>
-          <w:lang w:val="tr-TR"/>
-        </w:rPr>
-        <w:t xml:space="preserve">2</w:t>
-      </w:r>
-      <w:r>
-        <w:rPr>
-          <w:rFonts w:ascii="Times New Roman" w:hAnsi="Times New Roman" w:cs="Times New Roman"/>
-          <w:lang w:val="tr-TR"/>
-        </w:rPr>
-        <w:t xml:space="preserve">PO</w:t>
-      </w:r>
-      <w:r>
-        <w:rPr>
-          <w:rFonts w:ascii="Times New Roman" w:hAnsi="Times New Roman" w:cs="Times New Roman"/>
-          <w:vertAlign w:val="subscript"/>
-          <w:lang w:val="tr-TR"/>
-        </w:rPr>
-        <w:t xml:space="preserve">4</w:t>
-      </w:r>
-      <w:r>
-        <w:rPr>
-          <w:rFonts w:ascii="Times New Roman" w:hAnsi="Times New Roman" w:cs="Times New Roman"/>
-          <w:vertAlign w:val="superscript"/>
-          <w:lang w:val="tr-TR"/>
-        </w:rPr>
-        <w:t xml:space="preserve">−</w:t>
-      </w:r>
-      <w:r>
-        <w:rPr>
-          <w:rFonts w:ascii="Times New Roman" w:hAnsi="Times New Roman" w:cs="Times New Roman"/>
-          <w:lang w:val="tr-TR"/>
-        </w:rPr>
-        <w:t xml:space="preserve">(suda) + OH</w:t>
-      </w:r>
-      <w:r>
-        <w:rPr>
-          <w:rFonts w:ascii="Times New Roman" w:hAnsi="Times New Roman" w:cs="Times New Roman"/>
-          <w:vertAlign w:val="superscript"/>
-          <w:lang w:val="tr-TR"/>
-        </w:rPr>
-        <w:t xml:space="preserve">−</w:t>
-      </w:r>
-      <w:r>
-        <w:rPr>
-          <w:rFonts w:ascii="Times New Roman" w:hAnsi="Times New Roman" w:cs="Times New Roman"/>
-          <w:lang w:val="tr-TR"/>
-        </w:rPr>
-        <w:t xml:space="preserve">(suda) ⇌ HPO</w:t>
-      </w:r>
-      <w:r>
-        <w:rPr>
-          <w:rFonts w:ascii="Times New Roman" w:hAnsi="Times New Roman" w:cs="Times New Roman"/>
-          <w:vertAlign w:val="subscript"/>
-          <w:lang w:val="tr-TR"/>
-        </w:rPr>
-        <w:t xml:space="preserve">4</w:t>
-      </w:r>
-      <w:r>
-        <w:rPr>
-          <w:rFonts w:ascii="Times New Roman" w:hAnsi="Times New Roman" w:cs="Times New Roman"/>
-          <w:vertAlign w:val="superscript"/>
-          <w:lang w:val="tr-TR"/>
-        </w:rPr>
-        <w:t xml:space="preserve">2−</w:t>
-      </w:r>
-      <w:r>
-        <w:rPr>
-          <w:rFonts w:ascii="Times New Roman" w:hAnsi="Times New Roman" w:cs="Times New Roman"/>
-          <w:lang w:val="tr-TR"/>
-        </w:rPr>
-        <w:t xml:space="preserve">(suda) + H</w:t>
-      </w:r>
-      <w:r>
-        <w:rPr>
-          <w:rFonts w:ascii="Times New Roman" w:hAnsi="Times New Roman" w:cs="Times New Roman"/>
-          <w:vertAlign w:val="subscript"/>
-          <w:lang w:val="tr-TR"/>
-        </w:rPr>
-        <w:t xml:space="preserve">2</w:t>
-      </w:r>
-      <w:r>
-        <w:rPr>
-          <w:rFonts w:ascii="Times New Roman" w:hAnsi="Times New Roman" w:cs="Times New Roman"/>
-          <w:lang w:val="tr-TR"/>
-        </w:rPr>
-        <w:t xml:space="preserve">O(s)</w:t>
-      </w:r>
-    </w:p>
-    <w:p>
-      <w:pPr>
-        <w:ind w:left="720"/>
-        <w:jc w:val="both"/>
-        <w:rPr>
-          <w:rFonts w:ascii="Times New Roman" w:hAnsi="Times New Roman" w:cs="Times New Roman"/>
-          <w:lang w:val="tr-TR"/>
-        </w:rPr>
-      </w:pPr>
-      <w:r>
-        <w:rPr>
-          <w:rFonts w:ascii="Times New Roman" w:hAnsi="Times New Roman" w:cs="Times New Roman"/>
-          <w:lang w:val="tr-TR"/>
-        </w:rPr>
-        <w:t xml:space="preserve">……………………………………………………………………………………………</w:t>
-      </w:r>
-    </w:p>
-    <w:p>
-      <w:pPr>
-        <w:jc w:val="both"/>
-        <w:rPr>
-          <w:rFonts w:ascii="Times New Roman" w:hAnsi="Times New Roman" w:cs="Times New Roman"/>
-          <w:lang w:val="tr-TR"/>
-        </w:rPr>
-      </w:pPr>
-      <w:r>
-        <w:rPr>
-          <w:rFonts w:ascii="Times New Roman" w:hAnsi="Times New Roman" w:cs="Times New Roman"/>
-          <w:lang w:val="tr-TR"/>
-        </w:rPr>
-        <w:t xml:space="preserve">2. Aşağıdaki türlerin eşlenik bazlarını yazınız: HCl, H</w:t>
-      </w:r>
-      <w:r>
-        <w:rPr>
-          <w:rFonts w:ascii="Times New Roman" w:hAnsi="Times New Roman" w:cs="Times New Roman"/>
-          <w:vertAlign w:val="subscript"/>
-          <w:lang w:val="tr-TR"/>
-        </w:rPr>
-        <w:t xml:space="preserve">2</w:t>
-      </w:r>
-      <w:r>
-        <w:rPr>
-          <w:rFonts w:ascii="Times New Roman" w:hAnsi="Times New Roman" w:cs="Times New Roman"/>
-          <w:lang w:val="tr-TR"/>
-        </w:rPr>
-        <w:t xml:space="preserve">SO</w:t>
-      </w:r>
-      <w:r>
-        <w:rPr>
-          <w:rFonts w:ascii="Times New Roman" w:hAnsi="Times New Roman" w:cs="Times New Roman"/>
-          <w:vertAlign w:val="subscript"/>
-          <w:lang w:val="tr-TR"/>
-        </w:rPr>
-        <w:t xml:space="preserve">4</w:t>
-      </w:r>
-      <w:r>
-        <w:rPr>
-          <w:rFonts w:ascii="Times New Roman" w:hAnsi="Times New Roman" w:cs="Times New Roman"/>
-          <w:lang w:val="tr-TR"/>
-        </w:rPr>
-        <w:t xml:space="preserve">, HSO</w:t>
-      </w:r>
-      <w:r>
-        <w:rPr>
-          <w:rFonts w:ascii="Times New Roman" w:hAnsi="Times New Roman" w:cs="Times New Roman"/>
-          <w:vertAlign w:val="subscript"/>
-          <w:lang w:val="tr-TR"/>
-        </w:rPr>
-        <w:t xml:space="preserve">4</w:t>
-      </w:r>
-      <w:r>
-        <w:rPr>
-          <w:rFonts w:ascii="Times New Roman" w:hAnsi="Times New Roman" w:cs="Times New Roman"/>
-          <w:vertAlign w:val="superscript"/>
-          <w:lang w:val="tr-TR"/>
-        </w:rPr>
-        <w:t xml:space="preserve">−</w:t>
-      </w:r>
-      <w:r>
-        <w:rPr>
-          <w:rFonts w:ascii="Times New Roman" w:hAnsi="Times New Roman" w:cs="Times New Roman"/>
-          <w:lang w:val="tr-TR"/>
-        </w:rPr>
-        <w:t xml:space="preserve">, NH</w:t>
-      </w:r>
-      <w:r>
-        <w:rPr>
-          <w:rFonts w:ascii="Times New Roman" w:hAnsi="Times New Roman" w:cs="Times New Roman"/>
-          <w:vertAlign w:val="subscript"/>
-          <w:lang w:val="tr-TR"/>
-        </w:rPr>
-        <w:t xml:space="preserve">4</w:t>
-      </w:r>
-      <w:r>
-        <w:rPr>
-          <w:rFonts w:ascii="Times New Roman" w:hAnsi="Times New Roman" w:cs="Times New Roman"/>
-          <w:vertAlign w:val="superscript"/>
-          <w:lang w:val="tr-TR"/>
-        </w:rPr>
-        <w:t xml:space="preserve">+</w:t>
-      </w:r>
-      <w:r>
-        <w:rPr>
-          <w:rFonts w:ascii="Times New Roman" w:hAnsi="Times New Roman" w:cs="Times New Roman"/>
-          <w:lang w:val="tr-TR"/>
-        </w:rPr>
-        <w:t xml:space="preserve">, H</w:t>
-      </w:r>
-      <w:r>
-        <w:rPr>
-          <w:rFonts w:ascii="Times New Roman" w:hAnsi="Times New Roman" w:cs="Times New Roman"/>
-          <w:vertAlign w:val="subscript"/>
-          <w:lang w:val="tr-TR"/>
-        </w:rPr>
-        <w:t xml:space="preserve">2</w:t>
-      </w:r>
-      <w:r>
-        <w:rPr>
-          <w:rFonts w:ascii="Times New Roman" w:hAnsi="Times New Roman" w:cs="Times New Roman"/>
-          <w:lang w:val="tr-TR"/>
-        </w:rPr>
-        <w:t xml:space="preserve">O</w:t>
-      </w:r>
-    </w:p>
-    <w:p>
-      <w:pPr>
-        <w:ind w:left="720"/>
-        <w:jc w:val="both"/>
-        <w:rPr>
-          <w:rFonts w:ascii="Times New Roman" w:hAnsi="Times New Roman" w:cs="Times New Roman"/>
-          <w:lang w:val="tr-TR"/>
-        </w:rPr>
-      </w:pPr>
-      <w:r>
-        <w:rPr>
-          <w:rFonts w:ascii="Times New Roman" w:hAnsi="Times New Roman" w:cs="Times New Roman"/>
-          <w:lang w:val="tr-TR"/>
-        </w:rPr>
-        <w:t xml:space="preserve">……………………………………………………………………………………………</w:t>
-      </w:r>
-    </w:p>
-    <w:p>
-      <w:pPr>
-        <w:jc w:val="both"/>
-        <w:rPr>
-          <w:rFonts w:ascii="Times New Roman" w:hAnsi="Times New Roman" w:cs="Times New Roman"/>
-          <w:lang w:val="tr-TR"/>
-        </w:rPr>
-      </w:pPr>
-      <w:r>
-        <w:rPr>
-          <w:rFonts w:ascii="Times New Roman" w:hAnsi="Times New Roman" w:cs="Times New Roman"/>
-          <w:lang w:val="tr-TR"/>
-        </w:rPr>
-        <w:t xml:space="preserve">3. Aşağıdaki türlerin eşlenik asitlerini yazınız: F</w:t>
-      </w:r>
-      <w:r>
-        <w:rPr>
-          <w:rFonts w:ascii="Times New Roman" w:hAnsi="Times New Roman" w:cs="Times New Roman"/>
-          <w:vertAlign w:val="superscript"/>
-          <w:lang w:val="tr-TR"/>
-        </w:rPr>
-        <w:t xml:space="preserve">−</w:t>
-      </w:r>
-      <w:r>
-        <w:rPr>
-          <w:rFonts w:ascii="Times New Roman" w:hAnsi="Times New Roman" w:cs="Times New Roman"/>
-          <w:lang w:val="tr-TR"/>
-        </w:rPr>
-        <w:t xml:space="preserve">, NH</w:t>
-      </w:r>
-      <w:r>
-        <w:rPr>
-          <w:rFonts w:ascii="Times New Roman" w:hAnsi="Times New Roman" w:cs="Times New Roman"/>
-          <w:vertAlign w:val="subscript"/>
-          <w:lang w:val="tr-TR"/>
-        </w:rPr>
-        <w:t xml:space="preserve">3</w:t>
-      </w:r>
-      <w:r>
-        <w:rPr>
-          <w:rFonts w:ascii="Times New Roman" w:hAnsi="Times New Roman" w:cs="Times New Roman"/>
-          <w:lang w:val="tr-TR"/>
-        </w:rPr>
-        <w:t xml:space="preserve">, OH</w:t>
-      </w:r>
-      <w:r>
-        <w:rPr>
-          <w:rFonts w:ascii="Times New Roman" w:hAnsi="Times New Roman" w:cs="Times New Roman"/>
-          <w:vertAlign w:val="superscript"/>
-          <w:lang w:val="tr-TR"/>
-        </w:rPr>
-        <w:t xml:space="preserve">−</w:t>
-      </w:r>
-      <w:r>
-        <w:rPr>
-          <w:rFonts w:ascii="Times New Roman" w:hAnsi="Times New Roman" w:cs="Times New Roman"/>
-          <w:lang w:val="tr-TR"/>
-        </w:rPr>
-        <w:t xml:space="preserve">, HCO</w:t>
-      </w:r>
-      <w:r>
-        <w:rPr>
-          <w:rFonts w:ascii="Times New Roman" w:hAnsi="Times New Roman" w:cs="Times New Roman"/>
-          <w:vertAlign w:val="subscript"/>
-          <w:lang w:val="tr-TR"/>
-        </w:rPr>
-        <w:t xml:space="preserve">3</w:t>
-      </w:r>
-      <w:r>
-        <w:rPr>
-          <w:rFonts w:ascii="Times New Roman" w:hAnsi="Times New Roman" w:cs="Times New Roman"/>
-          <w:vertAlign w:val="superscript"/>
-          <w:lang w:val="tr-TR"/>
-        </w:rPr>
-        <w:t xml:space="preserve">−</w:t>
-      </w:r>
-      <w:r>
-        <w:rPr>
-          <w:rFonts w:ascii="Times New Roman" w:hAnsi="Times New Roman" w:cs="Times New Roman"/>
-          <w:lang w:val="tr-TR"/>
-        </w:rPr>
-        <w:t xml:space="preserve">, H</w:t>
-      </w:r>
-      <w:r>
-        <w:rPr>
-          <w:rFonts w:ascii="Times New Roman" w:hAnsi="Times New Roman" w:cs="Times New Roman"/>
-          <w:vertAlign w:val="subscript"/>
-          <w:lang w:val="tr-TR"/>
-        </w:rPr>
-        <w:t xml:space="preserve">2</w:t>
-      </w:r>
-      <w:r>
-        <w:rPr>
-          <w:rFonts w:ascii="Times New Roman" w:hAnsi="Times New Roman" w:cs="Times New Roman"/>
-          <w:lang w:val="tr-TR"/>
-        </w:rPr>
-        <w:t xml:space="preserve">O</w:t>
-      </w:r>
-    </w:p>
-    <w:p>
-      <w:pPr>
-        <w:ind w:left="720"/>
-        <w:jc w:val="both"/>
-        <w:rPr>
-          <w:rFonts w:ascii="Times New Roman" w:hAnsi="Times New Roman" w:cs="Times New Roman"/>
-          <w:lang w:val="tr-TR"/>
-        </w:rPr>
-      </w:pPr>
-      <w:r>
-        <w:rPr>
-          <w:rFonts w:ascii="Times New Roman" w:hAnsi="Times New Roman" w:cs="Times New Roman"/>
-          <w:lang w:val="tr-TR"/>
-        </w:rPr>
-        <w:t xml:space="preserve">……………………………………………………………………………………………</w:t>
-      </w:r>
-    </w:p>
-    <w:p>
-      <w:pPr>
-        <w:jc w:val="both"/>
-        <w:rPr>
-          <w:rFonts w:ascii="Times New Roman" w:hAnsi="Times New Roman" w:cs="Times New Roman"/>
-          <w:lang w:val="tr-TR"/>
-        </w:rPr>
-      </w:pPr>
-      <w:r>
-        <w:rPr>
-          <w:rFonts w:ascii="Times New Roman" w:hAnsi="Times New Roman" w:cs="Times New Roman"/>
-          <w:lang w:val="tr-TR"/>
-        </w:rPr>
-        <w:t xml:space="preserve">4. Aşağıdaki maddeleri monofonksiyonel ve polifonksiyonel asit/baz olarak sınıflandırınız: HBr, H</w:t>
-      </w:r>
-      <w:r>
-        <w:rPr>
-          <w:rFonts w:ascii="Times New Roman" w:hAnsi="Times New Roman" w:cs="Times New Roman"/>
-          <w:vertAlign w:val="subscript"/>
-          <w:lang w:val="tr-TR"/>
-        </w:rPr>
-        <w:t xml:space="preserve">2</w:t>
-      </w:r>
-      <w:r>
-        <w:rPr>
-          <w:rFonts w:ascii="Times New Roman" w:hAnsi="Times New Roman" w:cs="Times New Roman"/>
-          <w:lang w:val="tr-TR"/>
-        </w:rPr>
-        <w:t xml:space="preserve">SO</w:t>
-      </w:r>
-      <w:r>
-        <w:rPr>
-          <w:rFonts w:ascii="Times New Roman" w:hAnsi="Times New Roman" w:cs="Times New Roman"/>
-          <w:vertAlign w:val="subscript"/>
-          <w:lang w:val="tr-TR"/>
-        </w:rPr>
-        <w:t xml:space="preserve">4</w:t>
-      </w:r>
-      <w:r>
-        <w:rPr>
-          <w:rFonts w:ascii="Times New Roman" w:hAnsi="Times New Roman" w:cs="Times New Roman"/>
-          <w:lang w:val="tr-TR"/>
-        </w:rPr>
-        <w:t xml:space="preserve">, KOH, Ca(OH)</w:t>
-      </w:r>
-      <w:r>
-        <w:rPr>
-          <w:rFonts w:ascii="Times New Roman" w:hAnsi="Times New Roman" w:cs="Times New Roman"/>
-          <w:vertAlign w:val="subscript"/>
-          <w:lang w:val="tr-TR"/>
-        </w:rPr>
-        <w:t xml:space="preserve">2</w:t>
-      </w:r>
-      <w:r>
-        <w:rPr>
-          <w:rFonts w:ascii="Times New Roman" w:hAnsi="Times New Roman" w:cs="Times New Roman"/>
-          <w:lang w:val="tr-TR"/>
-        </w:rPr>
-        <w:t xml:space="preserve">, H</w:t>
-      </w:r>
-      <w:r>
-        <w:rPr>
-          <w:rFonts w:ascii="Times New Roman" w:hAnsi="Times New Roman" w:cs="Times New Roman"/>
-          <w:vertAlign w:val="subscript"/>
-          <w:lang w:val="tr-TR"/>
-        </w:rPr>
-        <w:t xml:space="preserve">3</w:t>
-      </w:r>
-      <w:r>
-        <w:rPr>
-          <w:rFonts w:ascii="Times New Roman" w:hAnsi="Times New Roman" w:cs="Times New Roman"/>
-          <w:lang w:val="tr-TR"/>
-        </w:rPr>
-        <w:t xml:space="preserve">PO</w:t>
-      </w:r>
-      <w:r>
-        <w:rPr>
-          <w:rFonts w:ascii="Times New Roman" w:hAnsi="Times New Roman" w:cs="Times New Roman"/>
-          <w:vertAlign w:val="subscript"/>
-          <w:lang w:val="tr-TR"/>
-        </w:rPr>
-        <w:t xml:space="preserve">4</w:t>
-      </w:r>
-      <w:r>
-        <w:rPr>
-          <w:rFonts w:ascii="Times New Roman" w:hAnsi="Times New Roman" w:cs="Times New Roman"/>
-          <w:lang w:val="tr-TR"/>
-        </w:rPr>
-        <w:t xml:space="preserve">, HCOOH</w:t>
-      </w:r>
-    </w:p>
-    <w:p>
-      <w:pPr>
-        <w:ind w:left="720"/>
-        <w:jc w:val="both"/>
-        <w:rPr>
-          <w:rFonts w:ascii="Times New Roman" w:hAnsi="Times New Roman" w:cs="Times New Roman"/>
-          <w:lang w:val="tr-TR"/>
-        </w:rPr>
-      </w:pPr>
-      <w:r>
-        <w:rPr>
-          <w:rFonts w:ascii="Times New Roman" w:hAnsi="Times New Roman" w:cs="Times New Roman"/>
-          <w:lang w:val="tr-TR"/>
-        </w:rPr>
-        <w:t xml:space="preserve">……………………………………………………………………………………………</w:t>
-      </w:r>
-    </w:p>
-    <w:p>
-      <w:pPr>
-        <w:jc w:val="both"/>
-        <w:rPr>
-          <w:rFonts w:ascii="Times New Roman" w:hAnsi="Times New Roman" w:cs="Times New Roman"/>
-          <w:lang w:val="tr-TR"/>
-        </w:rPr>
-      </w:pPr>
-      <w:r>
-        <w:rPr>
-          <w:rFonts w:ascii="Times New Roman" w:hAnsi="Times New Roman" w:cs="Times New Roman"/>
-          <w:lang w:val="tr-TR"/>
-        </w:rPr>
-        <w:t xml:space="preserve">5. SO</w:t>
-      </w:r>
-      <w:r>
-        <w:rPr>
-          <w:rFonts w:ascii="Times New Roman" w:hAnsi="Times New Roman" w:cs="Times New Roman"/>
-          <w:vertAlign w:val="subscript"/>
-          <w:lang w:val="tr-TR"/>
-        </w:rPr>
-        <w:t xml:space="preserve">2</w:t>
-      </w:r>
-      <w:r>
-        <w:rPr>
-          <w:rFonts w:ascii="Times New Roman" w:hAnsi="Times New Roman" w:cs="Times New Roman"/>
-          <w:lang w:val="tr-TR"/>
-        </w:rPr>
-        <w:t xml:space="preserve"> gazının suda çözünmesine ait denklemi yazarak çözeltinin asidik mi bazik mi olduğunu açıklayınız.</w:t>
-      </w:r>
-    </w:p>
-    <w:p>
-      <w:pPr>
-        <w:ind w:left="720"/>
-        <w:jc w:val="both"/>
-        <w:rPr>
-          <w:rFonts w:ascii="Times New Roman" w:hAnsi="Times New Roman" w:cs="Times New Roman"/>
-          <w:lang w:val="tr-TR"/>
-        </w:rPr>
-      </w:pPr>
-      <w:r>
-        <w:rPr>
-          <w:rFonts w:ascii="Times New Roman" w:hAnsi="Times New Roman" w:cs="Times New Roman"/>
-          <w:lang w:val="tr-TR"/>
-        </w:rPr>
-        <w:t xml:space="preserve">……………………………………………………………………………………………</w:t>
-      </w:r>
-    </w:p>
-    <w:p>
-      <w:pPr>
-        <w:ind w:left="720"/>
-        <w:jc w:val="both"/>
-        <w:rPr>
-          <w:rFonts w:ascii="Times New Roman" w:hAnsi="Times New Roman" w:cs="Times New Roman"/>
-          <w:lang w:val="tr-TR"/>
-        </w:rPr>
-      </w:pPr>
-      <w:r>
-        <w:rPr>
-          <w:rFonts w:ascii="Times New Roman" w:hAnsi="Times New Roman" w:cs="Times New Roman"/>
-          <w:lang w:val="tr-TR"/>
-        </w:rPr>
-        <w:t xml:space="preserve">……………………………………………………………………………………………</w:t>
-      </w:r>
-    </w:p>
-    <w:p>
-      <w:pPr>
-        <w:jc w:val="both"/>
-        <w:rPr>
-          <w:rFonts w:ascii="Times New Roman" w:hAnsi="Times New Roman" w:cs="Times New Roman"/>
-          <w:lang w:val="tr-TR"/>
-        </w:rPr>
-      </w:pPr>
-      <w:r>
-        <w:rPr>
-          <w:rFonts w:ascii="Times New Roman" w:hAnsi="Times New Roman" w:cs="Times New Roman"/>
-          <w:lang w:val="tr-TR"/>
-        </w:rPr>
-        <w:t xml:space="preserve">6. Aşağıdaki oksitleri asidik, bazik ve nötr oksit olarak sınıflandırınız: N</w:t>
-      </w:r>
-      <w:r>
-        <w:rPr>
-          <w:rFonts w:ascii="Times New Roman" w:hAnsi="Times New Roman" w:cs="Times New Roman"/>
-          <w:vertAlign w:val="subscript"/>
-          <w:lang w:val="tr-TR"/>
-        </w:rPr>
-        <w:t xml:space="preserve">2</w:t>
-      </w:r>
-      <w:r>
-        <w:rPr>
-          <w:rFonts w:ascii="Times New Roman" w:hAnsi="Times New Roman" w:cs="Times New Roman"/>
-          <w:lang w:val="tr-TR"/>
-        </w:rPr>
-        <w:t xml:space="preserve">O</w:t>
-      </w:r>
-      <w:r>
-        <w:rPr>
-          <w:rFonts w:ascii="Times New Roman" w:hAnsi="Times New Roman" w:cs="Times New Roman"/>
-          <w:vertAlign w:val="subscript"/>
-          <w:lang w:val="tr-TR"/>
-        </w:rPr>
-        <w:t xml:space="preserve">5</w:t>
-      </w:r>
-      <w:r>
-        <w:rPr>
-          <w:rFonts w:ascii="Times New Roman" w:hAnsi="Times New Roman" w:cs="Times New Roman"/>
-          <w:lang w:val="tr-TR"/>
-        </w:rPr>
-        <w:t xml:space="preserve">, CO, K</w:t>
-      </w:r>
-      <w:r>
-        <w:rPr>
-          <w:rFonts w:ascii="Times New Roman" w:hAnsi="Times New Roman" w:cs="Times New Roman"/>
-          <w:vertAlign w:val="subscript"/>
-          <w:lang w:val="tr-TR"/>
-        </w:rPr>
-        <w:t xml:space="preserve">2</w:t>
-      </w:r>
-      <w:r>
-        <w:rPr>
-          <w:rFonts w:ascii="Times New Roman" w:hAnsi="Times New Roman" w:cs="Times New Roman"/>
-          <w:lang w:val="tr-TR"/>
-        </w:rPr>
-        <w:t xml:space="preserve">O, SO</w:t>
-      </w:r>
-      <w:r>
-        <w:rPr>
-          <w:rFonts w:ascii="Times New Roman" w:hAnsi="Times New Roman" w:cs="Times New Roman"/>
-          <w:vertAlign w:val="subscript"/>
-          <w:lang w:val="tr-TR"/>
-        </w:rPr>
-        <w:t xml:space="preserve">2</w:t>
-      </w:r>
-      <w:r>
-        <w:rPr>
-          <w:rFonts w:ascii="Times New Roman" w:hAnsi="Times New Roman" w:cs="Times New Roman"/>
-          <w:lang w:val="tr-TR"/>
-        </w:rPr>
-        <w:t xml:space="preserve">, NO, MgO</w:t>
-      </w:r>
-    </w:p>
-    <w:p>
-      <w:pPr>
-        <w:ind w:left="720"/>
-        <w:jc w:val="both"/>
-        <w:rPr>
-          <w:rFonts w:ascii="Times New Roman" w:hAnsi="Times New Roman" w:cs="Times New Roman"/>
-          <w:lang w:val="tr-TR"/>
-        </w:rPr>
-      </w:pPr>
-      <w:r>
-        <w:rPr>
-          <w:rFonts w:ascii="Times New Roman" w:hAnsi="Times New Roman" w:cs="Times New Roman"/>
-          <w:lang w:val="tr-TR"/>
-        </w:rPr>
-        <w:t xml:space="preserve">……………………………………………………………………………………………</w:t>
+        <w:t xml:space="preserve">, NaOH gibi türleri, diğer yüzüne ise bu türlerin Arrhenius ve Brønsted-Lowry teorilerine göre asit, baz ya da amfoter olma durumlarını ve eşlenik asit/bazlarını yazınız. Kartları eşleştiren grup puan kazanır.</w:t>
       </w:r>
     </w:p>
     <w:p>
@@ -6090,6 +4986,1075 @@
     </w:p>
     <w:p>
       <w:pPr>
+        <w:keepNext/>
+        <w:shd w:val="clear" w:color="auto" w:fill="FFC000"/>
+        <w:jc w:val="both"/>
+        <w:rPr>
+          <w:rFonts w:ascii="Times New Roman" w:hAnsi="Times New Roman" w:cs="Times New Roman"/>
+          <w:b/>
+          <w:bCs/>
+          <w:lang w:val="tr-TR"/>
+        </w:rPr>
+      </w:pPr>
+      <w:r>
+        <w:rPr>
+          <w:rFonts w:ascii="Times New Roman" w:hAnsi="Times New Roman" w:cs="Times New Roman"/>
+          <w:b/>
+          <w:bCs/>
+          <w:lang w:val="tr-TR"/>
+        </w:rPr>
+        <w:t xml:space="preserve">Sıra Sizde 2.7.</w:t>
+      </w:r>
+    </w:p>
+    <w:p>
+      <w:pPr>
+        <w:jc w:val="both"/>
+        <w:rPr>
+          <w:rFonts w:ascii="Times New Roman" w:hAnsi="Times New Roman" w:cs="Times New Roman"/>
+          <w:lang w:val="tr-TR"/>
+        </w:rPr>
+      </w:pPr>
+      <w:r>
+        <w:rPr>
+          <w:rFonts w:ascii="Times New Roman" w:hAnsi="Times New Roman" w:cs="Times New Roman"/>
+          <w:lang w:val="tr-TR"/>
+        </w:rPr>
+        <w:t xml:space="preserve">1. Aşağıdaki tepkimelerde Brønsted-Lowry asit ve bazlarını belirleyerek eşlenik asit-baz çiftlerini yazınız.</w:t>
+      </w:r>
+    </w:p>
+    <w:p>
+      <w:pPr>
+        <w:ind w:left="720"/>
+        <w:jc w:val="both"/>
+        <w:rPr>
+          <w:rFonts w:ascii="Times New Roman" w:hAnsi="Times New Roman" w:cs="Times New Roman"/>
+          <w:lang w:val="tr-TR"/>
+        </w:rPr>
+      </w:pPr>
+      <w:r>
+        <w:rPr>
+          <w:rFonts w:ascii="Times New Roman" w:hAnsi="Times New Roman" w:cs="Times New Roman"/>
+          <w:lang w:val="tr-TR"/>
+        </w:rPr>
+        <w:t xml:space="preserve">HNO</w:t>
+      </w:r>
+      <w:r>
+        <w:rPr>
+          <w:rFonts w:ascii="Times New Roman" w:hAnsi="Times New Roman" w:cs="Times New Roman"/>
+          <w:vertAlign w:val="subscript"/>
+          <w:lang w:val="tr-TR"/>
+        </w:rPr>
+        <w:t xml:space="preserve">3</w:t>
+      </w:r>
+      <w:r>
+        <w:rPr>
+          <w:rFonts w:ascii="Times New Roman" w:hAnsi="Times New Roman" w:cs="Times New Roman"/>
+          <w:lang w:val="tr-TR"/>
+        </w:rPr>
+        <w:t xml:space="preserve">(suda) + H</w:t>
+      </w:r>
+      <w:r>
+        <w:rPr>
+          <w:rFonts w:ascii="Times New Roman" w:hAnsi="Times New Roman" w:cs="Times New Roman"/>
+          <w:vertAlign w:val="subscript"/>
+          <w:lang w:val="tr-TR"/>
+        </w:rPr>
+        <w:t xml:space="preserve">2</w:t>
+      </w:r>
+      <w:r>
+        <w:rPr>
+          <w:rFonts w:ascii="Times New Roman" w:hAnsi="Times New Roman" w:cs="Times New Roman"/>
+          <w:lang w:val="tr-TR"/>
+        </w:rPr>
+        <w:t xml:space="preserve">O(s) → H</w:t>
+      </w:r>
+      <w:r>
+        <w:rPr>
+          <w:rFonts w:ascii="Times New Roman" w:hAnsi="Times New Roman" w:cs="Times New Roman"/>
+          <w:vertAlign w:val="subscript"/>
+          <w:lang w:val="tr-TR"/>
+        </w:rPr>
+        <w:t xml:space="preserve">3</w:t>
+      </w:r>
+      <w:r>
+        <w:rPr>
+          <w:rFonts w:ascii="Times New Roman" w:hAnsi="Times New Roman" w:cs="Times New Roman"/>
+          <w:lang w:val="tr-TR"/>
+        </w:rPr>
+        <w:t xml:space="preserve">O</w:t>
+      </w:r>
+      <w:r>
+        <w:rPr>
+          <w:rFonts w:ascii="Times New Roman" w:hAnsi="Times New Roman" w:cs="Times New Roman"/>
+          <w:vertAlign w:val="superscript"/>
+          <w:lang w:val="tr-TR"/>
+        </w:rPr>
+        <w:t xml:space="preserve">+</w:t>
+      </w:r>
+      <w:r>
+        <w:rPr>
+          <w:rFonts w:ascii="Times New Roman" w:hAnsi="Times New Roman" w:cs="Times New Roman"/>
+          <w:lang w:val="tr-TR"/>
+        </w:rPr>
+        <w:t xml:space="preserve">(suda) + NO</w:t>
+      </w:r>
+      <w:r>
+        <w:rPr>
+          <w:rFonts w:ascii="Times New Roman" w:hAnsi="Times New Roman" w:cs="Times New Roman"/>
+          <w:vertAlign w:val="subscript"/>
+          <w:lang w:val="tr-TR"/>
+        </w:rPr>
+        <w:t xml:space="preserve">3</w:t>
+      </w:r>
+      <w:r>
+        <w:rPr>
+          <w:rFonts w:ascii="Times New Roman" w:hAnsi="Times New Roman" w:cs="Times New Roman"/>
+          <w:vertAlign w:val="superscript"/>
+          <w:lang w:val="tr-TR"/>
+        </w:rPr>
+        <w:t xml:space="preserve">−</w:t>
+      </w:r>
+      <w:r>
+        <w:rPr>
+          <w:rFonts w:ascii="Times New Roman" w:hAnsi="Times New Roman" w:cs="Times New Roman"/>
+          <w:lang w:val="tr-TR"/>
+        </w:rPr>
+        <w:t xml:space="preserve">(suda)</w:t>
+      </w:r>
+    </w:p>
+    <w:p>
+      <w:pPr>
+        <w:ind w:left="720"/>
+        <w:jc w:val="both"/>
+        <w:rPr>
+          <w:rFonts w:ascii="Times New Roman" w:hAnsi="Times New Roman" w:cs="Times New Roman"/>
+          <w:lang w:val="tr-TR"/>
+        </w:rPr>
+      </w:pPr>
+      <w:r>
+        <w:rPr>
+          <w:rFonts w:ascii="Times New Roman" w:hAnsi="Times New Roman" w:cs="Times New Roman"/>
+          <w:lang w:val="tr-TR"/>
+        </w:rPr>
+        <w:t xml:space="preserve">……………………………………………………………………………………………</w:t>
+      </w:r>
+    </w:p>
+    <w:p>
+      <w:pPr>
+        <w:ind w:left="720"/>
+        <w:jc w:val="both"/>
+        <w:rPr>
+          <w:rFonts w:ascii="Times New Roman" w:hAnsi="Times New Roman" w:cs="Times New Roman"/>
+          <w:lang w:val="tr-TR"/>
+        </w:rPr>
+      </w:pPr>
+      <w:r>
+        <w:rPr>
+          <w:rFonts w:ascii="Times New Roman" w:hAnsi="Times New Roman" w:cs="Times New Roman"/>
+          <w:lang w:val="tr-TR"/>
+        </w:rPr>
+        <w:t xml:space="preserve">HF(suda) + NH</w:t>
+      </w:r>
+      <w:r>
+        <w:rPr>
+          <w:rFonts w:ascii="Times New Roman" w:hAnsi="Times New Roman" w:cs="Times New Roman"/>
+          <w:vertAlign w:val="subscript"/>
+          <w:lang w:val="tr-TR"/>
+        </w:rPr>
+        <w:t xml:space="preserve">3</w:t>
+      </w:r>
+      <w:r>
+        <w:rPr>
+          <w:rFonts w:ascii="Times New Roman" w:hAnsi="Times New Roman" w:cs="Times New Roman"/>
+          <w:lang w:val="tr-TR"/>
+        </w:rPr>
+        <w:t xml:space="preserve">(suda) ⇌ F</w:t>
+      </w:r>
+      <w:r>
+        <w:rPr>
+          <w:rFonts w:ascii="Times New Roman" w:hAnsi="Times New Roman" w:cs="Times New Roman"/>
+          <w:vertAlign w:val="superscript"/>
+          <w:lang w:val="tr-TR"/>
+        </w:rPr>
+        <w:t xml:space="preserve">−</w:t>
+      </w:r>
+      <w:r>
+        <w:rPr>
+          <w:rFonts w:ascii="Times New Roman" w:hAnsi="Times New Roman" w:cs="Times New Roman"/>
+          <w:lang w:val="tr-TR"/>
+        </w:rPr>
+        <w:t xml:space="preserve">(suda) + NH</w:t>
+      </w:r>
+      <w:r>
+        <w:rPr>
+          <w:rFonts w:ascii="Times New Roman" w:hAnsi="Times New Roman" w:cs="Times New Roman"/>
+          <w:vertAlign w:val="subscript"/>
+          <w:lang w:val="tr-TR"/>
+        </w:rPr>
+        <w:t xml:space="preserve">4</w:t>
+      </w:r>
+      <w:r>
+        <w:rPr>
+          <w:rFonts w:ascii="Times New Roman" w:hAnsi="Times New Roman" w:cs="Times New Roman"/>
+          <w:vertAlign w:val="superscript"/>
+          <w:lang w:val="tr-TR"/>
+        </w:rPr>
+        <w:t xml:space="preserve">+</w:t>
+      </w:r>
+      <w:r>
+        <w:rPr>
+          <w:rFonts w:ascii="Times New Roman" w:hAnsi="Times New Roman" w:cs="Times New Roman"/>
+          <w:lang w:val="tr-TR"/>
+        </w:rPr>
+        <w:t xml:space="preserve">(suda)</w:t>
+      </w:r>
+    </w:p>
+    <w:p>
+      <w:pPr>
+        <w:ind w:left="720"/>
+        <w:jc w:val="both"/>
+        <w:rPr>
+          <w:rFonts w:ascii="Times New Roman" w:hAnsi="Times New Roman" w:cs="Times New Roman"/>
+          <w:lang w:val="tr-TR"/>
+        </w:rPr>
+      </w:pPr>
+      <w:r>
+        <w:rPr>
+          <w:rFonts w:ascii="Times New Roman" w:hAnsi="Times New Roman" w:cs="Times New Roman"/>
+          <w:lang w:val="tr-TR"/>
+        </w:rPr>
+        <w:t xml:space="preserve">……………………………………………………………………………………………</w:t>
+      </w:r>
+    </w:p>
+    <w:p>
+      <w:pPr>
+        <w:ind w:left="720"/>
+        <w:jc w:val="both"/>
+        <w:rPr>
+          <w:rFonts w:ascii="Times New Roman" w:hAnsi="Times New Roman" w:cs="Times New Roman"/>
+          <w:lang w:val="tr-TR"/>
+        </w:rPr>
+      </w:pPr>
+      <w:r>
+        <w:rPr>
+          <w:rFonts w:ascii="Times New Roman" w:hAnsi="Times New Roman" w:cs="Times New Roman"/>
+          <w:lang w:val="tr-TR"/>
+        </w:rPr>
+        <w:t xml:space="preserve">CO</w:t>
+      </w:r>
+      <w:r>
+        <w:rPr>
+          <w:rFonts w:ascii="Times New Roman" w:hAnsi="Times New Roman" w:cs="Times New Roman"/>
+          <w:vertAlign w:val="subscript"/>
+          <w:lang w:val="tr-TR"/>
+        </w:rPr>
+        <w:t xml:space="preserve">3</w:t>
+      </w:r>
+      <w:r>
+        <w:rPr>
+          <w:rFonts w:ascii="Times New Roman" w:hAnsi="Times New Roman" w:cs="Times New Roman"/>
+          <w:vertAlign w:val="superscript"/>
+          <w:lang w:val="tr-TR"/>
+        </w:rPr>
+        <w:t xml:space="preserve">2−</w:t>
+      </w:r>
+      <w:r>
+        <w:rPr>
+          <w:rFonts w:ascii="Times New Roman" w:hAnsi="Times New Roman" w:cs="Times New Roman"/>
+          <w:lang w:val="tr-TR"/>
+        </w:rPr>
+        <w:t xml:space="preserve">(suda) + H</w:t>
+      </w:r>
+      <w:r>
+        <w:rPr>
+          <w:rFonts w:ascii="Times New Roman" w:hAnsi="Times New Roman" w:cs="Times New Roman"/>
+          <w:vertAlign w:val="subscript"/>
+          <w:lang w:val="tr-TR"/>
+        </w:rPr>
+        <w:t xml:space="preserve">2</w:t>
+      </w:r>
+      <w:r>
+        <w:rPr>
+          <w:rFonts w:ascii="Times New Roman" w:hAnsi="Times New Roman" w:cs="Times New Roman"/>
+          <w:lang w:val="tr-TR"/>
+        </w:rPr>
+        <w:t xml:space="preserve">O(s) ⇌ HCO</w:t>
+      </w:r>
+      <w:r>
+        <w:rPr>
+          <w:rFonts w:ascii="Times New Roman" w:hAnsi="Times New Roman" w:cs="Times New Roman"/>
+          <w:vertAlign w:val="subscript"/>
+          <w:lang w:val="tr-TR"/>
+        </w:rPr>
+        <w:t xml:space="preserve">3</w:t>
+      </w:r>
+      <w:r>
+        <w:rPr>
+          <w:rFonts w:ascii="Times New Roman" w:hAnsi="Times New Roman" w:cs="Times New Roman"/>
+          <w:vertAlign w:val="superscript"/>
+          <w:lang w:val="tr-TR"/>
+        </w:rPr>
+        <w:t xml:space="preserve">−</w:t>
+      </w:r>
+      <w:r>
+        <w:rPr>
+          <w:rFonts w:ascii="Times New Roman" w:hAnsi="Times New Roman" w:cs="Times New Roman"/>
+          <w:lang w:val="tr-TR"/>
+        </w:rPr>
+        <w:t xml:space="preserve">(suda) + OH</w:t>
+      </w:r>
+      <w:r>
+        <w:rPr>
+          <w:rFonts w:ascii="Times New Roman" w:hAnsi="Times New Roman" w:cs="Times New Roman"/>
+          <w:vertAlign w:val="superscript"/>
+          <w:lang w:val="tr-TR"/>
+        </w:rPr>
+        <w:t xml:space="preserve">−</w:t>
+      </w:r>
+      <w:r>
+        <w:rPr>
+          <w:rFonts w:ascii="Times New Roman" w:hAnsi="Times New Roman" w:cs="Times New Roman"/>
+          <w:lang w:val="tr-TR"/>
+        </w:rPr>
+        <w:t xml:space="preserve">(suda)</w:t>
+      </w:r>
+    </w:p>
+    <w:p>
+      <w:pPr>
+        <w:ind w:left="720"/>
+        <w:jc w:val="both"/>
+        <w:rPr>
+          <w:rFonts w:ascii="Times New Roman" w:hAnsi="Times New Roman" w:cs="Times New Roman"/>
+          <w:lang w:val="tr-TR"/>
+        </w:rPr>
+      </w:pPr>
+      <w:r>
+        <w:rPr>
+          <w:rFonts w:ascii="Times New Roman" w:hAnsi="Times New Roman" w:cs="Times New Roman"/>
+          <w:lang w:val="tr-TR"/>
+        </w:rPr>
+        <w:t xml:space="preserve">……………………………………………………………………………………………</w:t>
+      </w:r>
+    </w:p>
+    <w:p>
+      <w:pPr>
+        <w:ind w:left="720"/>
+        <w:jc w:val="both"/>
+        <w:rPr>
+          <w:rFonts w:ascii="Times New Roman" w:hAnsi="Times New Roman" w:cs="Times New Roman"/>
+          <w:lang w:val="tr-TR"/>
+        </w:rPr>
+      </w:pPr>
+      <w:r>
+        <w:rPr>
+          <w:rFonts w:ascii="Times New Roman" w:hAnsi="Times New Roman" w:cs="Times New Roman"/>
+          <w:lang w:val="tr-TR"/>
+        </w:rPr>
+        <w:t xml:space="preserve">H</w:t>
+      </w:r>
+      <w:r>
+        <w:rPr>
+          <w:rFonts w:ascii="Times New Roman" w:hAnsi="Times New Roman" w:cs="Times New Roman"/>
+          <w:vertAlign w:val="subscript"/>
+          <w:lang w:val="tr-TR"/>
+        </w:rPr>
+        <w:t xml:space="preserve">2</w:t>
+      </w:r>
+      <w:r>
+        <w:rPr>
+          <w:rFonts w:ascii="Times New Roman" w:hAnsi="Times New Roman" w:cs="Times New Roman"/>
+          <w:lang w:val="tr-TR"/>
+        </w:rPr>
+        <w:t xml:space="preserve">PO</w:t>
+      </w:r>
+      <w:r>
+        <w:rPr>
+          <w:rFonts w:ascii="Times New Roman" w:hAnsi="Times New Roman" w:cs="Times New Roman"/>
+          <w:vertAlign w:val="subscript"/>
+          <w:lang w:val="tr-TR"/>
+        </w:rPr>
+        <w:t xml:space="preserve">4</w:t>
+      </w:r>
+      <w:r>
+        <w:rPr>
+          <w:rFonts w:ascii="Times New Roman" w:hAnsi="Times New Roman" w:cs="Times New Roman"/>
+          <w:vertAlign w:val="superscript"/>
+          <w:lang w:val="tr-TR"/>
+        </w:rPr>
+        <w:t xml:space="preserve">−</w:t>
+      </w:r>
+      <w:r>
+        <w:rPr>
+          <w:rFonts w:ascii="Times New Roman" w:hAnsi="Times New Roman" w:cs="Times New Roman"/>
+          <w:lang w:val="tr-TR"/>
+        </w:rPr>
+        <w:t xml:space="preserve">(suda) + OH</w:t>
+      </w:r>
+      <w:r>
+        <w:rPr>
+          <w:rFonts w:ascii="Times New Roman" w:hAnsi="Times New Roman" w:cs="Times New Roman"/>
+          <w:vertAlign w:val="superscript"/>
+          <w:lang w:val="tr-TR"/>
+        </w:rPr>
+        <w:t xml:space="preserve">−</w:t>
+      </w:r>
+      <w:r>
+        <w:rPr>
+          <w:rFonts w:ascii="Times New Roman" w:hAnsi="Times New Roman" w:cs="Times New Roman"/>
+          <w:lang w:val="tr-TR"/>
+        </w:rPr>
+        <w:t xml:space="preserve">(suda) ⇌ HPO</w:t>
+      </w:r>
+      <w:r>
+        <w:rPr>
+          <w:rFonts w:ascii="Times New Roman" w:hAnsi="Times New Roman" w:cs="Times New Roman"/>
+          <w:vertAlign w:val="subscript"/>
+          <w:lang w:val="tr-TR"/>
+        </w:rPr>
+        <w:t xml:space="preserve">4</w:t>
+      </w:r>
+      <w:r>
+        <w:rPr>
+          <w:rFonts w:ascii="Times New Roman" w:hAnsi="Times New Roman" w:cs="Times New Roman"/>
+          <w:vertAlign w:val="superscript"/>
+          <w:lang w:val="tr-TR"/>
+        </w:rPr>
+        <w:t xml:space="preserve">2−</w:t>
+      </w:r>
+      <w:r>
+        <w:rPr>
+          <w:rFonts w:ascii="Times New Roman" w:hAnsi="Times New Roman" w:cs="Times New Roman"/>
+          <w:lang w:val="tr-TR"/>
+        </w:rPr>
+        <w:t xml:space="preserve">(suda) + H</w:t>
+      </w:r>
+      <w:r>
+        <w:rPr>
+          <w:rFonts w:ascii="Times New Roman" w:hAnsi="Times New Roman" w:cs="Times New Roman"/>
+          <w:vertAlign w:val="subscript"/>
+          <w:lang w:val="tr-TR"/>
+        </w:rPr>
+        <w:t xml:space="preserve">2</w:t>
+      </w:r>
+      <w:r>
+        <w:rPr>
+          <w:rFonts w:ascii="Times New Roman" w:hAnsi="Times New Roman" w:cs="Times New Roman"/>
+          <w:lang w:val="tr-TR"/>
+        </w:rPr>
+        <w:t xml:space="preserve">O(s)</w:t>
+      </w:r>
+    </w:p>
+    <w:p>
+      <w:pPr>
+        <w:ind w:left="720"/>
+        <w:jc w:val="both"/>
+        <w:rPr>
+          <w:rFonts w:ascii="Times New Roman" w:hAnsi="Times New Roman" w:cs="Times New Roman"/>
+          <w:lang w:val="tr-TR"/>
+        </w:rPr>
+      </w:pPr>
+      <w:r>
+        <w:rPr>
+          <w:rFonts w:ascii="Times New Roman" w:hAnsi="Times New Roman" w:cs="Times New Roman"/>
+          <w:lang w:val="tr-TR"/>
+        </w:rPr>
+        <w:t xml:space="preserve">……………………………………………………………………………………………</w:t>
+      </w:r>
+    </w:p>
+    <w:p>
+      <w:pPr>
+        <w:jc w:val="both"/>
+        <w:rPr>
+          <w:rFonts w:ascii="Times New Roman" w:hAnsi="Times New Roman" w:cs="Times New Roman"/>
+          <w:lang w:val="tr-TR"/>
+        </w:rPr>
+      </w:pPr>
+      <w:r>
+        <w:rPr>
+          <w:rFonts w:ascii="Times New Roman" w:hAnsi="Times New Roman" w:cs="Times New Roman"/>
+          <w:lang w:val="tr-TR"/>
+        </w:rPr>
+        <w:t xml:space="preserve">2. Aşağıdaki türlerin eşlenik bazlarını yazınız: HCl, H</w:t>
+      </w:r>
+      <w:r>
+        <w:rPr>
+          <w:rFonts w:ascii="Times New Roman" w:hAnsi="Times New Roman" w:cs="Times New Roman"/>
+          <w:vertAlign w:val="subscript"/>
+          <w:lang w:val="tr-TR"/>
+        </w:rPr>
+        <w:t xml:space="preserve">2</w:t>
+      </w:r>
+      <w:r>
+        <w:rPr>
+          <w:rFonts w:ascii="Times New Roman" w:hAnsi="Times New Roman" w:cs="Times New Roman"/>
+          <w:lang w:val="tr-TR"/>
+        </w:rPr>
+        <w:t xml:space="preserve">SO</w:t>
+      </w:r>
+      <w:r>
+        <w:rPr>
+          <w:rFonts w:ascii="Times New Roman" w:hAnsi="Times New Roman" w:cs="Times New Roman"/>
+          <w:vertAlign w:val="subscript"/>
+          <w:lang w:val="tr-TR"/>
+        </w:rPr>
+        <w:t xml:space="preserve">4</w:t>
+      </w:r>
+      <w:r>
+        <w:rPr>
+          <w:rFonts w:ascii="Times New Roman" w:hAnsi="Times New Roman" w:cs="Times New Roman"/>
+          <w:lang w:val="tr-TR"/>
+        </w:rPr>
+        <w:t xml:space="preserve">, HSO</w:t>
+      </w:r>
+      <w:r>
+        <w:rPr>
+          <w:rFonts w:ascii="Times New Roman" w:hAnsi="Times New Roman" w:cs="Times New Roman"/>
+          <w:vertAlign w:val="subscript"/>
+          <w:lang w:val="tr-TR"/>
+        </w:rPr>
+        <w:t xml:space="preserve">4</w:t>
+      </w:r>
+      <w:r>
+        <w:rPr>
+          <w:rFonts w:ascii="Times New Roman" w:hAnsi="Times New Roman" w:cs="Times New Roman"/>
+          <w:vertAlign w:val="superscript"/>
+          <w:lang w:val="tr-TR"/>
+        </w:rPr>
+        <w:t xml:space="preserve">−</w:t>
+      </w:r>
+      <w:r>
+        <w:rPr>
+          <w:rFonts w:ascii="Times New Roman" w:hAnsi="Times New Roman" w:cs="Times New Roman"/>
+          <w:lang w:val="tr-TR"/>
+        </w:rPr>
+        <w:t xml:space="preserve">, NH</w:t>
+      </w:r>
+      <w:r>
+        <w:rPr>
+          <w:rFonts w:ascii="Times New Roman" w:hAnsi="Times New Roman" w:cs="Times New Roman"/>
+          <w:vertAlign w:val="subscript"/>
+          <w:lang w:val="tr-TR"/>
+        </w:rPr>
+        <w:t xml:space="preserve">4</w:t>
+      </w:r>
+      <w:r>
+        <w:rPr>
+          <w:rFonts w:ascii="Times New Roman" w:hAnsi="Times New Roman" w:cs="Times New Roman"/>
+          <w:vertAlign w:val="superscript"/>
+          <w:lang w:val="tr-TR"/>
+        </w:rPr>
+        <w:t xml:space="preserve">+</w:t>
+      </w:r>
+      <w:r>
+        <w:rPr>
+          <w:rFonts w:ascii="Times New Roman" w:hAnsi="Times New Roman" w:cs="Times New Roman"/>
+          <w:lang w:val="tr-TR"/>
+        </w:rPr>
+        <w:t xml:space="preserve">, H</w:t>
+      </w:r>
+      <w:r>
+        <w:rPr>
+          <w:rFonts w:ascii="Times New Roman" w:hAnsi="Times New Roman" w:cs="Times New Roman"/>
+          <w:vertAlign w:val="subscript"/>
+          <w:lang w:val="tr-TR"/>
+        </w:rPr>
+        <w:t xml:space="preserve">2</w:t>
+      </w:r>
+      <w:r>
+        <w:rPr>
+          <w:rFonts w:ascii="Times New Roman" w:hAnsi="Times New Roman" w:cs="Times New Roman"/>
+          <w:lang w:val="tr-TR"/>
+        </w:rPr>
+        <w:t xml:space="preserve">O</w:t>
+      </w:r>
+    </w:p>
+    <w:p>
+      <w:pPr>
+        <w:ind w:left="720"/>
+        <w:jc w:val="both"/>
+        <w:rPr>
+          <w:rFonts w:ascii="Times New Roman" w:hAnsi="Times New Roman" w:cs="Times New Roman"/>
+          <w:lang w:val="tr-TR"/>
+        </w:rPr>
+      </w:pPr>
+      <w:r>
+        <w:rPr>
+          <w:rFonts w:ascii="Times New Roman" w:hAnsi="Times New Roman" w:cs="Times New Roman"/>
+          <w:lang w:val="tr-TR"/>
+        </w:rPr>
+        <w:t xml:space="preserve">……………………………………………………………………………………………</w:t>
+      </w:r>
+    </w:p>
+    <w:p>
+      <w:pPr>
+        <w:jc w:val="both"/>
+        <w:rPr>
+          <w:rFonts w:ascii="Times New Roman" w:hAnsi="Times New Roman" w:cs="Times New Roman"/>
+          <w:lang w:val="tr-TR"/>
+        </w:rPr>
+      </w:pPr>
+      <w:r>
+        <w:rPr>
+          <w:rFonts w:ascii="Times New Roman" w:hAnsi="Times New Roman" w:cs="Times New Roman"/>
+          <w:lang w:val="tr-TR"/>
+        </w:rPr>
+        <w:t xml:space="preserve">3. Aşağıdaki türlerin eşlenik asitlerini yazınız: F</w:t>
+      </w:r>
+      <w:r>
+        <w:rPr>
+          <w:rFonts w:ascii="Times New Roman" w:hAnsi="Times New Roman" w:cs="Times New Roman"/>
+          <w:vertAlign w:val="superscript"/>
+          <w:lang w:val="tr-TR"/>
+        </w:rPr>
+        <w:t xml:space="preserve">−</w:t>
+      </w:r>
+      <w:r>
+        <w:rPr>
+          <w:rFonts w:ascii="Times New Roman" w:hAnsi="Times New Roman" w:cs="Times New Roman"/>
+          <w:lang w:val="tr-TR"/>
+        </w:rPr>
+        <w:t xml:space="preserve">, NH</w:t>
+      </w:r>
+      <w:r>
+        <w:rPr>
+          <w:rFonts w:ascii="Times New Roman" w:hAnsi="Times New Roman" w:cs="Times New Roman"/>
+          <w:vertAlign w:val="subscript"/>
+          <w:lang w:val="tr-TR"/>
+        </w:rPr>
+        <w:t xml:space="preserve">3</w:t>
+      </w:r>
+      <w:r>
+        <w:rPr>
+          <w:rFonts w:ascii="Times New Roman" w:hAnsi="Times New Roman" w:cs="Times New Roman"/>
+          <w:lang w:val="tr-TR"/>
+        </w:rPr>
+        <w:t xml:space="preserve">, OH</w:t>
+      </w:r>
+      <w:r>
+        <w:rPr>
+          <w:rFonts w:ascii="Times New Roman" w:hAnsi="Times New Roman" w:cs="Times New Roman"/>
+          <w:vertAlign w:val="superscript"/>
+          <w:lang w:val="tr-TR"/>
+        </w:rPr>
+        <w:t xml:space="preserve">−</w:t>
+      </w:r>
+      <w:r>
+        <w:rPr>
+          <w:rFonts w:ascii="Times New Roman" w:hAnsi="Times New Roman" w:cs="Times New Roman"/>
+          <w:lang w:val="tr-TR"/>
+        </w:rPr>
+        <w:t xml:space="preserve">, HCO</w:t>
+      </w:r>
+      <w:r>
+        <w:rPr>
+          <w:rFonts w:ascii="Times New Roman" w:hAnsi="Times New Roman" w:cs="Times New Roman"/>
+          <w:vertAlign w:val="subscript"/>
+          <w:lang w:val="tr-TR"/>
+        </w:rPr>
+        <w:t xml:space="preserve">3</w:t>
+      </w:r>
+      <w:r>
+        <w:rPr>
+          <w:rFonts w:ascii="Times New Roman" w:hAnsi="Times New Roman" w:cs="Times New Roman"/>
+          <w:vertAlign w:val="superscript"/>
+          <w:lang w:val="tr-TR"/>
+        </w:rPr>
+        <w:t xml:space="preserve">−</w:t>
+      </w:r>
+      <w:r>
+        <w:rPr>
+          <w:rFonts w:ascii="Times New Roman" w:hAnsi="Times New Roman" w:cs="Times New Roman"/>
+          <w:lang w:val="tr-TR"/>
+        </w:rPr>
+        <w:t xml:space="preserve">, H</w:t>
+      </w:r>
+      <w:r>
+        <w:rPr>
+          <w:rFonts w:ascii="Times New Roman" w:hAnsi="Times New Roman" w:cs="Times New Roman"/>
+          <w:vertAlign w:val="subscript"/>
+          <w:lang w:val="tr-TR"/>
+        </w:rPr>
+        <w:t xml:space="preserve">2</w:t>
+      </w:r>
+      <w:r>
+        <w:rPr>
+          <w:rFonts w:ascii="Times New Roman" w:hAnsi="Times New Roman" w:cs="Times New Roman"/>
+          <w:lang w:val="tr-TR"/>
+        </w:rPr>
+        <w:t xml:space="preserve">O</w:t>
+      </w:r>
+    </w:p>
+    <w:p>
+      <w:pPr>
+        <w:ind w:left="720"/>
+        <w:jc w:val="both"/>
+        <w:rPr>
+          <w:rFonts w:ascii="Times New Roman" w:hAnsi="Times New Roman" w:cs="Times New Roman"/>
+          <w:lang w:val="tr-TR"/>
+        </w:rPr>
+      </w:pPr>
+      <w:r>
+        <w:rPr>
+          <w:rFonts w:ascii="Times New Roman" w:hAnsi="Times New Roman" w:cs="Times New Roman"/>
+          <w:lang w:val="tr-TR"/>
+        </w:rPr>
+        <w:t xml:space="preserve">……………………………………………………………………………………………</w:t>
+      </w:r>
+    </w:p>
+    <w:p>
+      <w:pPr>
+        <w:jc w:val="both"/>
+        <w:rPr>
+          <w:rFonts w:ascii="Times New Roman" w:hAnsi="Times New Roman" w:cs="Times New Roman"/>
+          <w:lang w:val="tr-TR"/>
+        </w:rPr>
+      </w:pPr>
+      <w:r>
+        <w:rPr>
+          <w:rFonts w:ascii="Times New Roman" w:hAnsi="Times New Roman" w:cs="Times New Roman"/>
+          <w:lang w:val="tr-TR"/>
+        </w:rPr>
+        <w:t xml:space="preserve">4. Aşağıdaki maddeleri monofonksiyonel ve polifonksiyonel asit/baz olarak sınıflandırınız: HBr, H</w:t>
+      </w:r>
+      <w:r>
+        <w:rPr>
+          <w:rFonts w:ascii="Times New Roman" w:hAnsi="Times New Roman" w:cs="Times New Roman"/>
+          <w:vertAlign w:val="subscript"/>
+          <w:lang w:val="tr-TR"/>
+        </w:rPr>
+        <w:t xml:space="preserve">2</w:t>
+      </w:r>
+      <w:r>
+        <w:rPr>
+          <w:rFonts w:ascii="Times New Roman" w:hAnsi="Times New Roman" w:cs="Times New Roman"/>
+          <w:lang w:val="tr-TR"/>
+        </w:rPr>
+        <w:t xml:space="preserve">SO</w:t>
+      </w:r>
+      <w:r>
+        <w:rPr>
+          <w:rFonts w:ascii="Times New Roman" w:hAnsi="Times New Roman" w:cs="Times New Roman"/>
+          <w:vertAlign w:val="subscript"/>
+          <w:lang w:val="tr-TR"/>
+        </w:rPr>
+        <w:t xml:space="preserve">4</w:t>
+      </w:r>
+      <w:r>
+        <w:rPr>
+          <w:rFonts w:ascii="Times New Roman" w:hAnsi="Times New Roman" w:cs="Times New Roman"/>
+          <w:lang w:val="tr-TR"/>
+        </w:rPr>
+        <w:t xml:space="preserve">, KOH, Ca(OH)</w:t>
+      </w:r>
+      <w:r>
+        <w:rPr>
+          <w:rFonts w:ascii="Times New Roman" w:hAnsi="Times New Roman" w:cs="Times New Roman"/>
+          <w:vertAlign w:val="subscript"/>
+          <w:lang w:val="tr-TR"/>
+        </w:rPr>
+        <w:t xml:space="preserve">2</w:t>
+      </w:r>
+      <w:r>
+        <w:rPr>
+          <w:rFonts w:ascii="Times New Roman" w:hAnsi="Times New Roman" w:cs="Times New Roman"/>
+          <w:lang w:val="tr-TR"/>
+        </w:rPr>
+        <w:t xml:space="preserve">, H</w:t>
+      </w:r>
+      <w:r>
+        <w:rPr>
+          <w:rFonts w:ascii="Times New Roman" w:hAnsi="Times New Roman" w:cs="Times New Roman"/>
+          <w:vertAlign w:val="subscript"/>
+          <w:lang w:val="tr-TR"/>
+        </w:rPr>
+        <w:t xml:space="preserve">3</w:t>
+      </w:r>
+      <w:r>
+        <w:rPr>
+          <w:rFonts w:ascii="Times New Roman" w:hAnsi="Times New Roman" w:cs="Times New Roman"/>
+          <w:lang w:val="tr-TR"/>
+        </w:rPr>
+        <w:t xml:space="preserve">PO</w:t>
+      </w:r>
+      <w:r>
+        <w:rPr>
+          <w:rFonts w:ascii="Times New Roman" w:hAnsi="Times New Roman" w:cs="Times New Roman"/>
+          <w:vertAlign w:val="subscript"/>
+          <w:lang w:val="tr-TR"/>
+        </w:rPr>
+        <w:t xml:space="preserve">4</w:t>
+      </w:r>
+      <w:r>
+        <w:rPr>
+          <w:rFonts w:ascii="Times New Roman" w:hAnsi="Times New Roman" w:cs="Times New Roman"/>
+          <w:lang w:val="tr-TR"/>
+        </w:rPr>
+        <w:t xml:space="preserve">, HCOOH</w:t>
+      </w:r>
+    </w:p>
+    <w:p>
+      <w:pPr>
+        <w:ind w:left="720"/>
+        <w:jc w:val="both"/>
+        <w:rPr>
+          <w:rFonts w:ascii="Times New Roman" w:hAnsi="Times New Roman" w:cs="Times New Roman"/>
+          <w:lang w:val="tr-TR"/>
+        </w:rPr>
+      </w:pPr>
+      <w:r>
+        <w:rPr>
+          <w:rFonts w:ascii="Times New Roman" w:hAnsi="Times New Roman" w:cs="Times New Roman"/>
+          <w:lang w:val="tr-TR"/>
+        </w:rPr>
+        <w:t xml:space="preserve">……………………………………………………………………………………………</w:t>
+      </w:r>
+    </w:p>
+    <w:p>
+      <w:pPr>
+        <w:jc w:val="both"/>
+        <w:rPr>
+          <w:rFonts w:ascii="Times New Roman" w:hAnsi="Times New Roman" w:cs="Times New Roman"/>
+          <w:lang w:val="tr-TR"/>
+        </w:rPr>
+      </w:pPr>
+      <w:r>
+        <w:rPr>
+          <w:rFonts w:ascii="Times New Roman" w:hAnsi="Times New Roman" w:cs="Times New Roman"/>
+          <w:lang w:val="tr-TR"/>
+        </w:rPr>
+        <w:t xml:space="preserve">5. SO</w:t>
+      </w:r>
+      <w:r>
+        <w:rPr>
+          <w:rFonts w:ascii="Times New Roman" w:hAnsi="Times New Roman" w:cs="Times New Roman"/>
+          <w:vertAlign w:val="subscript"/>
+          <w:lang w:val="tr-TR"/>
+        </w:rPr>
+        <w:t xml:space="preserve">2</w:t>
+      </w:r>
+      <w:r>
+        <w:rPr>
+          <w:rFonts w:ascii="Times New Roman" w:hAnsi="Times New Roman" w:cs="Times New Roman"/>
+          <w:lang w:val="tr-TR"/>
+        </w:rPr>
+        <w:t xml:space="preserve"> gazının suda çözünmesine ait denklemi yazarak çözeltinin asidik mi bazik mi olduğunu açıklayınız.</w:t>
+      </w:r>
+    </w:p>
+    <w:p>
+      <w:pPr>
+        <w:ind w:left="720"/>
+        <w:jc w:val="both"/>
+        <w:rPr>
+          <w:rFonts w:ascii="Times New Roman" w:hAnsi="Times New Roman" w:cs="Times New Roman"/>
+          <w:lang w:val="tr-TR"/>
+        </w:rPr>
+      </w:pPr>
+      <w:r>
+        <w:rPr>
+          <w:rFonts w:ascii="Times New Roman" w:hAnsi="Times New Roman" w:cs="Times New Roman"/>
+          <w:lang w:val="tr-TR"/>
+        </w:rPr>
+        <w:t xml:space="preserve">……………………………………………………………………………………………</w:t>
+      </w:r>
+    </w:p>
+    <w:p>
+      <w:pPr>
+        <w:ind w:left="720"/>
+        <w:jc w:val="both"/>
+        <w:rPr>
+          <w:rFonts w:ascii="Times New Roman" w:hAnsi="Times New Roman" w:cs="Times New Roman"/>
+          <w:lang w:val="tr-TR"/>
+        </w:rPr>
+      </w:pPr>
+      <w:r>
+        <w:rPr>
+          <w:rFonts w:ascii="Times New Roman" w:hAnsi="Times New Roman" w:cs="Times New Roman"/>
+          <w:lang w:val="tr-TR"/>
+        </w:rPr>
+        <w:t xml:space="preserve">……………………………………………………………………………………………</w:t>
+      </w:r>
+    </w:p>
+    <w:p>
+      <w:pPr>
+        <w:jc w:val="both"/>
+        <w:rPr>
+          <w:rFonts w:ascii="Times New Roman" w:hAnsi="Times New Roman" w:cs="Times New Roman"/>
+          <w:lang w:val="tr-TR"/>
+        </w:rPr>
+      </w:pPr>
+      <w:r>
+        <w:rPr>
+          <w:rFonts w:ascii="Times New Roman" w:hAnsi="Times New Roman" w:cs="Times New Roman"/>
+          <w:lang w:val="tr-TR"/>
+        </w:rPr>
+        <w:t xml:space="preserve">6. Aşağıdaki oksitleri asidik, bazik ve nötr oksit olarak sınıflandırınız: N</w:t>
+      </w:r>
+      <w:r>
+        <w:rPr>
+          <w:rFonts w:ascii="Times New Roman" w:hAnsi="Times New Roman" w:cs="Times New Roman"/>
+          <w:vertAlign w:val="subscript"/>
+          <w:lang w:val="tr-TR"/>
+        </w:rPr>
+        <w:t xml:space="preserve">2</w:t>
+      </w:r>
+      <w:r>
+        <w:rPr>
+          <w:rFonts w:ascii="Times New Roman" w:hAnsi="Times New Roman" w:cs="Times New Roman"/>
+          <w:lang w:val="tr-TR"/>
+        </w:rPr>
+        <w:t xml:space="preserve">O</w:t>
+      </w:r>
+      <w:r>
+        <w:rPr>
+          <w:rFonts w:ascii="Times New Roman" w:hAnsi="Times New Roman" w:cs="Times New Roman"/>
+          <w:vertAlign w:val="subscript"/>
+          <w:lang w:val="tr-TR"/>
+        </w:rPr>
+        <w:t xml:space="preserve">5</w:t>
+      </w:r>
+      <w:r>
+        <w:rPr>
+          <w:rFonts w:ascii="Times New Roman" w:hAnsi="Times New Roman" w:cs="Times New Roman"/>
+          <w:lang w:val="tr-TR"/>
+        </w:rPr>
+        <w:t xml:space="preserve">, CO, K</w:t>
+      </w:r>
+      <w:r>
+        <w:rPr>
+          <w:rFonts w:ascii="Times New Roman" w:hAnsi="Times New Roman" w:cs="Times New Roman"/>
+          <w:vertAlign w:val="subscript"/>
+          <w:lang w:val="tr-TR"/>
+        </w:rPr>
+        <w:t xml:space="preserve">2</w:t>
+      </w:r>
+      <w:r>
+        <w:rPr>
+          <w:rFonts w:ascii="Times New Roman" w:hAnsi="Times New Roman" w:cs="Times New Roman"/>
+          <w:lang w:val="tr-TR"/>
+        </w:rPr>
+        <w:t xml:space="preserve">O, SO</w:t>
+      </w:r>
+      <w:r>
+        <w:rPr>
+          <w:rFonts w:ascii="Times New Roman" w:hAnsi="Times New Roman" w:cs="Times New Roman"/>
+          <w:vertAlign w:val="subscript"/>
+          <w:lang w:val="tr-TR"/>
+        </w:rPr>
+        <w:t xml:space="preserve">2</w:t>
+      </w:r>
+      <w:r>
+        <w:rPr>
+          <w:rFonts w:ascii="Times New Roman" w:hAnsi="Times New Roman" w:cs="Times New Roman"/>
+          <w:lang w:val="tr-TR"/>
+        </w:rPr>
+        <w:t xml:space="preserve">, NO, MgO</w:t>
+      </w:r>
+    </w:p>
+    <w:p>
+      <w:pPr>
+        <w:ind w:left="720"/>
+        <w:jc w:val="both"/>
+        <w:rPr>
+          <w:rFonts w:ascii="Times New Roman" w:hAnsi="Times New Roman" w:cs="Times New Roman"/>
+          <w:lang w:val="tr-TR"/>
+        </w:rPr>
+      </w:pPr>
+      <w:r>
+        <w:rPr>
+          <w:rFonts w:ascii="Times New Roman" w:hAnsi="Times New Roman" w:cs="Times New Roman"/>
+          <w:lang w:val="tr-TR"/>
+        </w:rPr>
+        <w:t xml:space="preserve">……………………………………………………………………………………………</w:t>
+      </w:r>
+    </w:p>
+    <w:p>
+      <w:pPr>
+        <w:pStyle w:val="ListParagraph"/>
+        <w:ind w:left="1080"/>
+        <w:jc w:val="both"/>
+        <w:rPr>
+          <w:rFonts w:ascii="Times New Roman" w:hAnsi="Times New Roman" w:cs="Times New Roman"/>
+          <w:lang w:val="tr-TR"/>
+        </w:rPr>
+      </w:pPr>
+      <w:r>
+        <w:rPr>
+          <w:noProof/>
+          <w:lang w:val="tr-TR"/>
+        </w:rPr>
+        <mc:AlternateContent>
+          <mc:Choice Requires="wps">
+            <w:drawing>
+              <wp:anchor distT="0" distB="0" distL="114300" distR="114300" simplePos="0" relativeHeight="251659264" behindDoc="0" locked="0" layoutInCell="1" allowOverlap="1">
+                <wp:simplePos x="0" y="0"/>
+                <wp:positionH relativeFrom="column">
+                  <wp:posOffset>498916</wp:posOffset>
+                </wp:positionH>
+                <wp:positionV relativeFrom="paragraph">
+                  <wp:posOffset>170180</wp:posOffset>
+                </wp:positionV>
+                <wp:extent cx="5538486" cy="0"/>
+                <wp:effectExtent l="0" t="12700" r="24130" b="12700"/>
+                <wp:wrapNone/>
+                <wp:docPr id="900006" name="Straight Connector 1"/>
+                <wp:cNvGraphicFramePr/>
+                <a:graphic xmlns:a="http://schemas.openxmlformats.org/drawingml/2006/main">
+                  <a:graphicData uri="http://schemas.microsoft.com/office/word/2010/wordprocessingShape">
+                    <wps:wsp>
+                      <wps:cNvCnPr/>
+                      <wps:spPr>
+                        <a:xfrm flipV="1">
+                          <a:off x="0" y="0"/>
+                          <a:ext cx="5538486" cy="0"/>
+                        </a:xfrm>
+                        <a:prstGeom prst="line">
+                          <a:avLst/>
+                        </a:prstGeom>
+                        <a:ln w="19050">
+                          <a:solidFill>
+                            <a:schemeClr val="tx2">
+                              <a:lumMod val="50000"/>
+                              <a:lumOff val="50000"/>
+                            </a:schemeClr>
+                          </a:solidFill>
+                        </a:ln>
+                      </wps:spPr>
+                      <wps:style>
+                        <a:lnRef idx="1">
+                          <a:schemeClr val="accent1"/>
+                        </a:lnRef>
+                        <a:fillRef idx="0">
+                          <a:schemeClr val="accent1"/>
+                        </a:fillRef>
+                        <a:effectRef idx="0">
+                          <a:schemeClr val="accent1"/>
+                        </a:effectRef>
+                        <a:fontRef idx="minor">
+                          <a:schemeClr val="tx1"/>
+                        </a:fontRef>
+                      </wps:style>
+                      <wps:bodyPr/>
+                    </wps:wsp>
+                  </a:graphicData>
+                </a:graphic>
+                <wp14:sizeRelV relativeFrom="margin">
+                  <wp14:pctHeight>0</wp14:pctHeight>
+                </wp14:sizeRelV>
+              </wp:anchor>
+            </w:drawing>
+          </mc:Choice>
+          <mc:Fallback>
+            <w:pict>
+              <v:line id="Straight Connector 1" o:spid="_x0000_s1026" style="position:absolute;flip:y;z-index:251659264;visibility:visible;mso-wrap-style:square;mso-height-percent:0;mso-wrap-distance-left:9pt;mso-wrap-distance-top:0;mso-wrap-distance-right:9pt;mso-wrap-distance-bottom:0;mso-position-horizontal:absolute;mso-position-horizontal-relative:text;mso-position-vertical:absolute;mso-position-vertical-relative:text;mso-height-percent:0;mso-height-relative:margin" from="39.3pt,13.4pt" to="475.4pt,13.4pt" o:gfxdata="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" strokecolor="#4e95d9 [1631]" strokeweight="1.5pt">
+                <v:stroke joinstyle="miter"/>
+              </v:line>
+            </w:pict>
+          </mc:Fallback>
+        </mc:AlternateContent>
+      </w:r>
+    </w:p>
+    <w:p>
+      <w:pPr>
         <w:jc w:val="both"/>
         <w:rPr>
           <w:rFonts w:ascii="Times New Roman" w:hAnsi="Times New Roman" w:cs="Times New Roman"/>
@@ -6130,7 +6095,7 @@
                 <wp:extent cx="1955800" cy="615950"/>
                 <wp:effectExtent l="0" t="0" r="12700" b="19050"/>
                 <wp:wrapTopAndBottom/>
-                <wp:docPr id="900006" name="Rectangle 7"/>
+                <wp:docPr id="900007" name="Rectangle 7"/>
                 <wp:cNvGraphicFramePr/>
                 <a:graphic xmlns:a="http://schemas.openxmlformats.org/drawingml/2006/main">
                   <a:graphicData uri="http://schemas.microsoft.com/office/word/2010/wordprocessingShape">

--- a/Kim11-2-7-Asit-Baz-Teorileri.docx
+++ b/Kim11-2-7-Asit-Baz-Teorileri.docx
@@ -1800,24 +1800,15 @@
       <w:r>
         <w:rPr>
           <w:rFonts w:ascii="Times New Roman" w:hAnsi="Times New Roman" w:cs="Times New Roman"/>
-          <w:b/>
-          <w:bCs/>
-          <w:lang w:val="tr-TR"/>
-        </w:rPr>
-        <w:t xml:space="preserve">Arrhenius Asit-Baz Teorisi:</w:t>
-      </w:r>
-      <w:r>
-        <w:rPr>
-          <w:rFonts w:ascii="Times New Roman" w:hAnsi="Times New Roman" w:cs="Times New Roman"/>
-          <w:lang w:val="tr-TR"/>
-        </w:rPr>
-        <w:t xml:space="preserve"> Arrhenius’a göre asitler suda çözündüğünde H</w:t>
-      </w:r>
-      <w:r>
-        <w:rPr>
-          <w:rFonts w:ascii="Times New Roman" w:hAnsi="Times New Roman" w:cs="Times New Roman"/>
+          <w:lang w:val="tr-TR"/>
+        </w:rPr>
+        <w:t xml:space="preserve">Arrhenius Asit-Baz Teorisi: Analiz ve Keşif Atölyesi 2.7.’de tablodaki tepkimelerin yalnızca bir kısmını Arrhenius tanımıyla açıklayabildiğinizi fark ettiniz. Bunun nedeni, teorinin dayandığı varsayımlarda aranabilir. Arrhenius’a göre asitler suda çözündüğünde H</w:t>
+      </w:r>
+      <w:r>
+        <w:rPr>
+          <w:rFonts w:ascii="Times New Roman" w:hAnsi="Times New Roman" w:cs="Times New Roman"/>
+          <w:lang w:val="tr-TR"/>
           <w:vertAlign w:val="superscript"/>
-          <w:lang w:val="tr-TR"/>
         </w:rPr>
         <w:t xml:space="preserve">+</w:t>
       </w:r>
@@ -1831,8 +1822,8 @@
       <w:r>
         <w:rPr>
           <w:rFonts w:ascii="Times New Roman" w:hAnsi="Times New Roman" w:cs="Times New Roman"/>
+          <w:lang w:val="tr-TR"/>
           <w:vertAlign w:val="superscript"/>
-          <w:lang w:val="tr-TR"/>
         </w:rPr>
         <w:t xml:space="preserve">−</w:t>
       </w:r>
@@ -1846,8 +1837,8 @@
       <w:r>
         <w:rPr>
           <w:rFonts w:ascii="Times New Roman" w:hAnsi="Times New Roman" w:cs="Times New Roman"/>
+          <w:lang w:val="tr-TR"/>
           <w:vertAlign w:val="superscript"/>
-          <w:lang w:val="tr-TR"/>
         </w:rPr>
         <w:t xml:space="preserve">+</w:t>
       </w:r>
@@ -1861,8 +1852,8 @@
       <w:r>
         <w:rPr>
           <w:rFonts w:ascii="Times New Roman" w:hAnsi="Times New Roman" w:cs="Times New Roman"/>
-          <w:vertAlign w:val="subscript"/>
-          <w:lang w:val="tr-TR"/>
+          <w:lang w:val="tr-TR"/>
+          <w:vertAlign w:val="subscript"/>
         </w:rPr>
         <w:t xml:space="preserve">3</w:t>
       </w:r>
@@ -1876,8 +1867,8 @@
       <w:r>
         <w:rPr>
           <w:rFonts w:ascii="Times New Roman" w:hAnsi="Times New Roman" w:cs="Times New Roman"/>
+          <w:lang w:val="tr-TR"/>
           <w:vertAlign w:val="superscript"/>
-          <w:lang w:val="tr-TR"/>
         </w:rPr>
         <w:t xml:space="preserve">+</w:t>
       </w:r>
@@ -1891,8 +1882,8 @@
       <w:r>
         <w:rPr>
           <w:rFonts w:ascii="Times New Roman" w:hAnsi="Times New Roman" w:cs="Times New Roman"/>
+          <w:lang w:val="tr-TR"/>
           <w:vertAlign w:val="superscript"/>
-          <w:lang w:val="tr-TR"/>
         </w:rPr>
         <w:t xml:space="preserve">+</w:t>
       </w:r>
@@ -1906,8 +1897,8 @@
       <w:r>
         <w:rPr>
           <w:rFonts w:ascii="Times New Roman" w:hAnsi="Times New Roman" w:cs="Times New Roman"/>
-          <w:vertAlign w:val="subscript"/>
-          <w:lang w:val="tr-TR"/>
+          <w:lang w:val="tr-TR"/>
+          <w:vertAlign w:val="subscript"/>
         </w:rPr>
         <w:t xml:space="preserve">3</w:t>
       </w:r>
@@ -1921,8 +1912,8 @@
       <w:r>
         <w:rPr>
           <w:rFonts w:ascii="Times New Roman" w:hAnsi="Times New Roman" w:cs="Times New Roman"/>
+          <w:lang w:val="tr-TR"/>
           <w:vertAlign w:val="superscript"/>
-          <w:lang w:val="tr-TR"/>
         </w:rPr>
         <w:t xml:space="preserve">+</w:t>
       </w:r>
@@ -1936,8 +1927,8 @@
       <w:r>
         <w:rPr>
           <w:rFonts w:ascii="Times New Roman" w:hAnsi="Times New Roman" w:cs="Times New Roman"/>
-          <w:vertAlign w:val="subscript"/>
-          <w:lang w:val="tr-TR"/>
+          <w:lang w:val="tr-TR"/>
+          <w:vertAlign w:val="subscript"/>
         </w:rPr>
         <w:t xml:space="preserve">3</w:t>
       </w:r>
@@ -1951,8 +1942,8 @@
       <w:r>
         <w:rPr>
           <w:rFonts w:ascii="Times New Roman" w:hAnsi="Times New Roman" w:cs="Times New Roman"/>
+          <w:lang w:val="tr-TR"/>
           <w:vertAlign w:val="superscript"/>
-          <w:lang w:val="tr-TR"/>
         </w:rPr>
         <w:t xml:space="preserve">−</w:t>
       </w:r>
@@ -1966,8 +1957,8 @@
       <w:r>
         <w:rPr>
           <w:rFonts w:ascii="Times New Roman" w:hAnsi="Times New Roman" w:cs="Times New Roman"/>
-          <w:vertAlign w:val="subscript"/>
-          <w:lang w:val="tr-TR"/>
+          <w:lang w:val="tr-TR"/>
+          <w:vertAlign w:val="subscript"/>
         </w:rPr>
         <w:t xml:space="preserve">3</w:t>
       </w:r>
@@ -1981,8 +1972,8 @@
       <w:r>
         <w:rPr>
           <w:rFonts w:ascii="Times New Roman" w:hAnsi="Times New Roman" w:cs="Times New Roman"/>
-          <w:vertAlign w:val="subscript"/>
-          <w:lang w:val="tr-TR"/>
+          <w:lang w:val="tr-TR"/>
+          <w:vertAlign w:val="subscript"/>
         </w:rPr>
         <w:t xml:space="preserve">3</w:t>
       </w:r>
@@ -2005,24 +1996,15 @@
       <w:r>
         <w:rPr>
           <w:rFonts w:ascii="Times New Roman" w:hAnsi="Times New Roman" w:cs="Times New Roman"/>
-          <w:b/>
-          <w:bCs/>
-          <w:lang w:val="tr-TR"/>
-        </w:rPr>
-        <w:t xml:space="preserve">Brønsted-Lowry Asit-Baz Teorisi:</w:t>
-      </w:r>
-      <w:r>
-        <w:rPr>
-          <w:rFonts w:ascii="Times New Roman" w:hAnsi="Times New Roman" w:cs="Times New Roman"/>
-          <w:lang w:val="tr-TR"/>
-        </w:rPr>
-        <w:t xml:space="preserve"> Brønsted ve Lowry’ye göre asitler proton (H</w:t>
-      </w:r>
-      <w:r>
-        <w:rPr>
-          <w:rFonts w:ascii="Times New Roman" w:hAnsi="Times New Roman" w:cs="Times New Roman"/>
+          <w:lang w:val="tr-TR"/>
+        </w:rPr>
+        <w:t xml:space="preserve">Brønsted-Lowry Asit-Baz Teorisi: Brønsted ve Lowry’ye göre asitler proton (H</w:t>
+      </w:r>
+      <w:r>
+        <w:rPr>
+          <w:rFonts w:ascii="Times New Roman" w:hAnsi="Times New Roman" w:cs="Times New Roman"/>
+          <w:lang w:val="tr-TR"/>
           <w:vertAlign w:val="superscript"/>
-          <w:lang w:val="tr-TR"/>
         </w:rPr>
         <w:t xml:space="preserve">+</w:t>
       </w:r>
@@ -2031,13 +2013,13 @@
           <w:rFonts w:ascii="Times New Roman" w:hAnsi="Times New Roman" w:cs="Times New Roman"/>
           <w:lang w:val="tr-TR"/>
         </w:rPr>
-        <w:t xml:space="preserve">) veren, bazlar ise proton alan türlerdir. Bu tanıma göre asit-baz tepkimesi, asitten baza bir proton aktarımıdır ve suyun bulunmasını gerektirmez. Örneğin NH</w:t>
-      </w:r>
-      <w:r>
-        <w:rPr>
-          <w:rFonts w:ascii="Times New Roman" w:hAnsi="Times New Roman" w:cs="Times New Roman"/>
-          <w:vertAlign w:val="subscript"/>
-          <w:lang w:val="tr-TR"/>
+        <w:t xml:space="preserve">) veren, bazlar ise proton alan türlerdir. Bu tanıma göre asit-baz tepkimesi, asitten baza bir proton aktarımıdır ve suyun bulunmasını gerektirmez. Etkinlikte proton veren ve proton alan türleri belirlerken, su içermeyen V numaralı tepkimenin de bu şekilde açıklanabildiğini gördünüz. Örneğin III numaralı tepkimede NH</w:t>
+      </w:r>
+      <w:r>
+        <w:rPr>
+          <w:rFonts w:ascii="Times New Roman" w:hAnsi="Times New Roman" w:cs="Times New Roman"/>
+          <w:lang w:val="tr-TR"/>
+          <w:vertAlign w:val="subscript"/>
         </w:rPr>
         <w:t xml:space="preserve">3</w:t>
       </w:r>
@@ -2051,16 +2033,16 @@
       <w:r>
         <w:rPr>
           <w:rFonts w:ascii="Times New Roman" w:hAnsi="Times New Roman" w:cs="Times New Roman"/>
-          <w:vertAlign w:val="subscript"/>
-          <w:lang w:val="tr-TR"/>
+          <w:lang w:val="tr-TR"/>
+          <w:vertAlign w:val="subscript"/>
         </w:rPr>
         <w:t xml:space="preserve">4</w:t>
       </w:r>
       <w:r>
         <w:rPr>
           <w:rFonts w:ascii="Times New Roman" w:hAnsi="Times New Roman" w:cs="Times New Roman"/>
+          <w:lang w:val="tr-TR"/>
           <w:vertAlign w:val="superscript"/>
-          <w:lang w:val="tr-TR"/>
         </w:rPr>
         <w:t xml:space="preserve">+</w:t>
       </w:r>
@@ -2069,23 +2051,22 @@
           <w:rFonts w:ascii="Times New Roman" w:hAnsi="Times New Roman" w:cs="Times New Roman"/>
           <w:lang w:val="tr-TR"/>
         </w:rPr>
-        <w:t xml:space="preserve"> iyonuna dönüştüğü için Brønsted-Lowry bazıdır. Bu tepkimede su proton veren tür, yani Brønsted-Lowry asididir. Buna karşılık HCl’nin suda çözünmesinde su proton alarak baz gibi davranır. Hem asit hem de baz gibi davranabilen bu tür maddelere </w:t>
-      </w:r>
-      <w:r>
-        <w:rPr>
-          <w:rFonts w:ascii="Times New Roman" w:hAnsi="Times New Roman" w:cs="Times New Roman"/>
-          <w:b/>
-          <w:bCs/>
-          <w:lang w:val="tr-TR"/>
-        </w:rPr>
-        <w:t xml:space="preserve">amfoter (amfiprotik)</w:t>
-      </w:r>
-      <w:r>
-        <w:rPr>
-          <w:rFonts w:ascii="Times New Roman" w:hAnsi="Times New Roman" w:cs="Times New Roman"/>
-          <w:lang w:val="tr-TR"/>
-        </w:rPr>
-        <w:t xml:space="preserve"> maddeler denir.</w:t>
+        <w:t xml:space="preserve"> iyonuna dönüştüğü için Brønsted-Lowry bazıdır. Bu tepkimede su proton veren tür, yani Brønsted-Lowry asididir. Buna karşılık HCl’nin ve CH</w:t>
+      </w:r>
+      <w:r>
+        <w:rPr>
+          <w:rFonts w:ascii="Times New Roman" w:hAnsi="Times New Roman" w:cs="Times New Roman"/>
+          <w:lang w:val="tr-TR"/>
+          <w:vertAlign w:val="subscript"/>
+        </w:rPr>
+        <w:t xml:space="preserve">3</w:t>
+      </w:r>
+      <w:r>
+        <w:rPr>
+          <w:rFonts w:ascii="Times New Roman" w:hAnsi="Times New Roman" w:cs="Times New Roman"/>
+          <w:lang w:val="tr-TR"/>
+        </w:rPr>
+        <w:t xml:space="preserve">COOH’ın suda çözünmesinde (I ve IV numaralı tepkimeler) su proton alarak baz gibi davranır. Suyun rolünün tepkimeye göre değiştiğini III ve IV numaralı tepkimeleri karşılaştırırken fark etmiştiniz. Hem asit hem de baz gibi davranabilen bu tür maddelere amfoter (amfiprotik) maddeler denir.</w:t>
       </w:r>
     </w:p>
     <w:p>
@@ -2101,13 +2082,58 @@
           <w:rFonts w:ascii="Times New Roman" w:hAnsi="Times New Roman" w:cs="Times New Roman"/>
           <w:lang w:val="tr-TR"/>
         </w:rPr>
-        <w:t xml:space="preserve">Brønsted-Lowry tepkimeleri genellikle tersinirdir. Bir asit proton verdiğinde geriye kalan tür, geri tepkimede proton alabileceği için bir bazdır. Formülleri birbirinden yalnızca bir H</w:t>
-      </w:r>
-      <w:r>
-        <w:rPr>
-          <w:rFonts w:ascii="Times New Roman" w:hAnsi="Times New Roman" w:cs="Times New Roman"/>
+        <w:t xml:space="preserve">Peki CH</w:t>
+      </w:r>
+      <w:r>
+        <w:rPr>
+          <w:rFonts w:ascii="Times New Roman" w:hAnsi="Times New Roman" w:cs="Times New Roman"/>
+          <w:lang w:val="tr-TR"/>
+          <w:vertAlign w:val="subscript"/>
+        </w:rPr>
+        <w:t xml:space="preserve">3</w:t>
+      </w:r>
+      <w:r>
+        <w:rPr>
+          <w:rFonts w:ascii="Times New Roman" w:hAnsi="Times New Roman" w:cs="Times New Roman"/>
+          <w:lang w:val="tr-TR"/>
+        </w:rPr>
+        <w:t xml:space="preserve">COOH proton verdikten sonra geriye kalan CH</w:t>
+      </w:r>
+      <w:r>
+        <w:rPr>
+          <w:rFonts w:ascii="Times New Roman" w:hAnsi="Times New Roman" w:cs="Times New Roman"/>
+          <w:lang w:val="tr-TR"/>
+          <w:vertAlign w:val="subscript"/>
+        </w:rPr>
+        <w:t xml:space="preserve">3</w:t>
+      </w:r>
+      <w:r>
+        <w:rPr>
+          <w:rFonts w:ascii="Times New Roman" w:hAnsi="Times New Roman" w:cs="Times New Roman"/>
+          <w:lang w:val="tr-TR"/>
+        </w:rPr>
+        <w:t xml:space="preserve">COO</w:t>
+      </w:r>
+      <w:r>
+        <w:rPr>
+          <w:rFonts w:ascii="Times New Roman" w:hAnsi="Times New Roman" w:cs="Times New Roman"/>
+          <w:lang w:val="tr-TR"/>
           <w:vertAlign w:val="superscript"/>
-          <w:lang w:val="tr-TR"/>
+        </w:rPr>
+        <w:t xml:space="preserve">−</w:t>
+      </w:r>
+      <w:r>
+        <w:rPr>
+          <w:rFonts w:ascii="Times New Roman" w:hAnsi="Times New Roman" w:cs="Times New Roman"/>
+          <w:lang w:val="tr-TR"/>
+        </w:rPr>
+        <w:t xml:space="preserve"> iyonu ne yapabilir? IV numaralı tepkimenin denge okuyla (⇌) gösterildiğine dikkat ediniz. Brønsted-Lowry tepkimeleri genellikle tersinirdir. Bir asit proton verdiğinde geriye kalan tür, geri tepkimede proton alabileceği için bir bazdır. Formülleri birbirinden yalnızca bir H</w:t>
+      </w:r>
+      <w:r>
+        <w:rPr>
+          <w:rFonts w:ascii="Times New Roman" w:hAnsi="Times New Roman" w:cs="Times New Roman"/>
+          <w:lang w:val="tr-TR"/>
+          <w:vertAlign w:val="superscript"/>
         </w:rPr>
         <w:t xml:space="preserve">+</w:t>
       </w:r>
@@ -2116,23 +2142,7 @@
           <w:rFonts w:ascii="Times New Roman" w:hAnsi="Times New Roman" w:cs="Times New Roman"/>
           <w:lang w:val="tr-TR"/>
         </w:rPr>
-        <w:t xml:space="preserve"> kadar farklı olan böyle bir asit ile baza </w:t>
-      </w:r>
-      <w:r>
-        <w:rPr>
-          <w:rFonts w:ascii="Times New Roman" w:hAnsi="Times New Roman" w:cs="Times New Roman"/>
-          <w:b/>
-          <w:bCs/>
-          <w:lang w:val="tr-TR"/>
-        </w:rPr>
-        <w:t xml:space="preserve">eşlenik (konjuge) asit-baz çifti</w:t>
-      </w:r>
-      <w:r>
-        <w:rPr>
-          <w:rFonts w:ascii="Times New Roman" w:hAnsi="Times New Roman" w:cs="Times New Roman"/>
-          <w:lang w:val="tr-TR"/>
-        </w:rPr>
-        <w:t xml:space="preserve"> adı verilir.</w:t>
+        <w:t xml:space="preserve"> kadar farklı olan böyle bir asit ile baza eşlenik (konjuge) asit-baz çifti adı verilir.</w:t>
       </w:r>
     </w:p>
     <w:p>
@@ -3040,34 +3050,1076 @@
       <w:r>
         <w:rPr>
           <w:rFonts w:ascii="Times New Roman" w:hAnsi="Times New Roman" w:cs="Times New Roman"/>
+          <w:lang w:val="tr-TR"/>
+        </w:rPr>
+        <w:t xml:space="preserve">Monofonksiyonel ve Polifonksiyonel Asit ve Bazlar: Etkinlikteki I ve IV numaralı tepkimelerde HCl ve CH</w:t>
+      </w:r>
+      <w:r>
+        <w:rPr>
+          <w:rFonts w:ascii="Times New Roman" w:hAnsi="Times New Roman" w:cs="Times New Roman"/>
+          <w:lang w:val="tr-TR"/>
+          <w:vertAlign w:val="subscript"/>
+        </w:rPr>
+        <w:t xml:space="preserve">3</w:t>
+      </w:r>
+      <w:r>
+        <w:rPr>
+          <w:rFonts w:ascii="Times New Roman" w:hAnsi="Times New Roman" w:cs="Times New Roman"/>
+          <w:lang w:val="tr-TR"/>
+        </w:rPr>
+        <w:t xml:space="preserve">COOH moleküllerinin suya birer proton aktardığını gördünüz. Peki dört hidrojen atomu bulunduran CH</w:t>
+      </w:r>
+      <w:r>
+        <w:rPr>
+          <w:rFonts w:ascii="Times New Roman" w:hAnsi="Times New Roman" w:cs="Times New Roman"/>
+          <w:lang w:val="tr-TR"/>
+          <w:vertAlign w:val="subscript"/>
+        </w:rPr>
+        <w:t xml:space="preserve">3</w:t>
+      </w:r>
+      <w:r>
+        <w:rPr>
+          <w:rFonts w:ascii="Times New Roman" w:hAnsi="Times New Roman" w:cs="Times New Roman"/>
+          <w:lang w:val="tr-TR"/>
+        </w:rPr>
+        <w:t xml:space="preserve">COOH neden yalnızca bir proton verir? Her asit molekülü yalnızca bir proton mu verebilir? Bir molekülü suda yalnızca bir proton verebilen asitlere monofonksiyonel (tek protonlu) asitler denir (HCl, HNO</w:t>
+      </w:r>
+      <w:r>
+        <w:rPr>
+          <w:rFonts w:ascii="Times New Roman" w:hAnsi="Times New Roman" w:cs="Times New Roman"/>
+          <w:lang w:val="tr-TR"/>
+          <w:vertAlign w:val="subscript"/>
+        </w:rPr>
+        <w:t xml:space="preserve">3</w:t>
+      </w:r>
+      <w:r>
+        <w:rPr>
+          <w:rFonts w:ascii="Times New Roman" w:hAnsi="Times New Roman" w:cs="Times New Roman"/>
+          <w:lang w:val="tr-TR"/>
+        </w:rPr>
+        <w:t xml:space="preserve">, CH</w:t>
+      </w:r>
+      <w:r>
+        <w:rPr>
+          <w:rFonts w:ascii="Times New Roman" w:hAnsi="Times New Roman" w:cs="Times New Roman"/>
+          <w:lang w:val="tr-TR"/>
+          <w:vertAlign w:val="subscript"/>
+        </w:rPr>
+        <w:t xml:space="preserve">3</w:t>
+      </w:r>
+      <w:r>
+        <w:rPr>
+          <w:rFonts w:ascii="Times New Roman" w:hAnsi="Times New Roman" w:cs="Times New Roman"/>
+          <w:lang w:val="tr-TR"/>
+        </w:rPr>
+        <w:t xml:space="preserve">COOH gibi). Bir molekülü birden fazla proton verebilen asitler ise polifonksiyonel asitlerdir (H</w:t>
+      </w:r>
+      <w:r>
+        <w:rPr>
+          <w:rFonts w:ascii="Times New Roman" w:hAnsi="Times New Roman" w:cs="Times New Roman"/>
+          <w:lang w:val="tr-TR"/>
+          <w:vertAlign w:val="subscript"/>
+        </w:rPr>
+        <w:t xml:space="preserve">2</w:t>
+      </w:r>
+      <w:r>
+        <w:rPr>
+          <w:rFonts w:ascii="Times New Roman" w:hAnsi="Times New Roman" w:cs="Times New Roman"/>
+          <w:lang w:val="tr-TR"/>
+        </w:rPr>
+        <w:t xml:space="preserve">SO</w:t>
+      </w:r>
+      <w:r>
+        <w:rPr>
+          <w:rFonts w:ascii="Times New Roman" w:hAnsi="Times New Roman" w:cs="Times New Roman"/>
+          <w:lang w:val="tr-TR"/>
+          <w:vertAlign w:val="subscript"/>
+        </w:rPr>
+        <w:t xml:space="preserve">4</w:t>
+      </w:r>
+      <w:r>
+        <w:rPr>
+          <w:rFonts w:ascii="Times New Roman" w:hAnsi="Times New Roman" w:cs="Times New Roman"/>
+          <w:lang w:val="tr-TR"/>
+        </w:rPr>
+        <w:t xml:space="preserve">, H</w:t>
+      </w:r>
+      <w:r>
+        <w:rPr>
+          <w:rFonts w:ascii="Times New Roman" w:hAnsi="Times New Roman" w:cs="Times New Roman"/>
+          <w:lang w:val="tr-TR"/>
+          <w:vertAlign w:val="subscript"/>
+        </w:rPr>
+        <w:t xml:space="preserve">2</w:t>
+      </w:r>
+      <w:r>
+        <w:rPr>
+          <w:rFonts w:ascii="Times New Roman" w:hAnsi="Times New Roman" w:cs="Times New Roman"/>
+          <w:lang w:val="tr-TR"/>
+        </w:rPr>
+        <w:t xml:space="preserve">CO</w:t>
+      </w:r>
+      <w:r>
+        <w:rPr>
+          <w:rFonts w:ascii="Times New Roman" w:hAnsi="Times New Roman" w:cs="Times New Roman"/>
+          <w:lang w:val="tr-TR"/>
+          <w:vertAlign w:val="subscript"/>
+        </w:rPr>
+        <w:t xml:space="preserve">3</w:t>
+      </w:r>
+      <w:r>
+        <w:rPr>
+          <w:rFonts w:ascii="Times New Roman" w:hAnsi="Times New Roman" w:cs="Times New Roman"/>
+          <w:lang w:val="tr-TR"/>
+        </w:rPr>
+        <w:t xml:space="preserve">, H</w:t>
+      </w:r>
+      <w:r>
+        <w:rPr>
+          <w:rFonts w:ascii="Times New Roman" w:hAnsi="Times New Roman" w:cs="Times New Roman"/>
+          <w:lang w:val="tr-TR"/>
+          <w:vertAlign w:val="subscript"/>
+        </w:rPr>
+        <w:t xml:space="preserve">3</w:t>
+      </w:r>
+      <w:r>
+        <w:rPr>
+          <w:rFonts w:ascii="Times New Roman" w:hAnsi="Times New Roman" w:cs="Times New Roman"/>
+          <w:lang w:val="tr-TR"/>
+        </w:rPr>
+        <w:t xml:space="preserve">PO</w:t>
+      </w:r>
+      <w:r>
+        <w:rPr>
+          <w:rFonts w:ascii="Times New Roman" w:hAnsi="Times New Roman" w:cs="Times New Roman"/>
+          <w:lang w:val="tr-TR"/>
+          <w:vertAlign w:val="subscript"/>
+        </w:rPr>
+        <w:t xml:space="preserve">4</w:t>
+      </w:r>
+      <w:r>
+        <w:rPr>
+          <w:rFonts w:ascii="Times New Roman" w:hAnsi="Times New Roman" w:cs="Times New Roman"/>
+          <w:lang w:val="tr-TR"/>
+        </w:rPr>
+        <w:t xml:space="preserve"> gibi). Polifonksiyonel asitler protonlarını basamak basamak verir. Benzer şekilde bir formül birimi bir OH</w:t>
+      </w:r>
+      <w:r>
+        <w:rPr>
+          <w:rFonts w:ascii="Times New Roman" w:hAnsi="Times New Roman" w:cs="Times New Roman"/>
+          <w:lang w:val="tr-TR"/>
+          <w:vertAlign w:val="superscript"/>
+        </w:rPr>
+        <w:t xml:space="preserve">−</w:t>
+      </w:r>
+      <w:r>
+        <w:rPr>
+          <w:rFonts w:ascii="Times New Roman" w:hAnsi="Times New Roman" w:cs="Times New Roman"/>
+          <w:lang w:val="tr-TR"/>
+        </w:rPr>
+        <w:t xml:space="preserve"> iyonu veren NaOH, KOH monofonksiyonel; iki OH</w:t>
+      </w:r>
+      <w:r>
+        <w:rPr>
+          <w:rFonts w:ascii="Times New Roman" w:hAnsi="Times New Roman" w:cs="Times New Roman"/>
+          <w:lang w:val="tr-TR"/>
+          <w:vertAlign w:val="superscript"/>
+        </w:rPr>
+        <w:t xml:space="preserve">−</w:t>
+      </w:r>
+      <w:r>
+        <w:rPr>
+          <w:rFonts w:ascii="Times New Roman" w:hAnsi="Times New Roman" w:cs="Times New Roman"/>
+          <w:lang w:val="tr-TR"/>
+        </w:rPr>
+        <w:t xml:space="preserve"> iyonu veren Ca(OH)</w:t>
+      </w:r>
+      <w:r>
+        <w:rPr>
+          <w:rFonts w:ascii="Times New Roman" w:hAnsi="Times New Roman" w:cs="Times New Roman"/>
+          <w:lang w:val="tr-TR"/>
+          <w:vertAlign w:val="subscript"/>
+        </w:rPr>
+        <w:t xml:space="preserve">2</w:t>
+      </w:r>
+      <w:r>
+        <w:rPr>
+          <w:rFonts w:ascii="Times New Roman" w:hAnsi="Times New Roman" w:cs="Times New Roman"/>
+          <w:lang w:val="tr-TR"/>
+        </w:rPr>
+        <w:t xml:space="preserve">, Ba(OH)</w:t>
+      </w:r>
+      <w:r>
+        <w:rPr>
+          <w:rFonts w:ascii="Times New Roman" w:hAnsi="Times New Roman" w:cs="Times New Roman"/>
+          <w:lang w:val="tr-TR"/>
+          <w:vertAlign w:val="subscript"/>
+        </w:rPr>
+        <w:t xml:space="preserve">2</w:t>
+      </w:r>
+      <w:r>
+        <w:rPr>
+          <w:rFonts w:ascii="Times New Roman" w:hAnsi="Times New Roman" w:cs="Times New Roman"/>
+          <w:lang w:val="tr-TR"/>
+        </w:rPr>
+        <w:t xml:space="preserve"> ise polifonksiyonel bazlardır. CH</w:t>
+      </w:r>
+      <w:r>
+        <w:rPr>
+          <w:rFonts w:ascii="Times New Roman" w:hAnsi="Times New Roman" w:cs="Times New Roman"/>
+          <w:lang w:val="tr-TR"/>
+          <w:vertAlign w:val="subscript"/>
+        </w:rPr>
+        <w:t xml:space="preserve">3</w:t>
+      </w:r>
+      <w:r>
+        <w:rPr>
+          <w:rFonts w:ascii="Times New Roman" w:hAnsi="Times New Roman" w:cs="Times New Roman"/>
+          <w:lang w:val="tr-TR"/>
+        </w:rPr>
+        <w:t xml:space="preserve">COOH’ta dört hidrojen atomu bulunmasına rağmen yalnızca karboksil grubundaki (−COOH) hidrojen proton olarak verilebildiği için asetik asit monofonksiyoneldir.</w:t>
+      </w:r>
+    </w:p>
+    <w:p>
+      <w:pPr>
+        <w:jc w:val="center"/>
+        <w:rPr>
+          <w:rFonts w:ascii="Times New Roman" w:hAnsi="Times New Roman" w:cs="Times New Roman"/>
+          <w:lang w:val="tr-TR"/>
+        </w:rPr>
+      </w:pPr>
+      <w:r>
+        <w:rPr>
+          <w:rFonts w:ascii="Times New Roman" w:hAnsi="Times New Roman" w:cs="Times New Roman"/>
+          <w:lang w:val="tr-TR"/>
+        </w:rPr>
+        <w:t xml:space="preserve">H</w:t>
+      </w:r>
+      <w:r>
+        <w:rPr>
+          <w:rFonts w:ascii="Times New Roman" w:hAnsi="Times New Roman" w:cs="Times New Roman"/>
+          <w:vertAlign w:val="subscript"/>
+          <w:lang w:val="tr-TR"/>
+        </w:rPr>
+        <w:t xml:space="preserve">3</w:t>
+      </w:r>
+      <w:r>
+        <w:rPr>
+          <w:rFonts w:ascii="Times New Roman" w:hAnsi="Times New Roman" w:cs="Times New Roman"/>
+          <w:lang w:val="tr-TR"/>
+        </w:rPr>
+        <w:t xml:space="preserve">PO</w:t>
+      </w:r>
+      <w:r>
+        <w:rPr>
+          <w:rFonts w:ascii="Times New Roman" w:hAnsi="Times New Roman" w:cs="Times New Roman"/>
+          <w:vertAlign w:val="subscript"/>
+          <w:lang w:val="tr-TR"/>
+        </w:rPr>
+        <w:t xml:space="preserve">4</w:t>
+      </w:r>
+      <w:r>
+        <w:rPr>
+          <w:rFonts w:ascii="Times New Roman" w:hAnsi="Times New Roman" w:cs="Times New Roman"/>
+          <w:lang w:val="tr-TR"/>
+        </w:rPr>
+        <w:t xml:space="preserve">(suda) + H</w:t>
+      </w:r>
+      <w:r>
+        <w:rPr>
+          <w:rFonts w:ascii="Times New Roman" w:hAnsi="Times New Roman" w:cs="Times New Roman"/>
+          <w:vertAlign w:val="subscript"/>
+          <w:lang w:val="tr-TR"/>
+        </w:rPr>
+        <w:t xml:space="preserve">2</w:t>
+      </w:r>
+      <w:r>
+        <w:rPr>
+          <w:rFonts w:ascii="Times New Roman" w:hAnsi="Times New Roman" w:cs="Times New Roman"/>
+          <w:lang w:val="tr-TR"/>
+        </w:rPr>
+        <w:t xml:space="preserve">O(s) ⇌ H</w:t>
+      </w:r>
+      <w:r>
+        <w:rPr>
+          <w:rFonts w:ascii="Times New Roman" w:hAnsi="Times New Roman" w:cs="Times New Roman"/>
+          <w:vertAlign w:val="subscript"/>
+          <w:lang w:val="tr-TR"/>
+        </w:rPr>
+        <w:t xml:space="preserve">2</w:t>
+      </w:r>
+      <w:r>
+        <w:rPr>
+          <w:rFonts w:ascii="Times New Roman" w:hAnsi="Times New Roman" w:cs="Times New Roman"/>
+          <w:lang w:val="tr-TR"/>
+        </w:rPr>
+        <w:t xml:space="preserve">PO</w:t>
+      </w:r>
+      <w:r>
+        <w:rPr>
+          <w:rFonts w:ascii="Times New Roman" w:hAnsi="Times New Roman" w:cs="Times New Roman"/>
+          <w:vertAlign w:val="subscript"/>
+          <w:lang w:val="tr-TR"/>
+        </w:rPr>
+        <w:t xml:space="preserve">4</w:t>
+      </w:r>
+      <w:r>
+        <w:rPr>
+          <w:rFonts w:ascii="Times New Roman" w:hAnsi="Times New Roman" w:cs="Times New Roman"/>
+          <w:vertAlign w:val="superscript"/>
+          <w:lang w:val="tr-TR"/>
+        </w:rPr>
+        <w:t xml:space="preserve">−</w:t>
+      </w:r>
+      <w:r>
+        <w:rPr>
+          <w:rFonts w:ascii="Times New Roman" w:hAnsi="Times New Roman" w:cs="Times New Roman"/>
+          <w:lang w:val="tr-TR"/>
+        </w:rPr>
+        <w:t xml:space="preserve">(suda) + H</w:t>
+      </w:r>
+      <w:r>
+        <w:rPr>
+          <w:rFonts w:ascii="Times New Roman" w:hAnsi="Times New Roman" w:cs="Times New Roman"/>
+          <w:vertAlign w:val="subscript"/>
+          <w:lang w:val="tr-TR"/>
+        </w:rPr>
+        <w:t xml:space="preserve">3</w:t>
+      </w:r>
+      <w:r>
+        <w:rPr>
+          <w:rFonts w:ascii="Times New Roman" w:hAnsi="Times New Roman" w:cs="Times New Roman"/>
+          <w:lang w:val="tr-TR"/>
+        </w:rPr>
+        <w:t xml:space="preserve">O</w:t>
+      </w:r>
+      <w:r>
+        <w:rPr>
+          <w:rFonts w:ascii="Times New Roman" w:hAnsi="Times New Roman" w:cs="Times New Roman"/>
+          <w:vertAlign w:val="superscript"/>
+          <w:lang w:val="tr-TR"/>
+        </w:rPr>
+        <w:t xml:space="preserve">+</w:t>
+      </w:r>
+      <w:r>
+        <w:rPr>
+          <w:rFonts w:ascii="Times New Roman" w:hAnsi="Times New Roman" w:cs="Times New Roman"/>
+          <w:lang w:val="tr-TR"/>
+        </w:rPr>
+        <w:t xml:space="preserve">(suda)</w:t>
+      </w:r>
+    </w:p>
+    <w:p>
+      <w:pPr>
+        <w:jc w:val="center"/>
+        <w:rPr>
+          <w:rFonts w:ascii="Times New Roman" w:hAnsi="Times New Roman" w:cs="Times New Roman"/>
+          <w:lang w:val="tr-TR"/>
+        </w:rPr>
+      </w:pPr>
+      <w:r>
+        <w:rPr>
+          <w:rFonts w:ascii="Times New Roman" w:hAnsi="Times New Roman" w:cs="Times New Roman"/>
+          <w:lang w:val="tr-TR"/>
+        </w:rPr>
+        <w:t xml:space="preserve">H</w:t>
+      </w:r>
+      <w:r>
+        <w:rPr>
+          <w:rFonts w:ascii="Times New Roman" w:hAnsi="Times New Roman" w:cs="Times New Roman"/>
+          <w:vertAlign w:val="subscript"/>
+          <w:lang w:val="tr-TR"/>
+        </w:rPr>
+        <w:t xml:space="preserve">2</w:t>
+      </w:r>
+      <w:r>
+        <w:rPr>
+          <w:rFonts w:ascii="Times New Roman" w:hAnsi="Times New Roman" w:cs="Times New Roman"/>
+          <w:lang w:val="tr-TR"/>
+        </w:rPr>
+        <w:t xml:space="preserve">PO</w:t>
+      </w:r>
+      <w:r>
+        <w:rPr>
+          <w:rFonts w:ascii="Times New Roman" w:hAnsi="Times New Roman" w:cs="Times New Roman"/>
+          <w:vertAlign w:val="subscript"/>
+          <w:lang w:val="tr-TR"/>
+        </w:rPr>
+        <w:t xml:space="preserve">4</w:t>
+      </w:r>
+      <w:r>
+        <w:rPr>
+          <w:rFonts w:ascii="Times New Roman" w:hAnsi="Times New Roman" w:cs="Times New Roman"/>
+          <w:vertAlign w:val="superscript"/>
+          <w:lang w:val="tr-TR"/>
+        </w:rPr>
+        <w:t xml:space="preserve">−</w:t>
+      </w:r>
+      <w:r>
+        <w:rPr>
+          <w:rFonts w:ascii="Times New Roman" w:hAnsi="Times New Roman" w:cs="Times New Roman"/>
+          <w:lang w:val="tr-TR"/>
+        </w:rPr>
+        <w:t xml:space="preserve">(suda) + H</w:t>
+      </w:r>
+      <w:r>
+        <w:rPr>
+          <w:rFonts w:ascii="Times New Roman" w:hAnsi="Times New Roman" w:cs="Times New Roman"/>
+          <w:vertAlign w:val="subscript"/>
+          <w:lang w:val="tr-TR"/>
+        </w:rPr>
+        <w:t xml:space="preserve">2</w:t>
+      </w:r>
+      <w:r>
+        <w:rPr>
+          <w:rFonts w:ascii="Times New Roman" w:hAnsi="Times New Roman" w:cs="Times New Roman"/>
+          <w:lang w:val="tr-TR"/>
+        </w:rPr>
+        <w:t xml:space="preserve">O(s) ⇌ HPO</w:t>
+      </w:r>
+      <w:r>
+        <w:rPr>
+          <w:rFonts w:ascii="Times New Roman" w:hAnsi="Times New Roman" w:cs="Times New Roman"/>
+          <w:vertAlign w:val="subscript"/>
+          <w:lang w:val="tr-TR"/>
+        </w:rPr>
+        <w:t xml:space="preserve">4</w:t>
+      </w:r>
+      <w:r>
+        <w:rPr>
+          <w:rFonts w:ascii="Times New Roman" w:hAnsi="Times New Roman" w:cs="Times New Roman"/>
+          <w:vertAlign w:val="superscript"/>
+          <w:lang w:val="tr-TR"/>
+        </w:rPr>
+        <w:t xml:space="preserve">2−</w:t>
+      </w:r>
+      <w:r>
+        <w:rPr>
+          <w:rFonts w:ascii="Times New Roman" w:hAnsi="Times New Roman" w:cs="Times New Roman"/>
+          <w:lang w:val="tr-TR"/>
+        </w:rPr>
+        <w:t xml:space="preserve">(suda) + H</w:t>
+      </w:r>
+      <w:r>
+        <w:rPr>
+          <w:rFonts w:ascii="Times New Roman" w:hAnsi="Times New Roman" w:cs="Times New Roman"/>
+          <w:vertAlign w:val="subscript"/>
+          <w:lang w:val="tr-TR"/>
+        </w:rPr>
+        <w:t xml:space="preserve">3</w:t>
+      </w:r>
+      <w:r>
+        <w:rPr>
+          <w:rFonts w:ascii="Times New Roman" w:hAnsi="Times New Roman" w:cs="Times New Roman"/>
+          <w:lang w:val="tr-TR"/>
+        </w:rPr>
+        <w:t xml:space="preserve">O</w:t>
+      </w:r>
+      <w:r>
+        <w:rPr>
+          <w:rFonts w:ascii="Times New Roman" w:hAnsi="Times New Roman" w:cs="Times New Roman"/>
+          <w:vertAlign w:val="superscript"/>
+          <w:lang w:val="tr-TR"/>
+        </w:rPr>
+        <w:t xml:space="preserve">+</w:t>
+      </w:r>
+      <w:r>
+        <w:rPr>
+          <w:rFonts w:ascii="Times New Roman" w:hAnsi="Times New Roman" w:cs="Times New Roman"/>
+          <w:lang w:val="tr-TR"/>
+        </w:rPr>
+        <w:t xml:space="preserve">(suda)</w:t>
+      </w:r>
+    </w:p>
+    <w:p>
+      <w:pPr>
+        <w:jc w:val="center"/>
+        <w:rPr>
+          <w:rFonts w:ascii="Times New Roman" w:hAnsi="Times New Roman" w:cs="Times New Roman"/>
+          <w:lang w:val="tr-TR"/>
+        </w:rPr>
+      </w:pPr>
+      <w:r>
+        <w:rPr>
+          <w:rFonts w:ascii="Times New Roman" w:hAnsi="Times New Roman" w:cs="Times New Roman"/>
+          <w:lang w:val="tr-TR"/>
+        </w:rPr>
+        <w:t xml:space="preserve">HPO</w:t>
+      </w:r>
+      <w:r>
+        <w:rPr>
+          <w:rFonts w:ascii="Times New Roman" w:hAnsi="Times New Roman" w:cs="Times New Roman"/>
+          <w:vertAlign w:val="subscript"/>
+          <w:lang w:val="tr-TR"/>
+        </w:rPr>
+        <w:t xml:space="preserve">4</w:t>
+      </w:r>
+      <w:r>
+        <w:rPr>
+          <w:rFonts w:ascii="Times New Roman" w:hAnsi="Times New Roman" w:cs="Times New Roman"/>
+          <w:vertAlign w:val="superscript"/>
+          <w:lang w:val="tr-TR"/>
+        </w:rPr>
+        <w:t xml:space="preserve">2−</w:t>
+      </w:r>
+      <w:r>
+        <w:rPr>
+          <w:rFonts w:ascii="Times New Roman" w:hAnsi="Times New Roman" w:cs="Times New Roman"/>
+          <w:lang w:val="tr-TR"/>
+        </w:rPr>
+        <w:t xml:space="preserve">(suda) + H</w:t>
+      </w:r>
+      <w:r>
+        <w:rPr>
+          <w:rFonts w:ascii="Times New Roman" w:hAnsi="Times New Roman" w:cs="Times New Roman"/>
+          <w:vertAlign w:val="subscript"/>
+          <w:lang w:val="tr-TR"/>
+        </w:rPr>
+        <w:t xml:space="preserve">2</w:t>
+      </w:r>
+      <w:r>
+        <w:rPr>
+          <w:rFonts w:ascii="Times New Roman" w:hAnsi="Times New Roman" w:cs="Times New Roman"/>
+          <w:lang w:val="tr-TR"/>
+        </w:rPr>
+        <w:t xml:space="preserve">O(s) ⇌ PO</w:t>
+      </w:r>
+      <w:r>
+        <w:rPr>
+          <w:rFonts w:ascii="Times New Roman" w:hAnsi="Times New Roman" w:cs="Times New Roman"/>
+          <w:vertAlign w:val="subscript"/>
+          <w:lang w:val="tr-TR"/>
+        </w:rPr>
+        <w:t xml:space="preserve">4</w:t>
+      </w:r>
+      <w:r>
+        <w:rPr>
+          <w:rFonts w:ascii="Times New Roman" w:hAnsi="Times New Roman" w:cs="Times New Roman"/>
+          <w:vertAlign w:val="superscript"/>
+          <w:lang w:val="tr-TR"/>
+        </w:rPr>
+        <w:t xml:space="preserve">3−</w:t>
+      </w:r>
+      <w:r>
+        <w:rPr>
+          <w:rFonts w:ascii="Times New Roman" w:hAnsi="Times New Roman" w:cs="Times New Roman"/>
+          <w:lang w:val="tr-TR"/>
+        </w:rPr>
+        <w:t xml:space="preserve">(suda) + H</w:t>
+      </w:r>
+      <w:r>
+        <w:rPr>
+          <w:rFonts w:ascii="Times New Roman" w:hAnsi="Times New Roman" w:cs="Times New Roman"/>
+          <w:vertAlign w:val="subscript"/>
+          <w:lang w:val="tr-TR"/>
+        </w:rPr>
+        <w:t xml:space="preserve">3</w:t>
+      </w:r>
+      <w:r>
+        <w:rPr>
+          <w:rFonts w:ascii="Times New Roman" w:hAnsi="Times New Roman" w:cs="Times New Roman"/>
+          <w:lang w:val="tr-TR"/>
+        </w:rPr>
+        <w:t xml:space="preserve">O</w:t>
+      </w:r>
+      <w:r>
+        <w:rPr>
+          <w:rFonts w:ascii="Times New Roman" w:hAnsi="Times New Roman" w:cs="Times New Roman"/>
+          <w:vertAlign w:val="superscript"/>
+          <w:lang w:val="tr-TR"/>
+        </w:rPr>
+        <w:t xml:space="preserve">+</w:t>
+      </w:r>
+      <w:r>
+        <w:rPr>
+          <w:rFonts w:ascii="Times New Roman" w:hAnsi="Times New Roman" w:cs="Times New Roman"/>
+          <w:lang w:val="tr-TR"/>
+        </w:rPr>
+        <w:t xml:space="preserve">(suda)</w:t>
+      </w:r>
+    </w:p>
+    <w:p>
+      <w:pPr>
+        <w:jc w:val="both"/>
+        <w:rPr>
+          <w:rFonts w:ascii="Times New Roman" w:hAnsi="Times New Roman" w:cs="Times New Roman"/>
+          <w:lang w:val="tr-TR"/>
+        </w:rPr>
+      </w:pPr>
+      <w:r>
+        <w:rPr>
+          <w:rFonts w:ascii="Times New Roman" w:hAnsi="Times New Roman" w:cs="Times New Roman"/>
+          <w:lang w:val="tr-TR"/>
+        </w:rPr>
+        <w:t xml:space="preserve">Ametal Oksitlerin Asidik Özelliği: Analiz ve Keşif Atölyesi 2.7.’deki VI numaralı tepkimede, yapısında hidrojen bulunmayan CO</w:t>
+      </w:r>
+      <w:r>
+        <w:rPr>
+          <w:rFonts w:ascii="Times New Roman" w:hAnsi="Times New Roman" w:cs="Times New Roman"/>
+          <w:lang w:val="tr-TR"/>
+          <w:vertAlign w:val="subscript"/>
+        </w:rPr>
+        <w:t xml:space="preserve">2</w:t>
+      </w:r>
+      <w:r>
+        <w:rPr>
+          <w:rFonts w:ascii="Times New Roman" w:hAnsi="Times New Roman" w:cs="Times New Roman"/>
+          <w:lang w:val="tr-TR"/>
+        </w:rPr>
+        <w:t xml:space="preserve">’nin suyla etkileşerek H</w:t>
+      </w:r>
+      <w:r>
+        <w:rPr>
+          <w:rFonts w:ascii="Times New Roman" w:hAnsi="Times New Roman" w:cs="Times New Roman"/>
+          <w:lang w:val="tr-TR"/>
+          <w:vertAlign w:val="subscript"/>
+        </w:rPr>
+        <w:t xml:space="preserve">3</w:t>
+      </w:r>
+      <w:r>
+        <w:rPr>
+          <w:rFonts w:ascii="Times New Roman" w:hAnsi="Times New Roman" w:cs="Times New Roman"/>
+          <w:lang w:val="tr-TR"/>
+        </w:rPr>
+        <w:t xml:space="preserve">O</w:t>
+      </w:r>
+      <w:r>
+        <w:rPr>
+          <w:rFonts w:ascii="Times New Roman" w:hAnsi="Times New Roman" w:cs="Times New Roman"/>
+          <w:lang w:val="tr-TR"/>
+          <w:vertAlign w:val="superscript"/>
+        </w:rPr>
+        <w:t xml:space="preserve">+</w:t>
+      </w:r>
+      <w:r>
+        <w:rPr>
+          <w:rFonts w:ascii="Times New Roman" w:hAnsi="Times New Roman" w:cs="Times New Roman"/>
+          <w:lang w:val="tr-TR"/>
+        </w:rPr>
+        <w:t xml:space="preserve"> iyonu oluşturduğunu gördünüz. Bu davranış yalnızca CO</w:t>
+      </w:r>
+      <w:r>
+        <w:rPr>
+          <w:rFonts w:ascii="Times New Roman" w:hAnsi="Times New Roman" w:cs="Times New Roman"/>
+          <w:lang w:val="tr-TR"/>
+          <w:vertAlign w:val="subscript"/>
+        </w:rPr>
+        <w:t xml:space="preserve">2</w:t>
+      </w:r>
+      <w:r>
+        <w:rPr>
+          <w:rFonts w:ascii="Times New Roman" w:hAnsi="Times New Roman" w:cs="Times New Roman"/>
+          <w:lang w:val="tr-TR"/>
+        </w:rPr>
+        <w:t xml:space="preserve">’ye özgü değildir: CO</w:t>
+      </w:r>
+      <w:r>
+        <w:rPr>
+          <w:rFonts w:ascii="Times New Roman" w:hAnsi="Times New Roman" w:cs="Times New Roman"/>
+          <w:lang w:val="tr-TR"/>
+          <w:vertAlign w:val="subscript"/>
+        </w:rPr>
+        <w:t xml:space="preserve">2</w:t>
+      </w:r>
+      <w:r>
+        <w:rPr>
+          <w:rFonts w:ascii="Times New Roman" w:hAnsi="Times New Roman" w:cs="Times New Roman"/>
+          <w:lang w:val="tr-TR"/>
+        </w:rPr>
+        <w:t xml:space="preserve">, SO</w:t>
+      </w:r>
+      <w:r>
+        <w:rPr>
+          <w:rFonts w:ascii="Times New Roman" w:hAnsi="Times New Roman" w:cs="Times New Roman"/>
+          <w:lang w:val="tr-TR"/>
+          <w:vertAlign w:val="subscript"/>
+        </w:rPr>
+        <w:t xml:space="preserve">2</w:t>
+      </w:r>
+      <w:r>
+        <w:rPr>
+          <w:rFonts w:ascii="Times New Roman" w:hAnsi="Times New Roman" w:cs="Times New Roman"/>
+          <w:lang w:val="tr-TR"/>
+        </w:rPr>
+        <w:t xml:space="preserve">, SO</w:t>
+      </w:r>
+      <w:r>
+        <w:rPr>
+          <w:rFonts w:ascii="Times New Roman" w:hAnsi="Times New Roman" w:cs="Times New Roman"/>
+          <w:lang w:val="tr-TR"/>
+          <w:vertAlign w:val="subscript"/>
+        </w:rPr>
+        <w:t xml:space="preserve">3</w:t>
+      </w:r>
+      <w:r>
+        <w:rPr>
+          <w:rFonts w:ascii="Times New Roman" w:hAnsi="Times New Roman" w:cs="Times New Roman"/>
+          <w:lang w:val="tr-TR"/>
+        </w:rPr>
+        <w:t xml:space="preserve">, NO</w:t>
+      </w:r>
+      <w:r>
+        <w:rPr>
+          <w:rFonts w:ascii="Times New Roman" w:hAnsi="Times New Roman" w:cs="Times New Roman"/>
+          <w:lang w:val="tr-TR"/>
+          <w:vertAlign w:val="subscript"/>
+        </w:rPr>
+        <w:t xml:space="preserve">2</w:t>
+      </w:r>
+      <w:r>
+        <w:rPr>
+          <w:rFonts w:ascii="Times New Roman" w:hAnsi="Times New Roman" w:cs="Times New Roman"/>
+          <w:lang w:val="tr-TR"/>
+        </w:rPr>
+        <w:t xml:space="preserve">, P</w:t>
+      </w:r>
+      <w:r>
+        <w:rPr>
+          <w:rFonts w:ascii="Times New Roman" w:hAnsi="Times New Roman" w:cs="Times New Roman"/>
+          <w:lang w:val="tr-TR"/>
+          <w:vertAlign w:val="subscript"/>
+        </w:rPr>
+        <w:t xml:space="preserve">4</w:t>
+      </w:r>
+      <w:r>
+        <w:rPr>
+          <w:rFonts w:ascii="Times New Roman" w:hAnsi="Times New Roman" w:cs="Times New Roman"/>
+          <w:lang w:val="tr-TR"/>
+        </w:rPr>
+        <w:t xml:space="preserve">O</w:t>
+      </w:r>
+      <w:r>
+        <w:rPr>
+          <w:rFonts w:ascii="Times New Roman" w:hAnsi="Times New Roman" w:cs="Times New Roman"/>
+          <w:lang w:val="tr-TR"/>
+          <w:vertAlign w:val="subscript"/>
+        </w:rPr>
+        <w:t xml:space="preserve">10</w:t>
+      </w:r>
+      <w:r>
+        <w:rPr>
+          <w:rFonts w:ascii="Times New Roman" w:hAnsi="Times New Roman" w:cs="Times New Roman"/>
+          <w:lang w:val="tr-TR"/>
+        </w:rPr>
+        <w:t xml:space="preserve"> gibi ametal oksitler suyla tepkimeye girerek asit oluşturur. Bu nedenle bu oksitlere asidik oksitler denir. Örneğin SO</w:t>
+      </w:r>
+      <w:r>
+        <w:rPr>
+          <w:rFonts w:ascii="Times New Roman" w:hAnsi="Times New Roman" w:cs="Times New Roman"/>
+          <w:lang w:val="tr-TR"/>
+          <w:vertAlign w:val="subscript"/>
+        </w:rPr>
+        <w:t xml:space="preserve">3</w:t>
+      </w:r>
+      <w:r>
+        <w:rPr>
+          <w:rFonts w:ascii="Times New Roman" w:hAnsi="Times New Roman" w:cs="Times New Roman"/>
+          <w:lang w:val="tr-TR"/>
+        </w:rPr>
+        <w:t xml:space="preserve"> suyla H</w:t>
+      </w:r>
+      <w:r>
+        <w:rPr>
+          <w:rFonts w:ascii="Times New Roman" w:hAnsi="Times New Roman" w:cs="Times New Roman"/>
+          <w:lang w:val="tr-TR"/>
+          <w:vertAlign w:val="subscript"/>
+        </w:rPr>
+        <w:t xml:space="preserve">2</w:t>
+      </w:r>
+      <w:r>
+        <w:rPr>
+          <w:rFonts w:ascii="Times New Roman" w:hAnsi="Times New Roman" w:cs="Times New Roman"/>
+          <w:lang w:val="tr-TR"/>
+        </w:rPr>
+        <w:t xml:space="preserve">SO</w:t>
+      </w:r>
+      <w:r>
+        <w:rPr>
+          <w:rFonts w:ascii="Times New Roman" w:hAnsi="Times New Roman" w:cs="Times New Roman"/>
+          <w:lang w:val="tr-TR"/>
+          <w:vertAlign w:val="subscript"/>
+        </w:rPr>
+        <w:t xml:space="preserve">4</w:t>
+      </w:r>
+      <w:r>
+        <w:rPr>
+          <w:rFonts w:ascii="Times New Roman" w:hAnsi="Times New Roman" w:cs="Times New Roman"/>
+          <w:lang w:val="tr-TR"/>
+        </w:rPr>
+        <w:t xml:space="preserve">, CO</w:t>
+      </w:r>
+      <w:r>
+        <w:rPr>
+          <w:rFonts w:ascii="Times New Roman" w:hAnsi="Times New Roman" w:cs="Times New Roman"/>
+          <w:lang w:val="tr-TR"/>
+          <w:vertAlign w:val="subscript"/>
+        </w:rPr>
+        <w:t xml:space="preserve">2</w:t>
+      </w:r>
+      <w:r>
+        <w:rPr>
+          <w:rFonts w:ascii="Times New Roman" w:hAnsi="Times New Roman" w:cs="Times New Roman"/>
+          <w:lang w:val="tr-TR"/>
+        </w:rPr>
+        <w:t xml:space="preserve"> ise H</w:t>
+      </w:r>
+      <w:r>
+        <w:rPr>
+          <w:rFonts w:ascii="Times New Roman" w:hAnsi="Times New Roman" w:cs="Times New Roman"/>
+          <w:lang w:val="tr-TR"/>
+          <w:vertAlign w:val="subscript"/>
+        </w:rPr>
+        <w:t xml:space="preserve">2</w:t>
+      </w:r>
+      <w:r>
+        <w:rPr>
+          <w:rFonts w:ascii="Times New Roman" w:hAnsi="Times New Roman" w:cs="Times New Roman"/>
+          <w:lang w:val="tr-TR"/>
+        </w:rPr>
+        <w:t xml:space="preserve">CO</w:t>
+      </w:r>
+      <w:r>
+        <w:rPr>
+          <w:rFonts w:ascii="Times New Roman" w:hAnsi="Times New Roman" w:cs="Times New Roman"/>
+          <w:lang w:val="tr-TR"/>
+          <w:vertAlign w:val="subscript"/>
+        </w:rPr>
+        <w:t xml:space="preserve">3</w:t>
+      </w:r>
+      <w:r>
+        <w:rPr>
+          <w:rFonts w:ascii="Times New Roman" w:hAnsi="Times New Roman" w:cs="Times New Roman"/>
+          <w:lang w:val="tr-TR"/>
+        </w:rPr>
+        <w:t xml:space="preserve"> oluşturur. Fosil yakıtların yanmasıyla atmosfere salınan SO</w:t>
+      </w:r>
+      <w:r>
+        <w:rPr>
+          <w:rFonts w:ascii="Times New Roman" w:hAnsi="Times New Roman" w:cs="Times New Roman"/>
+          <w:lang w:val="tr-TR"/>
+          <w:vertAlign w:val="subscript"/>
+        </w:rPr>
+        <w:t xml:space="preserve">2</w:t>
+      </w:r>
+      <w:r>
+        <w:rPr>
+          <w:rFonts w:ascii="Times New Roman" w:hAnsi="Times New Roman" w:cs="Times New Roman"/>
+          <w:lang w:val="tr-TR"/>
+        </w:rPr>
+        <w:t xml:space="preserve"> ve azot oksitlerin yağmur suyunda çözünmesi asit yağmurlarına neden olur. Atmosferdeki CO</w:t>
+      </w:r>
+      <w:r>
+        <w:rPr>
+          <w:rFonts w:ascii="Times New Roman" w:hAnsi="Times New Roman" w:cs="Times New Roman"/>
+          <w:lang w:val="tr-TR"/>
+          <w:vertAlign w:val="subscript"/>
+        </w:rPr>
+        <w:t xml:space="preserve">2</w:t>
+      </w:r>
+      <w:r>
+        <w:rPr>
+          <w:rFonts w:ascii="Times New Roman" w:hAnsi="Times New Roman" w:cs="Times New Roman"/>
+          <w:lang w:val="tr-TR"/>
+        </w:rPr>
+        <w:t xml:space="preserve">’nin okyanuslarda çözünmesi ise deniz suyunun pH değerini düşürür.</w:t>
+      </w:r>
+    </w:p>
+    <w:p>
+      <w:pPr>
+        <w:jc w:val="center"/>
+        <w:rPr>
+          <w:rFonts w:ascii="Times New Roman" w:hAnsi="Times New Roman" w:cs="Times New Roman"/>
+          <w:lang w:val="tr-TR"/>
+        </w:rPr>
+      </w:pPr>
+      <w:r>
+        <w:rPr>
+          <w:rFonts w:ascii="Times New Roman" w:hAnsi="Times New Roman" w:cs="Times New Roman"/>
+          <w:lang w:val="tr-TR"/>
+        </w:rPr>
+        <w:t xml:space="preserve">SO</w:t>
+      </w:r>
+      <w:r>
+        <w:rPr>
+          <w:rFonts w:ascii="Times New Roman" w:hAnsi="Times New Roman" w:cs="Times New Roman"/>
+          <w:vertAlign w:val="subscript"/>
+          <w:lang w:val="tr-TR"/>
+        </w:rPr>
+        <w:t xml:space="preserve">3</w:t>
+      </w:r>
+      <w:r>
+        <w:rPr>
+          <w:rFonts w:ascii="Times New Roman" w:hAnsi="Times New Roman" w:cs="Times New Roman"/>
+          <w:lang w:val="tr-TR"/>
+        </w:rPr>
+        <w:t xml:space="preserve">(g) + H</w:t>
+      </w:r>
+      <w:r>
+        <w:rPr>
+          <w:rFonts w:ascii="Times New Roman" w:hAnsi="Times New Roman" w:cs="Times New Roman"/>
+          <w:vertAlign w:val="subscript"/>
+          <w:lang w:val="tr-TR"/>
+        </w:rPr>
+        <w:t xml:space="preserve">2</w:t>
+      </w:r>
+      <w:r>
+        <w:rPr>
+          <w:rFonts w:ascii="Times New Roman" w:hAnsi="Times New Roman" w:cs="Times New Roman"/>
+          <w:lang w:val="tr-TR"/>
+        </w:rPr>
+        <w:t xml:space="preserve">O(s) → H</w:t>
+      </w:r>
+      <w:r>
+        <w:rPr>
+          <w:rFonts w:ascii="Times New Roman" w:hAnsi="Times New Roman" w:cs="Times New Roman"/>
+          <w:vertAlign w:val="subscript"/>
+          <w:lang w:val="tr-TR"/>
+        </w:rPr>
+        <w:t xml:space="preserve">2</w:t>
+      </w:r>
+      <w:r>
+        <w:rPr>
+          <w:rFonts w:ascii="Times New Roman" w:hAnsi="Times New Roman" w:cs="Times New Roman"/>
+          <w:lang w:val="tr-TR"/>
+        </w:rPr>
+        <w:t xml:space="preserve">SO</w:t>
+      </w:r>
+      <w:r>
+        <w:rPr>
+          <w:rFonts w:ascii="Times New Roman" w:hAnsi="Times New Roman" w:cs="Times New Roman"/>
+          <w:vertAlign w:val="subscript"/>
+          <w:lang w:val="tr-TR"/>
+        </w:rPr>
+        <w:t xml:space="preserve">4</w:t>
+      </w:r>
+      <w:r>
+        <w:rPr>
+          <w:rFonts w:ascii="Times New Roman" w:hAnsi="Times New Roman" w:cs="Times New Roman"/>
+          <w:lang w:val="tr-TR"/>
+        </w:rPr>
+        <w:t xml:space="preserve">(suda)          CO</w:t>
+      </w:r>
+      <w:r>
+        <w:rPr>
+          <w:rFonts w:ascii="Times New Roman" w:hAnsi="Times New Roman" w:cs="Times New Roman"/>
+          <w:vertAlign w:val="subscript"/>
+          <w:lang w:val="tr-TR"/>
+        </w:rPr>
+        <w:t xml:space="preserve">2</w:t>
+      </w:r>
+      <w:r>
+        <w:rPr>
+          <w:rFonts w:ascii="Times New Roman" w:hAnsi="Times New Roman" w:cs="Times New Roman"/>
+          <w:lang w:val="tr-TR"/>
+        </w:rPr>
+        <w:t xml:space="preserve">(g) + H</w:t>
+      </w:r>
+      <w:r>
+        <w:rPr>
+          <w:rFonts w:ascii="Times New Roman" w:hAnsi="Times New Roman" w:cs="Times New Roman"/>
+          <w:vertAlign w:val="subscript"/>
+          <w:lang w:val="tr-TR"/>
+        </w:rPr>
+        <w:t xml:space="preserve">2</w:t>
+      </w:r>
+      <w:r>
+        <w:rPr>
+          <w:rFonts w:ascii="Times New Roman" w:hAnsi="Times New Roman" w:cs="Times New Roman"/>
+          <w:lang w:val="tr-TR"/>
+        </w:rPr>
+        <w:t xml:space="preserve">O(s) ⇌ H</w:t>
+      </w:r>
+      <w:r>
+        <w:rPr>
+          <w:rFonts w:ascii="Times New Roman" w:hAnsi="Times New Roman" w:cs="Times New Roman"/>
+          <w:vertAlign w:val="subscript"/>
+          <w:lang w:val="tr-TR"/>
+        </w:rPr>
+        <w:t xml:space="preserve">2</w:t>
+      </w:r>
+      <w:r>
+        <w:rPr>
+          <w:rFonts w:ascii="Times New Roman" w:hAnsi="Times New Roman" w:cs="Times New Roman"/>
+          <w:lang w:val="tr-TR"/>
+        </w:rPr>
+        <w:t xml:space="preserve">CO</w:t>
+      </w:r>
+      <w:r>
+        <w:rPr>
+          <w:rFonts w:ascii="Times New Roman" w:hAnsi="Times New Roman" w:cs="Times New Roman"/>
+          <w:vertAlign w:val="subscript"/>
+          <w:lang w:val="tr-TR"/>
+        </w:rPr>
+        <w:t xml:space="preserve">3</w:t>
+      </w:r>
+      <w:r>
+        <w:rPr>
+          <w:rFonts w:ascii="Times New Roman" w:hAnsi="Times New Roman" w:cs="Times New Roman"/>
+          <w:lang w:val="tr-TR"/>
+        </w:rPr>
+        <w:t xml:space="preserve">(suda)</w:t>
+      </w:r>
+    </w:p>
+    <w:p>
+      <w:pPr>
+        <w:jc w:val="both"/>
+        <w:rPr>
+          <w:rFonts w:ascii="Times New Roman" w:hAnsi="Times New Roman" w:cs="Times New Roman"/>
+          <w:lang w:val="tr-TR"/>
+        </w:rPr>
+      </w:pPr>
+      <w:r>
+        <w:rPr>
+          <w:rFonts w:ascii="Times New Roman" w:hAnsi="Times New Roman" w:cs="Times New Roman"/>
+          <w:lang w:val="tr-TR"/>
+        </w:rPr>
+        <w:t xml:space="preserve">Asidik özellik gösteren ametal oksitlerde genellikle oksijen atomu sayısı ametal atomu sayısından fazladır. Oksijen atomu sayısı ametal atomu sayısına eşit ya da ondan az olan CO, NO ve N</w:t>
+      </w:r>
+      <w:r>
+        <w:rPr>
+          <w:rFonts w:ascii="Times New Roman" w:hAnsi="Times New Roman" w:cs="Times New Roman"/>
+          <w:vertAlign w:val="subscript"/>
+          <w:lang w:val="tr-TR"/>
+        </w:rPr>
+        <w:t xml:space="preserve">2</w:t>
+      </w:r>
+      <w:r>
+        <w:rPr>
+          <w:rFonts w:ascii="Times New Roman" w:hAnsi="Times New Roman" w:cs="Times New Roman"/>
+          <w:lang w:val="tr-TR"/>
+        </w:rPr>
+        <w:t xml:space="preserve">O gibi oksitler ise suyla asit oluşturmaz; bu oksitlere </w:t>
+      </w:r>
+      <w:r>
+        <w:rPr>
+          <w:rFonts w:ascii="Times New Roman" w:hAnsi="Times New Roman" w:cs="Times New Roman"/>
           <w:b/>
           <w:bCs/>
           <w:lang w:val="tr-TR"/>
         </w:rPr>
-        <w:t xml:space="preserve">Monofonksiyonel ve Polifonksiyonel Asit ve Bazlar:</w:t>
-      </w:r>
-      <w:r>
-        <w:rPr>
-          <w:rFonts w:ascii="Times New Roman" w:hAnsi="Times New Roman" w:cs="Times New Roman"/>
-          <w:lang w:val="tr-TR"/>
-        </w:rPr>
-        <w:t xml:space="preserve"> Bir molekülü suda yalnızca bir proton verebilen asitlere </w:t>
-      </w:r>
-      <w:r>
-        <w:rPr>
-          <w:rFonts w:ascii="Times New Roman" w:hAnsi="Times New Roman" w:cs="Times New Roman"/>
-          <w:b/>
-          <w:bCs/>
-          <w:lang w:val="tr-TR"/>
-        </w:rPr>
-        <w:t xml:space="preserve">monofonksiyonel</w:t>
-      </w:r>
-      <w:r>
-        <w:rPr>
-          <w:rFonts w:ascii="Times New Roman" w:hAnsi="Times New Roman" w:cs="Times New Roman"/>
-          <w:lang w:val="tr-TR"/>
-        </w:rPr>
-        <w:t xml:space="preserve"> (tek protonlu) asitler denir (HCl, HNO</w:t>
+        <w:t xml:space="preserve">nötr oksitler</w:t>
+      </w:r>
+      <w:r>
+        <w:rPr>
+          <w:rFonts w:ascii="Times New Roman" w:hAnsi="Times New Roman" w:cs="Times New Roman"/>
+          <w:lang w:val="tr-TR"/>
+        </w:rPr>
+        <w:t xml:space="preserve"> denir. Ametal oksitlerin asidik özelliği sanayide de kullanılır: Kükürtün yakılmasıyla elde edilen SO</w:t>
+      </w:r>
+      <w:r>
+        <w:rPr>
+          <w:rFonts w:ascii="Times New Roman" w:hAnsi="Times New Roman" w:cs="Times New Roman"/>
+          <w:vertAlign w:val="subscript"/>
+          <w:lang w:val="tr-TR"/>
+        </w:rPr>
+        <w:t xml:space="preserve">2</w:t>
+      </w:r>
+      <w:r>
+        <w:rPr>
+          <w:rFonts w:ascii="Times New Roman" w:hAnsi="Times New Roman" w:cs="Times New Roman"/>
+          <w:lang w:val="tr-TR"/>
+        </w:rPr>
+        <w:t xml:space="preserve">, SO</w:t>
       </w:r>
       <w:r>
         <w:rPr>
@@ -3082,38 +4134,7 @@
           <w:rFonts w:ascii="Times New Roman" w:hAnsi="Times New Roman" w:cs="Times New Roman"/>
           <w:lang w:val="tr-TR"/>
         </w:rPr>
-        <w:t xml:space="preserve">, CH</w:t>
-      </w:r>
-      <w:r>
-        <w:rPr>
-          <w:rFonts w:ascii="Times New Roman" w:hAnsi="Times New Roman" w:cs="Times New Roman"/>
-          <w:vertAlign w:val="subscript"/>
-          <w:lang w:val="tr-TR"/>
-        </w:rPr>
-        <w:t xml:space="preserve">3</w:t>
-      </w:r>
-      <w:r>
-        <w:rPr>
-          <w:rFonts w:ascii="Times New Roman" w:hAnsi="Times New Roman" w:cs="Times New Roman"/>
-          <w:lang w:val="tr-TR"/>
-        </w:rPr>
-        <w:t xml:space="preserve">COOH gibi). Bir molekülü birden fazla proton verebilen asitler ise </w:t>
-      </w:r>
-      <w:r>
-        <w:rPr>
-          <w:rFonts w:ascii="Times New Roman" w:hAnsi="Times New Roman" w:cs="Times New Roman"/>
-          <w:b/>
-          <w:bCs/>
-          <w:lang w:val="tr-TR"/>
-        </w:rPr>
-        <w:t xml:space="preserve">polifonksiyonel</w:t>
-      </w:r>
-      <w:r>
-        <w:rPr>
-          <w:rFonts w:ascii="Times New Roman" w:hAnsi="Times New Roman" w:cs="Times New Roman"/>
-          <w:lang w:val="tr-TR"/>
-        </w:rPr>
-        <w:t xml:space="preserve"> asitlerdir (H</w:t>
+        <w:t xml:space="preserve">’e yükseltgendikten sonra suyla tepkimeye sokularak gübre, pil ve boya üretiminde kullanılan sülfürik asit elde edilir. Gazlı içeceklere basınç altında CO</w:t>
       </w:r>
       <w:r>
         <w:rPr>
@@ -3128,519 +4149,11 @@
           <w:rFonts w:ascii="Times New Roman" w:hAnsi="Times New Roman" w:cs="Times New Roman"/>
           <w:lang w:val="tr-TR"/>
         </w:rPr>
-        <w:t xml:space="preserve">SO</w:t>
-      </w:r>
-      <w:r>
-        <w:rPr>
-          <w:rFonts w:ascii="Times New Roman" w:hAnsi="Times New Roman" w:cs="Times New Roman"/>
-          <w:vertAlign w:val="subscript"/>
-          <w:lang w:val="tr-TR"/>
-        </w:rPr>
-        <w:t xml:space="preserve">4</w:t>
-      </w:r>
-      <w:r>
-        <w:rPr>
-          <w:rFonts w:ascii="Times New Roman" w:hAnsi="Times New Roman" w:cs="Times New Roman"/>
-          <w:lang w:val="tr-TR"/>
-        </w:rPr>
-        <w:t xml:space="preserve">, H</w:t>
-      </w:r>
-      <w:r>
-        <w:rPr>
-          <w:rFonts w:ascii="Times New Roman" w:hAnsi="Times New Roman" w:cs="Times New Roman"/>
-          <w:vertAlign w:val="subscript"/>
-          <w:lang w:val="tr-TR"/>
-        </w:rPr>
-        <w:t xml:space="preserve">2</w:t>
-      </w:r>
-      <w:r>
-        <w:rPr>
-          <w:rFonts w:ascii="Times New Roman" w:hAnsi="Times New Roman" w:cs="Times New Roman"/>
-          <w:lang w:val="tr-TR"/>
-        </w:rPr>
-        <w:t xml:space="preserve">CO</w:t>
-      </w:r>
-      <w:r>
-        <w:rPr>
-          <w:rFonts w:ascii="Times New Roman" w:hAnsi="Times New Roman" w:cs="Times New Roman"/>
-          <w:vertAlign w:val="subscript"/>
-          <w:lang w:val="tr-TR"/>
-        </w:rPr>
-        <w:t xml:space="preserve">3</w:t>
-      </w:r>
-      <w:r>
-        <w:rPr>
-          <w:rFonts w:ascii="Times New Roman" w:hAnsi="Times New Roman" w:cs="Times New Roman"/>
-          <w:lang w:val="tr-TR"/>
-        </w:rPr>
-        <w:t xml:space="preserve">, H</w:t>
-      </w:r>
-      <w:r>
-        <w:rPr>
-          <w:rFonts w:ascii="Times New Roman" w:hAnsi="Times New Roman" w:cs="Times New Roman"/>
-          <w:vertAlign w:val="subscript"/>
-          <w:lang w:val="tr-TR"/>
-        </w:rPr>
-        <w:t xml:space="preserve">3</w:t>
-      </w:r>
-      <w:r>
-        <w:rPr>
-          <w:rFonts w:ascii="Times New Roman" w:hAnsi="Times New Roman" w:cs="Times New Roman"/>
-          <w:lang w:val="tr-TR"/>
-        </w:rPr>
-        <w:t xml:space="preserve">PO</w:t>
-      </w:r>
-      <w:r>
-        <w:rPr>
-          <w:rFonts w:ascii="Times New Roman" w:hAnsi="Times New Roman" w:cs="Times New Roman"/>
-          <w:vertAlign w:val="subscript"/>
-          <w:lang w:val="tr-TR"/>
-        </w:rPr>
-        <w:t xml:space="preserve">4</w:t>
-      </w:r>
-      <w:r>
-        <w:rPr>
-          <w:rFonts w:ascii="Times New Roman" w:hAnsi="Times New Roman" w:cs="Times New Roman"/>
-          <w:lang w:val="tr-TR"/>
-        </w:rPr>
-        <w:t xml:space="preserve"> gibi). Polifonksiyonel asitler protonlarını basamak basamak verir. Benzer şekilde bir formül birimi bir OH</w:t>
-      </w:r>
-      <w:r>
-        <w:rPr>
-          <w:rFonts w:ascii="Times New Roman" w:hAnsi="Times New Roman" w:cs="Times New Roman"/>
-          <w:vertAlign w:val="superscript"/>
-          <w:lang w:val="tr-TR"/>
-        </w:rPr>
-        <w:t xml:space="preserve">−</w:t>
-      </w:r>
-      <w:r>
-        <w:rPr>
-          <w:rFonts w:ascii="Times New Roman" w:hAnsi="Times New Roman" w:cs="Times New Roman"/>
-          <w:lang w:val="tr-TR"/>
-        </w:rPr>
-        <w:t xml:space="preserve"> iyonu veren NaOH, KOH monofonksiyonel; iki OH</w:t>
-      </w:r>
-      <w:r>
-        <w:rPr>
-          <w:rFonts w:ascii="Times New Roman" w:hAnsi="Times New Roman" w:cs="Times New Roman"/>
-          <w:vertAlign w:val="superscript"/>
-          <w:lang w:val="tr-TR"/>
-        </w:rPr>
-        <w:t xml:space="preserve">−</w:t>
-      </w:r>
-      <w:r>
-        <w:rPr>
-          <w:rFonts w:ascii="Times New Roman" w:hAnsi="Times New Roman" w:cs="Times New Roman"/>
-          <w:lang w:val="tr-TR"/>
-        </w:rPr>
-        <w:t xml:space="preserve"> iyonu veren Ca(OH)</w:t>
-      </w:r>
-      <w:r>
-        <w:rPr>
-          <w:rFonts w:ascii="Times New Roman" w:hAnsi="Times New Roman" w:cs="Times New Roman"/>
-          <w:vertAlign w:val="subscript"/>
-          <w:lang w:val="tr-TR"/>
-        </w:rPr>
-        <w:t xml:space="preserve">2</w:t>
-      </w:r>
-      <w:r>
-        <w:rPr>
-          <w:rFonts w:ascii="Times New Roman" w:hAnsi="Times New Roman" w:cs="Times New Roman"/>
-          <w:lang w:val="tr-TR"/>
-        </w:rPr>
-        <w:t xml:space="preserve">, Ba(OH)</w:t>
-      </w:r>
-      <w:r>
-        <w:rPr>
-          <w:rFonts w:ascii="Times New Roman" w:hAnsi="Times New Roman" w:cs="Times New Roman"/>
-          <w:vertAlign w:val="subscript"/>
-          <w:lang w:val="tr-TR"/>
-        </w:rPr>
-        <w:t xml:space="preserve">2</w:t>
-      </w:r>
-      <w:r>
-        <w:rPr>
-          <w:rFonts w:ascii="Times New Roman" w:hAnsi="Times New Roman" w:cs="Times New Roman"/>
-          <w:lang w:val="tr-TR"/>
-        </w:rPr>
-        <w:t xml:space="preserve"> ise polifonksiyonel bazlardır. CH</w:t>
-      </w:r>
-      <w:r>
-        <w:rPr>
-          <w:rFonts w:ascii="Times New Roman" w:hAnsi="Times New Roman" w:cs="Times New Roman"/>
-          <w:vertAlign w:val="subscript"/>
-          <w:lang w:val="tr-TR"/>
-        </w:rPr>
-        <w:t xml:space="preserve">3</w:t>
-      </w:r>
-      <w:r>
-        <w:rPr>
-          <w:rFonts w:ascii="Times New Roman" w:hAnsi="Times New Roman" w:cs="Times New Roman"/>
-          <w:lang w:val="tr-TR"/>
-        </w:rPr>
-        <w:t xml:space="preserve">COOH’ta dört hidrojen atomu bulunmasına rağmen yalnızca karboksil grubundaki (−COOH) hidrojen proton olarak verilebildiği için asetik asit monofonksiyoneldir.</w:t>
+        <w:t xml:space="preserve"> eklenmesi ise içeceğin hafif asidik tadını oluşturur.</w:t>
       </w:r>
     </w:p>
     <w:p>
       <w:pPr>
-        <w:jc w:val="center"/>
-        <w:rPr>
-          <w:rFonts w:ascii="Times New Roman" w:hAnsi="Times New Roman" w:cs="Times New Roman"/>
-          <w:lang w:val="tr-TR"/>
-        </w:rPr>
-      </w:pPr>
-      <w:r>
-        <w:rPr>
-          <w:rFonts w:ascii="Times New Roman" w:hAnsi="Times New Roman" w:cs="Times New Roman"/>
-          <w:lang w:val="tr-TR"/>
-        </w:rPr>
-        <w:t xml:space="preserve">H</w:t>
-      </w:r>
-      <w:r>
-        <w:rPr>
-          <w:rFonts w:ascii="Times New Roman" w:hAnsi="Times New Roman" w:cs="Times New Roman"/>
-          <w:vertAlign w:val="subscript"/>
-          <w:lang w:val="tr-TR"/>
-        </w:rPr>
-        <w:t xml:space="preserve">3</w:t>
-      </w:r>
-      <w:r>
-        <w:rPr>
-          <w:rFonts w:ascii="Times New Roman" w:hAnsi="Times New Roman" w:cs="Times New Roman"/>
-          <w:lang w:val="tr-TR"/>
-        </w:rPr>
-        <w:t xml:space="preserve">PO</w:t>
-      </w:r>
-      <w:r>
-        <w:rPr>
-          <w:rFonts w:ascii="Times New Roman" w:hAnsi="Times New Roman" w:cs="Times New Roman"/>
-          <w:vertAlign w:val="subscript"/>
-          <w:lang w:val="tr-TR"/>
-        </w:rPr>
-        <w:t xml:space="preserve">4</w:t>
-      </w:r>
-      <w:r>
-        <w:rPr>
-          <w:rFonts w:ascii="Times New Roman" w:hAnsi="Times New Roman" w:cs="Times New Roman"/>
-          <w:lang w:val="tr-TR"/>
-        </w:rPr>
-        <w:t xml:space="preserve">(suda) + H</w:t>
-      </w:r>
-      <w:r>
-        <w:rPr>
-          <w:rFonts w:ascii="Times New Roman" w:hAnsi="Times New Roman" w:cs="Times New Roman"/>
-          <w:vertAlign w:val="subscript"/>
-          <w:lang w:val="tr-TR"/>
-        </w:rPr>
-        <w:t xml:space="preserve">2</w:t>
-      </w:r>
-      <w:r>
-        <w:rPr>
-          <w:rFonts w:ascii="Times New Roman" w:hAnsi="Times New Roman" w:cs="Times New Roman"/>
-          <w:lang w:val="tr-TR"/>
-        </w:rPr>
-        <w:t xml:space="preserve">O(s) ⇌ H</w:t>
-      </w:r>
-      <w:r>
-        <w:rPr>
-          <w:rFonts w:ascii="Times New Roman" w:hAnsi="Times New Roman" w:cs="Times New Roman"/>
-          <w:vertAlign w:val="subscript"/>
-          <w:lang w:val="tr-TR"/>
-        </w:rPr>
-        <w:t xml:space="preserve">2</w:t>
-      </w:r>
-      <w:r>
-        <w:rPr>
-          <w:rFonts w:ascii="Times New Roman" w:hAnsi="Times New Roman" w:cs="Times New Roman"/>
-          <w:lang w:val="tr-TR"/>
-        </w:rPr>
-        <w:t xml:space="preserve">PO</w:t>
-      </w:r>
-      <w:r>
-        <w:rPr>
-          <w:rFonts w:ascii="Times New Roman" w:hAnsi="Times New Roman" w:cs="Times New Roman"/>
-          <w:vertAlign w:val="subscript"/>
-          <w:lang w:val="tr-TR"/>
-        </w:rPr>
-        <w:t xml:space="preserve">4</w:t>
-      </w:r>
-      <w:r>
-        <w:rPr>
-          <w:rFonts w:ascii="Times New Roman" w:hAnsi="Times New Roman" w:cs="Times New Roman"/>
-          <w:vertAlign w:val="superscript"/>
-          <w:lang w:val="tr-TR"/>
-        </w:rPr>
-        <w:t xml:space="preserve">−</w:t>
-      </w:r>
-      <w:r>
-        <w:rPr>
-          <w:rFonts w:ascii="Times New Roman" w:hAnsi="Times New Roman" w:cs="Times New Roman"/>
-          <w:lang w:val="tr-TR"/>
-        </w:rPr>
-        <w:t xml:space="preserve">(suda) + H</w:t>
-      </w:r>
-      <w:r>
-        <w:rPr>
-          <w:rFonts w:ascii="Times New Roman" w:hAnsi="Times New Roman" w:cs="Times New Roman"/>
-          <w:vertAlign w:val="subscript"/>
-          <w:lang w:val="tr-TR"/>
-        </w:rPr>
-        <w:t xml:space="preserve">3</w:t>
-      </w:r>
-      <w:r>
-        <w:rPr>
-          <w:rFonts w:ascii="Times New Roman" w:hAnsi="Times New Roman" w:cs="Times New Roman"/>
-          <w:lang w:val="tr-TR"/>
-        </w:rPr>
-        <w:t xml:space="preserve">O</w:t>
-      </w:r>
-      <w:r>
-        <w:rPr>
-          <w:rFonts w:ascii="Times New Roman" w:hAnsi="Times New Roman" w:cs="Times New Roman"/>
-          <w:vertAlign w:val="superscript"/>
-          <w:lang w:val="tr-TR"/>
-        </w:rPr>
-        <w:t xml:space="preserve">+</w:t>
-      </w:r>
-      <w:r>
-        <w:rPr>
-          <w:rFonts w:ascii="Times New Roman" w:hAnsi="Times New Roman" w:cs="Times New Roman"/>
-          <w:lang w:val="tr-TR"/>
-        </w:rPr>
-        <w:t xml:space="preserve">(suda)</w:t>
-      </w:r>
-    </w:p>
-    <w:p>
-      <w:pPr>
-        <w:jc w:val="center"/>
-        <w:rPr>
-          <w:rFonts w:ascii="Times New Roman" w:hAnsi="Times New Roman" w:cs="Times New Roman"/>
-          <w:lang w:val="tr-TR"/>
-        </w:rPr>
-      </w:pPr>
-      <w:r>
-        <w:rPr>
-          <w:rFonts w:ascii="Times New Roman" w:hAnsi="Times New Roman" w:cs="Times New Roman"/>
-          <w:lang w:val="tr-TR"/>
-        </w:rPr>
-        <w:t xml:space="preserve">H</w:t>
-      </w:r>
-      <w:r>
-        <w:rPr>
-          <w:rFonts w:ascii="Times New Roman" w:hAnsi="Times New Roman" w:cs="Times New Roman"/>
-          <w:vertAlign w:val="subscript"/>
-          <w:lang w:val="tr-TR"/>
-        </w:rPr>
-        <w:t xml:space="preserve">2</w:t>
-      </w:r>
-      <w:r>
-        <w:rPr>
-          <w:rFonts w:ascii="Times New Roman" w:hAnsi="Times New Roman" w:cs="Times New Roman"/>
-          <w:lang w:val="tr-TR"/>
-        </w:rPr>
-        <w:t xml:space="preserve">PO</w:t>
-      </w:r>
-      <w:r>
-        <w:rPr>
-          <w:rFonts w:ascii="Times New Roman" w:hAnsi="Times New Roman" w:cs="Times New Roman"/>
-          <w:vertAlign w:val="subscript"/>
-          <w:lang w:val="tr-TR"/>
-        </w:rPr>
-        <w:t xml:space="preserve">4</w:t>
-      </w:r>
-      <w:r>
-        <w:rPr>
-          <w:rFonts w:ascii="Times New Roman" w:hAnsi="Times New Roman" w:cs="Times New Roman"/>
-          <w:vertAlign w:val="superscript"/>
-          <w:lang w:val="tr-TR"/>
-        </w:rPr>
-        <w:t xml:space="preserve">−</w:t>
-      </w:r>
-      <w:r>
-        <w:rPr>
-          <w:rFonts w:ascii="Times New Roman" w:hAnsi="Times New Roman" w:cs="Times New Roman"/>
-          <w:lang w:val="tr-TR"/>
-        </w:rPr>
-        <w:t xml:space="preserve">(suda) + H</w:t>
-      </w:r>
-      <w:r>
-        <w:rPr>
-          <w:rFonts w:ascii="Times New Roman" w:hAnsi="Times New Roman" w:cs="Times New Roman"/>
-          <w:vertAlign w:val="subscript"/>
-          <w:lang w:val="tr-TR"/>
-        </w:rPr>
-        <w:t xml:space="preserve">2</w:t>
-      </w:r>
-      <w:r>
-        <w:rPr>
-          <w:rFonts w:ascii="Times New Roman" w:hAnsi="Times New Roman" w:cs="Times New Roman"/>
-          <w:lang w:val="tr-TR"/>
-        </w:rPr>
-        <w:t xml:space="preserve">O(s) ⇌ HPO</w:t>
-      </w:r>
-      <w:r>
-        <w:rPr>
-          <w:rFonts w:ascii="Times New Roman" w:hAnsi="Times New Roman" w:cs="Times New Roman"/>
-          <w:vertAlign w:val="subscript"/>
-          <w:lang w:val="tr-TR"/>
-        </w:rPr>
-        <w:t xml:space="preserve">4</w:t>
-      </w:r>
-      <w:r>
-        <w:rPr>
-          <w:rFonts w:ascii="Times New Roman" w:hAnsi="Times New Roman" w:cs="Times New Roman"/>
-          <w:vertAlign w:val="superscript"/>
-          <w:lang w:val="tr-TR"/>
-        </w:rPr>
-        <w:t xml:space="preserve">2−</w:t>
-      </w:r>
-      <w:r>
-        <w:rPr>
-          <w:rFonts w:ascii="Times New Roman" w:hAnsi="Times New Roman" w:cs="Times New Roman"/>
-          <w:lang w:val="tr-TR"/>
-        </w:rPr>
-        <w:t xml:space="preserve">(suda) + H</w:t>
-      </w:r>
-      <w:r>
-        <w:rPr>
-          <w:rFonts w:ascii="Times New Roman" w:hAnsi="Times New Roman" w:cs="Times New Roman"/>
-          <w:vertAlign w:val="subscript"/>
-          <w:lang w:val="tr-TR"/>
-        </w:rPr>
-        <w:t xml:space="preserve">3</w:t>
-      </w:r>
-      <w:r>
-        <w:rPr>
-          <w:rFonts w:ascii="Times New Roman" w:hAnsi="Times New Roman" w:cs="Times New Roman"/>
-          <w:lang w:val="tr-TR"/>
-        </w:rPr>
-        <w:t xml:space="preserve">O</w:t>
-      </w:r>
-      <w:r>
-        <w:rPr>
-          <w:rFonts w:ascii="Times New Roman" w:hAnsi="Times New Roman" w:cs="Times New Roman"/>
-          <w:vertAlign w:val="superscript"/>
-          <w:lang w:val="tr-TR"/>
-        </w:rPr>
-        <w:t xml:space="preserve">+</w:t>
-      </w:r>
-      <w:r>
-        <w:rPr>
-          <w:rFonts w:ascii="Times New Roman" w:hAnsi="Times New Roman" w:cs="Times New Roman"/>
-          <w:lang w:val="tr-TR"/>
-        </w:rPr>
-        <w:t xml:space="preserve">(suda)</w:t>
-      </w:r>
-    </w:p>
-    <w:p>
-      <w:pPr>
-        <w:jc w:val="center"/>
-        <w:rPr>
-          <w:rFonts w:ascii="Times New Roman" w:hAnsi="Times New Roman" w:cs="Times New Roman"/>
-          <w:lang w:val="tr-TR"/>
-        </w:rPr>
-      </w:pPr>
-      <w:r>
-        <w:rPr>
-          <w:rFonts w:ascii="Times New Roman" w:hAnsi="Times New Roman" w:cs="Times New Roman"/>
-          <w:lang w:val="tr-TR"/>
-        </w:rPr>
-        <w:t xml:space="preserve">HPO</w:t>
-      </w:r>
-      <w:r>
-        <w:rPr>
-          <w:rFonts w:ascii="Times New Roman" w:hAnsi="Times New Roman" w:cs="Times New Roman"/>
-          <w:vertAlign w:val="subscript"/>
-          <w:lang w:val="tr-TR"/>
-        </w:rPr>
-        <w:t xml:space="preserve">4</w:t>
-      </w:r>
-      <w:r>
-        <w:rPr>
-          <w:rFonts w:ascii="Times New Roman" w:hAnsi="Times New Roman" w:cs="Times New Roman"/>
-          <w:vertAlign w:val="superscript"/>
-          <w:lang w:val="tr-TR"/>
-        </w:rPr>
-        <w:t xml:space="preserve">2−</w:t>
-      </w:r>
-      <w:r>
-        <w:rPr>
-          <w:rFonts w:ascii="Times New Roman" w:hAnsi="Times New Roman" w:cs="Times New Roman"/>
-          <w:lang w:val="tr-TR"/>
-        </w:rPr>
-        <w:t xml:space="preserve">(suda) + H</w:t>
-      </w:r>
-      <w:r>
-        <w:rPr>
-          <w:rFonts w:ascii="Times New Roman" w:hAnsi="Times New Roman" w:cs="Times New Roman"/>
-          <w:vertAlign w:val="subscript"/>
-          <w:lang w:val="tr-TR"/>
-        </w:rPr>
-        <w:t xml:space="preserve">2</w:t>
-      </w:r>
-      <w:r>
-        <w:rPr>
-          <w:rFonts w:ascii="Times New Roman" w:hAnsi="Times New Roman" w:cs="Times New Roman"/>
-          <w:lang w:val="tr-TR"/>
-        </w:rPr>
-        <w:t xml:space="preserve">O(s) ⇌ PO</w:t>
-      </w:r>
-      <w:r>
-        <w:rPr>
-          <w:rFonts w:ascii="Times New Roman" w:hAnsi="Times New Roman" w:cs="Times New Roman"/>
-          <w:vertAlign w:val="subscript"/>
-          <w:lang w:val="tr-TR"/>
-        </w:rPr>
-        <w:t xml:space="preserve">4</w:t>
-      </w:r>
-      <w:r>
-        <w:rPr>
-          <w:rFonts w:ascii="Times New Roman" w:hAnsi="Times New Roman" w:cs="Times New Roman"/>
-          <w:vertAlign w:val="superscript"/>
-          <w:lang w:val="tr-TR"/>
-        </w:rPr>
-        <w:t xml:space="preserve">3−</w:t>
-      </w:r>
-      <w:r>
-        <w:rPr>
-          <w:rFonts w:ascii="Times New Roman" w:hAnsi="Times New Roman" w:cs="Times New Roman"/>
-          <w:lang w:val="tr-TR"/>
-        </w:rPr>
-        <w:t xml:space="preserve">(suda) + H</w:t>
-      </w:r>
-      <w:r>
-        <w:rPr>
-          <w:rFonts w:ascii="Times New Roman" w:hAnsi="Times New Roman" w:cs="Times New Roman"/>
-          <w:vertAlign w:val="subscript"/>
-          <w:lang w:val="tr-TR"/>
-        </w:rPr>
-        <w:t xml:space="preserve">3</w:t>
-      </w:r>
-      <w:r>
-        <w:rPr>
-          <w:rFonts w:ascii="Times New Roman" w:hAnsi="Times New Roman" w:cs="Times New Roman"/>
-          <w:lang w:val="tr-TR"/>
-        </w:rPr>
-        <w:t xml:space="preserve">O</w:t>
-      </w:r>
-      <w:r>
-        <w:rPr>
-          <w:rFonts w:ascii="Times New Roman" w:hAnsi="Times New Roman" w:cs="Times New Roman"/>
-          <w:vertAlign w:val="superscript"/>
-          <w:lang w:val="tr-TR"/>
-        </w:rPr>
-        <w:t xml:space="preserve">+</w:t>
-      </w:r>
-      <w:r>
-        <w:rPr>
-          <w:rFonts w:ascii="Times New Roman" w:hAnsi="Times New Roman" w:cs="Times New Roman"/>
-          <w:lang w:val="tr-TR"/>
-        </w:rPr>
-        <w:t xml:space="preserve">(suda)</w:t>
-      </w:r>
-    </w:p>
-    <w:p>
-      <w:pPr>
         <w:jc w:val="both"/>
         <w:rPr>
           <w:rFonts w:ascii="Times New Roman" w:hAnsi="Times New Roman" w:cs="Times New Roman"/>
@@ -3650,510 +4163,15 @@
       <w:r>
         <w:rPr>
           <w:rFonts w:ascii="Times New Roman" w:hAnsi="Times New Roman" w:cs="Times New Roman"/>
-          <w:b/>
-          <w:bCs/>
-          <w:lang w:val="tr-TR"/>
-        </w:rPr>
-        <w:t xml:space="preserve">Ametal Oksitlerin Asidik Özelliği:</w:t>
-      </w:r>
-      <w:r>
-        <w:rPr>
-          <w:rFonts w:ascii="Times New Roman" w:hAnsi="Times New Roman" w:cs="Times New Roman"/>
-          <w:lang w:val="tr-TR"/>
-        </w:rPr>
-        <w:t xml:space="preserve"> CO</w:t>
-      </w:r>
-      <w:r>
-        <w:rPr>
-          <w:rFonts w:ascii="Times New Roman" w:hAnsi="Times New Roman" w:cs="Times New Roman"/>
-          <w:vertAlign w:val="subscript"/>
-          <w:lang w:val="tr-TR"/>
-        </w:rPr>
-        <w:t xml:space="preserve">2</w:t>
-      </w:r>
-      <w:r>
-        <w:rPr>
-          <w:rFonts w:ascii="Times New Roman" w:hAnsi="Times New Roman" w:cs="Times New Roman"/>
-          <w:lang w:val="tr-TR"/>
-        </w:rPr>
-        <w:t xml:space="preserve">, SO</w:t>
-      </w:r>
-      <w:r>
-        <w:rPr>
-          <w:rFonts w:ascii="Times New Roman" w:hAnsi="Times New Roman" w:cs="Times New Roman"/>
-          <w:vertAlign w:val="subscript"/>
-          <w:lang w:val="tr-TR"/>
-        </w:rPr>
-        <w:t xml:space="preserve">2</w:t>
-      </w:r>
-      <w:r>
-        <w:rPr>
-          <w:rFonts w:ascii="Times New Roman" w:hAnsi="Times New Roman" w:cs="Times New Roman"/>
-          <w:lang w:val="tr-TR"/>
-        </w:rPr>
-        <w:t xml:space="preserve">, SO</w:t>
-      </w:r>
-      <w:r>
-        <w:rPr>
-          <w:rFonts w:ascii="Times New Roman" w:hAnsi="Times New Roman" w:cs="Times New Roman"/>
-          <w:vertAlign w:val="subscript"/>
-          <w:lang w:val="tr-TR"/>
-        </w:rPr>
-        <w:t xml:space="preserve">3</w:t>
-      </w:r>
-      <w:r>
-        <w:rPr>
-          <w:rFonts w:ascii="Times New Roman" w:hAnsi="Times New Roman" w:cs="Times New Roman"/>
-          <w:lang w:val="tr-TR"/>
-        </w:rPr>
-        <w:t xml:space="preserve">, NO</w:t>
-      </w:r>
-      <w:r>
-        <w:rPr>
-          <w:rFonts w:ascii="Times New Roman" w:hAnsi="Times New Roman" w:cs="Times New Roman"/>
-          <w:vertAlign w:val="subscript"/>
-          <w:lang w:val="tr-TR"/>
-        </w:rPr>
-        <w:t xml:space="preserve">2</w:t>
-      </w:r>
-      <w:r>
-        <w:rPr>
-          <w:rFonts w:ascii="Times New Roman" w:hAnsi="Times New Roman" w:cs="Times New Roman"/>
-          <w:lang w:val="tr-TR"/>
-        </w:rPr>
-        <w:t xml:space="preserve">, P</w:t>
-      </w:r>
-      <w:r>
-        <w:rPr>
-          <w:rFonts w:ascii="Times New Roman" w:hAnsi="Times New Roman" w:cs="Times New Roman"/>
-          <w:vertAlign w:val="subscript"/>
-          <w:lang w:val="tr-TR"/>
-        </w:rPr>
-        <w:t xml:space="preserve">4</w:t>
-      </w:r>
-      <w:r>
-        <w:rPr>
-          <w:rFonts w:ascii="Times New Roman" w:hAnsi="Times New Roman" w:cs="Times New Roman"/>
-          <w:lang w:val="tr-TR"/>
-        </w:rPr>
-        <w:t xml:space="preserve">O</w:t>
-      </w:r>
-      <w:r>
-        <w:rPr>
-          <w:rFonts w:ascii="Times New Roman" w:hAnsi="Times New Roman" w:cs="Times New Roman"/>
-          <w:vertAlign w:val="subscript"/>
-          <w:lang w:val="tr-TR"/>
-        </w:rPr>
-        <w:t xml:space="preserve">10</w:t>
-      </w:r>
-      <w:r>
-        <w:rPr>
-          <w:rFonts w:ascii="Times New Roman" w:hAnsi="Times New Roman" w:cs="Times New Roman"/>
-          <w:lang w:val="tr-TR"/>
-        </w:rPr>
-        <w:t xml:space="preserve"> gibi ametal oksitler suyla tepkimeye girerek asit oluşturur. Bu nedenle bu oksitlere </w:t>
-      </w:r>
-      <w:r>
-        <w:rPr>
-          <w:rFonts w:ascii="Times New Roman" w:hAnsi="Times New Roman" w:cs="Times New Roman"/>
-          <w:b/>
-          <w:bCs/>
-          <w:lang w:val="tr-TR"/>
-        </w:rPr>
-        <w:t xml:space="preserve">asidik oksitler</w:t>
-      </w:r>
-      <w:r>
-        <w:rPr>
-          <w:rFonts w:ascii="Times New Roman" w:hAnsi="Times New Roman" w:cs="Times New Roman"/>
-          <w:lang w:val="tr-TR"/>
-        </w:rPr>
-        <w:t xml:space="preserve"> denir. Örneğin SO</w:t>
-      </w:r>
-      <w:r>
-        <w:rPr>
-          <w:rFonts w:ascii="Times New Roman" w:hAnsi="Times New Roman" w:cs="Times New Roman"/>
-          <w:vertAlign w:val="subscript"/>
-          <w:lang w:val="tr-TR"/>
-        </w:rPr>
-        <w:t xml:space="preserve">3</w:t>
-      </w:r>
-      <w:r>
-        <w:rPr>
-          <w:rFonts w:ascii="Times New Roman" w:hAnsi="Times New Roman" w:cs="Times New Roman"/>
-          <w:lang w:val="tr-TR"/>
-        </w:rPr>
-        <w:t xml:space="preserve"> suyla H</w:t>
-      </w:r>
-      <w:r>
-        <w:rPr>
-          <w:rFonts w:ascii="Times New Roman" w:hAnsi="Times New Roman" w:cs="Times New Roman"/>
-          <w:vertAlign w:val="subscript"/>
-          <w:lang w:val="tr-TR"/>
-        </w:rPr>
-        <w:t xml:space="preserve">2</w:t>
-      </w:r>
-      <w:r>
-        <w:rPr>
-          <w:rFonts w:ascii="Times New Roman" w:hAnsi="Times New Roman" w:cs="Times New Roman"/>
-          <w:lang w:val="tr-TR"/>
-        </w:rPr>
-        <w:t xml:space="preserve">SO</w:t>
-      </w:r>
-      <w:r>
-        <w:rPr>
-          <w:rFonts w:ascii="Times New Roman" w:hAnsi="Times New Roman" w:cs="Times New Roman"/>
-          <w:vertAlign w:val="subscript"/>
-          <w:lang w:val="tr-TR"/>
-        </w:rPr>
-        <w:t xml:space="preserve">4</w:t>
-      </w:r>
-      <w:r>
-        <w:rPr>
-          <w:rFonts w:ascii="Times New Roman" w:hAnsi="Times New Roman" w:cs="Times New Roman"/>
-          <w:lang w:val="tr-TR"/>
-        </w:rPr>
-        <w:t xml:space="preserve">, CO</w:t>
-      </w:r>
-      <w:r>
-        <w:rPr>
-          <w:rFonts w:ascii="Times New Roman" w:hAnsi="Times New Roman" w:cs="Times New Roman"/>
-          <w:vertAlign w:val="subscript"/>
-          <w:lang w:val="tr-TR"/>
-        </w:rPr>
-        <w:t xml:space="preserve">2</w:t>
-      </w:r>
-      <w:r>
-        <w:rPr>
-          <w:rFonts w:ascii="Times New Roman" w:hAnsi="Times New Roman" w:cs="Times New Roman"/>
-          <w:lang w:val="tr-TR"/>
-        </w:rPr>
-        <w:t xml:space="preserve"> ise H</w:t>
-      </w:r>
-      <w:r>
-        <w:rPr>
-          <w:rFonts w:ascii="Times New Roman" w:hAnsi="Times New Roman" w:cs="Times New Roman"/>
-          <w:vertAlign w:val="subscript"/>
-          <w:lang w:val="tr-TR"/>
-        </w:rPr>
-        <w:t xml:space="preserve">2</w:t>
-      </w:r>
-      <w:r>
-        <w:rPr>
-          <w:rFonts w:ascii="Times New Roman" w:hAnsi="Times New Roman" w:cs="Times New Roman"/>
-          <w:lang w:val="tr-TR"/>
-        </w:rPr>
-        <w:t xml:space="preserve">CO</w:t>
-      </w:r>
-      <w:r>
-        <w:rPr>
-          <w:rFonts w:ascii="Times New Roman" w:hAnsi="Times New Roman" w:cs="Times New Roman"/>
-          <w:vertAlign w:val="subscript"/>
-          <w:lang w:val="tr-TR"/>
-        </w:rPr>
-        <w:t xml:space="preserve">3</w:t>
-      </w:r>
-      <w:r>
-        <w:rPr>
-          <w:rFonts w:ascii="Times New Roman" w:hAnsi="Times New Roman" w:cs="Times New Roman"/>
-          <w:lang w:val="tr-TR"/>
-        </w:rPr>
-        <w:t xml:space="preserve"> oluşturur. Fosil yakıtların yanmasıyla atmosfere salınan SO</w:t>
-      </w:r>
-      <w:r>
-        <w:rPr>
-          <w:rFonts w:ascii="Times New Roman" w:hAnsi="Times New Roman" w:cs="Times New Roman"/>
-          <w:vertAlign w:val="subscript"/>
-          <w:lang w:val="tr-TR"/>
-        </w:rPr>
-        <w:t xml:space="preserve">2</w:t>
-      </w:r>
-      <w:r>
-        <w:rPr>
-          <w:rFonts w:ascii="Times New Roman" w:hAnsi="Times New Roman" w:cs="Times New Roman"/>
-          <w:lang w:val="tr-TR"/>
-        </w:rPr>
-        <w:t xml:space="preserve"> ve azot oksitlerin yağmur suyunda çözünmesi asit yağmurlarına neden olur. Atmosferdeki CO</w:t>
-      </w:r>
-      <w:r>
-        <w:rPr>
-          <w:rFonts w:ascii="Times New Roman" w:hAnsi="Times New Roman" w:cs="Times New Roman"/>
-          <w:vertAlign w:val="subscript"/>
-          <w:lang w:val="tr-TR"/>
-        </w:rPr>
-        <w:t xml:space="preserve">2</w:t>
-      </w:r>
-      <w:r>
-        <w:rPr>
-          <w:rFonts w:ascii="Times New Roman" w:hAnsi="Times New Roman" w:cs="Times New Roman"/>
-          <w:lang w:val="tr-TR"/>
-        </w:rPr>
-        <w:t xml:space="preserve">’nin okyanuslarda çözünmesi ise deniz suyunun pH değerini düşürür.</w:t>
-      </w:r>
-    </w:p>
-    <w:p>
-      <w:pPr>
-        <w:jc w:val="center"/>
-        <w:rPr>
-          <w:rFonts w:ascii="Times New Roman" w:hAnsi="Times New Roman" w:cs="Times New Roman"/>
-          <w:lang w:val="tr-TR"/>
-        </w:rPr>
-      </w:pPr>
-      <w:r>
-        <w:rPr>
-          <w:rFonts w:ascii="Times New Roman" w:hAnsi="Times New Roman" w:cs="Times New Roman"/>
-          <w:lang w:val="tr-TR"/>
-        </w:rPr>
-        <w:t xml:space="preserve">SO</w:t>
-      </w:r>
-      <w:r>
-        <w:rPr>
-          <w:rFonts w:ascii="Times New Roman" w:hAnsi="Times New Roman" w:cs="Times New Roman"/>
-          <w:vertAlign w:val="subscript"/>
-          <w:lang w:val="tr-TR"/>
-        </w:rPr>
-        <w:t xml:space="preserve">3</w:t>
-      </w:r>
-      <w:r>
-        <w:rPr>
-          <w:rFonts w:ascii="Times New Roman" w:hAnsi="Times New Roman" w:cs="Times New Roman"/>
-          <w:lang w:val="tr-TR"/>
-        </w:rPr>
-        <w:t xml:space="preserve">(g) + H</w:t>
-      </w:r>
-      <w:r>
-        <w:rPr>
-          <w:rFonts w:ascii="Times New Roman" w:hAnsi="Times New Roman" w:cs="Times New Roman"/>
-          <w:vertAlign w:val="subscript"/>
-          <w:lang w:val="tr-TR"/>
-        </w:rPr>
-        <w:t xml:space="preserve">2</w:t>
-      </w:r>
-      <w:r>
-        <w:rPr>
-          <w:rFonts w:ascii="Times New Roman" w:hAnsi="Times New Roman" w:cs="Times New Roman"/>
-          <w:lang w:val="tr-TR"/>
-        </w:rPr>
-        <w:t xml:space="preserve">O(s) → H</w:t>
-      </w:r>
-      <w:r>
-        <w:rPr>
-          <w:rFonts w:ascii="Times New Roman" w:hAnsi="Times New Roman" w:cs="Times New Roman"/>
-          <w:vertAlign w:val="subscript"/>
-          <w:lang w:val="tr-TR"/>
-        </w:rPr>
-        <w:t xml:space="preserve">2</w:t>
-      </w:r>
-      <w:r>
-        <w:rPr>
-          <w:rFonts w:ascii="Times New Roman" w:hAnsi="Times New Roman" w:cs="Times New Roman"/>
-          <w:lang w:val="tr-TR"/>
-        </w:rPr>
-        <w:t xml:space="preserve">SO</w:t>
-      </w:r>
-      <w:r>
-        <w:rPr>
-          <w:rFonts w:ascii="Times New Roman" w:hAnsi="Times New Roman" w:cs="Times New Roman"/>
-          <w:vertAlign w:val="subscript"/>
-          <w:lang w:val="tr-TR"/>
-        </w:rPr>
-        <w:t xml:space="preserve">4</w:t>
-      </w:r>
-      <w:r>
-        <w:rPr>
-          <w:rFonts w:ascii="Times New Roman" w:hAnsi="Times New Roman" w:cs="Times New Roman"/>
-          <w:lang w:val="tr-TR"/>
-        </w:rPr>
-        <w:t xml:space="preserve">(suda)          CO</w:t>
-      </w:r>
-      <w:r>
-        <w:rPr>
-          <w:rFonts w:ascii="Times New Roman" w:hAnsi="Times New Roman" w:cs="Times New Roman"/>
-          <w:vertAlign w:val="subscript"/>
-          <w:lang w:val="tr-TR"/>
-        </w:rPr>
-        <w:t xml:space="preserve">2</w:t>
-      </w:r>
-      <w:r>
-        <w:rPr>
-          <w:rFonts w:ascii="Times New Roman" w:hAnsi="Times New Roman" w:cs="Times New Roman"/>
-          <w:lang w:val="tr-TR"/>
-        </w:rPr>
-        <w:t xml:space="preserve">(g) + H</w:t>
-      </w:r>
-      <w:r>
-        <w:rPr>
-          <w:rFonts w:ascii="Times New Roman" w:hAnsi="Times New Roman" w:cs="Times New Roman"/>
-          <w:vertAlign w:val="subscript"/>
-          <w:lang w:val="tr-TR"/>
-        </w:rPr>
-        <w:t xml:space="preserve">2</w:t>
-      </w:r>
-      <w:r>
-        <w:rPr>
-          <w:rFonts w:ascii="Times New Roman" w:hAnsi="Times New Roman" w:cs="Times New Roman"/>
-          <w:lang w:val="tr-TR"/>
-        </w:rPr>
-        <w:t xml:space="preserve">O(s) ⇌ H</w:t>
-      </w:r>
-      <w:r>
-        <w:rPr>
-          <w:rFonts w:ascii="Times New Roman" w:hAnsi="Times New Roman" w:cs="Times New Roman"/>
-          <w:vertAlign w:val="subscript"/>
-          <w:lang w:val="tr-TR"/>
-        </w:rPr>
-        <w:t xml:space="preserve">2</w:t>
-      </w:r>
-      <w:r>
-        <w:rPr>
-          <w:rFonts w:ascii="Times New Roman" w:hAnsi="Times New Roman" w:cs="Times New Roman"/>
-          <w:lang w:val="tr-TR"/>
-        </w:rPr>
-        <w:t xml:space="preserve">CO</w:t>
-      </w:r>
-      <w:r>
-        <w:rPr>
-          <w:rFonts w:ascii="Times New Roman" w:hAnsi="Times New Roman" w:cs="Times New Roman"/>
-          <w:vertAlign w:val="subscript"/>
-          <w:lang w:val="tr-TR"/>
-        </w:rPr>
-        <w:t xml:space="preserve">3</w:t>
-      </w:r>
-      <w:r>
-        <w:rPr>
-          <w:rFonts w:ascii="Times New Roman" w:hAnsi="Times New Roman" w:cs="Times New Roman"/>
-          <w:lang w:val="tr-TR"/>
-        </w:rPr>
-        <w:t xml:space="preserve">(suda)</w:t>
-      </w:r>
-    </w:p>
-    <w:p>
-      <w:pPr>
-        <w:jc w:val="both"/>
-        <w:rPr>
-          <w:rFonts w:ascii="Times New Roman" w:hAnsi="Times New Roman" w:cs="Times New Roman"/>
-          <w:lang w:val="tr-TR"/>
-        </w:rPr>
-      </w:pPr>
-      <w:r>
-        <w:rPr>
-          <w:rFonts w:ascii="Times New Roman" w:hAnsi="Times New Roman" w:cs="Times New Roman"/>
-          <w:lang w:val="tr-TR"/>
-        </w:rPr>
-        <w:t xml:space="preserve">Asidik özellik gösteren ametal oksitlerde genellikle oksijen atomu sayısı ametal atomu sayısından fazladır. Oksijen atomu sayısı ametal atomu sayısına eşit ya da ondan az olan CO, NO ve N</w:t>
-      </w:r>
-      <w:r>
-        <w:rPr>
-          <w:rFonts w:ascii="Times New Roman" w:hAnsi="Times New Roman" w:cs="Times New Roman"/>
-          <w:vertAlign w:val="subscript"/>
-          <w:lang w:val="tr-TR"/>
-        </w:rPr>
-        <w:t xml:space="preserve">2</w:t>
-      </w:r>
-      <w:r>
-        <w:rPr>
-          <w:rFonts w:ascii="Times New Roman" w:hAnsi="Times New Roman" w:cs="Times New Roman"/>
-          <w:lang w:val="tr-TR"/>
-        </w:rPr>
-        <w:t xml:space="preserve">O gibi oksitler ise suyla asit oluşturmaz; bu oksitlere </w:t>
-      </w:r>
-      <w:r>
-        <w:rPr>
-          <w:rFonts w:ascii="Times New Roman" w:hAnsi="Times New Roman" w:cs="Times New Roman"/>
-          <w:b/>
-          <w:bCs/>
-          <w:lang w:val="tr-TR"/>
-        </w:rPr>
-        <w:t xml:space="preserve">nötr oksitler</w:t>
-      </w:r>
-      <w:r>
-        <w:rPr>
-          <w:rFonts w:ascii="Times New Roman" w:hAnsi="Times New Roman" w:cs="Times New Roman"/>
-          <w:lang w:val="tr-TR"/>
-        </w:rPr>
-        <w:t xml:space="preserve"> denir. Ametal oksitlerin asidik özelliği sanayide de kullanılır: Kükürtün yakılmasıyla elde edilen SO</w:t>
-      </w:r>
-      <w:r>
-        <w:rPr>
-          <w:rFonts w:ascii="Times New Roman" w:hAnsi="Times New Roman" w:cs="Times New Roman"/>
-          <w:vertAlign w:val="subscript"/>
-          <w:lang w:val="tr-TR"/>
-        </w:rPr>
-        <w:t xml:space="preserve">2</w:t>
-      </w:r>
-      <w:r>
-        <w:rPr>
-          <w:rFonts w:ascii="Times New Roman" w:hAnsi="Times New Roman" w:cs="Times New Roman"/>
-          <w:lang w:val="tr-TR"/>
-        </w:rPr>
-        <w:t xml:space="preserve">, SO</w:t>
-      </w:r>
-      <w:r>
-        <w:rPr>
-          <w:rFonts w:ascii="Times New Roman" w:hAnsi="Times New Roman" w:cs="Times New Roman"/>
-          <w:vertAlign w:val="subscript"/>
-          <w:lang w:val="tr-TR"/>
-        </w:rPr>
-        <w:t xml:space="preserve">3</w:t>
-      </w:r>
-      <w:r>
-        <w:rPr>
-          <w:rFonts w:ascii="Times New Roman" w:hAnsi="Times New Roman" w:cs="Times New Roman"/>
-          <w:lang w:val="tr-TR"/>
-        </w:rPr>
-        <w:t xml:space="preserve">’e yükseltgendikten sonra suyla tepkimeye sokularak gübre, pil ve boya üretiminde kullanılan sülfürik asit elde edilir. Gazlı içeceklere basınç altında CO</w:t>
-      </w:r>
-      <w:r>
-        <w:rPr>
-          <w:rFonts w:ascii="Times New Roman" w:hAnsi="Times New Roman" w:cs="Times New Roman"/>
-          <w:vertAlign w:val="subscript"/>
-          <w:lang w:val="tr-TR"/>
-        </w:rPr>
-        <w:t xml:space="preserve">2</w:t>
-      </w:r>
-      <w:r>
-        <w:rPr>
-          <w:rFonts w:ascii="Times New Roman" w:hAnsi="Times New Roman" w:cs="Times New Roman"/>
-          <w:lang w:val="tr-TR"/>
-        </w:rPr>
-        <w:t xml:space="preserve"> eklenmesi ise içeceğin hafif asidik tadını oluşturur.</w:t>
-      </w:r>
-    </w:p>
-    <w:p>
-      <w:pPr>
-        <w:jc w:val="both"/>
-        <w:rPr>
-          <w:rFonts w:ascii="Times New Roman" w:hAnsi="Times New Roman" w:cs="Times New Roman"/>
-          <w:lang w:val="tr-TR"/>
-        </w:rPr>
-      </w:pPr>
-      <w:r>
-        <w:rPr>
-          <w:rFonts w:ascii="Times New Roman" w:hAnsi="Times New Roman" w:cs="Times New Roman"/>
-          <w:lang w:val="tr-TR"/>
-        </w:rPr>
-        <w:t xml:space="preserve">Metallerin oksijenle oluşturduğu bileşiklerin büyük bölümü ise suyla birleştiğinde hidroksit, yani baz verir; bunlara </w:t>
-      </w:r>
-      <w:r>
-        <w:rPr>
-          <w:rFonts w:ascii="Times New Roman" w:hAnsi="Times New Roman" w:cs="Times New Roman"/>
-          <w:b/>
-          <w:bCs/>
-          <w:lang w:val="tr-TR"/>
-        </w:rPr>
-        <w:t xml:space="preserve">bazik oksitler</w:t>
-      </w:r>
-      <w:r>
-        <w:rPr>
-          <w:rFonts w:ascii="Times New Roman" w:hAnsi="Times New Roman" w:cs="Times New Roman"/>
-          <w:lang w:val="tr-TR"/>
-        </w:rPr>
-        <w:t xml:space="preserve"> denir. Örneğin sönmemiş kireç (CaO) suyla sönmüş kireci [Ca(OH)</w:t>
-      </w:r>
-      <w:r>
-        <w:rPr>
-          <w:rFonts w:ascii="Times New Roman" w:hAnsi="Times New Roman" w:cs="Times New Roman"/>
-          <w:vertAlign w:val="subscript"/>
-          <w:lang w:val="tr-TR"/>
+          <w:lang w:val="tr-TR"/>
+        </w:rPr>
+        <w:t xml:space="preserve">Peki metallerin oksitleri de suyla etkileştiğinde asit mi oluşturur? Metallerin oksijenle oluşturduğu bileşiklerin büyük bölümü ise suyla birleştiğinde hidroksit, yani baz verir; bunlara bazik oksitler denir. Örneğin sönmemiş kireç (CaO) suyla sönmüş kireci [Ca(OH)</w:t>
+      </w:r>
+      <w:r>
+        <w:rPr>
+          <w:rFonts w:ascii="Times New Roman" w:hAnsi="Times New Roman" w:cs="Times New Roman"/>
+          <w:lang w:val="tr-TR"/>
+          <w:vertAlign w:val="subscript"/>
         </w:rPr>
         <w:t xml:space="preserve">2</w:t>
       </w:r>

--- a/Kim11-2-7-Asit-Baz-Teorileri.docx
+++ b/Kim11-2-7-Asit-Baz-Teorileri.docx
@@ -41,8 +41,8 @@
       <w:r>
         <w:rPr>
           <w:rFonts w:ascii="Times New Roman" w:hAnsi="Times New Roman" w:cs="Times New Roman"/>
-          <w:vertAlign w:val="subscript"/>
-          <w:lang w:val="tr-TR"/>
+          <w:lang w:val="tr-TR"/>
+          <w:vertAlign w:val="subscript"/>
         </w:rPr>
         <w:t xml:space="preserve">3</w:t>
       </w:r>
@@ -56,8 +56,8 @@
       <w:r>
         <w:rPr>
           <w:rFonts w:ascii="Times New Roman" w:hAnsi="Times New Roman" w:cs="Times New Roman"/>
+          <w:lang w:val="tr-TR"/>
           <w:vertAlign w:val="superscript"/>
-          <w:lang w:val="tr-TR"/>
         </w:rPr>
         <w:t xml:space="preserve">−</w:t>
       </w:r>
@@ -66,7 +66,7 @@
           <w:rFonts w:ascii="Times New Roman" w:hAnsi="Times New Roman" w:cs="Times New Roman"/>
           <w:lang w:val="tr-TR"/>
         </w:rPr>
-        <w:t xml:space="preserve"> bulundurmadığı hâlde neden baz özelliği gösterir? Hidrojen klorür gazı ile amonyak gazı su olmayan bir ortamda tepkimeye girdiğinde (Görsel A) gerçekleşen olay bir asit-baz tepkimesi midir? Bir etkinlik yaparak asit ve baz teorilerini karşılaştırınız.</w:t>
+        <w:t xml:space="preserve"> bulundurmadığı hâlde neden baz özelliği gösterir? Hidrojen klorür gazı ile amonyak gazı su olmayan bir ortamda tepkimeye girdiğinde (Görsel A) gerçekleşen olay bir asit-baz tepkimesi midir? Bir etkinlik yaparak asit ve baz teorilerini karşılaştırınız. Analiz ve Keşif Atölyesi 2.7.’de tepkime denklemlerini ve alt mikro gösterimleri inceleyerek iki teorinin varsayımlarını belirleyecek, ardından bu teorilerin ortak ve ayrışan yönlerini listeleyerek karşılaştırma becerinizi kullanacaksınız. Bir tanımın hangi olayları açıklayıp hangilerinde yetersiz kaldığını sorgularken araştırmacı ve meraklı bir bakış açısı kazanacak, çalışkanlık değerinizi de desteklemiş olacaksınız.</w:t>
       </w:r>
     </w:p>
     <w:tbl>
@@ -1178,8 +1178,8 @@
       <w:r>
         <w:rPr>
           <w:rFonts w:ascii="Times New Roman" w:hAnsi="Times New Roman" w:cs="Times New Roman"/>
+          <w:lang w:val="tr-TR"/>
           <w:vertAlign w:val="superscript"/>
-          <w:lang w:val="tr-TR"/>
         </w:rPr>
         <w:t xml:space="preserve">+</w:t>
       </w:r>
@@ -1188,7 +1188,7 @@
           <w:rFonts w:ascii="Times New Roman" w:hAnsi="Times New Roman" w:cs="Times New Roman"/>
           <w:lang w:val="tr-TR"/>
         </w:rPr>
-        <w:t xml:space="preserve">) veren, baz proton alan maddedir. Her tepkimede proton veren ve proton alan türleri belirleyiniz.</w:t>
+        <w:t xml:space="preserve">) veren, baz proton alan maddedir. Her tepkimede proton veren ve proton alan türleri belirleyiniz. I ve III numaralı tepkimeler için Görsel B’deki alt mikro gösterimde protonun hangi tanecikten hangisine geçtiğini izleyerek sembolik denklemle karşılaştırınız.</w:t>
       </w:r>
     </w:p>
     <w:p>
@@ -1311,7 +1311,7 @@
           <w:rFonts w:ascii="Times New Roman" w:hAnsi="Times New Roman" w:cs="Times New Roman"/>
           <w:lang w:val="tr-TR"/>
         </w:rPr>
-        <w:t xml:space="preserve">Belirlediğiniz özelliklerden yararlanarak iki teorinin benzer ve farklı yönlerini aşağıdaki Venn diyagramına yazınız.</w:t>
+        <w:t xml:space="preserve">Belirlediğiniz özelliklerden yararlanarak iki teorinin benzer ve farklı yönlerini aşağıdaki Venn diyagramına yazınız. Benzerlikleri iki dairenin kesişim alanında, farklılıkları ise her teorinin kendi alanında madde madde listeleyiniz.</w:t>
       </w:r>
     </w:p>
     <w:tbl>
@@ -1513,8 +1513,8 @@
       <w:r>
         <w:rPr>
           <w:rFonts w:ascii="Times New Roman" w:hAnsi="Times New Roman" w:cs="Times New Roman"/>
-          <w:vertAlign w:val="subscript"/>
-          <w:lang w:val="tr-TR"/>
+          <w:lang w:val="tr-TR"/>
+          <w:vertAlign w:val="subscript"/>
         </w:rPr>
         <w:t xml:space="preserve">2</w:t>
       </w:r>
@@ -1523,7 +1523,7 @@
           <w:rFonts w:ascii="Times New Roman" w:hAnsi="Times New Roman" w:cs="Times New Roman"/>
           <w:lang w:val="tr-TR"/>
         </w:rPr>
-        <w:t xml:space="preserve"> gibi ametal oksitlerin sulu çözeltilerinin neden asidik özellik gösterdiğini açıklayınız.</w:t>
+        <w:t xml:space="preserve"> gibi ametal oksitlerin sulu çözeltilerinin neden asidik özellik gösterdiğini açıklayınız. Merak ettiğiniz noktaları soru hâline getiriniz, farklı açıklamalara açık olunuz ve görüşünüzü güvenilir kaynaklardan ya da deneysel verilerden yararlanarak sınayınız.</w:t>
       </w:r>
     </w:p>
     <w:p>

--- a/Kim11-2-7-Asit-Baz-Teorileri.docx
+++ b/Kim11-2-7-Asit-Baz-Teorileri.docx
@@ -999,18 +999,16 @@
       <w:r>
         <w:rPr>
           <w:rFonts w:ascii="Times New Roman" w:hAnsi="Times New Roman" w:cs="Times New Roman"/>
-          <w:b/>
-          <w:bCs/>
-          <w:lang w:val="tr-TR"/>
-        </w:rPr>
-        <w:t xml:space="preserve">Görsel B:</w:t>
-      </w:r>
-      <w:r>
-        <w:rPr>
-          <w:rFonts w:ascii="Times New Roman" w:hAnsi="Times New Roman" w:cs="Times New Roman"/>
-          <w:lang w:val="tr-TR"/>
-        </w:rPr>
-        <w:t xml:space="preserve"> I ve III numaralı tepkimelerin alt mikro gösterimi (Cl: yeşil, N: mavi, O: kırmızı, H: beyaz)</w:t>
+          <w:lang w:val="tr-TR"/>
+        </w:rPr>
+        <w:t xml:space="preserve">I ve III numaralı tepkimelerin alt mikro gösterimi (Cl: yeşil, N: mavi, O: kırmızı, H: beyaz)</w:t>
+      </w:r>
+      <w:r>
+        <w:rPr>
+          <w:rFonts w:ascii="Times New Roman" w:hAnsi="Times New Roman" w:cs="Times New Roman"/>
+          <w:lang w:val="tr-TR"/>
+        </w:rPr>
+        <w:t xml:space="preserve"/>
       </w:r>
     </w:p>
     <w:p>
@@ -1188,7 +1186,7 @@
           <w:rFonts w:ascii="Times New Roman" w:hAnsi="Times New Roman" w:cs="Times New Roman"/>
           <w:lang w:val="tr-TR"/>
         </w:rPr>
-        <w:t xml:space="preserve">) veren, baz proton alan maddedir. Her tepkimede proton veren ve proton alan türleri belirleyiniz. I ve III numaralı tepkimeler için Görsel B’deki alt mikro gösterimde protonun hangi tanecikten hangisine geçtiğini izleyerek sembolik denklemle karşılaştırınız.</w:t>
+        <w:t xml:space="preserve">) veren, baz proton alan maddedir. Her tepkimede proton veren ve proton alan türleri belirleyiniz. I ve III numaralı tepkimeler için yukarıdaki alt mikro gösterimde protonun hangi tanecikten hangisine geçtiğini izleyerek sembolik denklemle karşılaştırınız.</w:t>
       </w:r>
     </w:p>
     <w:p>
@@ -4354,7 +4352,7 @@
           <w:bCs/>
           <w:lang w:val="tr-TR"/>
         </w:rPr>
-        <w:t xml:space="preserve">Görsel C:</w:t>
+        <w:t xml:space="preserve">Görsel B:</w:t>
       </w:r>
       <w:r>
         <w:rPr>

--- a/Kim11-2-7-Asit-Baz-Teorileri.docx
+++ b/Kim11-2-7-Asit-Baz-Teorileri.docx
@@ -1506,7 +1506,7 @@
           <w:rFonts w:ascii="Times New Roman" w:hAnsi="Times New Roman" w:cs="Times New Roman"/>
           <w:lang w:val="tr-TR"/>
         </w:rPr>
-        <w:t xml:space="preserve">VI numaralı tepkimeyi inceleyerek CO</w:t>
+        <w:t xml:space="preserve">VI numaralı tepkimeyi ve aşağıdaki deneysel verileri inceleyiniz: 25 °C’de saf suyun pH değeri, havadaki CO</w:t>
       </w:r>
       <w:r>
         <w:rPr>
@@ -1521,7 +1521,67 @@
           <w:rFonts w:ascii="Times New Roman" w:hAnsi="Times New Roman" w:cs="Times New Roman"/>
           <w:lang w:val="tr-TR"/>
         </w:rPr>
-        <w:t xml:space="preserve"> gibi ametal oksitlerin sulu çözeltilerinin neden asidik özellik gösterdiğini açıklayınız. Merak ettiğiniz noktaları soru hâline getiriniz, farklı açıklamalara açık olunuz ve görüşünüzü güvenilir kaynaklardan ya da deneysel verilerden yararlanarak sınayınız.</w:t>
+        <w:t xml:space="preserve"> ile etkileştiğinde yaklaşık 5,6’ya, 1 atm basınçta CO</w:t>
+      </w:r>
+      <w:r>
+        <w:rPr>
+          <w:rFonts w:ascii="Times New Roman" w:hAnsi="Times New Roman" w:cs="Times New Roman"/>
+          <w:lang w:val="tr-TR"/>
+          <w:vertAlign w:val="subscript"/>
+        </w:rPr>
+        <w:t xml:space="preserve">2</w:t>
+      </w:r>
+      <w:r>
+        <w:rPr>
+          <w:rFonts w:ascii="Times New Roman" w:hAnsi="Times New Roman" w:cs="Times New Roman"/>
+          <w:lang w:val="tr-TR"/>
+        </w:rPr>
+        <w:t xml:space="preserve"> ile doyurulduğunda ise yaklaşık 3,9’a düşer. Kükürt yakılarak elde edilen SO</w:t>
+      </w:r>
+      <w:r>
+        <w:rPr>
+          <w:rFonts w:ascii="Times New Roman" w:hAnsi="Times New Roman" w:cs="Times New Roman"/>
+          <w:lang w:val="tr-TR"/>
+          <w:vertAlign w:val="subscript"/>
+        </w:rPr>
+        <w:t xml:space="preserve">2</w:t>
+      </w:r>
+      <w:r>
+        <w:rPr>
+          <w:rFonts w:ascii="Times New Roman" w:hAnsi="Times New Roman" w:cs="Times New Roman"/>
+          <w:lang w:val="tr-TR"/>
+        </w:rPr>
+        <w:t xml:space="preserve"> gazı suya geçirildiğinde bu suya batırılan mavi turnusol kâğıdı kırmızıya döner. Yapısında hidrojen bulunmayan CO</w:t>
+      </w:r>
+      <w:r>
+        <w:rPr>
+          <w:rFonts w:ascii="Times New Roman" w:hAnsi="Times New Roman" w:cs="Times New Roman"/>
+          <w:lang w:val="tr-TR"/>
+          <w:vertAlign w:val="subscript"/>
+        </w:rPr>
+        <w:t xml:space="preserve">2</w:t>
+      </w:r>
+      <w:r>
+        <w:rPr>
+          <w:rFonts w:ascii="Times New Roman" w:hAnsi="Times New Roman" w:cs="Times New Roman"/>
+          <w:lang w:val="tr-TR"/>
+        </w:rPr>
+        <w:t xml:space="preserve"> ve SO</w:t>
+      </w:r>
+      <w:r>
+        <w:rPr>
+          <w:rFonts w:ascii="Times New Roman" w:hAnsi="Times New Roman" w:cs="Times New Roman"/>
+          <w:lang w:val="tr-TR"/>
+          <w:vertAlign w:val="subscript"/>
+        </w:rPr>
+        <w:t xml:space="preserve">2</w:t>
+      </w:r>
+      <w:r>
+        <w:rPr>
+          <w:rFonts w:ascii="Times New Roman" w:hAnsi="Times New Roman" w:cs="Times New Roman"/>
+          <w:lang w:val="tr-TR"/>
+        </w:rPr>
+        <w:t xml:space="preserve"> gibi ametal oksitlerin sulu çözeltilerinin neden asidik özellik gösterdiğini denklemlerden ve verilerden yararlanarak açıklayınız. Bu açıklamayı Arrhenius ve Brønsted-Lowry teorilerinden hangisiyle yapabildiğinizi belirtiniz. Merak ettiğiniz noktaları soru hâline getiriniz, farklı açıklamalara açık olunuz ve görüşünüzü güvenilir kaynaklardan yararlanarak sınayınız.</w:t>
       </w:r>
     </w:p>
     <w:p>
@@ -1800,7 +1860,7 @@
           <w:rFonts w:ascii="Times New Roman" w:hAnsi="Times New Roman" w:cs="Times New Roman"/>
           <w:lang w:val="tr-TR"/>
         </w:rPr>
-        <w:t xml:space="preserve">Arrhenius Asit-Baz Teorisi: Analiz ve Keşif Atölyesi 2.7.’de tablodaki tepkimelerin yalnızca bir kısmını Arrhenius tanımıyla açıklayabildiğinizi fark ettiniz. Bunun nedeni, teorinin dayandığı varsayımlarda aranabilir. Arrhenius’a göre asitler suda çözündüğünde H</w:t>
+        <w:t xml:space="preserve">Arrhenius Asit-Baz Teorisi: Arrhenius teorisi asit ve bazları yalnızca sudaki davranışlarına göre tanımlar ve maddenin yapısında H ya da OH bulunmasını esas alır. Sulu çözeltide H</w:t>
       </w:r>
       <w:r>
         <w:rPr>
@@ -1815,7 +1875,22 @@
           <w:rFonts w:ascii="Times New Roman" w:hAnsi="Times New Roman" w:cs="Times New Roman"/>
           <w:lang w:val="tr-TR"/>
         </w:rPr>
-        <w:t xml:space="preserve"> iyonu, bazlar ise OH</w:t>
+        <w:t xml:space="preserve"> iyonu tek başına bulunmaz; bir su molekülüne bağlanarak hidronyum iyonunu (H</w:t>
+      </w:r>
+      <w:r>
+        <w:rPr>
+          <w:rFonts w:ascii="Times New Roman" w:hAnsi="Times New Roman" w:cs="Times New Roman"/>
+          <w:lang w:val="tr-TR"/>
+          <w:vertAlign w:val="subscript"/>
+        </w:rPr>
+        <w:t xml:space="preserve">3</w:t>
+      </w:r>
+      <w:r>
+        <w:rPr>
+          <w:rFonts w:ascii="Times New Roman" w:hAnsi="Times New Roman" w:cs="Times New Roman"/>
+          <w:lang w:val="tr-TR"/>
+        </w:rPr>
+        <w:t xml:space="preserve">O</w:t>
       </w:r>
       <w:r>
         <w:rPr>
@@ -1823,6 +1898,96 @@
           <w:lang w:val="tr-TR"/>
           <w:vertAlign w:val="superscript"/>
         </w:rPr>
+        <w:t xml:space="preserve">+</w:t>
+      </w:r>
+      <w:r>
+        <w:rPr>
+          <w:rFonts w:ascii="Times New Roman" w:hAnsi="Times New Roman" w:cs="Times New Roman"/>
+          <w:lang w:val="tr-TR"/>
+        </w:rPr>
+        <w:t xml:space="preserve">) oluşturur. Bu nedenle H</w:t>
+      </w:r>
+      <w:r>
+        <w:rPr>
+          <w:rFonts w:ascii="Times New Roman" w:hAnsi="Times New Roman" w:cs="Times New Roman"/>
+          <w:lang w:val="tr-TR"/>
+          <w:vertAlign w:val="superscript"/>
+        </w:rPr>
+        <w:t xml:space="preserve">+</w:t>
+      </w:r>
+      <w:r>
+        <w:rPr>
+          <w:rFonts w:ascii="Times New Roman" w:hAnsi="Times New Roman" w:cs="Times New Roman"/>
+          <w:lang w:val="tr-TR"/>
+        </w:rPr>
+        <w:t xml:space="preserve">(suda) ve H</w:t>
+      </w:r>
+      <w:r>
+        <w:rPr>
+          <w:rFonts w:ascii="Times New Roman" w:hAnsi="Times New Roman" w:cs="Times New Roman"/>
+          <w:lang w:val="tr-TR"/>
+          <w:vertAlign w:val="subscript"/>
+        </w:rPr>
+        <w:t xml:space="preserve">3</w:t>
+      </w:r>
+      <w:r>
+        <w:rPr>
+          <w:rFonts w:ascii="Times New Roman" w:hAnsi="Times New Roman" w:cs="Times New Roman"/>
+          <w:lang w:val="tr-TR"/>
+        </w:rPr>
+        <w:t xml:space="preserve">O</w:t>
+      </w:r>
+      <w:r>
+        <w:rPr>
+          <w:rFonts w:ascii="Times New Roman" w:hAnsi="Times New Roman" w:cs="Times New Roman"/>
+          <w:lang w:val="tr-TR"/>
+          <w:vertAlign w:val="superscript"/>
+        </w:rPr>
+        <w:t xml:space="preserve">+</w:t>
+      </w:r>
+      <w:r>
+        <w:rPr>
+          <w:rFonts w:ascii="Times New Roman" w:hAnsi="Times New Roman" w:cs="Times New Roman"/>
+          <w:lang w:val="tr-TR"/>
+        </w:rPr>
+        <w:t xml:space="preserve">(suda) gösterimleri aynı anlamda kullanılır. Arrhenius teorisi HNO</w:t>
+      </w:r>
+      <w:r>
+        <w:rPr>
+          <w:rFonts w:ascii="Times New Roman" w:hAnsi="Times New Roman" w:cs="Times New Roman"/>
+          <w:lang w:val="tr-TR"/>
+          <w:vertAlign w:val="subscript"/>
+        </w:rPr>
+        <w:t xml:space="preserve">3</w:t>
+      </w:r>
+      <w:r>
+        <w:rPr>
+          <w:rFonts w:ascii="Times New Roman" w:hAnsi="Times New Roman" w:cs="Times New Roman"/>
+          <w:lang w:val="tr-TR"/>
+        </w:rPr>
+        <w:t xml:space="preserve">, HBr, KOH, Ba(OH)</w:t>
+      </w:r>
+      <w:r>
+        <w:rPr>
+          <w:rFonts w:ascii="Times New Roman" w:hAnsi="Times New Roman" w:cs="Times New Roman"/>
+          <w:lang w:val="tr-TR"/>
+          <w:vertAlign w:val="subscript"/>
+        </w:rPr>
+        <w:t xml:space="preserve">2</w:t>
+      </w:r>
+      <w:r>
+        <w:rPr>
+          <w:rFonts w:ascii="Times New Roman" w:hAnsi="Times New Roman" w:cs="Times New Roman"/>
+          <w:lang w:val="tr-TR"/>
+        </w:rPr>
+        <w:t xml:space="preserve"> gibi maddelerin sudaki davranışlarını başarıyla açıklar. Ancak bu teori yalnızca sulu çözeltiler için geçerlidir. Yapısında OH</w:t>
+      </w:r>
+      <w:r>
+        <w:rPr>
+          <w:rFonts w:ascii="Times New Roman" w:hAnsi="Times New Roman" w:cs="Times New Roman"/>
+          <w:lang w:val="tr-TR"/>
+          <w:vertAlign w:val="superscript"/>
+        </w:rPr>
         <w:t xml:space="preserve">−</w:t>
       </w:r>
       <w:r>
@@ -1830,22 +1995,7 @@
           <w:rFonts w:ascii="Times New Roman" w:hAnsi="Times New Roman" w:cs="Times New Roman"/>
           <w:lang w:val="tr-TR"/>
         </w:rPr>
-        <w:t xml:space="preserve"> iyonu oluşturan maddelerdir. Sulu çözeltide H</w:t>
-      </w:r>
-      <w:r>
-        <w:rPr>
-          <w:rFonts w:ascii="Times New Roman" w:hAnsi="Times New Roman" w:cs="Times New Roman"/>
-          <w:lang w:val="tr-TR"/>
-          <w:vertAlign w:val="superscript"/>
-        </w:rPr>
-        <w:t xml:space="preserve">+</w:t>
-      </w:r>
-      <w:r>
-        <w:rPr>
-          <w:rFonts w:ascii="Times New Roman" w:hAnsi="Times New Roman" w:cs="Times New Roman"/>
-          <w:lang w:val="tr-TR"/>
-        </w:rPr>
-        <w:t xml:space="preserve"> iyonu tek başına bulunmaz; bir su molekülüne bağlanarak hidronyum iyonunu (H</w:t>
+        <w:t xml:space="preserve"> bulunmayan NH</w:t>
       </w:r>
       <w:r>
         <w:rPr>
@@ -1860,37 +2010,7 @@
           <w:rFonts w:ascii="Times New Roman" w:hAnsi="Times New Roman" w:cs="Times New Roman"/>
           <w:lang w:val="tr-TR"/>
         </w:rPr>
-        <w:t xml:space="preserve">O</w:t>
-      </w:r>
-      <w:r>
-        <w:rPr>
-          <w:rFonts w:ascii="Times New Roman" w:hAnsi="Times New Roman" w:cs="Times New Roman"/>
-          <w:lang w:val="tr-TR"/>
-          <w:vertAlign w:val="superscript"/>
-        </w:rPr>
-        <w:t xml:space="preserve">+</w:t>
-      </w:r>
-      <w:r>
-        <w:rPr>
-          <w:rFonts w:ascii="Times New Roman" w:hAnsi="Times New Roman" w:cs="Times New Roman"/>
-          <w:lang w:val="tr-TR"/>
-        </w:rPr>
-        <w:t xml:space="preserve">) oluşturur. Bu nedenle H</w:t>
-      </w:r>
-      <w:r>
-        <w:rPr>
-          <w:rFonts w:ascii="Times New Roman" w:hAnsi="Times New Roman" w:cs="Times New Roman"/>
-          <w:lang w:val="tr-TR"/>
-          <w:vertAlign w:val="superscript"/>
-        </w:rPr>
-        <w:t xml:space="preserve">+</w:t>
-      </w:r>
-      <w:r>
-        <w:rPr>
-          <w:rFonts w:ascii="Times New Roman" w:hAnsi="Times New Roman" w:cs="Times New Roman"/>
-          <w:lang w:val="tr-TR"/>
-        </w:rPr>
-        <w:t xml:space="preserve">(suda) ve H</w:t>
+        <w:t xml:space="preserve">, CH</w:t>
       </w:r>
       <w:r>
         <w:rPr>
@@ -1905,82 +2025,52 @@
           <w:rFonts w:ascii="Times New Roman" w:hAnsi="Times New Roman" w:cs="Times New Roman"/>
           <w:lang w:val="tr-TR"/>
         </w:rPr>
-        <w:t xml:space="preserve">O</w:t>
-      </w:r>
-      <w:r>
-        <w:rPr>
-          <w:rFonts w:ascii="Times New Roman" w:hAnsi="Times New Roman" w:cs="Times New Roman"/>
-          <w:lang w:val="tr-TR"/>
-          <w:vertAlign w:val="superscript"/>
-        </w:rPr>
-        <w:t xml:space="preserve">+</w:t>
-      </w:r>
-      <w:r>
-        <w:rPr>
-          <w:rFonts w:ascii="Times New Roman" w:hAnsi="Times New Roman" w:cs="Times New Roman"/>
-          <w:lang w:val="tr-TR"/>
-        </w:rPr>
-        <w:t xml:space="preserve">(suda) gösterimleri aynı anlamda kullanılır. Arrhenius teorisi HCl, HNO</w:t>
-      </w:r>
-      <w:r>
-        <w:rPr>
-          <w:rFonts w:ascii="Times New Roman" w:hAnsi="Times New Roman" w:cs="Times New Roman"/>
-          <w:lang w:val="tr-TR"/>
-          <w:vertAlign w:val="subscript"/>
-        </w:rPr>
-        <w:t xml:space="preserve">3</w:t>
-      </w:r>
-      <w:r>
-        <w:rPr>
-          <w:rFonts w:ascii="Times New Roman" w:hAnsi="Times New Roman" w:cs="Times New Roman"/>
-          <w:lang w:val="tr-TR"/>
-        </w:rPr>
-        <w:t xml:space="preserve">, NaOH, KOH gibi maddelerin davranışlarını başarıyla açıklar. Ancak bu teori yalnızca sulu çözeltiler için geçerlidir ve yapısında OH</w:t>
-      </w:r>
-      <w:r>
-        <w:rPr>
-          <w:rFonts w:ascii="Times New Roman" w:hAnsi="Times New Roman" w:cs="Times New Roman"/>
-          <w:lang w:val="tr-TR"/>
-          <w:vertAlign w:val="superscript"/>
-        </w:rPr>
-        <w:t xml:space="preserve">−</w:t>
-      </w:r>
-      <w:r>
-        <w:rPr>
-          <w:rFonts w:ascii="Times New Roman" w:hAnsi="Times New Roman" w:cs="Times New Roman"/>
-          <w:lang w:val="tr-TR"/>
-        </w:rPr>
-        <w:t xml:space="preserve"> bulunmayan NH</w:t>
-      </w:r>
-      <w:r>
-        <w:rPr>
-          <w:rFonts w:ascii="Times New Roman" w:hAnsi="Times New Roman" w:cs="Times New Roman"/>
-          <w:lang w:val="tr-TR"/>
-          <w:vertAlign w:val="subscript"/>
-        </w:rPr>
-        <w:t xml:space="preserve">3</w:t>
-      </w:r>
-      <w:r>
-        <w:rPr>
-          <w:rFonts w:ascii="Times New Roman" w:hAnsi="Times New Roman" w:cs="Times New Roman"/>
-          <w:lang w:val="tr-TR"/>
-        </w:rPr>
-        <w:t xml:space="preserve"> gibi maddelerin bazik özelliğini açıklayamaz. HCl(g) ile NH</w:t>
-      </w:r>
-      <w:r>
-        <w:rPr>
-          <w:rFonts w:ascii="Times New Roman" w:hAnsi="Times New Roman" w:cs="Times New Roman"/>
-          <w:lang w:val="tr-TR"/>
-          <w:vertAlign w:val="subscript"/>
-        </w:rPr>
-        <w:t xml:space="preserve">3</w:t>
-      </w:r>
-      <w:r>
-        <w:rPr>
-          <w:rFonts w:ascii="Times New Roman" w:hAnsi="Times New Roman" w:cs="Times New Roman"/>
-          <w:lang w:val="tr-TR"/>
-        </w:rPr>
-        <w:t xml:space="preserve">(g) arasında su olmayan ortamda gerçekleşen tepkime de bu teoriyle asit-baz tepkimesi olarak açıklanamaz.</w:t>
+        <w:t xml:space="preserve">NH</w:t>
+      </w:r>
+      <w:r>
+        <w:rPr>
+          <w:rFonts w:ascii="Times New Roman" w:hAnsi="Times New Roman" w:cs="Times New Roman"/>
+          <w:lang w:val="tr-TR"/>
+          <w:vertAlign w:val="subscript"/>
+        </w:rPr>
+        <w:t xml:space="preserve">2</w:t>
+      </w:r>
+      <w:r>
+        <w:rPr>
+          <w:rFonts w:ascii="Times New Roman" w:hAnsi="Times New Roman" w:cs="Times New Roman"/>
+          <w:lang w:val="tr-TR"/>
+        </w:rPr>
+        <w:t xml:space="preserve"> gibi maddelerin bazlığını, yapısında hidrojen bulunmayan CO</w:t>
+      </w:r>
+      <w:r>
+        <w:rPr>
+          <w:rFonts w:ascii="Times New Roman" w:hAnsi="Times New Roman" w:cs="Times New Roman"/>
+          <w:lang w:val="tr-TR"/>
+          <w:vertAlign w:val="subscript"/>
+        </w:rPr>
+        <w:t xml:space="preserve">2</w:t>
+      </w:r>
+      <w:r>
+        <w:rPr>
+          <w:rFonts w:ascii="Times New Roman" w:hAnsi="Times New Roman" w:cs="Times New Roman"/>
+          <w:lang w:val="tr-TR"/>
+        </w:rPr>
+        <w:t xml:space="preserve">, SO</w:t>
+      </w:r>
+      <w:r>
+        <w:rPr>
+          <w:rFonts w:ascii="Times New Roman" w:hAnsi="Times New Roman" w:cs="Times New Roman"/>
+          <w:lang w:val="tr-TR"/>
+          <w:vertAlign w:val="subscript"/>
+        </w:rPr>
+        <w:t xml:space="preserve">2</w:t>
+      </w:r>
+      <w:r>
+        <w:rPr>
+          <w:rFonts w:ascii="Times New Roman" w:hAnsi="Times New Roman" w:cs="Times New Roman"/>
+          <w:lang w:val="tr-TR"/>
+        </w:rPr>
+        <w:t xml:space="preserve"> gibi oksitlerin asitliğini ve su bulunmayan ortamda gerçekleşen asit-baz tepkimelerini açıklayamaz.</w:t>
       </w:r>
     </w:p>
     <w:p>
@@ -1996,7 +2086,37 @@
           <w:rFonts w:ascii="Times New Roman" w:hAnsi="Times New Roman" w:cs="Times New Roman"/>
           <w:lang w:val="tr-TR"/>
         </w:rPr>
-        <w:t xml:space="preserve">Brønsted-Lowry Asit-Baz Teorisi: Brønsted ve Lowry’ye göre asitler proton (H</w:t>
+        <w:t xml:space="preserve">Brønsted-Lowry Asit-Baz Teorisi: Brønsted-Lowry teorisi asit-baz tepkimesini asitten baza bir proton aktarımı olarak ele alır. Bu nedenle suyun bulunmasını gerektirmez; hem sulu çözeltilerde hem de susuz ortamlarda geçerlidir. Örneğin metil amin (CH</w:t>
+      </w:r>
+      <w:r>
+        <w:rPr>
+          <w:rFonts w:ascii="Times New Roman" w:hAnsi="Times New Roman" w:cs="Times New Roman"/>
+          <w:lang w:val="tr-TR"/>
+          <w:vertAlign w:val="subscript"/>
+        </w:rPr>
+        <w:t xml:space="preserve">3</w:t>
+      </w:r>
+      <w:r>
+        <w:rPr>
+          <w:rFonts w:ascii="Times New Roman" w:hAnsi="Times New Roman" w:cs="Times New Roman"/>
+          <w:lang w:val="tr-TR"/>
+        </w:rPr>
+        <w:t xml:space="preserve">NH</w:t>
+      </w:r>
+      <w:r>
+        <w:rPr>
+          <w:rFonts w:ascii="Times New Roman" w:hAnsi="Times New Roman" w:cs="Times New Roman"/>
+          <w:lang w:val="tr-TR"/>
+          <w:vertAlign w:val="subscript"/>
+        </w:rPr>
+        <w:t xml:space="preserve">2</w:t>
+      </w:r>
+      <w:r>
+        <w:rPr>
+          <w:rFonts w:ascii="Times New Roman" w:hAnsi="Times New Roman" w:cs="Times New Roman"/>
+          <w:lang w:val="tr-TR"/>
+        </w:rPr>
+        <w:t xml:space="preserve">) yapısında OH</w:t>
       </w:r>
       <w:r>
         <w:rPr>
@@ -2004,83 +2124,30 @@
           <w:lang w:val="tr-TR"/>
           <w:vertAlign w:val="superscript"/>
         </w:rPr>
-        <w:t xml:space="preserve">+</w:t>
-      </w:r>
-      <w:r>
-        <w:rPr>
-          <w:rFonts w:ascii="Times New Roman" w:hAnsi="Times New Roman" w:cs="Times New Roman"/>
-          <w:lang w:val="tr-TR"/>
-        </w:rPr>
-        <w:t xml:space="preserve">) veren, bazlar ise proton alan türlerdir. Bu tanıma göre asit-baz tepkimesi, asitten baza bir proton aktarımıdır ve suyun bulunmasını gerektirmez. Etkinlikte proton veren ve proton alan türleri belirlerken, su içermeyen V numaralı tepkimenin de bu şekilde açıklanabildiğini gördünüz. Örneğin III numaralı tepkimede NH</w:t>
-      </w:r>
-      <w:r>
-        <w:rPr>
-          <w:rFonts w:ascii="Times New Roman" w:hAnsi="Times New Roman" w:cs="Times New Roman"/>
-          <w:lang w:val="tr-TR"/>
-          <w:vertAlign w:val="subscript"/>
-        </w:rPr>
-        <w:t xml:space="preserve">3</w:t>
-      </w:r>
-      <w:r>
-        <w:rPr>
-          <w:rFonts w:ascii="Times New Roman" w:hAnsi="Times New Roman" w:cs="Times New Roman"/>
-          <w:lang w:val="tr-TR"/>
-        </w:rPr>
-        <w:t xml:space="preserve"> su molekülünden bir proton alarak NH</w:t>
-      </w:r>
-      <w:r>
-        <w:rPr>
-          <w:rFonts w:ascii="Times New Roman" w:hAnsi="Times New Roman" w:cs="Times New Roman"/>
-          <w:lang w:val="tr-TR"/>
-          <w:vertAlign w:val="subscript"/>
-        </w:rPr>
-        <w:t xml:space="preserve">4</w:t>
-      </w:r>
-      <w:r>
-        <w:rPr>
-          <w:rFonts w:ascii="Times New Roman" w:hAnsi="Times New Roman" w:cs="Times New Roman"/>
-          <w:lang w:val="tr-TR"/>
-          <w:vertAlign w:val="superscript"/>
-        </w:rPr>
-        <w:t xml:space="preserve">+</w:t>
-      </w:r>
-      <w:r>
-        <w:rPr>
-          <w:rFonts w:ascii="Times New Roman" w:hAnsi="Times New Roman" w:cs="Times New Roman"/>
-          <w:lang w:val="tr-TR"/>
-        </w:rPr>
-        <w:t xml:space="preserve"> iyonuna dönüştüğü için Brønsted-Lowry bazıdır. Bu tepkimede su proton veren tür, yani Brønsted-Lowry asididir. Buna karşılık HCl’nin ve CH</w:t>
-      </w:r>
-      <w:r>
-        <w:rPr>
-          <w:rFonts w:ascii="Times New Roman" w:hAnsi="Times New Roman" w:cs="Times New Roman"/>
-          <w:lang w:val="tr-TR"/>
-          <w:vertAlign w:val="subscript"/>
-        </w:rPr>
-        <w:t xml:space="preserve">3</w:t>
-      </w:r>
-      <w:r>
-        <w:rPr>
-          <w:rFonts w:ascii="Times New Roman" w:hAnsi="Times New Roman" w:cs="Times New Roman"/>
-          <w:lang w:val="tr-TR"/>
-        </w:rPr>
-        <w:t xml:space="preserve">COOH’ın suda çözünmesinde (I ve IV numaralı tepkimeler) su proton alarak baz gibi davranır. Suyun rolünün tepkimeye göre değiştiğini III ve IV numaralı tepkimeleri karşılaştırırken fark etmiştiniz. Hem asit hem de baz gibi davranabilen bu tür maddelere amfoter (amfiprotik) maddeler denir.</w:t>
+        <w:t xml:space="preserve">−</w:t>
+      </w:r>
+      <w:r>
+        <w:rPr>
+          <w:rFonts w:ascii="Times New Roman" w:hAnsi="Times New Roman" w:cs="Times New Roman"/>
+          <w:lang w:val="tr-TR"/>
+        </w:rPr>
+        <w:t xml:space="preserve"> bulundurmadığı hâlde suda bazik özellik gösterir:</w:t>
       </w:r>
     </w:p>
     <w:p>
       <w:pPr>
-        <w:jc w:val="both"/>
-        <w:rPr>
-          <w:rFonts w:ascii="Times New Roman" w:hAnsi="Times New Roman" w:cs="Times New Roman"/>
-          <w:lang w:val="tr-TR"/>
-        </w:rPr>
-      </w:pPr>
-      <w:r>
-        <w:rPr>
-          <w:rFonts w:ascii="Times New Roman" w:hAnsi="Times New Roman" w:cs="Times New Roman"/>
-          <w:lang w:val="tr-TR"/>
-        </w:rPr>
-        <w:t xml:space="preserve">Peki CH</w:t>
+        <w:jc w:val="center"/>
+        <w:rPr>
+          <w:rFonts w:ascii="Times New Roman" w:hAnsi="Times New Roman" w:cs="Times New Roman"/>
+          <w:lang w:val="tr-TR"/>
+        </w:rPr>
+      </w:pPr>
+      <w:r>
+        <w:rPr>
+          <w:rFonts w:ascii="Times New Roman" w:hAnsi="Times New Roman" w:cs="Times New Roman"/>
+          <w:lang w:val="tr-TR"/>
+        </w:rPr>
+        <w:t xml:space="preserve">CH</w:t>
       </w:r>
       <w:r>
         <w:rPr>
@@ -2095,7 +2162,37 @@
           <w:rFonts w:ascii="Times New Roman" w:hAnsi="Times New Roman" w:cs="Times New Roman"/>
           <w:lang w:val="tr-TR"/>
         </w:rPr>
-        <w:t xml:space="preserve">COOH proton verdikten sonra geriye kalan CH</w:t>
+        <w:t xml:space="preserve">NH</w:t>
+      </w:r>
+      <w:r>
+        <w:rPr>
+          <w:rFonts w:ascii="Times New Roman" w:hAnsi="Times New Roman" w:cs="Times New Roman"/>
+          <w:lang w:val="tr-TR"/>
+          <w:vertAlign w:val="subscript"/>
+        </w:rPr>
+        <w:t xml:space="preserve">2</w:t>
+      </w:r>
+      <w:r>
+        <w:rPr>
+          <w:rFonts w:ascii="Times New Roman" w:hAnsi="Times New Roman" w:cs="Times New Roman"/>
+          <w:lang w:val="tr-TR"/>
+        </w:rPr>
+        <w:t xml:space="preserve">(suda) + H</w:t>
+      </w:r>
+      <w:r>
+        <w:rPr>
+          <w:rFonts w:ascii="Times New Roman" w:hAnsi="Times New Roman" w:cs="Times New Roman"/>
+          <w:lang w:val="tr-TR"/>
+          <w:vertAlign w:val="subscript"/>
+        </w:rPr>
+        <w:t xml:space="preserve">2</w:t>
+      </w:r>
+      <w:r>
+        <w:rPr>
+          <w:rFonts w:ascii="Times New Roman" w:hAnsi="Times New Roman" w:cs="Times New Roman"/>
+          <w:lang w:val="tr-TR"/>
+        </w:rPr>
+        <w:t xml:space="preserve">O(s) ⇌ CH</w:t>
       </w:r>
       <w:r>
         <w:rPr>
@@ -2110,7 +2207,15 @@
           <w:rFonts w:ascii="Times New Roman" w:hAnsi="Times New Roman" w:cs="Times New Roman"/>
           <w:lang w:val="tr-TR"/>
         </w:rPr>
-        <w:t xml:space="preserve">COO</w:t>
+        <w:t xml:space="preserve">NH</w:t>
+      </w:r>
+      <w:r>
+        <w:rPr>
+          <w:rFonts w:ascii="Times New Roman" w:hAnsi="Times New Roman" w:cs="Times New Roman"/>
+          <w:lang w:val="tr-TR"/>
+          <w:vertAlign w:val="subscript"/>
+        </w:rPr>
+        <w:t xml:space="preserve">3</w:t>
       </w:r>
       <w:r>
         <w:rPr>
@@ -2118,6 +2223,21 @@
           <w:lang w:val="tr-TR"/>
           <w:vertAlign w:val="superscript"/>
         </w:rPr>
+        <w:t xml:space="preserve">+</w:t>
+      </w:r>
+      <w:r>
+        <w:rPr>
+          <w:rFonts w:ascii="Times New Roman" w:hAnsi="Times New Roman" w:cs="Times New Roman"/>
+          <w:lang w:val="tr-TR"/>
+        </w:rPr>
+        <w:t xml:space="preserve">(suda) + OH</w:t>
+      </w:r>
+      <w:r>
+        <w:rPr>
+          <w:rFonts w:ascii="Times New Roman" w:hAnsi="Times New Roman" w:cs="Times New Roman"/>
+          <w:lang w:val="tr-TR"/>
+          <w:vertAlign w:val="superscript"/>
+        </w:rPr>
         <w:t xml:space="preserve">−</w:t>
       </w:r>
       <w:r>
@@ -2125,44 +2245,29 @@
           <w:rFonts w:ascii="Times New Roman" w:hAnsi="Times New Roman" w:cs="Times New Roman"/>
           <w:lang w:val="tr-TR"/>
         </w:rPr>
-        <w:t xml:space="preserve"> iyonu ne yapabilir? IV numaralı tepkimenin denge okuyla (⇌) gösterildiğine dikkat ediniz. Brønsted-Lowry tepkimeleri genellikle tersinirdir. Bir asit proton verdiğinde geriye kalan tür, geri tepkimede proton alabileceği için bir bazdır. Formülleri birbirinden yalnızca bir H</w:t>
-      </w:r>
-      <w:r>
-        <w:rPr>
-          <w:rFonts w:ascii="Times New Roman" w:hAnsi="Times New Roman" w:cs="Times New Roman"/>
-          <w:lang w:val="tr-TR"/>
-          <w:vertAlign w:val="superscript"/>
-        </w:rPr>
-        <w:t xml:space="preserve">+</w:t>
-      </w:r>
-      <w:r>
-        <w:rPr>
-          <w:rFonts w:ascii="Times New Roman" w:hAnsi="Times New Roman" w:cs="Times New Roman"/>
-          <w:lang w:val="tr-TR"/>
-        </w:rPr>
-        <w:t xml:space="preserve"> kadar farklı olan böyle bir asit ile baza eşlenik (konjuge) asit-baz çifti adı verilir.</w:t>
+        <w:t xml:space="preserve">(suda)</w:t>
       </w:r>
     </w:p>
     <w:p>
       <w:pPr>
-        <w:jc w:val="center"/>
-        <w:rPr>
-          <w:rFonts w:ascii="Times New Roman" w:hAnsi="Times New Roman" w:cs="Times New Roman"/>
-          <w:lang w:val="tr-TR"/>
-        </w:rPr>
-      </w:pPr>
-      <w:r>
-        <w:rPr>
-          <w:rFonts w:ascii="Times New Roman" w:hAnsi="Times New Roman" w:cs="Times New Roman"/>
-          <w:lang w:val="tr-TR"/>
-        </w:rPr>
-        <w:t xml:space="preserve">CH</w:t>
-      </w:r>
-      <w:r>
-        <w:rPr>
-          <w:rFonts w:ascii="Times New Roman" w:hAnsi="Times New Roman" w:cs="Times New Roman"/>
-          <w:vertAlign w:val="subscript"/>
-          <w:lang w:val="tr-TR"/>
+        <w:jc w:val="both"/>
+        <w:rPr>
+          <w:rFonts w:ascii="Times New Roman" w:hAnsi="Times New Roman" w:cs="Times New Roman"/>
+          <w:lang w:val="tr-TR"/>
+        </w:rPr>
+      </w:pPr>
+      <w:r>
+        <w:rPr>
+          <w:rFonts w:ascii="Times New Roman" w:hAnsi="Times New Roman" w:cs="Times New Roman"/>
+          <w:lang w:val="tr-TR"/>
+        </w:rPr>
+        <w:t xml:space="preserve">Bu tepkimede CH</w:t>
+      </w:r>
+      <w:r>
+        <w:rPr>
+          <w:rFonts w:ascii="Times New Roman" w:hAnsi="Times New Roman" w:cs="Times New Roman"/>
+          <w:lang w:val="tr-TR"/>
+          <w:vertAlign w:val="subscript"/>
         </w:rPr>
         <w:t xml:space="preserve">3</w:t>
       </w:r>
@@ -2171,13 +2276,13 @@
           <w:rFonts w:ascii="Times New Roman" w:hAnsi="Times New Roman" w:cs="Times New Roman"/>
           <w:lang w:val="tr-TR"/>
         </w:rPr>
-        <w:t xml:space="preserve">COOH(suda) + H</w:t>
-      </w:r>
-      <w:r>
-        <w:rPr>
-          <w:rFonts w:ascii="Times New Roman" w:hAnsi="Times New Roman" w:cs="Times New Roman"/>
-          <w:vertAlign w:val="subscript"/>
-          <w:lang w:val="tr-TR"/>
+        <w:t xml:space="preserve">NH</w:t>
+      </w:r>
+      <w:r>
+        <w:rPr>
+          <w:rFonts w:ascii="Times New Roman" w:hAnsi="Times New Roman" w:cs="Times New Roman"/>
+          <w:lang w:val="tr-TR"/>
+          <w:vertAlign w:val="subscript"/>
         </w:rPr>
         <w:t xml:space="preserve">2</w:t>
       </w:r>
@@ -2186,13 +2291,13 @@
           <w:rFonts w:ascii="Times New Roman" w:hAnsi="Times New Roman" w:cs="Times New Roman"/>
           <w:lang w:val="tr-TR"/>
         </w:rPr>
-        <w:t xml:space="preserve">O(s) ⇌ CH</w:t>
-      </w:r>
-      <w:r>
-        <w:rPr>
-          <w:rFonts w:ascii="Times New Roman" w:hAnsi="Times New Roman" w:cs="Times New Roman"/>
-          <w:vertAlign w:val="subscript"/>
-          <w:lang w:val="tr-TR"/>
+        <w:t xml:space="preserve"> su molekülünden bir proton aldığı için Brønsted-Lowry bazı, su ise proton verdiği için Brønsted-Lowry asididir. Hidrojen siyanürün (HCN) suda iyonlaşmasında ise su, HCN’den proton alarak baz gibi davranır. Tepkimeye göre hem proton verebilen hem de proton alabilen bu tür maddelere amfoter (amfiprotik) maddeler denir. Su dışında HCO</w:t>
+      </w:r>
+      <w:r>
+        <w:rPr>
+          <w:rFonts w:ascii="Times New Roman" w:hAnsi="Times New Roman" w:cs="Times New Roman"/>
+          <w:lang w:val="tr-TR"/>
+          <w:vertAlign w:val="subscript"/>
         </w:rPr>
         <w:t xml:space="preserve">3</w:t>
       </w:r>
@@ -2200,14 +2305,7 @@
         <w:rPr>
           <w:rFonts w:ascii="Times New Roman" w:hAnsi="Times New Roman" w:cs="Times New Roman"/>
           <w:lang w:val="tr-TR"/>
-        </w:rPr>
-        <w:t xml:space="preserve">COO</w:t>
-      </w:r>
-      <w:r>
-        <w:rPr>
-          <w:rFonts w:ascii="Times New Roman" w:hAnsi="Times New Roman" w:cs="Times New Roman"/>
           <w:vertAlign w:val="superscript"/>
-          <w:lang w:val="tr-TR"/>
         </w:rPr>
         <w:t xml:space="preserve">−</w:t>
       </w:r>
@@ -2216,57 +2314,293 @@
           <w:rFonts w:ascii="Times New Roman" w:hAnsi="Times New Roman" w:cs="Times New Roman"/>
           <w:lang w:val="tr-TR"/>
         </w:rPr>
-        <w:t xml:space="preserve">(suda) + H</w:t>
-      </w:r>
-      <w:r>
-        <w:rPr>
-          <w:rFonts w:ascii="Times New Roman" w:hAnsi="Times New Roman" w:cs="Times New Roman"/>
-          <w:vertAlign w:val="subscript"/>
-          <w:lang w:val="tr-TR"/>
-        </w:rPr>
-        <w:t xml:space="preserve">3</w:t>
-      </w:r>
-      <w:r>
-        <w:rPr>
-          <w:rFonts w:ascii="Times New Roman" w:hAnsi="Times New Roman" w:cs="Times New Roman"/>
-          <w:lang w:val="tr-TR"/>
-        </w:rPr>
-        <w:t xml:space="preserve">O</w:t>
-      </w:r>
-      <w:r>
-        <w:rPr>
-          <w:rFonts w:ascii="Times New Roman" w:hAnsi="Times New Roman" w:cs="Times New Roman"/>
+        <w:t xml:space="preserve"> ve H</w:t>
+      </w:r>
+      <w:r>
+        <w:rPr>
+          <w:rFonts w:ascii="Times New Roman" w:hAnsi="Times New Roman" w:cs="Times New Roman"/>
+          <w:lang w:val="tr-TR"/>
+          <w:vertAlign w:val="subscript"/>
+        </w:rPr>
+        <w:t xml:space="preserve">2</w:t>
+      </w:r>
+      <w:r>
+        <w:rPr>
+          <w:rFonts w:ascii="Times New Roman" w:hAnsi="Times New Roman" w:cs="Times New Roman"/>
+          <w:lang w:val="tr-TR"/>
+        </w:rPr>
+        <w:t xml:space="preserve">PO</w:t>
+      </w:r>
+      <w:r>
+        <w:rPr>
+          <w:rFonts w:ascii="Times New Roman" w:hAnsi="Times New Roman" w:cs="Times New Roman"/>
+          <w:lang w:val="tr-TR"/>
+          <w:vertAlign w:val="subscript"/>
+        </w:rPr>
+        <w:t xml:space="preserve">4</w:t>
+      </w:r>
+      <w:r>
+        <w:rPr>
+          <w:rFonts w:ascii="Times New Roman" w:hAnsi="Times New Roman" w:cs="Times New Roman"/>
+          <w:lang w:val="tr-TR"/>
           <w:vertAlign w:val="superscript"/>
-          <w:lang w:val="tr-TR"/>
-        </w:rPr>
-        <w:t xml:space="preserve">+</w:t>
-      </w:r>
-      <w:r>
-        <w:rPr>
-          <w:rFonts w:ascii="Times New Roman" w:hAnsi="Times New Roman" w:cs="Times New Roman"/>
-          <w:lang w:val="tr-TR"/>
-        </w:rPr>
-        <w:t xml:space="preserve">(suda)</w:t>
+        </w:rPr>
+        <w:t xml:space="preserve">−</w:t>
+      </w:r>
+      <w:r>
+        <w:rPr>
+          <w:rFonts w:ascii="Times New Roman" w:hAnsi="Times New Roman" w:cs="Times New Roman"/>
+          <w:lang w:val="tr-TR"/>
+        </w:rPr>
+        <w:t xml:space="preserve"> gibi iyonlar da amfoter davranış gösterir.</w:t>
       </w:r>
     </w:p>
     <w:p>
       <w:pPr>
-        <w:jc w:val="center"/>
-        <w:rPr>
-          <w:rFonts w:ascii="Times New Roman" w:hAnsi="Times New Roman" w:cs="Times New Roman"/>
-          <w:lang w:val="tr-TR"/>
-        </w:rPr>
-      </w:pPr>
-      <w:r>
-        <w:rPr>
-          <w:rFonts w:ascii="Times New Roman" w:hAnsi="Times New Roman" w:cs="Times New Roman"/>
-          <w:lang w:val="tr-TR"/>
-        </w:rPr>
-        <w:t xml:space="preserve">asit 1              baz 2                    baz 1                   asit 2</w:t>
+        <w:jc w:val="both"/>
+        <w:rPr>
+          <w:rFonts w:ascii="Times New Roman" w:hAnsi="Times New Roman" w:cs="Times New Roman"/>
+          <w:lang w:val="tr-TR"/>
+        </w:rPr>
+      </w:pPr>
+      <w:r>
+        <w:rPr>
+          <w:rFonts w:ascii="Times New Roman" w:hAnsi="Times New Roman" w:cs="Times New Roman"/>
+          <w:lang w:val="tr-TR"/>
+        </w:rPr>
+        <w:t xml:space="preserve">Brønsted-Lowry tepkimeleri genellikle tersinirdir. Bir asit proton verdiğinde geriye kalan tür, geri tepkimede proton alabileceği için bir bazdır. Formülleri birbirinden yalnızca bir proton (H</w:t>
+      </w:r>
+      <w:r>
+        <w:rPr>
+          <w:rFonts w:ascii="Times New Roman" w:hAnsi="Times New Roman" w:cs="Times New Roman"/>
+          <w:lang w:val="tr-TR"/>
+          <w:vertAlign w:val="superscript"/>
+        </w:rPr>
+        <w:t xml:space="preserve">+</w:t>
+      </w:r>
+      <w:r>
+        <w:rPr>
+          <w:rFonts w:ascii="Times New Roman" w:hAnsi="Times New Roman" w:cs="Times New Roman"/>
+          <w:lang w:val="tr-TR"/>
+        </w:rPr>
+        <w:t xml:space="preserve">) kadar farklı olan böyle bir asit ile baza eşlenik (konjuge) asit-baz çifti adı verilir. Örneğin HNO</w:t>
+      </w:r>
+      <w:r>
+        <w:rPr>
+          <w:rFonts w:ascii="Times New Roman" w:hAnsi="Times New Roman" w:cs="Times New Roman"/>
+          <w:lang w:val="tr-TR"/>
+          <w:vertAlign w:val="subscript"/>
+        </w:rPr>
+        <w:t xml:space="preserve">2</w:t>
+      </w:r>
+      <w:r>
+        <w:rPr>
+          <w:rFonts w:ascii="Times New Roman" w:hAnsi="Times New Roman" w:cs="Times New Roman"/>
+          <w:lang w:val="tr-TR"/>
+        </w:rPr>
+        <w:t xml:space="preserve">’nin suda iyonlaşmasında ileri tepkimede HNO</w:t>
+      </w:r>
+      <w:r>
+        <w:rPr>
+          <w:rFonts w:ascii="Times New Roman" w:hAnsi="Times New Roman" w:cs="Times New Roman"/>
+          <w:lang w:val="tr-TR"/>
+          <w:vertAlign w:val="subscript"/>
+        </w:rPr>
+        <w:t xml:space="preserve">2</w:t>
+      </w:r>
+      <w:r>
+        <w:rPr>
+          <w:rFonts w:ascii="Times New Roman" w:hAnsi="Times New Roman" w:cs="Times New Roman"/>
+          <w:lang w:val="tr-TR"/>
+        </w:rPr>
+        <w:t xml:space="preserve"> proton veren asit, H</w:t>
+      </w:r>
+      <w:r>
+        <w:rPr>
+          <w:rFonts w:ascii="Times New Roman" w:hAnsi="Times New Roman" w:cs="Times New Roman"/>
+          <w:lang w:val="tr-TR"/>
+          <w:vertAlign w:val="subscript"/>
+        </w:rPr>
+        <w:t xml:space="preserve">2</w:t>
+      </w:r>
+      <w:r>
+        <w:rPr>
+          <w:rFonts w:ascii="Times New Roman" w:hAnsi="Times New Roman" w:cs="Times New Roman"/>
+          <w:lang w:val="tr-TR"/>
+        </w:rPr>
+        <w:t xml:space="preserve">O proton alan bazdır; geri tepkimede ise H</w:t>
+      </w:r>
+      <w:r>
+        <w:rPr>
+          <w:rFonts w:ascii="Times New Roman" w:hAnsi="Times New Roman" w:cs="Times New Roman"/>
+          <w:lang w:val="tr-TR"/>
+          <w:vertAlign w:val="subscript"/>
+        </w:rPr>
+        <w:t xml:space="preserve">3</w:t>
+      </w:r>
+      <w:r>
+        <w:rPr>
+          <w:rFonts w:ascii="Times New Roman" w:hAnsi="Times New Roman" w:cs="Times New Roman"/>
+          <w:lang w:val="tr-TR"/>
+        </w:rPr>
+        <w:t xml:space="preserve">O</w:t>
+      </w:r>
+      <w:r>
+        <w:rPr>
+          <w:rFonts w:ascii="Times New Roman" w:hAnsi="Times New Roman" w:cs="Times New Roman"/>
+          <w:lang w:val="tr-TR"/>
+          <w:vertAlign w:val="superscript"/>
+        </w:rPr>
+        <w:t xml:space="preserve">+</w:t>
+      </w:r>
+      <w:r>
+        <w:rPr>
+          <w:rFonts w:ascii="Times New Roman" w:hAnsi="Times New Roman" w:cs="Times New Roman"/>
+          <w:lang w:val="tr-TR"/>
+        </w:rPr>
+        <w:t xml:space="preserve"> proton veren asit, NO</w:t>
+      </w:r>
+      <w:r>
+        <w:rPr>
+          <w:rFonts w:ascii="Times New Roman" w:hAnsi="Times New Roman" w:cs="Times New Roman"/>
+          <w:lang w:val="tr-TR"/>
+          <w:vertAlign w:val="subscript"/>
+        </w:rPr>
+        <w:t xml:space="preserve">2</w:t>
+      </w:r>
+      <w:r>
+        <w:rPr>
+          <w:rFonts w:ascii="Times New Roman" w:hAnsi="Times New Roman" w:cs="Times New Roman"/>
+          <w:lang w:val="tr-TR"/>
+          <w:vertAlign w:val="superscript"/>
+        </w:rPr>
+        <w:t xml:space="preserve">−</w:t>
+      </w:r>
+      <w:r>
+        <w:rPr>
+          <w:rFonts w:ascii="Times New Roman" w:hAnsi="Times New Roman" w:cs="Times New Roman"/>
+          <w:lang w:val="tr-TR"/>
+        </w:rPr>
+        <w:t xml:space="preserve"> proton alan bazdır:</w:t>
       </w:r>
     </w:p>
     <w:p>
       <w:pPr>
+        <w:jc w:val="center"/>
+        <w:rPr>
+          <w:rFonts w:ascii="Times New Roman" w:hAnsi="Times New Roman" w:cs="Times New Roman"/>
+          <w:lang w:val="tr-TR"/>
+        </w:rPr>
+      </w:pPr>
+      <w:r>
+        <w:rPr>
+          <w:rFonts w:ascii="Times New Roman" w:hAnsi="Times New Roman" w:cs="Times New Roman"/>
+          <w:lang w:val="tr-TR"/>
+        </w:rPr>
+        <w:t xml:space="preserve">HNO</w:t>
+      </w:r>
+      <w:r>
+        <w:rPr>
+          <w:rFonts w:ascii="Times New Roman" w:hAnsi="Times New Roman" w:cs="Times New Roman"/>
+          <w:lang w:val="tr-TR"/>
+          <w:vertAlign w:val="subscript"/>
+        </w:rPr>
+        <w:t xml:space="preserve">2</w:t>
+      </w:r>
+      <w:r>
+        <w:rPr>
+          <w:rFonts w:ascii="Times New Roman" w:hAnsi="Times New Roman" w:cs="Times New Roman"/>
+          <w:lang w:val="tr-TR"/>
+        </w:rPr>
+        <w:t xml:space="preserve">(suda) + H</w:t>
+      </w:r>
+      <w:r>
+        <w:rPr>
+          <w:rFonts w:ascii="Times New Roman" w:hAnsi="Times New Roman" w:cs="Times New Roman"/>
+          <w:lang w:val="tr-TR"/>
+          <w:vertAlign w:val="subscript"/>
+        </w:rPr>
+        <w:t xml:space="preserve">2</w:t>
+      </w:r>
+      <w:r>
+        <w:rPr>
+          <w:rFonts w:ascii="Times New Roman" w:hAnsi="Times New Roman" w:cs="Times New Roman"/>
+          <w:lang w:val="tr-TR"/>
+        </w:rPr>
+        <w:t xml:space="preserve">O(s) ⇌ NO</w:t>
+      </w:r>
+      <w:r>
+        <w:rPr>
+          <w:rFonts w:ascii="Times New Roman" w:hAnsi="Times New Roman" w:cs="Times New Roman"/>
+          <w:lang w:val="tr-TR"/>
+          <w:vertAlign w:val="subscript"/>
+        </w:rPr>
+        <w:t xml:space="preserve">2</w:t>
+      </w:r>
+      <w:r>
+        <w:rPr>
+          <w:rFonts w:ascii="Times New Roman" w:hAnsi="Times New Roman" w:cs="Times New Roman"/>
+          <w:lang w:val="tr-TR"/>
+          <w:vertAlign w:val="superscript"/>
+        </w:rPr>
+        <w:t xml:space="preserve">−</w:t>
+      </w:r>
+      <w:r>
+        <w:rPr>
+          <w:rFonts w:ascii="Times New Roman" w:hAnsi="Times New Roman" w:cs="Times New Roman"/>
+          <w:lang w:val="tr-TR"/>
+        </w:rPr>
+        <w:t xml:space="preserve">(suda) + H</w:t>
+      </w:r>
+      <w:r>
+        <w:rPr>
+          <w:rFonts w:ascii="Times New Roman" w:hAnsi="Times New Roman" w:cs="Times New Roman"/>
+          <w:lang w:val="tr-TR"/>
+          <w:vertAlign w:val="subscript"/>
+        </w:rPr>
+        <w:t xml:space="preserve">3</w:t>
+      </w:r>
+      <w:r>
+        <w:rPr>
+          <w:rFonts w:ascii="Times New Roman" w:hAnsi="Times New Roman" w:cs="Times New Roman"/>
+          <w:lang w:val="tr-TR"/>
+        </w:rPr>
+        <w:t xml:space="preserve">O</w:t>
+      </w:r>
+      <w:r>
+        <w:rPr>
+          <w:rFonts w:ascii="Times New Roman" w:hAnsi="Times New Roman" w:cs="Times New Roman"/>
+          <w:lang w:val="tr-TR"/>
+          <w:vertAlign w:val="superscript"/>
+        </w:rPr>
+        <w:t xml:space="preserve">+</w:t>
+      </w:r>
+      <w:r>
+        <w:rPr>
+          <w:rFonts w:ascii="Times New Roman" w:hAnsi="Times New Roman" w:cs="Times New Roman"/>
+          <w:lang w:val="tr-TR"/>
+        </w:rPr>
+        <w:t xml:space="preserve">(suda)</w:t>
+      </w:r>
+    </w:p>
+    <w:p>
+      <w:pPr>
+        <w:jc w:val="center"/>
+        <w:rPr>
+          <w:rFonts w:ascii="Times New Roman" w:hAnsi="Times New Roman" w:cs="Times New Roman"/>
+          <w:lang w:val="tr-TR"/>
+        </w:rPr>
+      </w:pPr>
+      <w:r>
+        <w:rPr>
+          <w:rFonts w:ascii="Times New Roman" w:hAnsi="Times New Roman" w:cs="Times New Roman"/>
+          <w:lang w:val="tr-TR"/>
+        </w:rPr>
+        <w:t xml:space="preserve">asit 1            baz 2                 baz 1               asit 2</w:t>
+      </w:r>
+    </w:p>
+    <w:p>
+      <w:pPr>
         <w:jc w:val="both"/>
         <w:rPr>
           <w:rFonts w:ascii="Times New Roman" w:hAnsi="Times New Roman" w:cs="Times New Roman"/>
@@ -2278,13 +2612,51 @@
           <w:rFonts w:ascii="Times New Roman" w:hAnsi="Times New Roman" w:cs="Times New Roman"/>
           <w:lang w:val="tr-TR"/>
         </w:rPr>
-        <w:t xml:space="preserve">Bu tepkimede CH</w:t>
-      </w:r>
-      <w:r>
-        <w:rPr>
-          <w:rFonts w:ascii="Times New Roman" w:hAnsi="Times New Roman" w:cs="Times New Roman"/>
-          <w:vertAlign w:val="subscript"/>
-          <w:lang w:val="tr-TR"/>
+        <w:t xml:space="preserve">Bu tepkimede HNO</w:t>
+      </w:r>
+      <w:r>
+        <w:rPr>
+          <w:rFonts w:ascii="Times New Roman" w:hAnsi="Times New Roman" w:cs="Times New Roman"/>
+          <w:lang w:val="tr-TR"/>
+          <w:vertAlign w:val="subscript"/>
+        </w:rPr>
+        <w:t xml:space="preserve">2</w:t>
+      </w:r>
+      <w:r>
+        <w:rPr>
+          <w:rFonts w:ascii="Times New Roman" w:hAnsi="Times New Roman" w:cs="Times New Roman"/>
+          <w:lang w:val="tr-TR"/>
+        </w:rPr>
+        <w:t xml:space="preserve">/NO</w:t>
+      </w:r>
+      <w:r>
+        <w:rPr>
+          <w:rFonts w:ascii="Times New Roman" w:hAnsi="Times New Roman" w:cs="Times New Roman"/>
+          <w:lang w:val="tr-TR"/>
+          <w:vertAlign w:val="subscript"/>
+        </w:rPr>
+        <w:t xml:space="preserve">2</w:t>
+      </w:r>
+      <w:r>
+        <w:rPr>
+          <w:rFonts w:ascii="Times New Roman" w:hAnsi="Times New Roman" w:cs="Times New Roman"/>
+          <w:lang w:val="tr-TR"/>
+          <w:vertAlign w:val="superscript"/>
+        </w:rPr>
+        <w:t xml:space="preserve">−</w:t>
+      </w:r>
+      <w:r>
+        <w:rPr>
+          <w:rFonts w:ascii="Times New Roman" w:hAnsi="Times New Roman" w:cs="Times New Roman"/>
+          <w:lang w:val="tr-TR"/>
+        </w:rPr>
+        <w:t xml:space="preserve"> ve H</w:t>
+      </w:r>
+      <w:r>
+        <w:rPr>
+          <w:rFonts w:ascii="Times New Roman" w:hAnsi="Times New Roman" w:cs="Times New Roman"/>
+          <w:lang w:val="tr-TR"/>
+          <w:vertAlign w:val="subscript"/>
         </w:rPr>
         <w:t xml:space="preserve">3</w:t>
       </w:r>
@@ -2293,58 +2665,13 @@
           <w:rFonts w:ascii="Times New Roman" w:hAnsi="Times New Roman" w:cs="Times New Roman"/>
           <w:lang w:val="tr-TR"/>
         </w:rPr>
-        <w:t xml:space="preserve">COOH/CH</w:t>
-      </w:r>
-      <w:r>
-        <w:rPr>
-          <w:rFonts w:ascii="Times New Roman" w:hAnsi="Times New Roman" w:cs="Times New Roman"/>
-          <w:vertAlign w:val="subscript"/>
-          <w:lang w:val="tr-TR"/>
-        </w:rPr>
-        <w:t xml:space="preserve">3</w:t>
-      </w:r>
-      <w:r>
-        <w:rPr>
-          <w:rFonts w:ascii="Times New Roman" w:hAnsi="Times New Roman" w:cs="Times New Roman"/>
-          <w:lang w:val="tr-TR"/>
-        </w:rPr>
-        <w:t xml:space="preserve">COO</w:t>
-      </w:r>
-      <w:r>
-        <w:rPr>
-          <w:rFonts w:ascii="Times New Roman" w:hAnsi="Times New Roman" w:cs="Times New Roman"/>
+        <w:t xml:space="preserve">O</w:t>
+      </w:r>
+      <w:r>
+        <w:rPr>
+          <w:rFonts w:ascii="Times New Roman" w:hAnsi="Times New Roman" w:cs="Times New Roman"/>
+          <w:lang w:val="tr-TR"/>
           <w:vertAlign w:val="superscript"/>
-          <w:lang w:val="tr-TR"/>
-        </w:rPr>
-        <w:t xml:space="preserve">−</w:t>
-      </w:r>
-      <w:r>
-        <w:rPr>
-          <w:rFonts w:ascii="Times New Roman" w:hAnsi="Times New Roman" w:cs="Times New Roman"/>
-          <w:lang w:val="tr-TR"/>
-        </w:rPr>
-        <w:t xml:space="preserve"> ve H</w:t>
-      </w:r>
-      <w:r>
-        <w:rPr>
-          <w:rFonts w:ascii="Times New Roman" w:hAnsi="Times New Roman" w:cs="Times New Roman"/>
-          <w:vertAlign w:val="subscript"/>
-          <w:lang w:val="tr-TR"/>
-        </w:rPr>
-        <w:t xml:space="preserve">3</w:t>
-      </w:r>
-      <w:r>
-        <w:rPr>
-          <w:rFonts w:ascii="Times New Roman" w:hAnsi="Times New Roman" w:cs="Times New Roman"/>
-          <w:lang w:val="tr-TR"/>
-        </w:rPr>
-        <w:t xml:space="preserve">O</w:t>
-      </w:r>
-      <w:r>
-        <w:rPr>
-          <w:rFonts w:ascii="Times New Roman" w:hAnsi="Times New Roman" w:cs="Times New Roman"/>
-          <w:vertAlign w:val="superscript"/>
-          <w:lang w:val="tr-TR"/>
         </w:rPr>
         <w:t xml:space="preserve">+</w:t>
       </w:r>
@@ -2358,8 +2685,8 @@
       <w:r>
         <w:rPr>
           <w:rFonts w:ascii="Times New Roman" w:hAnsi="Times New Roman" w:cs="Times New Roman"/>
-          <w:vertAlign w:val="subscript"/>
-          <w:lang w:val="tr-TR"/>
+          <w:lang w:val="tr-TR"/>
+          <w:vertAlign w:val="subscript"/>
         </w:rPr>
         <w:t xml:space="preserve">2</w:t>
       </w:r>
@@ -3050,7 +3377,7 @@
           <w:rFonts w:ascii="Times New Roman" w:hAnsi="Times New Roman" w:cs="Times New Roman"/>
           <w:lang w:val="tr-TR"/>
         </w:rPr>
-        <w:t xml:space="preserve">Monofonksiyonel ve Polifonksiyonel Asit ve Bazlar: Etkinlikteki I ve IV numaralı tepkimelerde HCl ve CH</w:t>
+        <w:t xml:space="preserve">Monofonksiyonel ve Polifonksiyonel Asit ve Bazlar: Bir asit molekülünün verebileceği proton sayısı, formülündeki hidrojen atomu sayısına her zaman eşit değildir. Bir molekülü suda yalnızca bir proton verebilen asitlere monofonksiyonel (tek protonlu) asitler denir (HCl, HNO</w:t>
       </w:r>
       <w:r>
         <w:rPr>
@@ -3065,7 +3392,7 @@
           <w:rFonts w:ascii="Times New Roman" w:hAnsi="Times New Roman" w:cs="Times New Roman"/>
           <w:lang w:val="tr-TR"/>
         </w:rPr>
-        <w:t xml:space="preserve">COOH moleküllerinin suya birer proton aktardığını gördünüz. Peki dört hidrojen atomu bulunduran CH</w:t>
+        <w:t xml:space="preserve">, CH</w:t>
       </w:r>
       <w:r>
         <w:rPr>
@@ -3080,7 +3407,52 @@
           <w:rFonts w:ascii="Times New Roman" w:hAnsi="Times New Roman" w:cs="Times New Roman"/>
           <w:lang w:val="tr-TR"/>
         </w:rPr>
-        <w:t xml:space="preserve">COOH neden yalnızca bir proton verir? Her asit molekülü yalnızca bir proton mu verebilir? Bir molekülü suda yalnızca bir proton verebilen asitlere monofonksiyonel (tek protonlu) asitler denir (HCl, HNO</w:t>
+        <w:t xml:space="preserve">COOH gibi). Bir molekülü birden fazla proton verebilen asitler ise polifonksiyonel asitlerdir (H</w:t>
+      </w:r>
+      <w:r>
+        <w:rPr>
+          <w:rFonts w:ascii="Times New Roman" w:hAnsi="Times New Roman" w:cs="Times New Roman"/>
+          <w:lang w:val="tr-TR"/>
+          <w:vertAlign w:val="subscript"/>
+        </w:rPr>
+        <w:t xml:space="preserve">2</w:t>
+      </w:r>
+      <w:r>
+        <w:rPr>
+          <w:rFonts w:ascii="Times New Roman" w:hAnsi="Times New Roman" w:cs="Times New Roman"/>
+          <w:lang w:val="tr-TR"/>
+        </w:rPr>
+        <w:t xml:space="preserve">SO</w:t>
+      </w:r>
+      <w:r>
+        <w:rPr>
+          <w:rFonts w:ascii="Times New Roman" w:hAnsi="Times New Roman" w:cs="Times New Roman"/>
+          <w:lang w:val="tr-TR"/>
+          <w:vertAlign w:val="subscript"/>
+        </w:rPr>
+        <w:t xml:space="preserve">4</w:t>
+      </w:r>
+      <w:r>
+        <w:rPr>
+          <w:rFonts w:ascii="Times New Roman" w:hAnsi="Times New Roman" w:cs="Times New Roman"/>
+          <w:lang w:val="tr-TR"/>
+        </w:rPr>
+        <w:t xml:space="preserve">, H</w:t>
+      </w:r>
+      <w:r>
+        <w:rPr>
+          <w:rFonts w:ascii="Times New Roman" w:hAnsi="Times New Roman" w:cs="Times New Roman"/>
+          <w:lang w:val="tr-TR"/>
+          <w:vertAlign w:val="subscript"/>
+        </w:rPr>
+        <w:t xml:space="preserve">2</w:t>
+      </w:r>
+      <w:r>
+        <w:rPr>
+          <w:rFonts w:ascii="Times New Roman" w:hAnsi="Times New Roman" w:cs="Times New Roman"/>
+          <w:lang w:val="tr-TR"/>
+        </w:rPr>
+        <w:t xml:space="preserve">CO</w:t>
       </w:r>
       <w:r>
         <w:rPr>
@@ -3095,7 +3467,7 @@
           <w:rFonts w:ascii="Times New Roman" w:hAnsi="Times New Roman" w:cs="Times New Roman"/>
           <w:lang w:val="tr-TR"/>
         </w:rPr>
-        <w:t xml:space="preserve">, CH</w:t>
+        <w:t xml:space="preserve">, H</w:t>
       </w:r>
       <w:r>
         <w:rPr>
@@ -3110,7 +3482,67 @@
           <w:rFonts w:ascii="Times New Roman" w:hAnsi="Times New Roman" w:cs="Times New Roman"/>
           <w:lang w:val="tr-TR"/>
         </w:rPr>
-        <w:t xml:space="preserve">COOH gibi). Bir molekülü birden fazla proton verebilen asitler ise polifonksiyonel asitlerdir (H</w:t>
+        <w:t xml:space="preserve">PO</w:t>
+      </w:r>
+      <w:r>
+        <w:rPr>
+          <w:rFonts w:ascii="Times New Roman" w:hAnsi="Times New Roman" w:cs="Times New Roman"/>
+          <w:lang w:val="tr-TR"/>
+          <w:vertAlign w:val="subscript"/>
+        </w:rPr>
+        <w:t xml:space="preserve">4</w:t>
+      </w:r>
+      <w:r>
+        <w:rPr>
+          <w:rFonts w:ascii="Times New Roman" w:hAnsi="Times New Roman" w:cs="Times New Roman"/>
+          <w:lang w:val="tr-TR"/>
+        </w:rPr>
+        <w:t xml:space="preserve"> gibi). Polifonksiyonel asitler protonlarını basamak basamak verir. Bir formül birimi bir OH</w:t>
+      </w:r>
+      <w:r>
+        <w:rPr>
+          <w:rFonts w:ascii="Times New Roman" w:hAnsi="Times New Roman" w:cs="Times New Roman"/>
+          <w:lang w:val="tr-TR"/>
+          <w:vertAlign w:val="superscript"/>
+        </w:rPr>
+        <w:t xml:space="preserve">−</w:t>
+      </w:r>
+      <w:r>
+        <w:rPr>
+          <w:rFonts w:ascii="Times New Roman" w:hAnsi="Times New Roman" w:cs="Times New Roman"/>
+          <w:lang w:val="tr-TR"/>
+        </w:rPr>
+        <w:t xml:space="preserve"> iyonu veren (NaOH, KOH) ya da bir proton alabilen (NH</w:t>
+      </w:r>
+      <w:r>
+        <w:rPr>
+          <w:rFonts w:ascii="Times New Roman" w:hAnsi="Times New Roman" w:cs="Times New Roman"/>
+          <w:lang w:val="tr-TR"/>
+          <w:vertAlign w:val="subscript"/>
+        </w:rPr>
+        <w:t xml:space="preserve">3</w:t>
+      </w:r>
+      <w:r>
+        <w:rPr>
+          <w:rFonts w:ascii="Times New Roman" w:hAnsi="Times New Roman" w:cs="Times New Roman"/>
+          <w:lang w:val="tr-TR"/>
+        </w:rPr>
+        <w:t xml:space="preserve">) bazlar monofonksiyonel; birden fazla OH</w:t>
+      </w:r>
+      <w:r>
+        <w:rPr>
+          <w:rFonts w:ascii="Times New Roman" w:hAnsi="Times New Roman" w:cs="Times New Roman"/>
+          <w:lang w:val="tr-TR"/>
+          <w:vertAlign w:val="superscript"/>
+        </w:rPr>
+        <w:t xml:space="preserve">−</w:t>
+      </w:r>
+      <w:r>
+        <w:rPr>
+          <w:rFonts w:ascii="Times New Roman" w:hAnsi="Times New Roman" w:cs="Times New Roman"/>
+          <w:lang w:val="tr-TR"/>
+        </w:rPr>
+        <w:t xml:space="preserve"> iyonu veren [Ca(OH)</w:t>
       </w:r>
       <w:r>
         <w:rPr>
@@ -3125,7 +3557,75 @@
           <w:rFonts w:ascii="Times New Roman" w:hAnsi="Times New Roman" w:cs="Times New Roman"/>
           <w:lang w:val="tr-TR"/>
         </w:rPr>
-        <w:t xml:space="preserve">SO</w:t>
+        <w:t xml:space="preserve">, Ba(OH)</w:t>
+      </w:r>
+      <w:r>
+        <w:rPr>
+          <w:rFonts w:ascii="Times New Roman" w:hAnsi="Times New Roman" w:cs="Times New Roman"/>
+          <w:lang w:val="tr-TR"/>
+          <w:vertAlign w:val="subscript"/>
+        </w:rPr>
+        <w:t xml:space="preserve">2</w:t>
+      </w:r>
+      <w:r>
+        <w:rPr>
+          <w:rFonts w:ascii="Times New Roman" w:hAnsi="Times New Roman" w:cs="Times New Roman"/>
+          <w:lang w:val="tr-TR"/>
+        </w:rPr>
+        <w:t xml:space="preserve">] ya da birden fazla proton alabilen (CO</w:t>
+      </w:r>
+      <w:r>
+        <w:rPr>
+          <w:rFonts w:ascii="Times New Roman" w:hAnsi="Times New Roman" w:cs="Times New Roman"/>
+          <w:lang w:val="tr-TR"/>
+          <w:vertAlign w:val="subscript"/>
+        </w:rPr>
+        <w:t xml:space="preserve">3</w:t>
+      </w:r>
+      <w:r>
+        <w:rPr>
+          <w:rFonts w:ascii="Times New Roman" w:hAnsi="Times New Roman" w:cs="Times New Roman"/>
+          <w:lang w:val="tr-TR"/>
+          <w:vertAlign w:val="superscript"/>
+        </w:rPr>
+        <w:t xml:space="preserve">2−</w:t>
+      </w:r>
+      <w:r>
+        <w:rPr>
+          <w:rFonts w:ascii="Times New Roman" w:hAnsi="Times New Roman" w:cs="Times New Roman"/>
+          <w:lang w:val="tr-TR"/>
+        </w:rPr>
+        <w:t xml:space="preserve">) bazlar ise polifonksiyonel bazlardır. CH</w:t>
+      </w:r>
+      <w:r>
+        <w:rPr>
+          <w:rFonts w:ascii="Times New Roman" w:hAnsi="Times New Roman" w:cs="Times New Roman"/>
+          <w:lang w:val="tr-TR"/>
+          <w:vertAlign w:val="subscript"/>
+        </w:rPr>
+        <w:t xml:space="preserve">3</w:t>
+      </w:r>
+      <w:r>
+        <w:rPr>
+          <w:rFonts w:ascii="Times New Roman" w:hAnsi="Times New Roman" w:cs="Times New Roman"/>
+          <w:lang w:val="tr-TR"/>
+        </w:rPr>
+        <w:t xml:space="preserve">COOH’ta dört hidrojen atomu bulunmasına rağmen yalnızca karboksil grubundaki (−COOH) hidrojen proton olarak verilebildiği için asetik asit monofonksiyoneldir. Fosforik asit (H</w:t>
+      </w:r>
+      <w:r>
+        <w:rPr>
+          <w:rFonts w:ascii="Times New Roman" w:hAnsi="Times New Roman" w:cs="Times New Roman"/>
+          <w:lang w:val="tr-TR"/>
+          <w:vertAlign w:val="subscript"/>
+        </w:rPr>
+        <w:t xml:space="preserve">3</w:t>
+      </w:r>
+      <w:r>
+        <w:rPr>
+          <w:rFonts w:ascii="Times New Roman" w:hAnsi="Times New Roman" w:cs="Times New Roman"/>
+          <w:lang w:val="tr-TR"/>
+        </w:rPr>
+        <w:t xml:space="preserve">PO</w:t>
       </w:r>
       <w:r>
         <w:rPr>
@@ -3140,142 +3640,7 @@
           <w:rFonts w:ascii="Times New Roman" w:hAnsi="Times New Roman" w:cs="Times New Roman"/>
           <w:lang w:val="tr-TR"/>
         </w:rPr>
-        <w:t xml:space="preserve">, H</w:t>
-      </w:r>
-      <w:r>
-        <w:rPr>
-          <w:rFonts w:ascii="Times New Roman" w:hAnsi="Times New Roman" w:cs="Times New Roman"/>
-          <w:lang w:val="tr-TR"/>
-          <w:vertAlign w:val="subscript"/>
-        </w:rPr>
-        <w:t xml:space="preserve">2</w:t>
-      </w:r>
-      <w:r>
-        <w:rPr>
-          <w:rFonts w:ascii="Times New Roman" w:hAnsi="Times New Roman" w:cs="Times New Roman"/>
-          <w:lang w:val="tr-TR"/>
-        </w:rPr>
-        <w:t xml:space="preserve">CO</w:t>
-      </w:r>
-      <w:r>
-        <w:rPr>
-          <w:rFonts w:ascii="Times New Roman" w:hAnsi="Times New Roman" w:cs="Times New Roman"/>
-          <w:lang w:val="tr-TR"/>
-          <w:vertAlign w:val="subscript"/>
-        </w:rPr>
-        <w:t xml:space="preserve">3</w:t>
-      </w:r>
-      <w:r>
-        <w:rPr>
-          <w:rFonts w:ascii="Times New Roman" w:hAnsi="Times New Roman" w:cs="Times New Roman"/>
-          <w:lang w:val="tr-TR"/>
-        </w:rPr>
-        <w:t xml:space="preserve">, H</w:t>
-      </w:r>
-      <w:r>
-        <w:rPr>
-          <w:rFonts w:ascii="Times New Roman" w:hAnsi="Times New Roman" w:cs="Times New Roman"/>
-          <w:lang w:val="tr-TR"/>
-          <w:vertAlign w:val="subscript"/>
-        </w:rPr>
-        <w:t xml:space="preserve">3</w:t>
-      </w:r>
-      <w:r>
-        <w:rPr>
-          <w:rFonts w:ascii="Times New Roman" w:hAnsi="Times New Roman" w:cs="Times New Roman"/>
-          <w:lang w:val="tr-TR"/>
-        </w:rPr>
-        <w:t xml:space="preserve">PO</w:t>
-      </w:r>
-      <w:r>
-        <w:rPr>
-          <w:rFonts w:ascii="Times New Roman" w:hAnsi="Times New Roman" w:cs="Times New Roman"/>
-          <w:lang w:val="tr-TR"/>
-          <w:vertAlign w:val="subscript"/>
-        </w:rPr>
-        <w:t xml:space="preserve">4</w:t>
-      </w:r>
-      <w:r>
-        <w:rPr>
-          <w:rFonts w:ascii="Times New Roman" w:hAnsi="Times New Roman" w:cs="Times New Roman"/>
-          <w:lang w:val="tr-TR"/>
-        </w:rPr>
-        <w:t xml:space="preserve"> gibi). Polifonksiyonel asitler protonlarını basamak basamak verir. Benzer şekilde bir formül birimi bir OH</w:t>
-      </w:r>
-      <w:r>
-        <w:rPr>
-          <w:rFonts w:ascii="Times New Roman" w:hAnsi="Times New Roman" w:cs="Times New Roman"/>
-          <w:lang w:val="tr-TR"/>
-          <w:vertAlign w:val="superscript"/>
-        </w:rPr>
-        <w:t xml:space="preserve">−</w:t>
-      </w:r>
-      <w:r>
-        <w:rPr>
-          <w:rFonts w:ascii="Times New Roman" w:hAnsi="Times New Roman" w:cs="Times New Roman"/>
-          <w:lang w:val="tr-TR"/>
-        </w:rPr>
-        <w:t xml:space="preserve"> iyonu veren NaOH, KOH monofonksiyonel; iki OH</w:t>
-      </w:r>
-      <w:r>
-        <w:rPr>
-          <w:rFonts w:ascii="Times New Roman" w:hAnsi="Times New Roman" w:cs="Times New Roman"/>
-          <w:lang w:val="tr-TR"/>
-          <w:vertAlign w:val="superscript"/>
-        </w:rPr>
-        <w:t xml:space="preserve">−</w:t>
-      </w:r>
-      <w:r>
-        <w:rPr>
-          <w:rFonts w:ascii="Times New Roman" w:hAnsi="Times New Roman" w:cs="Times New Roman"/>
-          <w:lang w:val="tr-TR"/>
-        </w:rPr>
-        <w:t xml:space="preserve"> iyonu veren Ca(OH)</w:t>
-      </w:r>
-      <w:r>
-        <w:rPr>
-          <w:rFonts w:ascii="Times New Roman" w:hAnsi="Times New Roman" w:cs="Times New Roman"/>
-          <w:lang w:val="tr-TR"/>
-          <w:vertAlign w:val="subscript"/>
-        </w:rPr>
-        <w:t xml:space="preserve">2</w:t>
-      </w:r>
-      <w:r>
-        <w:rPr>
-          <w:rFonts w:ascii="Times New Roman" w:hAnsi="Times New Roman" w:cs="Times New Roman"/>
-          <w:lang w:val="tr-TR"/>
-        </w:rPr>
-        <w:t xml:space="preserve">, Ba(OH)</w:t>
-      </w:r>
-      <w:r>
-        <w:rPr>
-          <w:rFonts w:ascii="Times New Roman" w:hAnsi="Times New Roman" w:cs="Times New Roman"/>
-          <w:lang w:val="tr-TR"/>
-          <w:vertAlign w:val="subscript"/>
-        </w:rPr>
-        <w:t xml:space="preserve">2</w:t>
-      </w:r>
-      <w:r>
-        <w:rPr>
-          <w:rFonts w:ascii="Times New Roman" w:hAnsi="Times New Roman" w:cs="Times New Roman"/>
-          <w:lang w:val="tr-TR"/>
-        </w:rPr>
-        <w:t xml:space="preserve"> ise polifonksiyonel bazlardır. CH</w:t>
-      </w:r>
-      <w:r>
-        <w:rPr>
-          <w:rFonts w:ascii="Times New Roman" w:hAnsi="Times New Roman" w:cs="Times New Roman"/>
-          <w:lang w:val="tr-TR"/>
-          <w:vertAlign w:val="subscript"/>
-        </w:rPr>
-        <w:t xml:space="preserve">3</w:t>
-      </w:r>
-      <w:r>
-        <w:rPr>
-          <w:rFonts w:ascii="Times New Roman" w:hAnsi="Times New Roman" w:cs="Times New Roman"/>
-          <w:lang w:val="tr-TR"/>
-        </w:rPr>
-        <w:t xml:space="preserve">COOH’ta dört hidrojen atomu bulunmasına rağmen yalnızca karboksil grubundaki (−COOH) hidrojen proton olarak verilebildiği için asetik asit monofonksiyoneldir.</w:t>
+        <w:t xml:space="preserve">) ise üç protonunu üç basamakta verir:</w:t>
       </w:r>
     </w:p>
     <w:p>
@@ -3649,7 +4014,7 @@
           <w:rFonts w:ascii="Times New Roman" w:hAnsi="Times New Roman" w:cs="Times New Roman"/>
           <w:lang w:val="tr-TR"/>
         </w:rPr>
-        <w:t xml:space="preserve">Ametal Oksitlerin Asidik Özelliği: Analiz ve Keşif Atölyesi 2.7.’deki VI numaralı tepkimede, yapısında hidrojen bulunmayan CO</w:t>
+        <w:t xml:space="preserve">Ametal Oksitlerin Asidik Özelliği: Ametallerin oksijenle oluşturduğu bileşiklere ametal oksit denir. SO</w:t>
       </w:r>
       <w:r>
         <w:rPr>
@@ -3664,7 +4029,7 @@
           <w:rFonts w:ascii="Times New Roman" w:hAnsi="Times New Roman" w:cs="Times New Roman"/>
           <w:lang w:val="tr-TR"/>
         </w:rPr>
-        <w:t xml:space="preserve">’nin suyla etkileşerek H</w:t>
+        <w:t xml:space="preserve">, SO</w:t>
       </w:r>
       <w:r>
         <w:rPr>
@@ -3679,12 +4044,102 @@
           <w:rFonts w:ascii="Times New Roman" w:hAnsi="Times New Roman" w:cs="Times New Roman"/>
           <w:lang w:val="tr-TR"/>
         </w:rPr>
+        <w:t xml:space="preserve">, N</w:t>
+      </w:r>
+      <w:r>
+        <w:rPr>
+          <w:rFonts w:ascii="Times New Roman" w:hAnsi="Times New Roman" w:cs="Times New Roman"/>
+          <w:lang w:val="tr-TR"/>
+          <w:vertAlign w:val="subscript"/>
+        </w:rPr>
+        <w:t xml:space="preserve">2</w:t>
+      </w:r>
+      <w:r>
+        <w:rPr>
+          <w:rFonts w:ascii="Times New Roman" w:hAnsi="Times New Roman" w:cs="Times New Roman"/>
+          <w:lang w:val="tr-TR"/>
+        </w:rPr>
         <w:t xml:space="preserve">O</w:t>
       </w:r>
       <w:r>
         <w:rPr>
           <w:rFonts w:ascii="Times New Roman" w:hAnsi="Times New Roman" w:cs="Times New Roman"/>
           <w:lang w:val="tr-TR"/>
+          <w:vertAlign w:val="subscript"/>
+        </w:rPr>
+        <w:t xml:space="preserve">5</w:t>
+      </w:r>
+      <w:r>
+        <w:rPr>
+          <w:rFonts w:ascii="Times New Roman" w:hAnsi="Times New Roman" w:cs="Times New Roman"/>
+          <w:lang w:val="tr-TR"/>
+        </w:rPr>
+        <w:t xml:space="preserve">, CO</w:t>
+      </w:r>
+      <w:r>
+        <w:rPr>
+          <w:rFonts w:ascii="Times New Roman" w:hAnsi="Times New Roman" w:cs="Times New Roman"/>
+          <w:lang w:val="tr-TR"/>
+          <w:vertAlign w:val="subscript"/>
+        </w:rPr>
+        <w:t xml:space="preserve">2</w:t>
+      </w:r>
+      <w:r>
+        <w:rPr>
+          <w:rFonts w:ascii="Times New Roman" w:hAnsi="Times New Roman" w:cs="Times New Roman"/>
+          <w:lang w:val="tr-TR"/>
+        </w:rPr>
+        <w:t xml:space="preserve">, P</w:t>
+      </w:r>
+      <w:r>
+        <w:rPr>
+          <w:rFonts w:ascii="Times New Roman" w:hAnsi="Times New Roman" w:cs="Times New Roman"/>
+          <w:lang w:val="tr-TR"/>
+          <w:vertAlign w:val="subscript"/>
+        </w:rPr>
+        <w:t xml:space="preserve">4</w:t>
+      </w:r>
+      <w:r>
+        <w:rPr>
+          <w:rFonts w:ascii="Times New Roman" w:hAnsi="Times New Roman" w:cs="Times New Roman"/>
+          <w:lang w:val="tr-TR"/>
+        </w:rPr>
+        <w:t xml:space="preserve">O</w:t>
+      </w:r>
+      <w:r>
+        <w:rPr>
+          <w:rFonts w:ascii="Times New Roman" w:hAnsi="Times New Roman" w:cs="Times New Roman"/>
+          <w:lang w:val="tr-TR"/>
+          <w:vertAlign w:val="subscript"/>
+        </w:rPr>
+        <w:t xml:space="preserve">10</w:t>
+      </w:r>
+      <w:r>
+        <w:rPr>
+          <w:rFonts w:ascii="Times New Roman" w:hAnsi="Times New Roman" w:cs="Times New Roman"/>
+          <w:lang w:val="tr-TR"/>
+        </w:rPr>
+        <w:t xml:space="preserve"> gibi ametal oksitler yapılarında hidrojen bulunmadığı hâlde suyla tepkimeye girerek asit oluşturur; oluşan asit de suda iyonlaşarak H</w:t>
+      </w:r>
+      <w:r>
+        <w:rPr>
+          <w:rFonts w:ascii="Times New Roman" w:hAnsi="Times New Roman" w:cs="Times New Roman"/>
+          <w:lang w:val="tr-TR"/>
+          <w:vertAlign w:val="subscript"/>
+        </w:rPr>
+        <w:t xml:space="preserve">3</w:t>
+      </w:r>
+      <w:r>
+        <w:rPr>
+          <w:rFonts w:ascii="Times New Roman" w:hAnsi="Times New Roman" w:cs="Times New Roman"/>
+          <w:lang w:val="tr-TR"/>
+        </w:rPr>
+        <w:t xml:space="preserve">O</w:t>
+      </w:r>
+      <w:r>
+        <w:rPr>
+          <w:rFonts w:ascii="Times New Roman" w:hAnsi="Times New Roman" w:cs="Times New Roman"/>
+          <w:lang w:val="tr-TR"/>
           <w:vertAlign w:val="superscript"/>
         </w:rPr>
         <w:t xml:space="preserve">+</w:t>
@@ -3694,7 +4149,22 @@
           <w:rFonts w:ascii="Times New Roman" w:hAnsi="Times New Roman" w:cs="Times New Roman"/>
           <w:lang w:val="tr-TR"/>
         </w:rPr>
-        <w:t xml:space="preserve"> iyonu oluşturduğunu gördünüz. Bu davranış yalnızca CO</w:t>
+        <w:t xml:space="preserve"> iyonu verir. Bu nedenle bu oksitlere asidik oksitler denir. Örneğin SO</w:t>
+      </w:r>
+      <w:r>
+        <w:rPr>
+          <w:rFonts w:ascii="Times New Roman" w:hAnsi="Times New Roman" w:cs="Times New Roman"/>
+          <w:lang w:val="tr-TR"/>
+          <w:vertAlign w:val="subscript"/>
+        </w:rPr>
+        <w:t xml:space="preserve">3</w:t>
+      </w:r>
+      <w:r>
+        <w:rPr>
+          <w:rFonts w:ascii="Times New Roman" w:hAnsi="Times New Roman" w:cs="Times New Roman"/>
+          <w:lang w:val="tr-TR"/>
+        </w:rPr>
+        <w:t xml:space="preserve"> suyla H</w:t>
       </w:r>
       <w:r>
         <w:rPr>
@@ -3709,7 +4179,22 @@
           <w:rFonts w:ascii="Times New Roman" w:hAnsi="Times New Roman" w:cs="Times New Roman"/>
           <w:lang w:val="tr-TR"/>
         </w:rPr>
-        <w:t xml:space="preserve">’ye özgü değildir: CO</w:t>
+        <w:t xml:space="preserve">SO</w:t>
+      </w:r>
+      <w:r>
+        <w:rPr>
+          <w:rFonts w:ascii="Times New Roman" w:hAnsi="Times New Roman" w:cs="Times New Roman"/>
+          <w:lang w:val="tr-TR"/>
+          <w:vertAlign w:val="subscript"/>
+        </w:rPr>
+        <w:t xml:space="preserve">4</w:t>
+      </w:r>
+      <w:r>
+        <w:rPr>
+          <w:rFonts w:ascii="Times New Roman" w:hAnsi="Times New Roman" w:cs="Times New Roman"/>
+          <w:lang w:val="tr-TR"/>
+        </w:rPr>
+        <w:t xml:space="preserve">, N</w:t>
       </w:r>
       <w:r>
         <w:rPr>
@@ -3724,7 +4209,37 @@
           <w:rFonts w:ascii="Times New Roman" w:hAnsi="Times New Roman" w:cs="Times New Roman"/>
           <w:lang w:val="tr-TR"/>
         </w:rPr>
-        <w:t xml:space="preserve">, SO</w:t>
+        <w:t xml:space="preserve">O</w:t>
+      </w:r>
+      <w:r>
+        <w:rPr>
+          <w:rFonts w:ascii="Times New Roman" w:hAnsi="Times New Roman" w:cs="Times New Roman"/>
+          <w:lang w:val="tr-TR"/>
+          <w:vertAlign w:val="subscript"/>
+        </w:rPr>
+        <w:t xml:space="preserve">5</w:t>
+      </w:r>
+      <w:r>
+        <w:rPr>
+          <w:rFonts w:ascii="Times New Roman" w:hAnsi="Times New Roman" w:cs="Times New Roman"/>
+          <w:lang w:val="tr-TR"/>
+        </w:rPr>
+        <w:t xml:space="preserve"> ise HNO</w:t>
+      </w:r>
+      <w:r>
+        <w:rPr>
+          <w:rFonts w:ascii="Times New Roman" w:hAnsi="Times New Roman" w:cs="Times New Roman"/>
+          <w:lang w:val="tr-TR"/>
+          <w:vertAlign w:val="subscript"/>
+        </w:rPr>
+        <w:t xml:space="preserve">3</w:t>
+      </w:r>
+      <w:r>
+        <w:rPr>
+          <w:rFonts w:ascii="Times New Roman" w:hAnsi="Times New Roman" w:cs="Times New Roman"/>
+          <w:lang w:val="tr-TR"/>
+        </w:rPr>
+        <w:t xml:space="preserve"> oluşturur. Fosil yakıtların yanmasıyla atmosfere salınan SO</w:t>
       </w:r>
       <w:r>
         <w:rPr>
@@ -3739,172 +4254,7 @@
           <w:rFonts w:ascii="Times New Roman" w:hAnsi="Times New Roman" w:cs="Times New Roman"/>
           <w:lang w:val="tr-TR"/>
         </w:rPr>
-        <w:t xml:space="preserve">, SO</w:t>
-      </w:r>
-      <w:r>
-        <w:rPr>
-          <w:rFonts w:ascii="Times New Roman" w:hAnsi="Times New Roman" w:cs="Times New Roman"/>
-          <w:lang w:val="tr-TR"/>
-          <w:vertAlign w:val="subscript"/>
-        </w:rPr>
-        <w:t xml:space="preserve">3</w:t>
-      </w:r>
-      <w:r>
-        <w:rPr>
-          <w:rFonts w:ascii="Times New Roman" w:hAnsi="Times New Roman" w:cs="Times New Roman"/>
-          <w:lang w:val="tr-TR"/>
-        </w:rPr>
-        <w:t xml:space="preserve">, NO</w:t>
-      </w:r>
-      <w:r>
-        <w:rPr>
-          <w:rFonts w:ascii="Times New Roman" w:hAnsi="Times New Roman" w:cs="Times New Roman"/>
-          <w:lang w:val="tr-TR"/>
-          <w:vertAlign w:val="subscript"/>
-        </w:rPr>
-        <w:t xml:space="preserve">2</w:t>
-      </w:r>
-      <w:r>
-        <w:rPr>
-          <w:rFonts w:ascii="Times New Roman" w:hAnsi="Times New Roman" w:cs="Times New Roman"/>
-          <w:lang w:val="tr-TR"/>
-        </w:rPr>
-        <w:t xml:space="preserve">, P</w:t>
-      </w:r>
-      <w:r>
-        <w:rPr>
-          <w:rFonts w:ascii="Times New Roman" w:hAnsi="Times New Roman" w:cs="Times New Roman"/>
-          <w:lang w:val="tr-TR"/>
-          <w:vertAlign w:val="subscript"/>
-        </w:rPr>
-        <w:t xml:space="preserve">4</w:t>
-      </w:r>
-      <w:r>
-        <w:rPr>
-          <w:rFonts w:ascii="Times New Roman" w:hAnsi="Times New Roman" w:cs="Times New Roman"/>
-          <w:lang w:val="tr-TR"/>
-        </w:rPr>
-        <w:t xml:space="preserve">O</w:t>
-      </w:r>
-      <w:r>
-        <w:rPr>
-          <w:rFonts w:ascii="Times New Roman" w:hAnsi="Times New Roman" w:cs="Times New Roman"/>
-          <w:lang w:val="tr-TR"/>
-          <w:vertAlign w:val="subscript"/>
-        </w:rPr>
-        <w:t xml:space="preserve">10</w:t>
-      </w:r>
-      <w:r>
-        <w:rPr>
-          <w:rFonts w:ascii="Times New Roman" w:hAnsi="Times New Roman" w:cs="Times New Roman"/>
-          <w:lang w:val="tr-TR"/>
-        </w:rPr>
-        <w:t xml:space="preserve"> gibi ametal oksitler suyla tepkimeye girerek asit oluşturur. Bu nedenle bu oksitlere asidik oksitler denir. Örneğin SO</w:t>
-      </w:r>
-      <w:r>
-        <w:rPr>
-          <w:rFonts w:ascii="Times New Roman" w:hAnsi="Times New Roman" w:cs="Times New Roman"/>
-          <w:lang w:val="tr-TR"/>
-          <w:vertAlign w:val="subscript"/>
-        </w:rPr>
-        <w:t xml:space="preserve">3</w:t>
-      </w:r>
-      <w:r>
-        <w:rPr>
-          <w:rFonts w:ascii="Times New Roman" w:hAnsi="Times New Roman" w:cs="Times New Roman"/>
-          <w:lang w:val="tr-TR"/>
-        </w:rPr>
-        <w:t xml:space="preserve"> suyla H</w:t>
-      </w:r>
-      <w:r>
-        <w:rPr>
-          <w:rFonts w:ascii="Times New Roman" w:hAnsi="Times New Roman" w:cs="Times New Roman"/>
-          <w:lang w:val="tr-TR"/>
-          <w:vertAlign w:val="subscript"/>
-        </w:rPr>
-        <w:t xml:space="preserve">2</w:t>
-      </w:r>
-      <w:r>
-        <w:rPr>
-          <w:rFonts w:ascii="Times New Roman" w:hAnsi="Times New Roman" w:cs="Times New Roman"/>
-          <w:lang w:val="tr-TR"/>
-        </w:rPr>
-        <w:t xml:space="preserve">SO</w:t>
-      </w:r>
-      <w:r>
-        <w:rPr>
-          <w:rFonts w:ascii="Times New Roman" w:hAnsi="Times New Roman" w:cs="Times New Roman"/>
-          <w:lang w:val="tr-TR"/>
-          <w:vertAlign w:val="subscript"/>
-        </w:rPr>
-        <w:t xml:space="preserve">4</w:t>
-      </w:r>
-      <w:r>
-        <w:rPr>
-          <w:rFonts w:ascii="Times New Roman" w:hAnsi="Times New Roman" w:cs="Times New Roman"/>
-          <w:lang w:val="tr-TR"/>
-        </w:rPr>
-        <w:t xml:space="preserve">, CO</w:t>
-      </w:r>
-      <w:r>
-        <w:rPr>
-          <w:rFonts w:ascii="Times New Roman" w:hAnsi="Times New Roman" w:cs="Times New Roman"/>
-          <w:lang w:val="tr-TR"/>
-          <w:vertAlign w:val="subscript"/>
-        </w:rPr>
-        <w:t xml:space="preserve">2</w:t>
-      </w:r>
-      <w:r>
-        <w:rPr>
-          <w:rFonts w:ascii="Times New Roman" w:hAnsi="Times New Roman" w:cs="Times New Roman"/>
-          <w:lang w:val="tr-TR"/>
-        </w:rPr>
-        <w:t xml:space="preserve"> ise H</w:t>
-      </w:r>
-      <w:r>
-        <w:rPr>
-          <w:rFonts w:ascii="Times New Roman" w:hAnsi="Times New Roman" w:cs="Times New Roman"/>
-          <w:lang w:val="tr-TR"/>
-          <w:vertAlign w:val="subscript"/>
-        </w:rPr>
-        <w:t xml:space="preserve">2</w:t>
-      </w:r>
-      <w:r>
-        <w:rPr>
-          <w:rFonts w:ascii="Times New Roman" w:hAnsi="Times New Roman" w:cs="Times New Roman"/>
-          <w:lang w:val="tr-TR"/>
-        </w:rPr>
-        <w:t xml:space="preserve">CO</w:t>
-      </w:r>
-      <w:r>
-        <w:rPr>
-          <w:rFonts w:ascii="Times New Roman" w:hAnsi="Times New Roman" w:cs="Times New Roman"/>
-          <w:lang w:val="tr-TR"/>
-          <w:vertAlign w:val="subscript"/>
-        </w:rPr>
-        <w:t xml:space="preserve">3</w:t>
-      </w:r>
-      <w:r>
-        <w:rPr>
-          <w:rFonts w:ascii="Times New Roman" w:hAnsi="Times New Roman" w:cs="Times New Roman"/>
-          <w:lang w:val="tr-TR"/>
-        </w:rPr>
-        <w:t xml:space="preserve"> oluşturur. Fosil yakıtların yanmasıyla atmosfere salınan SO</w:t>
-      </w:r>
-      <w:r>
-        <w:rPr>
-          <w:rFonts w:ascii="Times New Roman" w:hAnsi="Times New Roman" w:cs="Times New Roman"/>
-          <w:lang w:val="tr-TR"/>
-          <w:vertAlign w:val="subscript"/>
-        </w:rPr>
-        <w:t xml:space="preserve">2</w:t>
-      </w:r>
-      <w:r>
-        <w:rPr>
-          <w:rFonts w:ascii="Times New Roman" w:hAnsi="Times New Roman" w:cs="Times New Roman"/>
-          <w:lang w:val="tr-TR"/>
-        </w:rPr>
-        <w:t xml:space="preserve"> ve azot oksitlerin yağmur suyunda çözünmesi asit yağmurlarına neden olur. Atmosferdeki CO</w:t>
+        <w:t xml:space="preserve"> ve azot oksitlerin yağmur suyunda çözünmesi asit yağmurlarına neden olur (Görsel B). Atmosferdeki CO</w:t>
       </w:r>
       <w:r>
         <w:rPr>
@@ -3940,8 +4290,8 @@
       <w:r>
         <w:rPr>
           <w:rFonts w:ascii="Times New Roman" w:hAnsi="Times New Roman" w:cs="Times New Roman"/>
-          <w:vertAlign w:val="subscript"/>
-          <w:lang w:val="tr-TR"/>
+          <w:lang w:val="tr-TR"/>
+          <w:vertAlign w:val="subscript"/>
         </w:rPr>
         <w:t xml:space="preserve">3</w:t>
       </w:r>
@@ -3955,8 +4305,8 @@
       <w:r>
         <w:rPr>
           <w:rFonts w:ascii="Times New Roman" w:hAnsi="Times New Roman" w:cs="Times New Roman"/>
-          <w:vertAlign w:val="subscript"/>
-          <w:lang w:val="tr-TR"/>
+          <w:lang w:val="tr-TR"/>
+          <w:vertAlign w:val="subscript"/>
         </w:rPr>
         <w:t xml:space="preserve">2</w:t>
       </w:r>
@@ -3970,8 +4320,8 @@
       <w:r>
         <w:rPr>
           <w:rFonts w:ascii="Times New Roman" w:hAnsi="Times New Roman" w:cs="Times New Roman"/>
-          <w:vertAlign w:val="subscript"/>
-          <w:lang w:val="tr-TR"/>
+          <w:lang w:val="tr-TR"/>
+          <w:vertAlign w:val="subscript"/>
         </w:rPr>
         <w:t xml:space="preserve">2</w:t>
       </w:r>
@@ -3985,8 +4335,8 @@
       <w:r>
         <w:rPr>
           <w:rFonts w:ascii="Times New Roman" w:hAnsi="Times New Roman" w:cs="Times New Roman"/>
-          <w:vertAlign w:val="subscript"/>
-          <w:lang w:val="tr-TR"/>
+          <w:lang w:val="tr-TR"/>
+          <w:vertAlign w:val="subscript"/>
         </w:rPr>
         <w:t xml:space="preserve">4</w:t>
       </w:r>
@@ -3995,13 +4345,13 @@
           <w:rFonts w:ascii="Times New Roman" w:hAnsi="Times New Roman" w:cs="Times New Roman"/>
           <w:lang w:val="tr-TR"/>
         </w:rPr>
-        <w:t xml:space="preserve">(suda)          CO</w:t>
-      </w:r>
-      <w:r>
-        <w:rPr>
-          <w:rFonts w:ascii="Times New Roman" w:hAnsi="Times New Roman" w:cs="Times New Roman"/>
-          <w:vertAlign w:val="subscript"/>
-          <w:lang w:val="tr-TR"/>
+        <w:t xml:space="preserve">(suda)          N</w:t>
+      </w:r>
+      <w:r>
+        <w:rPr>
+          <w:rFonts w:ascii="Times New Roman" w:hAnsi="Times New Roman" w:cs="Times New Roman"/>
+          <w:lang w:val="tr-TR"/>
+          <w:vertAlign w:val="subscript"/>
         </w:rPr>
         <w:t xml:space="preserve">2</w:t>
       </w:r>
@@ -4010,13 +4360,28 @@
           <w:rFonts w:ascii="Times New Roman" w:hAnsi="Times New Roman" w:cs="Times New Roman"/>
           <w:lang w:val="tr-TR"/>
         </w:rPr>
+        <w:t xml:space="preserve">O</w:t>
+      </w:r>
+      <w:r>
+        <w:rPr>
+          <w:rFonts w:ascii="Times New Roman" w:hAnsi="Times New Roman" w:cs="Times New Roman"/>
+          <w:lang w:val="tr-TR"/>
+          <w:vertAlign w:val="subscript"/>
+        </w:rPr>
+        <w:t xml:space="preserve">5</w:t>
+      </w:r>
+      <w:r>
+        <w:rPr>
+          <w:rFonts w:ascii="Times New Roman" w:hAnsi="Times New Roman" w:cs="Times New Roman"/>
+          <w:lang w:val="tr-TR"/>
+        </w:rPr>
         <w:t xml:space="preserve">(g) + H</w:t>
       </w:r>
       <w:r>
         <w:rPr>
           <w:rFonts w:ascii="Times New Roman" w:hAnsi="Times New Roman" w:cs="Times New Roman"/>
-          <w:vertAlign w:val="subscript"/>
-          <w:lang w:val="tr-TR"/>
+          <w:lang w:val="tr-TR"/>
+          <w:vertAlign w:val="subscript"/>
         </w:rPr>
         <w:t xml:space="preserve">2</w:t>
       </w:r>
@@ -4025,28 +4390,13 @@
           <w:rFonts w:ascii="Times New Roman" w:hAnsi="Times New Roman" w:cs="Times New Roman"/>
           <w:lang w:val="tr-TR"/>
         </w:rPr>
-        <w:t xml:space="preserve">O(s) ⇌ H</w:t>
-      </w:r>
-      <w:r>
-        <w:rPr>
-          <w:rFonts w:ascii="Times New Roman" w:hAnsi="Times New Roman" w:cs="Times New Roman"/>
-          <w:vertAlign w:val="subscript"/>
-          <w:lang w:val="tr-TR"/>
-        </w:rPr>
-        <w:t xml:space="preserve">2</w:t>
-      </w:r>
-      <w:r>
-        <w:rPr>
-          <w:rFonts w:ascii="Times New Roman" w:hAnsi="Times New Roman" w:cs="Times New Roman"/>
-          <w:lang w:val="tr-TR"/>
-        </w:rPr>
-        <w:t xml:space="preserve">CO</w:t>
-      </w:r>
-      <w:r>
-        <w:rPr>
-          <w:rFonts w:ascii="Times New Roman" w:hAnsi="Times New Roman" w:cs="Times New Roman"/>
-          <w:vertAlign w:val="subscript"/>
-          <w:lang w:val="tr-TR"/>
+        <w:t xml:space="preserve">O(s) → 2HNO</w:t>
+      </w:r>
+      <w:r>
+        <w:rPr>
+          <w:rFonts w:ascii="Times New Roman" w:hAnsi="Times New Roman" w:cs="Times New Roman"/>
+          <w:lang w:val="tr-TR"/>
+          <w:vertAlign w:val="subscript"/>
         </w:rPr>
         <w:t xml:space="preserve">3</w:t>
       </w:r>
@@ -4102,7 +4452,7 @@
           <w:rFonts w:ascii="Times New Roman" w:hAnsi="Times New Roman" w:cs="Times New Roman"/>
           <w:lang w:val="tr-TR"/>
         </w:rPr>
-        <w:t xml:space="preserve"> denir. Ametal oksitlerin asidik özelliği sanayide de kullanılır: Kükürtün yakılmasıyla elde edilen SO</w:t>
+        <w:t xml:space="preserve"> denir. Ametal oksitlerin asidik özelliği sanayide de kullanılır: Kükürdün yakılmasıyla elde edilen SO</w:t>
       </w:r>
       <w:r>
         <w:rPr>
@@ -4163,7 +4513,7 @@
           <w:rFonts w:ascii="Times New Roman" w:hAnsi="Times New Roman" w:cs="Times New Roman"/>
           <w:lang w:val="tr-TR"/>
         </w:rPr>
-        <w:t xml:space="preserve">Peki metallerin oksitleri de suyla etkileştiğinde asit mi oluşturur? Metallerin oksijenle oluşturduğu bileşiklerin büyük bölümü ise suyla birleştiğinde hidroksit, yani baz verir; bunlara bazik oksitler denir. Örneğin sönmemiş kireç (CaO) suyla sönmüş kireci [Ca(OH)</w:t>
+        <w:t xml:space="preserve">Peki metallerin oksitleri de suyla etkileştiğinde asit mi oluşturur? Metal oksitlerin büyük bölümü suyla birleştiğinde hidroksit, yani baz verir; bunlara bazik oksitler denir. Örneğin sönmemiş kireç (CaO) suyla sönmüş kireci [Ca(OH)</w:t>
       </w:r>
       <w:r>
         <w:rPr>

--- a/Kim11-2-7-Asit-Baz-Teorileri.docx
+++ b/Kim11-2-7-Asit-Baz-Teorileri.docx
@@ -36,7 +36,7 @@
           <w:rFonts w:ascii="Times New Roman" w:hAnsi="Times New Roman" w:cs="Times New Roman"/>
           <w:lang w:val="tr-TR"/>
         </w:rPr>
-        <w:t xml:space="preserve">İlk çağlardan beri insanlar ekşi tada sahip maddeleri “asit”, kayganlık hissi veren ve acı tada sahip maddeleri ise “baz” olarak tanımlamıştır. Ancak tat ve dokunma ile yapılan bu tanımlar hem güvenli değildir hem de maddelerin neden bu özellikleri gösterdiğini açıklayamaz. İsveçli bilim insanı Svante Arrhenius 1884 yılında asit ve bazları sudaki davranışlarına göre tanımlamıştır. Daha sonra Johannes Brønsted ve Thomas Lowry 1923 yılında birbirlerinden bağımsız olarak daha kapsamlı bir tanım önermiştir. Amonyak (NH</w:t>
+        <w:t xml:space="preserve">İlk çağlardan beri insanlar ekşi tada sahip maddeleri “asit”, kayganlık hissi veren ve acı tada sahip maddeleri ise “baz” olarak tanımlamıştır (Görsel A). Ancak tat ve dokunma ile yapılan bu tanımlar hem güvenli değildir hem de maddelerin neden bu özellikleri gösterdiğini açıklayamaz. İsveçli bilim insanı Svante Arrhenius 1884 yılında asit ve bazları sudaki davranışlarına göre tanımlamıştır. Daha sonra Johannes Brønsted ve Thomas Lowry 1923 yılında birbirlerinden bağımsız olarak daha kapsamlı bir tanım önermiştir. Amonyak (NH</w:t>
       </w:r>
       <w:r>
         <w:rPr>
@@ -66,7 +66,7 @@
           <w:rFonts w:ascii="Times New Roman" w:hAnsi="Times New Roman" w:cs="Times New Roman"/>
           <w:lang w:val="tr-TR"/>
         </w:rPr>
-        <w:t xml:space="preserve"> bulundurmadığı hâlde neden baz özelliği gösterir? Hidrojen klorür gazı ile amonyak gazı su olmayan bir ortamda tepkimeye girdiğinde (Görsel A) gerçekleşen olay bir asit-baz tepkimesi midir? Bir etkinlik yaparak asit ve baz teorilerini karşılaştırınız. Analiz ve Keşif Atölyesi 2.7.’de tepkime denklemlerini ve alt mikro gösterimleri inceleyerek iki teorinin varsayımlarını belirleyecek, ardından bu teorilerin ortak ve ayrışan yönlerini listeleyerek karşılaştırma becerinizi kullanacaksınız. Bir tanımın hangi olayları açıklayıp hangilerinde yetersiz kaldığını sorgularken araştırmacı ve meraklı bir bakış açısı kazanacak, çalışkanlık değerinizi de desteklemiş olacaksınız.</w:t>
+        <w:t xml:space="preserve"> bulundurmadığı hâlde neden baz özelliği gösterir? Hidrojen klorür gazı ile amonyak gazı su olmayan bir ortamda tepkimeye girdiğinde (Görsel B) gerçekleşen olay bir asit-baz tepkimesi midir? Bir etkinlik yaparak asit ve baz teorilerini karşılaştırınız. Analiz ve Keşif Atölyesi 2.7.’de tepkime denklemlerini ve alt mikro gösterimleri inceleyerek iki teorinin varsayımlarını belirleyecek, ardından bu teorilerin ortak ve ayrışan yönlerini listeleyerek karşılaştırma becerinizi kullanacaksınız. Bir tanımın hangi olayları açıklayıp hangilerinde yetersiz kaldığını sorgularken araştırmacı ve meraklı bir bakış açısı kazanacak, çalışkanlık değerinizi de desteklemiş olacaksınız.</w:t>
       </w:r>
     </w:p>
     <w:tbl>
@@ -74,24 +74,98 @@
         <w:tblW w:w="9000" w:type="dxa"/>
         <w:jc w:val="center"/>
         <w:tblBorders>
-          <w:top w:val="single" w:sz="8" w:space="0" w:color="7F7F7F"/>
-          <w:left w:val="single" w:sz="8" w:space="0" w:color="7F7F7F"/>
-          <w:bottom w:val="single" w:sz="8" w:space="0" w:color="7F7F7F"/>
-          <w:right w:val="single" w:sz="8" w:space="0" w:color="7F7F7F"/>
+          <w:top w:val="nil"/>
+          <w:left w:val="nil"/>
+          <w:bottom w:val="nil"/>
+          <w:right w:val="nil"/>
+          <w:insideH w:val="nil"/>
+          <w:insideV w:val="nil"/>
         </w:tblBorders>
+        <w:tblLayout w:type="fixed"/>
       </w:tblPr>
       <w:tblGrid>
-        <w:gridCol w:w="9000"/>
+        <w:gridCol w:w="4500"/>
+        <w:gridCol w:w="4500"/>
       </w:tblGrid>
       <w:tr>
         <w:tc>
           <w:tcPr>
-            <w:tcW w:w="9000" w:type="dxa"/>
-            <w:shd w:val="clear" w:color="auto" w:fill="EDEDED"/>
+            <w:tcW w:w="4500" w:type="dxa"/>
           </w:tcPr>
+          <w:tbl>
+            <w:tblPr>
+              <w:tblW w:w="4300" w:type="dxa"/>
+              <w:jc w:val="center"/>
+              <w:tblBorders>
+                <w:top w:val="single" w:sz="8" w:space="0" w:color="7F7F7F"/>
+                <w:left w:val="single" w:sz="8" w:space="0" w:color="7F7F7F"/>
+                <w:bottom w:val="single" w:sz="8" w:space="0" w:color="7F7F7F"/>
+                <w:right w:val="single" w:sz="8" w:space="0" w:color="7F7F7F"/>
+              </w:tblBorders>
+            </w:tblPr>
+            <w:tblGrid>
+              <w:gridCol w:w="4300"/>
+            </w:tblGrid>
+            <w:tr>
+              <w:tc>
+                <w:tcPr>
+                  <w:tcW w:w="4300" w:type="dxa"/>
+                  <w:shd w:val="clear" w:color="auto" w:fill="EDEDED"/>
+                </w:tcPr>
+                <w:p>
+                  <w:pPr>
+                    <w:jc w:val="both"/>
+                    <w:rPr>
+                      <w:rFonts w:ascii="Times New Roman" w:hAnsi="Times New Roman" w:cs="Times New Roman"/>
+                      <w:lang w:val="tr-TR"/>
+                    </w:rPr>
+                  </w:pPr>
+                  <w:r>
+                    <w:rPr>
+                      <w:rFonts w:ascii="Times New Roman" w:hAnsi="Times New Roman" w:cs="Times New Roman"/>
+                      <w:lang w:val="tr-TR"/>
+                    </w:rPr>
+                    <w:t xml:space="preserve">GÖRSEL ALANI (Shutterstock)</w:t>
+                  </w:r>
+                </w:p>
+                <w:p>
+                  <w:pPr>
+                    <w:jc w:val="both"/>
+                    <w:rPr>
+                      <w:rFonts w:ascii="Times New Roman" w:hAnsi="Times New Roman" w:cs="Times New Roman"/>
+                      <w:lang w:val="tr-TR"/>
+                    </w:rPr>
+                  </w:pPr>
+                  <w:r>
+                    <w:rPr>
+                      <w:rFonts w:ascii="Times New Roman" w:hAnsi="Times New Roman" w:cs="Times New Roman"/>
+                      <w:lang w:val="tr-TR"/>
+                    </w:rPr>
+                    <w:t xml:space="preserve">Tarif: Kesilmiş limon, kalıp sabunlar ve pompalı sıvı sabun şişesi; marka görünmeyen.</w:t>
+                  </w:r>
+                </w:p>
+                <w:p>
+                  <w:pPr>
+                    <w:jc w:val="both"/>
+                    <w:rPr>
+                      <w:rFonts w:ascii="Times New Roman" w:hAnsi="Times New Roman" w:cs="Times New Roman"/>
+                      <w:lang w:val="tr-TR"/>
+                    </w:rPr>
+                  </w:pPr>
+                  <w:r>
+                    <w:rPr>
+                      <w:rFonts w:ascii="Times New Roman" w:hAnsi="Times New Roman" w:cs="Times New Roman"/>
+                      <w:lang w:val="tr-TR"/>
+                    </w:rPr>
+                    <w:t xml:space="preserve">Shutter ID: 2475259167 (fotoğraf) — Soap in bottle with dispenser, bars of soap and lemon</w:t>
+                  </w:r>
+                </w:p>
+              </w:tc>
+            </w:tr>
+          </w:tbl>
           <w:p>
             <w:pPr>
-              <w:jc w:val="both"/>
+              <w:jc w:val="center"/>
               <w:rPr>
                 <w:rFonts w:ascii="Times New Roman" w:hAnsi="Times New Roman" w:cs="Times New Roman"/>
                 <w:lang w:val="tr-TR"/>
@@ -100,14 +174,99 @@
             <w:r>
               <w:rPr>
                 <w:rFonts w:ascii="Times New Roman" w:hAnsi="Times New Roman" w:cs="Times New Roman"/>
-                <w:lang w:val="tr-TR"/>
-              </w:rPr>
-              <w:t xml:space="preserve">GÖRSEL ALANI (Shutterstock)</w:t>
+                <w:b/>
+                <w:bCs/>
+                <w:lang w:val="tr-TR"/>
+              </w:rPr>
+              <w:t xml:space="preserve">Görsel A:</w:t>
+            </w:r>
+            <w:r>
+              <w:rPr>
+                <w:rFonts w:ascii="Times New Roman" w:hAnsi="Times New Roman" w:cs="Times New Roman"/>
+                <w:lang w:val="tr-TR"/>
+              </w:rPr>
+              <w:t xml:space="preserve"> Ekşi tadıyla bilinen limon ve kaygan sabunlar</w:t>
             </w:r>
           </w:p>
+        </w:tc>
+        <w:tc>
+          <w:tcPr>
+            <w:tcW w:w="4500" w:type="dxa"/>
+          </w:tcPr>
+          <w:tbl>
+            <w:tblPr>
+              <w:tblW w:w="4300" w:type="dxa"/>
+              <w:jc w:val="center"/>
+              <w:tblBorders>
+                <w:top w:val="single" w:sz="8" w:space="0" w:color="7F7F7F"/>
+                <w:left w:val="single" w:sz="8" w:space="0" w:color="7F7F7F"/>
+                <w:bottom w:val="single" w:sz="8" w:space="0" w:color="7F7F7F"/>
+                <w:right w:val="single" w:sz="8" w:space="0" w:color="7F7F7F"/>
+              </w:tblBorders>
+            </w:tblPr>
+            <w:tblGrid>
+              <w:gridCol w:w="4300"/>
+            </w:tblGrid>
+            <w:tr>
+              <w:tc>
+                <w:tcPr>
+                  <w:tcW w:w="4300" w:type="dxa"/>
+                  <w:shd w:val="clear" w:color="auto" w:fill="EDEDED"/>
+                </w:tcPr>
+                <w:p>
+                  <w:pPr>
+                    <w:jc w:val="both"/>
+                    <w:rPr>
+                      <w:rFonts w:ascii="Times New Roman" w:hAnsi="Times New Roman" w:cs="Times New Roman"/>
+                      <w:lang w:val="tr-TR"/>
+                    </w:rPr>
+                  </w:pPr>
+                  <w:r>
+                    <w:rPr>
+                      <w:rFonts w:ascii="Times New Roman" w:hAnsi="Times New Roman" w:cs="Times New Roman"/>
+                      <w:lang w:val="tr-TR"/>
+                    </w:rPr>
+                    <w:t xml:space="preserve">GÖRSEL ALANI (Shutterstock)</w:t>
+                  </w:r>
+                </w:p>
+                <w:p>
+                  <w:pPr>
+                    <w:jc w:val="both"/>
+                    <w:rPr>
+                      <w:rFonts w:ascii="Times New Roman" w:hAnsi="Times New Roman" w:cs="Times New Roman"/>
+                      <w:lang w:val="tr-TR"/>
+                    </w:rPr>
+                  </w:pPr>
+                  <w:r>
+                    <w:rPr>
+                      <w:rFonts w:ascii="Times New Roman" w:hAnsi="Times New Roman" w:cs="Times New Roman"/>
+                      <w:lang w:val="tr-TR"/>
+                    </w:rPr>
+                    <w:t xml:space="preserve">Tarif: Birine derişik HCl, diğerine derişik NH₃ çözeltisi emdirilmiş pamuk konmuş cam bir borunun ortasında oluşan beyaz NH₄Cl halkası/dumanı (klasik gösteri deneyi).</w:t>
+                  </w:r>
+                </w:p>
+                <w:p>
+                  <w:pPr>
+                    <w:jc w:val="both"/>
+                    <w:rPr>
+                      <w:rFonts w:ascii="Times New Roman" w:hAnsi="Times New Roman" w:cs="Times New Roman"/>
+                      <w:lang w:val="tr-TR"/>
+                    </w:rPr>
+                  </w:pPr>
+                  <w:r>
+                    <w:rPr>
+                      <w:rFonts w:ascii="Times New Roman" w:hAnsi="Times New Roman" w:cs="Times New Roman"/>
+                      <w:lang w:val="tr-TR"/>
+                    </w:rPr>
+                    <w:t xml:space="preserve">Shutter ID: 785009308 (fotoğraf) — Chemical experiment - misty ammonium chloride</w:t>
+                  </w:r>
+                </w:p>
+              </w:tc>
+            </w:tr>
+          </w:tbl>
           <w:p>
             <w:pPr>
-              <w:jc w:val="both"/>
+              <w:jc w:val="center"/>
               <w:rPr>
                 <w:rFonts w:ascii="Times New Roman" w:hAnsi="Times New Roman" w:cs="Times New Roman"/>
                 <w:lang w:val="tr-TR"/>
@@ -116,64 +275,23 @@
             <w:r>
               <w:rPr>
                 <w:rFonts w:ascii="Times New Roman" w:hAnsi="Times New Roman" w:cs="Times New Roman"/>
-                <w:lang w:val="tr-TR"/>
-              </w:rPr>
-              <w:t xml:space="preserve">Tarif: Birine derişik HCl, diğerine derişik NH₃ çözeltisi emdirilmiş pamuk konmuş cam bir borunun ortasında oluşan beyaz NH₄Cl halkası/dumanı (klasik gösteri deneyi).</w:t>
+                <w:b/>
+                <w:bCs/>
+                <w:lang w:val="tr-TR"/>
+              </w:rPr>
+              <w:t xml:space="preserve">Görsel B:</w:t>
             </w:r>
-          </w:p>
-          <w:p>
-            <w:pPr>
-              <w:jc w:val="both"/>
-              <w:rPr>
-                <w:rFonts w:ascii="Times New Roman" w:hAnsi="Times New Roman" w:cs="Times New Roman"/>
-                <w:lang w:val="tr-TR"/>
-              </w:rPr>
-            </w:pPr>
             <w:r>
               <w:rPr>
                 <w:rFonts w:ascii="Times New Roman" w:hAnsi="Times New Roman" w:cs="Times New Roman"/>
                 <w:lang w:val="tr-TR"/>
               </w:rPr>
-              <w:t xml:space="preserve">Shutter ID: 785009308 (fotoğraf) — Chemical experiment - misty ammonium chloride</w:t>
+              <w:t xml:space="preserve"> Amonyak ve hidrojen klorür gazlarının tepkimesi</w:t>
             </w:r>
           </w:p>
         </w:tc>
       </w:tr>
     </w:tbl>
-    <w:p>
-      <w:pPr>
-        <w:jc w:val="both"/>
-        <w:rPr>
-          <w:rFonts w:ascii="Times New Roman" w:hAnsi="Times New Roman" w:cs="Times New Roman"/>
-          <w:lang w:val="tr-TR"/>
-        </w:rPr>
-      </w:pPr>
-    </w:p>
-    <w:p>
-      <w:pPr>
-        <w:jc w:val="center"/>
-        <w:rPr>
-          <w:rFonts w:ascii="Times New Roman" w:hAnsi="Times New Roman" w:cs="Times New Roman"/>
-          <w:lang w:val="tr-TR"/>
-        </w:rPr>
-      </w:pPr>
-      <w:r>
-        <w:rPr>
-          <w:rFonts w:ascii="Times New Roman" w:hAnsi="Times New Roman" w:cs="Times New Roman"/>
-          <w:b/>
-          <w:bCs/>
-          <w:lang w:val="tr-TR"/>
-        </w:rPr>
-        <w:t xml:space="preserve">Görsel A:</w:t>
-      </w:r>
-      <w:r>
-        <w:rPr>
-          <w:rFonts w:ascii="Times New Roman" w:hAnsi="Times New Roman" w:cs="Times New Roman"/>
-          <w:lang w:val="tr-TR"/>
-        </w:rPr>
-        <w:t xml:space="preserve"> Amonyak ve hidrojen klorür gazlarının tepkimesi</w:t>
-      </w:r>
-    </w:p>
     <w:p>
       <w:pPr>
         <w:keepNext/>
@@ -4254,7 +4372,7 @@
           <w:rFonts w:ascii="Times New Roman" w:hAnsi="Times New Roman" w:cs="Times New Roman"/>
           <w:lang w:val="tr-TR"/>
         </w:rPr>
-        <w:t xml:space="preserve"> ve azot oksitlerin yağmur suyunda çözünmesi asit yağmurlarına neden olur (Görsel B). Atmosferdeki CO</w:t>
+        <w:t xml:space="preserve"> ve azot oksitlerin yağmur suyunda çözünmesi asit yağmurlarına neden olur (Görsel C). Atmosferdeki CO</w:t>
       </w:r>
       <w:r>
         <w:rPr>
@@ -4702,7 +4820,7 @@
           <w:bCs/>
           <w:lang w:val="tr-TR"/>
         </w:rPr>
-        <w:t xml:space="preserve">Görsel B:</w:t>
+        <w:t xml:space="preserve">Görsel C:</w:t>
       </w:r>
       <w:r>
         <w:rPr>

--- a/Kim11-2-7-Asit-Baz-Teorileri.docx
+++ b/Kim11-2-7-Asit-Baz-Teorileri.docx
@@ -92,77 +92,60 @@
           <w:tcPr>
             <w:tcW w:w="4500" w:type="dxa"/>
           </w:tcPr>
-          <w:tbl>
-            <w:tblPr>
-              <w:tblW w:w="4300" w:type="dxa"/>
+          <w:p>
+            <w:pPr>
               <w:jc w:val="center"/>
-              <w:tblBorders>
-                <w:top w:val="single" w:sz="8" w:space="0" w:color="7F7F7F"/>
-                <w:left w:val="single" w:sz="8" w:space="0" w:color="7F7F7F"/>
-                <w:bottom w:val="single" w:sz="8" w:space="0" w:color="7F7F7F"/>
-                <w:right w:val="single" w:sz="8" w:space="0" w:color="7F7F7F"/>
-              </w:tblBorders>
-            </w:tblPr>
-            <w:tblGrid>
-              <w:gridCol w:w="4300"/>
-            </w:tblGrid>
-            <w:tr>
-              <w:tc>
-                <w:tcPr>
-                  <w:tcW w:w="4300" w:type="dxa"/>
-                  <w:shd w:val="clear" w:color="auto" w:fill="EDEDED"/>
-                </w:tcPr>
-                <w:p>
-                  <w:pPr>
-                    <w:jc w:val="both"/>
-                    <w:rPr>
-                      <w:rFonts w:ascii="Times New Roman" w:hAnsi="Times New Roman" w:cs="Times New Roman"/>
-                      <w:lang w:val="tr-TR"/>
-                    </w:rPr>
-                  </w:pPr>
-                  <w:r>
-                    <w:rPr>
-                      <w:rFonts w:ascii="Times New Roman" w:hAnsi="Times New Roman" w:cs="Times New Roman"/>
-                      <w:lang w:val="tr-TR"/>
-                    </w:rPr>
-                    <w:t xml:space="preserve">GÖRSEL ALANI (Shutterstock)</w:t>
-                  </w:r>
-                </w:p>
-                <w:p>
-                  <w:pPr>
-                    <w:jc w:val="both"/>
-                    <w:rPr>
-                      <w:rFonts w:ascii="Times New Roman" w:hAnsi="Times New Roman" w:cs="Times New Roman"/>
-                      <w:lang w:val="tr-TR"/>
-                    </w:rPr>
-                  </w:pPr>
-                  <w:r>
-                    <w:rPr>
-                      <w:rFonts w:ascii="Times New Roman" w:hAnsi="Times New Roman" w:cs="Times New Roman"/>
-                      <w:lang w:val="tr-TR"/>
-                    </w:rPr>
-                    <w:t xml:space="preserve">Tarif: Kesilmiş limon, kalıp sabunlar ve pompalı sıvı sabun şişesi; marka görünmeyen.</w:t>
-                  </w:r>
-                </w:p>
-                <w:p>
-                  <w:pPr>
-                    <w:jc w:val="both"/>
-                    <w:rPr>
-                      <w:rFonts w:ascii="Times New Roman" w:hAnsi="Times New Roman" w:cs="Times New Roman"/>
-                      <w:lang w:val="tr-TR"/>
-                    </w:rPr>
-                  </w:pPr>
-                  <w:r>
-                    <w:rPr>
-                      <w:rFonts w:ascii="Times New Roman" w:hAnsi="Times New Roman" w:cs="Times New Roman"/>
-                      <w:lang w:val="tr-TR"/>
-                    </w:rPr>
-                    <w:t xml:space="preserve">Shutter ID: 2475259167 (fotoğraf) — Soap in bottle with dispenser, bars of soap and lemon</w:t>
-                  </w:r>
-                </w:p>
-              </w:tc>
-            </w:tr>
-          </w:tbl>
+            </w:pPr>
+            <w:r>
+              <w:drawing>
+                <wp:inline xmlns:a="http://schemas.openxmlformats.org/drawingml/2006/main" xmlns:pic="http://schemas.openxmlformats.org/drawingml/2006/picture">
+                  <wp:extent cx="2664000" cy="1951824"/>
+                  <wp:docPr id="900008" name="Picture 900008"/>
+                  <wp:cNvGraphicFramePr>
+                    <a:graphicFrameLocks noChangeAspect="1"/>
+                  </wp:cNvGraphicFramePr>
+                  <a:graphic>
+                    <a:graphicData uri="http://schemas.openxmlformats.org/drawingml/2006/picture">
+                      <pic:pic>
+                        <pic:nvPicPr>
+                          <pic:cNvPr id="0" name="2475259167_d.jpg"/>
+                          <pic:cNvPicPr/>
+                        </pic:nvPicPr>
+                        <pic:blipFill>
+                          <a:blip r:embed="rId11"/>
+                          <a:stretch>
+                            <a:fillRect/>
+                          </a:stretch>
+                        </pic:blipFill>
+                        <pic:spPr>
+                          <a:xfrm>
+                            <a:off x="0" y="0"/>
+                            <a:ext cx="2664000" cy="1951824"/>
+                          </a:xfrm>
+                          <a:prstGeom prst="rect"/>
+                        </pic:spPr>
+                      </pic:pic>
+                    </a:graphicData>
+                  </a:graphic>
+                </wp:inline>
+              </w:drawing>
+            </w:r>
+          </w:p>
+          <w:p>
+            <w:pPr>
+              <w:jc w:val="center"/>
+            </w:pPr>
+            <w:r>
+              <w:rPr>
+                <w:rFonts w:ascii="Times New Roman" w:hAnsi="Times New Roman" w:cs="Times New Roman"/>
+                <w:b/>
+                <w:bCs/>
+                <w:highlight w:val="yellow"/>
+                <w:lang w:val="tr-TR"/>
+              </w:rPr>
+              <w:t xml:space="preserve">Shutter id: 2475259167</w:t>
+            </w:r>
+          </w:p>
           <w:p>
             <w:pPr>
               <w:jc w:val="center"/>
@@ -193,77 +176,60 @@
           <w:tcPr>
             <w:tcW w:w="4500" w:type="dxa"/>
           </w:tcPr>
-          <w:tbl>
-            <w:tblPr>
-              <w:tblW w:w="4300" w:type="dxa"/>
+          <w:p>
+            <w:pPr>
               <w:jc w:val="center"/>
-              <w:tblBorders>
-                <w:top w:val="single" w:sz="8" w:space="0" w:color="7F7F7F"/>
-                <w:left w:val="single" w:sz="8" w:space="0" w:color="7F7F7F"/>
-                <w:bottom w:val="single" w:sz="8" w:space="0" w:color="7F7F7F"/>
-                <w:right w:val="single" w:sz="8" w:space="0" w:color="7F7F7F"/>
-              </w:tblBorders>
-            </w:tblPr>
-            <w:tblGrid>
-              <w:gridCol w:w="4300"/>
-            </w:tblGrid>
-            <w:tr>
-              <w:tc>
-                <w:tcPr>
-                  <w:tcW w:w="4300" w:type="dxa"/>
-                  <w:shd w:val="clear" w:color="auto" w:fill="EDEDED"/>
-                </w:tcPr>
-                <w:p>
-                  <w:pPr>
-                    <w:jc w:val="both"/>
-                    <w:rPr>
-                      <w:rFonts w:ascii="Times New Roman" w:hAnsi="Times New Roman" w:cs="Times New Roman"/>
-                      <w:lang w:val="tr-TR"/>
-                    </w:rPr>
-                  </w:pPr>
-                  <w:r>
-                    <w:rPr>
-                      <w:rFonts w:ascii="Times New Roman" w:hAnsi="Times New Roman" w:cs="Times New Roman"/>
-                      <w:lang w:val="tr-TR"/>
-                    </w:rPr>
-                    <w:t xml:space="preserve">GÖRSEL ALANI (Shutterstock)</w:t>
-                  </w:r>
-                </w:p>
-                <w:p>
-                  <w:pPr>
-                    <w:jc w:val="both"/>
-                    <w:rPr>
-                      <w:rFonts w:ascii="Times New Roman" w:hAnsi="Times New Roman" w:cs="Times New Roman"/>
-                      <w:lang w:val="tr-TR"/>
-                    </w:rPr>
-                  </w:pPr>
-                  <w:r>
-                    <w:rPr>
-                      <w:rFonts w:ascii="Times New Roman" w:hAnsi="Times New Roman" w:cs="Times New Roman"/>
-                      <w:lang w:val="tr-TR"/>
-                    </w:rPr>
-                    <w:t xml:space="preserve">Tarif: Birine derişik HCl, diğerine derişik NH₃ çözeltisi emdirilmiş pamuk konmuş cam bir borunun ortasında oluşan beyaz NH₄Cl halkası/dumanı (klasik gösteri deneyi).</w:t>
-                  </w:r>
-                </w:p>
-                <w:p>
-                  <w:pPr>
-                    <w:jc w:val="both"/>
-                    <w:rPr>
-                      <w:rFonts w:ascii="Times New Roman" w:hAnsi="Times New Roman" w:cs="Times New Roman"/>
-                      <w:lang w:val="tr-TR"/>
-                    </w:rPr>
-                  </w:pPr>
-                  <w:r>
-                    <w:rPr>
-                      <w:rFonts w:ascii="Times New Roman" w:hAnsi="Times New Roman" w:cs="Times New Roman"/>
-                      <w:lang w:val="tr-TR"/>
-                    </w:rPr>
-                    <w:t xml:space="preserve">Shutter ID: 785009308 (fotoğraf) — Chemical experiment - misty ammonium chloride</w:t>
-                  </w:r>
-                </w:p>
-              </w:tc>
-            </w:tr>
-          </w:tbl>
+            </w:pPr>
+            <w:r>
+              <w:drawing>
+                <wp:inline xmlns:a="http://schemas.openxmlformats.org/drawingml/2006/main" xmlns:pic="http://schemas.openxmlformats.org/drawingml/2006/picture">
+                  <wp:extent cx="2664000" cy="1752912"/>
+                  <wp:docPr id="900009" name="Picture 900009"/>
+                  <wp:cNvGraphicFramePr>
+                    <a:graphicFrameLocks noChangeAspect="1"/>
+                  </wp:cNvGraphicFramePr>
+                  <a:graphic>
+                    <a:graphicData uri="http://schemas.openxmlformats.org/drawingml/2006/picture">
+                      <pic:pic>
+                        <pic:nvPicPr>
+                          <pic:cNvPr id="0" name="785009308_d.jpg"/>
+                          <pic:cNvPicPr/>
+                        </pic:nvPicPr>
+                        <pic:blipFill>
+                          <a:blip r:embed="rId12"/>
+                          <a:stretch>
+                            <a:fillRect/>
+                          </a:stretch>
+                        </pic:blipFill>
+                        <pic:spPr>
+                          <a:xfrm>
+                            <a:off x="0" y="0"/>
+                            <a:ext cx="2664000" cy="1752912"/>
+                          </a:xfrm>
+                          <a:prstGeom prst="rect"/>
+                        </pic:spPr>
+                      </pic:pic>
+                    </a:graphicData>
+                  </a:graphic>
+                </wp:inline>
+              </w:drawing>
+            </w:r>
+          </w:p>
+          <w:p>
+            <w:pPr>
+              <w:jc w:val="center"/>
+            </w:pPr>
+            <w:r>
+              <w:rPr>
+                <w:rFonts w:ascii="Times New Roman" w:hAnsi="Times New Roman" w:cs="Times New Roman"/>
+                <w:b/>
+                <w:bCs/>
+                <w:highlight w:val="yellow"/>
+                <w:lang w:val="tr-TR"/>
+              </w:rPr>
+              <w:t xml:space="preserve">Shutter id: 785009308</w:t>
+            </w:r>
+          </w:p>
           <w:p>
             <w:pPr>
               <w:jc w:val="center"/>
@@ -4725,85 +4691,59 @@
         <w:t xml:space="preserve">O(s) → 2NaOH(suda)</w:t>
       </w:r>
     </w:p>
-    <w:tbl>
-      <w:tblPr>
-        <w:tblW w:w="9000" w:type="dxa"/>
+    <w:p>
+      <w:pPr>
         <w:jc w:val="center"/>
-        <w:tblBorders>
-          <w:top w:val="single" w:sz="8" w:space="0" w:color="7F7F7F"/>
-          <w:left w:val="single" w:sz="8" w:space="0" w:color="7F7F7F"/>
-          <w:bottom w:val="single" w:sz="8" w:space="0" w:color="7F7F7F"/>
-          <w:right w:val="single" w:sz="8" w:space="0" w:color="7F7F7F"/>
-        </w:tblBorders>
-      </w:tblPr>
-      <w:tblGrid>
-        <w:gridCol w:w="9000"/>
-      </w:tblGrid>
-      <w:tr>
-        <w:tc>
-          <w:tcPr>
-            <w:tcW w:w="9000" w:type="dxa"/>
-            <w:shd w:val="clear" w:color="auto" w:fill="EDEDED"/>
-          </w:tcPr>
-          <w:p>
-            <w:pPr>
-              <w:jc w:val="both"/>
-              <w:rPr>
-                <w:rFonts w:ascii="Times New Roman" w:hAnsi="Times New Roman" w:cs="Times New Roman"/>
-                <w:lang w:val="tr-TR"/>
-              </w:rPr>
-            </w:pPr>
-            <w:r>
-              <w:rPr>
-                <w:rFonts w:ascii="Times New Roman" w:hAnsi="Times New Roman" w:cs="Times New Roman"/>
-                <w:lang w:val="tr-TR"/>
-              </w:rPr>
-              <w:t xml:space="preserve">GÖRSEL ALANI (Shutterstock)</w:t>
-            </w:r>
-          </w:p>
-          <w:p>
-            <w:pPr>
-              <w:jc w:val="both"/>
-              <w:rPr>
-                <w:rFonts w:ascii="Times New Roman" w:hAnsi="Times New Roman" w:cs="Times New Roman"/>
-                <w:lang w:val="tr-TR"/>
-              </w:rPr>
-            </w:pPr>
-            <w:r>
-              <w:rPr>
-                <w:rFonts w:ascii="Times New Roman" w:hAnsi="Times New Roman" w:cs="Times New Roman"/>
-                <w:lang w:val="tr-TR"/>
-              </w:rPr>
-              <w:t xml:space="preserve">Tarif: Asit yağmurları nedeniyle yaprakları dökülmüş, kurumuş ağaçların bulunduğu bir orman ya da aşınmış mermer heykel.</w:t>
-            </w:r>
-          </w:p>
-          <w:p>
-            <w:pPr>
-              <w:jc w:val="both"/>
-              <w:rPr>
-                <w:rFonts w:ascii="Times New Roman" w:hAnsi="Times New Roman" w:cs="Times New Roman"/>
-                <w:lang w:val="tr-TR"/>
-              </w:rPr>
-            </w:pPr>
-            <w:r>
-              <w:rPr>
-                <w:rFonts w:ascii="Times New Roman" w:hAnsi="Times New Roman" w:cs="Times New Roman"/>
-                <w:lang w:val="tr-TR"/>
-              </w:rPr>
-              <w:t xml:space="preserve">Shutter ID: 2829837163 (fotoğraf) — Acid rain damage, Appalachian mountains</w:t>
-            </w:r>
-          </w:p>
-        </w:tc>
-      </w:tr>
-    </w:tbl>
+      </w:pPr>
+      <w:r>
+        <w:drawing>
+          <wp:inline xmlns:a="http://schemas.openxmlformats.org/drawingml/2006/main" xmlns:pic="http://schemas.openxmlformats.org/drawingml/2006/picture">
+            <wp:extent cx="3070674" cy="2520000"/>
+            <wp:docPr id="900010" name="Picture 900010"/>
+            <wp:cNvGraphicFramePr>
+              <a:graphicFrameLocks noChangeAspect="1"/>
+            </wp:cNvGraphicFramePr>
+            <a:graphic>
+              <a:graphicData uri="http://schemas.openxmlformats.org/drawingml/2006/picture">
+                <pic:pic>
+                  <pic:nvPicPr>
+                    <pic:cNvPr id="0" name="2829837163_d.jpg"/>
+                    <pic:cNvPicPr/>
+                  </pic:nvPicPr>
+                  <pic:blipFill>
+                    <a:blip r:embed="rId13"/>
+                    <a:stretch>
+                      <a:fillRect/>
+                    </a:stretch>
+                  </pic:blipFill>
+                  <pic:spPr>
+                    <a:xfrm>
+                      <a:off x="0" y="0"/>
+                      <a:ext cx="3070674" cy="2520000"/>
+                    </a:xfrm>
+                    <a:prstGeom prst="rect"/>
+                  </pic:spPr>
+                </pic:pic>
+              </a:graphicData>
+            </a:graphic>
+          </wp:inline>
+        </w:drawing>
+      </w:r>
+    </w:p>
     <w:p>
       <w:pPr>
-        <w:jc w:val="both"/>
-        <w:rPr>
-          <w:rFonts w:ascii="Times New Roman" w:hAnsi="Times New Roman" w:cs="Times New Roman"/>
-          <w:lang w:val="tr-TR"/>
-        </w:rPr>
-      </w:pPr>
+        <w:jc w:val="center"/>
+      </w:pPr>
+      <w:r>
+        <w:rPr>
+          <w:rFonts w:ascii="Times New Roman" w:hAnsi="Times New Roman" w:cs="Times New Roman"/>
+          <w:b/>
+          <w:bCs/>
+          <w:highlight w:val="yellow"/>
+          <w:lang w:val="tr-TR"/>
+        </w:rPr>
+        <w:t xml:space="preserve">Shutter id: 2829837163</w:t>
+      </w:r>
     </w:p>
     <w:p>
       <w:pPr>

--- a/Kim11-2-7-Asit-Baz-Teorileri.docx
+++ b/Kim11-2-7-Asit-Baz-Teorileri.docx
@@ -1038,7 +1038,7 @@
       <w:r>
         <w:drawing>
           <wp:inline distT="0" distB="0" distL="0" distR="0">
-            <wp:extent cx="5040000" cy="2622516"/>
+            <wp:extent cx="5038354" cy="2374396"/>
             <wp:docPr id="900001" name="Grafik 900001" descr="Proton aktarımı uzay dolgu modeli"/>
             <wp:cNvGraphicFramePr>
               <a:graphicFrameLocks noChangeAspect="1"/>
@@ -1059,7 +1059,7 @@
                   <pic:spPr>
                     <a:xfrm>
                       <a:off x="0" y="0"/>
-                      <a:ext cx="5040000" cy="2622516"/>
+                      <a:ext cx="5038354" cy="2374396"/>
                     </a:xfrm>
                     <a:prstGeom prst="rect">
                       <a:avLst/>

--- a/Kim11-2-7-Asit-Baz-Teorileri.docx
+++ b/Kim11-2-7-Asit-Baz-Teorileri.docx
@@ -5263,7 +5263,7 @@
     <w:p>
       <w:pPr>
         <w:keepNext/>
-        <w:shd w:val="clear" w:color="auto" w:fill="E97132"/>
+        <w:shd w:val="clear" w:color="auto" w:fill="FFC000"/>
         <w:jc w:val="both"/>
         <w:rPr>
           <w:rFonts w:ascii="Times New Roman" w:hAnsi="Times New Roman" w:cs="Times New Roman"/>
@@ -5279,214 +5279,6 @@
           <w:bCs/>
           <w:lang w:val="tr-TR"/>
         </w:rPr>
-        <w:lastRenderedPageBreak/>
-        <w:t>Bilgi Köşesi 2.2.</w:t>
-      </w:r>
-    </w:p>
-    <w:p>
-      <w:pPr>
-        <w:jc w:val="both"/>
-        <w:rPr>
-          <w:rFonts w:ascii="Times New Roman" w:hAnsi="Times New Roman" w:cs="Times New Roman"/>
-          <w:lang w:val="tr-TR"/>
-        </w:rPr>
-      </w:pPr>
-      <w:r>
-        <w:rPr>
-          <w:rFonts w:ascii="Times New Roman" w:hAnsi="Times New Roman" w:cs="Times New Roman"/>
-          <w:lang w:val="tr-TR"/>
-        </w:rPr>
-        <w:t>Asit-baz tanımlarını pekiştirmek için sınıfınızda bir kart oyunu tasarlayabilirsiniz. Kartların bir yüzüne HCl, NH</w:t>
-      </w:r>
-      <w:r>
-        <w:rPr>
-          <w:rFonts w:ascii="Times New Roman" w:hAnsi="Times New Roman" w:cs="Times New Roman"/>
-          <w:vertAlign w:val="subscript"/>
-          <w:lang w:val="tr-TR"/>
-        </w:rPr>
-        <w:t>3</w:t>
-      </w:r>
-      <w:r>
-        <w:rPr>
-          <w:rFonts w:ascii="Times New Roman" w:hAnsi="Times New Roman" w:cs="Times New Roman"/>
-          <w:lang w:val="tr-TR"/>
-        </w:rPr>
-        <w:t>, H</w:t>
-      </w:r>
-      <w:r>
-        <w:rPr>
-          <w:rFonts w:ascii="Times New Roman" w:hAnsi="Times New Roman" w:cs="Times New Roman"/>
-          <w:vertAlign w:val="subscript"/>
-          <w:lang w:val="tr-TR"/>
-        </w:rPr>
-        <w:t>2</w:t>
-      </w:r>
-      <w:r>
-        <w:rPr>
-          <w:rFonts w:ascii="Times New Roman" w:hAnsi="Times New Roman" w:cs="Times New Roman"/>
-          <w:lang w:val="tr-TR"/>
-        </w:rPr>
-        <w:t>O, HSO</w:t>
-      </w:r>
-      <w:r>
-        <w:rPr>
-          <w:rFonts w:ascii="Times New Roman" w:hAnsi="Times New Roman" w:cs="Times New Roman"/>
-          <w:vertAlign w:val="subscript"/>
-          <w:lang w:val="tr-TR"/>
-        </w:rPr>
-        <w:t>4</w:t>
-      </w:r>
-      <w:r>
-        <w:rPr>
-          <w:rFonts w:ascii="Times New Roman" w:hAnsi="Times New Roman" w:cs="Times New Roman"/>
-          <w:vertAlign w:val="superscript"/>
-          <w:lang w:val="tr-TR"/>
-        </w:rPr>
-        <w:t>−</w:t>
-      </w:r>
-      <w:r>
-        <w:rPr>
-          <w:rFonts w:ascii="Times New Roman" w:hAnsi="Times New Roman" w:cs="Times New Roman"/>
-          <w:lang w:val="tr-TR"/>
-        </w:rPr>
-        <w:t>, CH</w:t>
-      </w:r>
-      <w:r>
-        <w:rPr>
-          <w:rFonts w:ascii="Times New Roman" w:hAnsi="Times New Roman" w:cs="Times New Roman"/>
-          <w:vertAlign w:val="subscript"/>
-          <w:lang w:val="tr-TR"/>
-        </w:rPr>
-        <w:t>3</w:t>
-      </w:r>
-      <w:r>
-        <w:rPr>
-          <w:rFonts w:ascii="Times New Roman" w:hAnsi="Times New Roman" w:cs="Times New Roman"/>
-          <w:lang w:val="tr-TR"/>
-        </w:rPr>
-        <w:t>COO</w:t>
-      </w:r>
-      <w:r>
-        <w:rPr>
-          <w:rFonts w:ascii="Times New Roman" w:hAnsi="Times New Roman" w:cs="Times New Roman"/>
-          <w:vertAlign w:val="superscript"/>
-          <w:lang w:val="tr-TR"/>
-        </w:rPr>
-        <w:t>−</w:t>
-      </w:r>
-      <w:r>
-        <w:rPr>
-          <w:rFonts w:ascii="Times New Roman" w:hAnsi="Times New Roman" w:cs="Times New Roman"/>
-          <w:lang w:val="tr-TR"/>
-        </w:rPr>
-        <w:t>, NaOH gibi türleri, diğer yüzüne ise bu türlerin Arrhenius ve Brønsted-Lowry teorilerine göre asit, baz ya da amfoter olma durumlarını ve eşlenik asit/bazlarını yazınız. Kartları eşleştiren grup puan kazanır.</w:t>
-      </w:r>
-    </w:p>
-    <w:p>
-      <w:pPr>
-        <w:pStyle w:val="ListParagraph"/>
-        <w:ind w:left="1080"/>
-        <w:jc w:val="both"/>
-        <w:rPr>
-          <w:rFonts w:ascii="Times New Roman" w:hAnsi="Times New Roman" w:cs="Times New Roman"/>
-          <w:lang w:val="tr-TR"/>
-        </w:rPr>
-      </w:pPr>
-      <w:r>
-        <w:rPr>
-          <w:noProof/>
-          <w:lang w:val="tr-TR"/>
-        </w:rPr>
-        <mc:AlternateContent>
-          <mc:Choice Requires="wps">
-            <w:drawing>
-              <wp:anchor distT="0" distB="0" distL="114300" distR="114300" simplePos="0" relativeHeight="251657216" behindDoc="0" locked="0" layoutInCell="1" allowOverlap="1" wp14:anchorId="03950566" wp14:editId="06FCBCD3">
-                <wp:simplePos x="0" y="0"/>
-                <wp:positionH relativeFrom="column">
-                  <wp:posOffset>498916</wp:posOffset>
-                </wp:positionH>
-                <wp:positionV relativeFrom="paragraph">
-                  <wp:posOffset>170180</wp:posOffset>
-                </wp:positionV>
-                <wp:extent cx="5538486" cy="0"/>
-                <wp:effectExtent l="0" t="12700" r="24130" b="12700"/>
-                <wp:wrapNone/>
-                <wp:docPr id="900005" name="Straight Connector 1"/>
-                <wp:cNvGraphicFramePr/>
-                <a:graphic xmlns:a="http://schemas.openxmlformats.org/drawingml/2006/main">
-                  <a:graphicData uri="http://schemas.microsoft.com/office/word/2010/wordprocessingShape">
-                    <wps:wsp>
-                      <wps:cNvCnPr/>
-                      <wps:spPr>
-                        <a:xfrm flipV="1">
-                          <a:off x="0" y="0"/>
-                          <a:ext cx="5538486" cy="0"/>
-                        </a:xfrm>
-                        <a:prstGeom prst="line">
-                          <a:avLst/>
-                        </a:prstGeom>
-                        <a:ln w="19050">
-                          <a:solidFill>
-                            <a:schemeClr val="tx2">
-                              <a:lumMod val="50000"/>
-                              <a:lumOff val="50000"/>
-                            </a:schemeClr>
-                          </a:solidFill>
-                        </a:ln>
-                      </wps:spPr>
-                      <wps:style>
-                        <a:lnRef idx="1">
-                          <a:schemeClr val="accent1"/>
-                        </a:lnRef>
-                        <a:fillRef idx="0">
-                          <a:schemeClr val="accent1"/>
-                        </a:fillRef>
-                        <a:effectRef idx="0">
-                          <a:schemeClr val="accent1"/>
-                        </a:effectRef>
-                        <a:fontRef idx="minor">
-                          <a:schemeClr val="tx1"/>
-                        </a:fontRef>
-                      </wps:style>
-                      <wps:bodyPr/>
-                    </wps:wsp>
-                  </a:graphicData>
-                </a:graphic>
-                <wp14:sizeRelV relativeFrom="margin">
-                  <wp14:pctHeight>0</wp14:pctHeight>
-                </wp14:sizeRelV>
-              </wp:anchor>
-            </w:drawing>
-          </mc:Choice>
-          <mc:Fallback>
-            <w:pict>
-              <v:line id="Straight Connector 1" o:spid="_x0000_s1026" style="position:absolute;flip:y;z-index:251659264;visibility:visible;mso-wrap-style:square;mso-height-percent:0;mso-wrap-distance-left:9pt;mso-wrap-distance-top:0;mso-wrap-distance-right:9pt;mso-wrap-distance-bottom:0;mso-position-horizontal:absolute;mso-position-horizontal-relative:text;mso-position-vertical:absolute;mso-position-vertical-relative:text;mso-height-percent:0;mso-height-relative:margin" from="39.3pt,13.4pt" to="475.4pt,13.4pt" o:gfxdata="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" strokecolor="#4e95d9 [1631]" strokeweight="1.5pt">
-                <v:stroke joinstyle="miter"/>
-              </v:line>
-            </w:pict>
-          </mc:Fallback>
-        </mc:AlternateContent>
-      </w:r>
-    </w:p>
-    <w:p>
-      <w:pPr>
-        <w:keepNext/>
-        <w:shd w:val="clear" w:color="auto" w:fill="FFC000"/>
-        <w:jc w:val="both"/>
-        <w:rPr>
-          <w:rFonts w:ascii="Times New Roman" w:hAnsi="Times New Roman" w:cs="Times New Roman"/>
-          <w:b/>
-          <w:bCs/>
-          <w:lang w:val="tr-TR"/>
-        </w:rPr>
-      </w:pPr>
-      <w:r>
-        <w:rPr>
-          <w:rFonts w:ascii="Times New Roman" w:hAnsi="Times New Roman" w:cs="Times New Roman"/>
-          <w:b/>
-          <w:bCs/>
-          <w:lang w:val="tr-TR"/>
-        </w:rPr>
         <w:t>Sıra Sizde 2.7.</w:t>
       </w:r>
     </w:p>
@@ -6433,6 +6225,139 @@
           <w:lang w:val="tr-TR"/>
         </w:rPr>
         <w:t>, NO, MgO</w:t>
+      </w:r>
+    </w:p>
+    <w:p>
+      <w:pPr>
+        <w:ind w:left="720"/>
+        <w:jc w:val="both"/>
+        <w:rPr>
+          <w:rFonts w:ascii="Times New Roman" w:hAnsi="Times New Roman" w:cs="Times New Roman"/>
+          <w:lang w:val="tr-TR"/>
+        </w:rPr>
+      </w:pPr>
+      <w:r>
+        <w:rPr>
+          <w:rFonts w:ascii="Times New Roman" w:hAnsi="Times New Roman" w:cs="Times New Roman"/>
+          <w:lang w:val="tr-TR"/>
+        </w:rPr>
+        <w:t>……………………………………………………………………………………………</w:t>
+      </w:r>
+    </w:p>
+    <w:p>
+      <w:pPr>
+        <w:jc w:val="both"/>
+        <w:rPr>
+          <w:rFonts w:ascii="Times New Roman" w:hAnsi="Times New Roman" w:cs="Times New Roman"/>
+          <w:lang w:val="tr-TR"/>
+        </w:rPr>
+      </w:pPr>
+      <w:r>
+        <w:rPr>
+          <w:rFonts w:ascii="Times New Roman" w:hAnsi="Times New Roman" w:cs="Times New Roman"/>
+          <w:lang w:val="tr-TR"/>
+        </w:rPr>
+        <w:t xml:space="preserve">7. Grubunuzla asit-baz tanımlarını pekiştirecek bir kart oyunu tasarlayınız. Kartların bir yüzüne HCl, NH</w:t>
+      </w:r>
+      <w:r>
+        <w:rPr>
+          <w:rFonts w:ascii="Times New Roman" w:hAnsi="Times New Roman" w:cs="Times New Roman"/>
+          <w:lang w:val="tr-TR"/>
+          <w:vertAlign w:val="subscript"/>
+        </w:rPr>
+        <w:t xml:space="preserve">3</w:t>
+      </w:r>
+      <w:r>
+        <w:rPr>
+          <w:rFonts w:ascii="Times New Roman" w:hAnsi="Times New Roman" w:cs="Times New Roman"/>
+          <w:lang w:val="tr-TR"/>
+        </w:rPr>
+        <w:t xml:space="preserve">, H</w:t>
+      </w:r>
+      <w:r>
+        <w:rPr>
+          <w:rFonts w:ascii="Times New Roman" w:hAnsi="Times New Roman" w:cs="Times New Roman"/>
+          <w:lang w:val="tr-TR"/>
+          <w:vertAlign w:val="subscript"/>
+        </w:rPr>
+        <w:t xml:space="preserve">2</w:t>
+      </w:r>
+      <w:r>
+        <w:rPr>
+          <w:rFonts w:ascii="Times New Roman" w:hAnsi="Times New Roman" w:cs="Times New Roman"/>
+          <w:lang w:val="tr-TR"/>
+        </w:rPr>
+        <w:t xml:space="preserve">O, HSO</w:t>
+      </w:r>
+      <w:r>
+        <w:rPr>
+          <w:rFonts w:ascii="Times New Roman" w:hAnsi="Times New Roman" w:cs="Times New Roman"/>
+          <w:lang w:val="tr-TR"/>
+          <w:vertAlign w:val="subscript"/>
+        </w:rPr>
+        <w:t xml:space="preserve">4</w:t>
+      </w:r>
+      <w:r>
+        <w:rPr>
+          <w:rFonts w:ascii="Times New Roman" w:hAnsi="Times New Roman" w:cs="Times New Roman"/>
+          <w:lang w:val="tr-TR"/>
+          <w:vertAlign w:val="superscript"/>
+        </w:rPr>
+        <w:t xml:space="preserve">−</w:t>
+      </w:r>
+      <w:r>
+        <w:rPr>
+          <w:rFonts w:ascii="Times New Roman" w:hAnsi="Times New Roman" w:cs="Times New Roman"/>
+          <w:lang w:val="tr-TR"/>
+        </w:rPr>
+        <w:t xml:space="preserve">, CH</w:t>
+      </w:r>
+      <w:r>
+        <w:rPr>
+          <w:rFonts w:ascii="Times New Roman" w:hAnsi="Times New Roman" w:cs="Times New Roman"/>
+          <w:lang w:val="tr-TR"/>
+          <w:vertAlign w:val="subscript"/>
+        </w:rPr>
+        <w:t xml:space="preserve">3</w:t>
+      </w:r>
+      <w:r>
+        <w:rPr>
+          <w:rFonts w:ascii="Times New Roman" w:hAnsi="Times New Roman" w:cs="Times New Roman"/>
+          <w:lang w:val="tr-TR"/>
+        </w:rPr>
+        <w:t xml:space="preserve">COO</w:t>
+      </w:r>
+      <w:r>
+        <w:rPr>
+          <w:rFonts w:ascii="Times New Roman" w:hAnsi="Times New Roman" w:cs="Times New Roman"/>
+          <w:lang w:val="tr-TR"/>
+          <w:vertAlign w:val="superscript"/>
+        </w:rPr>
+        <w:t xml:space="preserve">−</w:t>
+      </w:r>
+      <w:r>
+        <w:rPr>
+          <w:rFonts w:ascii="Times New Roman" w:hAnsi="Times New Roman" w:cs="Times New Roman"/>
+          <w:lang w:val="tr-TR"/>
+        </w:rPr>
+        <w:t xml:space="preserve">, NaOH türlerini; diğer yüzüne bu türlerin Arrhenius ve Brønsted-Lowry teorilerine göre asit, baz ya da amfoter olma durumlarını ve eşlenik asit/bazlarını yazınız. Kartları arkadaşlarınızla eşleştirerek cevaplarınızı karşılaştırınız.</w:t>
+      </w:r>
+    </w:p>
+    <w:p>
+      <w:pPr>
+        <w:ind w:left="720"/>
+        <w:jc w:val="both"/>
+        <w:rPr>
+          <w:rFonts w:ascii="Times New Roman" w:hAnsi="Times New Roman" w:cs="Times New Roman"/>
+          <w:lang w:val="tr-TR"/>
+        </w:rPr>
+      </w:pPr>
+      <w:r>
+        <w:rPr>
+          <w:rFonts w:ascii="Times New Roman" w:hAnsi="Times New Roman" w:cs="Times New Roman"/>
+          <w:lang w:val="tr-TR"/>
+        </w:rPr>
+        <w:t>……………………………………………………………………………………………</w:t>
       </w:r>
     </w:p>
     <w:p>

--- a/Kim11-2-7-Asit-Baz-Teorileri.docx
+++ b/Kim11-2-7-Asit-Baz-Teorileri.docx
@@ -5295,7 +5295,90 @@
           <w:rFonts w:ascii="Times New Roman" w:hAnsi="Times New Roman" w:cs="Times New Roman"/>
           <w:lang w:val="tr-TR"/>
         </w:rPr>
-        <w:t>1. Aşağıdaki tepkimelerde Brønsted-Lowry asit ve bazlarını belirleyerek eşlenik asit-baz çiftlerini yazınız.</w:t>
+        <w:t xml:space="preserve">1. Grubunuzla asit-baz tanımlarını pekiştirecek bir kart oyunu tasarlayınız. Kartların bir yüzüne HCl, NH</w:t>
+      </w:r>
+      <w:r>
+        <w:rPr>
+          <w:rFonts w:ascii="Times New Roman" w:hAnsi="Times New Roman" w:cs="Times New Roman"/>
+          <w:lang w:val="tr-TR"/>
+          <w:vertAlign w:val="subscript"/>
+        </w:rPr>
+        <w:t xml:space="preserve">3</w:t>
+      </w:r>
+      <w:r>
+        <w:rPr>
+          <w:rFonts w:ascii="Times New Roman" w:hAnsi="Times New Roman" w:cs="Times New Roman"/>
+          <w:lang w:val="tr-TR"/>
+        </w:rPr>
+        <w:t xml:space="preserve">, H</w:t>
+      </w:r>
+      <w:r>
+        <w:rPr>
+          <w:rFonts w:ascii="Times New Roman" w:hAnsi="Times New Roman" w:cs="Times New Roman"/>
+          <w:lang w:val="tr-TR"/>
+          <w:vertAlign w:val="subscript"/>
+        </w:rPr>
+        <w:t xml:space="preserve">2</w:t>
+      </w:r>
+      <w:r>
+        <w:rPr>
+          <w:rFonts w:ascii="Times New Roman" w:hAnsi="Times New Roman" w:cs="Times New Roman"/>
+          <w:lang w:val="tr-TR"/>
+        </w:rPr>
+        <w:t xml:space="preserve">O, HSO</w:t>
+      </w:r>
+      <w:r>
+        <w:rPr>
+          <w:rFonts w:ascii="Times New Roman" w:hAnsi="Times New Roman" w:cs="Times New Roman"/>
+          <w:lang w:val="tr-TR"/>
+          <w:vertAlign w:val="subscript"/>
+        </w:rPr>
+        <w:t xml:space="preserve">4</w:t>
+      </w:r>
+      <w:r>
+        <w:rPr>
+          <w:rFonts w:ascii="Times New Roman" w:hAnsi="Times New Roman" w:cs="Times New Roman"/>
+          <w:lang w:val="tr-TR"/>
+          <w:vertAlign w:val="superscript"/>
+        </w:rPr>
+        <w:t xml:space="preserve">−</w:t>
+      </w:r>
+      <w:r>
+        <w:rPr>
+          <w:rFonts w:ascii="Times New Roman" w:hAnsi="Times New Roman" w:cs="Times New Roman"/>
+          <w:lang w:val="tr-TR"/>
+        </w:rPr>
+        <w:t xml:space="preserve">, CH</w:t>
+      </w:r>
+      <w:r>
+        <w:rPr>
+          <w:rFonts w:ascii="Times New Roman" w:hAnsi="Times New Roman" w:cs="Times New Roman"/>
+          <w:lang w:val="tr-TR"/>
+          <w:vertAlign w:val="subscript"/>
+        </w:rPr>
+        <w:t xml:space="preserve">3</w:t>
+      </w:r>
+      <w:r>
+        <w:rPr>
+          <w:rFonts w:ascii="Times New Roman" w:hAnsi="Times New Roman" w:cs="Times New Roman"/>
+          <w:lang w:val="tr-TR"/>
+        </w:rPr>
+        <w:t xml:space="preserve">COO</w:t>
+      </w:r>
+      <w:r>
+        <w:rPr>
+          <w:rFonts w:ascii="Times New Roman" w:hAnsi="Times New Roman" w:cs="Times New Roman"/>
+          <w:lang w:val="tr-TR"/>
+          <w:vertAlign w:val="superscript"/>
+        </w:rPr>
+        <w:t xml:space="preserve">−</w:t>
+      </w:r>
+      <w:r>
+        <w:rPr>
+          <w:rFonts w:ascii="Times New Roman" w:hAnsi="Times New Roman" w:cs="Times New Roman"/>
+          <w:lang w:val="tr-TR"/>
+        </w:rPr>
+        <w:t xml:space="preserve">, NaOH türlerini; diğer yüzüne bu türlerin Arrhenius ve Brønsted-Lowry teorilerine göre asit, baz ya da amfoter olma durumlarını ve eşlenik asit/bazlarını yazınız. Kartları arkadaşlarınızla eşleştirerek cevaplarınızı karşılaştırınız.</w:t>
       </w:r>
     </w:p>
     <w:p>
@@ -5312,90 +5395,7 @@
           <w:rFonts w:ascii="Times New Roman" w:hAnsi="Times New Roman" w:cs="Times New Roman"/>
           <w:lang w:val="tr-TR"/>
         </w:rPr>
-        <w:t>HNO</w:t>
-      </w:r>
-      <w:r>
-        <w:rPr>
-          <w:rFonts w:ascii="Times New Roman" w:hAnsi="Times New Roman" w:cs="Times New Roman"/>
-          <w:vertAlign w:val="subscript"/>
-          <w:lang w:val="tr-TR"/>
-        </w:rPr>
-        <w:t>3</w:t>
-      </w:r>
-      <w:r>
-        <w:rPr>
-          <w:rFonts w:ascii="Times New Roman" w:hAnsi="Times New Roman" w:cs="Times New Roman"/>
-          <w:lang w:val="tr-TR"/>
-        </w:rPr>
-        <w:t>(suda) + H</w:t>
-      </w:r>
-      <w:r>
-        <w:rPr>
-          <w:rFonts w:ascii="Times New Roman" w:hAnsi="Times New Roman" w:cs="Times New Roman"/>
-          <w:vertAlign w:val="subscript"/>
-          <w:lang w:val="tr-TR"/>
-        </w:rPr>
-        <w:t>2</w:t>
-      </w:r>
-      <w:r>
-        <w:rPr>
-          <w:rFonts w:ascii="Times New Roman" w:hAnsi="Times New Roman" w:cs="Times New Roman"/>
-          <w:lang w:val="tr-TR"/>
-        </w:rPr>
-        <w:t>O(s) → H</w:t>
-      </w:r>
-      <w:r>
-        <w:rPr>
-          <w:rFonts w:ascii="Times New Roman" w:hAnsi="Times New Roman" w:cs="Times New Roman"/>
-          <w:vertAlign w:val="subscript"/>
-          <w:lang w:val="tr-TR"/>
-        </w:rPr>
-        <w:t>3</w:t>
-      </w:r>
-      <w:r>
-        <w:rPr>
-          <w:rFonts w:ascii="Times New Roman" w:hAnsi="Times New Roman" w:cs="Times New Roman"/>
-          <w:lang w:val="tr-TR"/>
-        </w:rPr>
-        <w:t>O</w:t>
-      </w:r>
-      <w:r>
-        <w:rPr>
-          <w:rFonts w:ascii="Times New Roman" w:hAnsi="Times New Roman" w:cs="Times New Roman"/>
-          <w:vertAlign w:val="superscript"/>
-          <w:lang w:val="tr-TR"/>
-        </w:rPr>
-        <w:t>+</w:t>
-      </w:r>
-      <w:r>
-        <w:rPr>
-          <w:rFonts w:ascii="Times New Roman" w:hAnsi="Times New Roman" w:cs="Times New Roman"/>
-          <w:lang w:val="tr-TR"/>
-        </w:rPr>
-        <w:t>(suda) + NO</w:t>
-      </w:r>
-      <w:r>
-        <w:rPr>
-          <w:rFonts w:ascii="Times New Roman" w:hAnsi="Times New Roman" w:cs="Times New Roman"/>
-          <w:vertAlign w:val="subscript"/>
-          <w:lang w:val="tr-TR"/>
-        </w:rPr>
-        <w:t>3</w:t>
-      </w:r>
-      <w:r>
-        <w:rPr>
-          <w:rFonts w:ascii="Times New Roman" w:hAnsi="Times New Roman" w:cs="Times New Roman"/>
-          <w:vertAlign w:val="superscript"/>
-          <w:lang w:val="tr-TR"/>
-        </w:rPr>
-        <w:t>−</w:t>
-      </w:r>
-      <w:r>
-        <w:rPr>
-          <w:rFonts w:ascii="Times New Roman" w:hAnsi="Times New Roman" w:cs="Times New Roman"/>
-          <w:lang w:val="tr-TR"/>
-        </w:rPr>
-        <w:t>(suda)</w:t>
+        <w:t>……………………………………………………………………………………………</w:t>
       </w:r>
     </w:p>
     <w:p>
@@ -5417,6 +5417,22 @@
     </w:p>
     <w:p>
       <w:pPr>
+        <w:jc w:val="both"/>
+        <w:rPr>
+          <w:rFonts w:ascii="Times New Roman" w:hAnsi="Times New Roman" w:cs="Times New Roman"/>
+          <w:lang w:val="tr-TR"/>
+        </w:rPr>
+      </w:pPr>
+      <w:r>
+        <w:rPr>
+          <w:rFonts w:ascii="Times New Roman" w:hAnsi="Times New Roman" w:cs="Times New Roman"/>
+          <w:lang w:val="tr-TR"/>
+        </w:rPr>
+        <w:t>2. Aşağıdaki tepkimelerde Brønsted-Lowry asit ve bazlarını belirleyerek eşlenik asit-baz çiftlerini yazınız.</w:t>
+      </w:r>
+    </w:p>
+    <w:p>
+      <w:pPr>
         <w:ind w:left="720"/>
         <w:jc w:val="both"/>
         <w:rPr>
@@ -5429,7 +5445,7 @@
           <w:rFonts w:ascii="Times New Roman" w:hAnsi="Times New Roman" w:cs="Times New Roman"/>
           <w:lang w:val="tr-TR"/>
         </w:rPr>
-        <w:t>HF(suda) + NH</w:t>
+        <w:t>HNO</w:t>
       </w:r>
       <w:r>
         <w:rPr>
@@ -5444,7 +5460,37 @@
           <w:rFonts w:ascii="Times New Roman" w:hAnsi="Times New Roman" w:cs="Times New Roman"/>
           <w:lang w:val="tr-TR"/>
         </w:rPr>
-        <w:t>(suda) ⇌ F</w:t>
+        <w:t>(suda) + H</w:t>
+      </w:r>
+      <w:r>
+        <w:rPr>
+          <w:rFonts w:ascii="Times New Roman" w:hAnsi="Times New Roman" w:cs="Times New Roman"/>
+          <w:vertAlign w:val="subscript"/>
+          <w:lang w:val="tr-TR"/>
+        </w:rPr>
+        <w:t>2</w:t>
+      </w:r>
+      <w:r>
+        <w:rPr>
+          <w:rFonts w:ascii="Times New Roman" w:hAnsi="Times New Roman" w:cs="Times New Roman"/>
+          <w:lang w:val="tr-TR"/>
+        </w:rPr>
+        <w:t>O(s) → H</w:t>
+      </w:r>
+      <w:r>
+        <w:rPr>
+          <w:rFonts w:ascii="Times New Roman" w:hAnsi="Times New Roman" w:cs="Times New Roman"/>
+          <w:vertAlign w:val="subscript"/>
+          <w:lang w:val="tr-TR"/>
+        </w:rPr>
+        <w:t>3</w:t>
+      </w:r>
+      <w:r>
+        <w:rPr>
+          <w:rFonts w:ascii="Times New Roman" w:hAnsi="Times New Roman" w:cs="Times New Roman"/>
+          <w:lang w:val="tr-TR"/>
+        </w:rPr>
+        <w:t>O</w:t>
       </w:r>
       <w:r>
         <w:rPr>
@@ -5452,30 +5498,30 @@
           <w:vertAlign w:val="superscript"/>
           <w:lang w:val="tr-TR"/>
         </w:rPr>
+        <w:t>+</w:t>
+      </w:r>
+      <w:r>
+        <w:rPr>
+          <w:rFonts w:ascii="Times New Roman" w:hAnsi="Times New Roman" w:cs="Times New Roman"/>
+          <w:lang w:val="tr-TR"/>
+        </w:rPr>
+        <w:t>(suda) + NO</w:t>
+      </w:r>
+      <w:r>
+        <w:rPr>
+          <w:rFonts w:ascii="Times New Roman" w:hAnsi="Times New Roman" w:cs="Times New Roman"/>
+          <w:vertAlign w:val="subscript"/>
+          <w:lang w:val="tr-TR"/>
+        </w:rPr>
+        <w:t>3</w:t>
+      </w:r>
+      <w:r>
+        <w:rPr>
+          <w:rFonts w:ascii="Times New Roman" w:hAnsi="Times New Roman" w:cs="Times New Roman"/>
+          <w:vertAlign w:val="superscript"/>
+          <w:lang w:val="tr-TR"/>
+        </w:rPr>
         <w:t>−</w:t>
-      </w:r>
-      <w:r>
-        <w:rPr>
-          <w:rFonts w:ascii="Times New Roman" w:hAnsi="Times New Roman" w:cs="Times New Roman"/>
-          <w:lang w:val="tr-TR"/>
-        </w:rPr>
-        <w:t>(suda) + NH</w:t>
-      </w:r>
-      <w:r>
-        <w:rPr>
-          <w:rFonts w:ascii="Times New Roman" w:hAnsi="Times New Roman" w:cs="Times New Roman"/>
-          <w:vertAlign w:val="subscript"/>
-          <w:lang w:val="tr-TR"/>
-        </w:rPr>
-        <w:t>4</w:t>
-      </w:r>
-      <w:r>
-        <w:rPr>
-          <w:rFonts w:ascii="Times New Roman" w:hAnsi="Times New Roman" w:cs="Times New Roman"/>
-          <w:vertAlign w:val="superscript"/>
-          <w:lang w:val="tr-TR"/>
-        </w:rPr>
-        <w:t>+</w:t>
       </w:r>
       <w:r>
         <w:rPr>
@@ -5516,7 +5562,7 @@
           <w:rFonts w:ascii="Times New Roman" w:hAnsi="Times New Roman" w:cs="Times New Roman"/>
           <w:lang w:val="tr-TR"/>
         </w:rPr>
-        <w:t>CO</w:t>
+        <w:t>HF(suda) + NH</w:t>
       </w:r>
       <w:r>
         <w:rPr>
@@ -5529,40 +5575,32 @@
       <w:r>
         <w:rPr>
           <w:rFonts w:ascii="Times New Roman" w:hAnsi="Times New Roman" w:cs="Times New Roman"/>
+          <w:lang w:val="tr-TR"/>
+        </w:rPr>
+        <w:t>(suda) ⇌ F</w:t>
+      </w:r>
+      <w:r>
+        <w:rPr>
+          <w:rFonts w:ascii="Times New Roman" w:hAnsi="Times New Roman" w:cs="Times New Roman"/>
           <w:vertAlign w:val="superscript"/>
           <w:lang w:val="tr-TR"/>
         </w:rPr>
-        <w:t>2−</w:t>
-      </w:r>
-      <w:r>
-        <w:rPr>
-          <w:rFonts w:ascii="Times New Roman" w:hAnsi="Times New Roman" w:cs="Times New Roman"/>
-          <w:lang w:val="tr-TR"/>
-        </w:rPr>
-        <w:t>(suda) + H</w:t>
-      </w:r>
-      <w:r>
-        <w:rPr>
-          <w:rFonts w:ascii="Times New Roman" w:hAnsi="Times New Roman" w:cs="Times New Roman"/>
-          <w:vertAlign w:val="subscript"/>
-          <w:lang w:val="tr-TR"/>
-        </w:rPr>
-        <w:t>2</w:t>
-      </w:r>
-      <w:r>
-        <w:rPr>
-          <w:rFonts w:ascii="Times New Roman" w:hAnsi="Times New Roman" w:cs="Times New Roman"/>
-          <w:lang w:val="tr-TR"/>
-        </w:rPr>
-        <w:t>O(s) ⇌ HCO</w:t>
-      </w:r>
-      <w:r>
-        <w:rPr>
-          <w:rFonts w:ascii="Times New Roman" w:hAnsi="Times New Roman" w:cs="Times New Roman"/>
-          <w:vertAlign w:val="subscript"/>
-          <w:lang w:val="tr-TR"/>
-        </w:rPr>
-        <w:t>3</w:t>
+        <w:t>−</w:t>
+      </w:r>
+      <w:r>
+        <w:rPr>
+          <w:rFonts w:ascii="Times New Roman" w:hAnsi="Times New Roman" w:cs="Times New Roman"/>
+          <w:lang w:val="tr-TR"/>
+        </w:rPr>
+        <w:t>(suda) + NH</w:t>
+      </w:r>
+      <w:r>
+        <w:rPr>
+          <w:rFonts w:ascii="Times New Roman" w:hAnsi="Times New Roman" w:cs="Times New Roman"/>
+          <w:vertAlign w:val="subscript"/>
+          <w:lang w:val="tr-TR"/>
+        </w:rPr>
+        <w:t>4</w:t>
       </w:r>
       <w:r>
         <w:rPr>
@@ -5570,22 +5608,7 @@
           <w:vertAlign w:val="superscript"/>
           <w:lang w:val="tr-TR"/>
         </w:rPr>
-        <w:t>−</w:t>
-      </w:r>
-      <w:r>
-        <w:rPr>
-          <w:rFonts w:ascii="Times New Roman" w:hAnsi="Times New Roman" w:cs="Times New Roman"/>
-          <w:lang w:val="tr-TR"/>
-        </w:rPr>
-        <w:t>(suda) + OH</w:t>
-      </w:r>
-      <w:r>
-        <w:rPr>
-          <w:rFonts w:ascii="Times New Roman" w:hAnsi="Times New Roman" w:cs="Times New Roman"/>
-          <w:vertAlign w:val="superscript"/>
-          <w:lang w:val="tr-TR"/>
-        </w:rPr>
-        <w:t>−</w:t>
+        <w:t>+</w:t>
       </w:r>
       <w:r>
         <w:rPr>
@@ -5626,7 +5649,30 @@
           <w:rFonts w:ascii="Times New Roman" w:hAnsi="Times New Roman" w:cs="Times New Roman"/>
           <w:lang w:val="tr-TR"/>
         </w:rPr>
-        <w:t>H</w:t>
+        <w:t>CO</w:t>
+      </w:r>
+      <w:r>
+        <w:rPr>
+          <w:rFonts w:ascii="Times New Roman" w:hAnsi="Times New Roman" w:cs="Times New Roman"/>
+          <w:vertAlign w:val="subscript"/>
+          <w:lang w:val="tr-TR"/>
+        </w:rPr>
+        <w:t>3</w:t>
+      </w:r>
+      <w:r>
+        <w:rPr>
+          <w:rFonts w:ascii="Times New Roman" w:hAnsi="Times New Roman" w:cs="Times New Roman"/>
+          <w:vertAlign w:val="superscript"/>
+          <w:lang w:val="tr-TR"/>
+        </w:rPr>
+        <w:t>2−</w:t>
+      </w:r>
+      <w:r>
+        <w:rPr>
+          <w:rFonts w:ascii="Times New Roman" w:hAnsi="Times New Roman" w:cs="Times New Roman"/>
+          <w:lang w:val="tr-TR"/>
+        </w:rPr>
+        <w:t>(suda) + H</w:t>
       </w:r>
       <w:r>
         <w:rPr>
@@ -5641,15 +5687,15 @@
           <w:rFonts w:ascii="Times New Roman" w:hAnsi="Times New Roman" w:cs="Times New Roman"/>
           <w:lang w:val="tr-TR"/>
         </w:rPr>
-        <w:t>PO</w:t>
-      </w:r>
-      <w:r>
-        <w:rPr>
-          <w:rFonts w:ascii="Times New Roman" w:hAnsi="Times New Roman" w:cs="Times New Roman"/>
-          <w:vertAlign w:val="subscript"/>
-          <w:lang w:val="tr-TR"/>
-        </w:rPr>
-        <w:t>4</w:t>
+        <w:t>O(s) ⇌ HCO</w:t>
+      </w:r>
+      <w:r>
+        <w:rPr>
+          <w:rFonts w:ascii="Times New Roman" w:hAnsi="Times New Roman" w:cs="Times New Roman"/>
+          <w:vertAlign w:val="subscript"/>
+          <w:lang w:val="tr-TR"/>
+        </w:rPr>
+        <w:t>3</w:t>
       </w:r>
       <w:r>
         <w:rPr>
@@ -5679,45 +5725,7 @@
           <w:rFonts w:ascii="Times New Roman" w:hAnsi="Times New Roman" w:cs="Times New Roman"/>
           <w:lang w:val="tr-TR"/>
         </w:rPr>
-        <w:t>(suda) ⇌ HPO</w:t>
-      </w:r>
-      <w:r>
-        <w:rPr>
-          <w:rFonts w:ascii="Times New Roman" w:hAnsi="Times New Roman" w:cs="Times New Roman"/>
-          <w:vertAlign w:val="subscript"/>
-          <w:lang w:val="tr-TR"/>
-        </w:rPr>
-        <w:t>4</w:t>
-      </w:r>
-      <w:r>
-        <w:rPr>
-          <w:rFonts w:ascii="Times New Roman" w:hAnsi="Times New Roman" w:cs="Times New Roman"/>
-          <w:vertAlign w:val="superscript"/>
-          <w:lang w:val="tr-TR"/>
-        </w:rPr>
-        <w:t>2−</w:t>
-      </w:r>
-      <w:r>
-        <w:rPr>
-          <w:rFonts w:ascii="Times New Roman" w:hAnsi="Times New Roman" w:cs="Times New Roman"/>
-          <w:lang w:val="tr-TR"/>
-        </w:rPr>
-        <w:t>(suda) + H</w:t>
-      </w:r>
-      <w:r>
-        <w:rPr>
-          <w:rFonts w:ascii="Times New Roman" w:hAnsi="Times New Roman" w:cs="Times New Roman"/>
-          <w:vertAlign w:val="subscript"/>
-          <w:lang w:val="tr-TR"/>
-        </w:rPr>
-        <w:t>2</w:t>
-      </w:r>
-      <w:r>
-        <w:rPr>
-          <w:rFonts w:ascii="Times New Roman" w:hAnsi="Times New Roman" w:cs="Times New Roman"/>
-          <w:lang w:val="tr-TR"/>
-        </w:rPr>
-        <w:t>O(s)</w:t>
+        <w:t>(suda)</w:t>
       </w:r>
     </w:p>
     <w:p>
@@ -5739,113 +5747,6 @@
     </w:p>
     <w:p>
       <w:pPr>
-        <w:jc w:val="both"/>
-        <w:rPr>
-          <w:rFonts w:ascii="Times New Roman" w:hAnsi="Times New Roman" w:cs="Times New Roman"/>
-          <w:lang w:val="tr-TR"/>
-        </w:rPr>
-      </w:pPr>
-      <w:r>
-        <w:rPr>
-          <w:rFonts w:ascii="Times New Roman" w:hAnsi="Times New Roman" w:cs="Times New Roman"/>
-          <w:lang w:val="tr-TR"/>
-        </w:rPr>
-        <w:t>2. Aşağıdaki türlerin eşlenik bazlarını yazınız: HCl, H</w:t>
-      </w:r>
-      <w:r>
-        <w:rPr>
-          <w:rFonts w:ascii="Times New Roman" w:hAnsi="Times New Roman" w:cs="Times New Roman"/>
-          <w:vertAlign w:val="subscript"/>
-          <w:lang w:val="tr-TR"/>
-        </w:rPr>
-        <w:t>2</w:t>
-      </w:r>
-      <w:r>
-        <w:rPr>
-          <w:rFonts w:ascii="Times New Roman" w:hAnsi="Times New Roman" w:cs="Times New Roman"/>
-          <w:lang w:val="tr-TR"/>
-        </w:rPr>
-        <w:t>SO</w:t>
-      </w:r>
-      <w:r>
-        <w:rPr>
-          <w:rFonts w:ascii="Times New Roman" w:hAnsi="Times New Roman" w:cs="Times New Roman"/>
-          <w:vertAlign w:val="subscript"/>
-          <w:lang w:val="tr-TR"/>
-        </w:rPr>
-        <w:t>4</w:t>
-      </w:r>
-      <w:r>
-        <w:rPr>
-          <w:rFonts w:ascii="Times New Roman" w:hAnsi="Times New Roman" w:cs="Times New Roman"/>
-          <w:lang w:val="tr-TR"/>
-        </w:rPr>
-        <w:t>, HSO</w:t>
-      </w:r>
-      <w:r>
-        <w:rPr>
-          <w:rFonts w:ascii="Times New Roman" w:hAnsi="Times New Roman" w:cs="Times New Roman"/>
-          <w:vertAlign w:val="subscript"/>
-          <w:lang w:val="tr-TR"/>
-        </w:rPr>
-        <w:t>4</w:t>
-      </w:r>
-      <w:r>
-        <w:rPr>
-          <w:rFonts w:ascii="Times New Roman" w:hAnsi="Times New Roman" w:cs="Times New Roman"/>
-          <w:vertAlign w:val="superscript"/>
-          <w:lang w:val="tr-TR"/>
-        </w:rPr>
-        <w:t>−</w:t>
-      </w:r>
-      <w:r>
-        <w:rPr>
-          <w:rFonts w:ascii="Times New Roman" w:hAnsi="Times New Roman" w:cs="Times New Roman"/>
-          <w:lang w:val="tr-TR"/>
-        </w:rPr>
-        <w:t>, NH</w:t>
-      </w:r>
-      <w:r>
-        <w:rPr>
-          <w:rFonts w:ascii="Times New Roman" w:hAnsi="Times New Roman" w:cs="Times New Roman"/>
-          <w:vertAlign w:val="subscript"/>
-          <w:lang w:val="tr-TR"/>
-        </w:rPr>
-        <w:t>4</w:t>
-      </w:r>
-      <w:r>
-        <w:rPr>
-          <w:rFonts w:ascii="Times New Roman" w:hAnsi="Times New Roman" w:cs="Times New Roman"/>
-          <w:vertAlign w:val="superscript"/>
-          <w:lang w:val="tr-TR"/>
-        </w:rPr>
-        <w:t>+</w:t>
-      </w:r>
-      <w:r>
-        <w:rPr>
-          <w:rFonts w:ascii="Times New Roman" w:hAnsi="Times New Roman" w:cs="Times New Roman"/>
-          <w:lang w:val="tr-TR"/>
-        </w:rPr>
-        <w:t>, H</w:t>
-      </w:r>
-      <w:r>
-        <w:rPr>
-          <w:rFonts w:ascii="Times New Roman" w:hAnsi="Times New Roman" w:cs="Times New Roman"/>
-          <w:vertAlign w:val="subscript"/>
-          <w:lang w:val="tr-TR"/>
-        </w:rPr>
-        <w:t>2</w:t>
-      </w:r>
-      <w:r>
-        <w:rPr>
-          <w:rFonts w:ascii="Times New Roman" w:hAnsi="Times New Roman" w:cs="Times New Roman"/>
-          <w:lang w:val="tr-TR"/>
-        </w:rPr>
-        <w:t>O</w:t>
-      </w:r>
-    </w:p>
-    <w:p>
-      <w:pPr>
         <w:ind w:left="720"/>
         <w:jc w:val="both"/>
         <w:rPr>
@@ -5858,23 +5759,30 @@
           <w:rFonts w:ascii="Times New Roman" w:hAnsi="Times New Roman" w:cs="Times New Roman"/>
           <w:lang w:val="tr-TR"/>
         </w:rPr>
-        <w:t>……………………………………………………………………………………………</w:t>
-      </w:r>
-    </w:p>
-    <w:p>
-      <w:pPr>
-        <w:jc w:val="both"/>
-        <w:rPr>
-          <w:rFonts w:ascii="Times New Roman" w:hAnsi="Times New Roman" w:cs="Times New Roman"/>
-          <w:lang w:val="tr-TR"/>
-        </w:rPr>
-      </w:pPr>
-      <w:r>
-        <w:rPr>
-          <w:rFonts w:ascii="Times New Roman" w:hAnsi="Times New Roman" w:cs="Times New Roman"/>
-          <w:lang w:val="tr-TR"/>
-        </w:rPr>
-        <w:t>3. Aşağıdaki türlerin eşlenik asitlerini yazınız: F</w:t>
+        <w:t>H</w:t>
+      </w:r>
+      <w:r>
+        <w:rPr>
+          <w:rFonts w:ascii="Times New Roman" w:hAnsi="Times New Roman" w:cs="Times New Roman"/>
+          <w:vertAlign w:val="subscript"/>
+          <w:lang w:val="tr-TR"/>
+        </w:rPr>
+        <w:t>2</w:t>
+      </w:r>
+      <w:r>
+        <w:rPr>
+          <w:rFonts w:ascii="Times New Roman" w:hAnsi="Times New Roman" w:cs="Times New Roman"/>
+          <w:lang w:val="tr-TR"/>
+        </w:rPr>
+        <w:t>PO</w:t>
+      </w:r>
+      <w:r>
+        <w:rPr>
+          <w:rFonts w:ascii="Times New Roman" w:hAnsi="Times New Roman" w:cs="Times New Roman"/>
+          <w:vertAlign w:val="subscript"/>
+          <w:lang w:val="tr-TR"/>
+        </w:rPr>
+        <w:t>4</w:t>
       </w:r>
       <w:r>
         <w:rPr>
@@ -5889,22 +5797,7 @@
           <w:rFonts w:ascii="Times New Roman" w:hAnsi="Times New Roman" w:cs="Times New Roman"/>
           <w:lang w:val="tr-TR"/>
         </w:rPr>
-        <w:t>, NH</w:t>
-      </w:r>
-      <w:r>
-        <w:rPr>
-          <w:rFonts w:ascii="Times New Roman" w:hAnsi="Times New Roman" w:cs="Times New Roman"/>
-          <w:vertAlign w:val="subscript"/>
-          <w:lang w:val="tr-TR"/>
-        </w:rPr>
-        <w:t>3</w:t>
-      </w:r>
-      <w:r>
-        <w:rPr>
-          <w:rFonts w:ascii="Times New Roman" w:hAnsi="Times New Roman" w:cs="Times New Roman"/>
-          <w:lang w:val="tr-TR"/>
-        </w:rPr>
-        <w:t>, OH</w:t>
+        <w:t>(suda) + OH</w:t>
       </w:r>
       <w:r>
         <w:rPr>
@@ -5919,15 +5812,15 @@
           <w:rFonts w:ascii="Times New Roman" w:hAnsi="Times New Roman" w:cs="Times New Roman"/>
           <w:lang w:val="tr-TR"/>
         </w:rPr>
-        <w:t>, HCO</w:t>
-      </w:r>
-      <w:r>
-        <w:rPr>
-          <w:rFonts w:ascii="Times New Roman" w:hAnsi="Times New Roman" w:cs="Times New Roman"/>
-          <w:vertAlign w:val="subscript"/>
-          <w:lang w:val="tr-TR"/>
-        </w:rPr>
-        <w:t>3</w:t>
+        <w:t>(suda) ⇌ HPO</w:t>
+      </w:r>
+      <w:r>
+        <w:rPr>
+          <w:rFonts w:ascii="Times New Roman" w:hAnsi="Times New Roman" w:cs="Times New Roman"/>
+          <w:vertAlign w:val="subscript"/>
+          <w:lang w:val="tr-TR"/>
+        </w:rPr>
+        <w:t>4</w:t>
       </w:r>
       <w:r>
         <w:rPr>
@@ -5935,14 +5828,14 @@
           <w:vertAlign w:val="superscript"/>
           <w:lang w:val="tr-TR"/>
         </w:rPr>
-        <w:t>−</w:t>
-      </w:r>
-      <w:r>
-        <w:rPr>
-          <w:rFonts w:ascii="Times New Roman" w:hAnsi="Times New Roman" w:cs="Times New Roman"/>
-          <w:lang w:val="tr-TR"/>
-        </w:rPr>
-        <w:t>, H</w:t>
+        <w:t>2−</w:t>
+      </w:r>
+      <w:r>
+        <w:rPr>
+          <w:rFonts w:ascii="Times New Roman" w:hAnsi="Times New Roman" w:cs="Times New Roman"/>
+          <w:lang w:val="tr-TR"/>
+        </w:rPr>
+        <w:t>(suda) + H</w:t>
       </w:r>
       <w:r>
         <w:rPr>
@@ -5957,7 +5850,7 @@
           <w:rFonts w:ascii="Times New Roman" w:hAnsi="Times New Roman" w:cs="Times New Roman"/>
           <w:lang w:val="tr-TR"/>
         </w:rPr>
-        <w:t>O</w:t>
+        <w:t>O(s)</w:t>
       </w:r>
     </w:p>
     <w:p>
@@ -5990,7 +5883,7 @@
           <w:rFonts w:ascii="Times New Roman" w:hAnsi="Times New Roman" w:cs="Times New Roman"/>
           <w:lang w:val="tr-TR"/>
         </w:rPr>
-        <w:t>4. Aşağıdaki maddeleri monofonksiyonel ve polifonksiyonel asit/baz olarak sınıflandırınız: HBr, H</w:t>
+        <w:t>3. Aşağıdaki türlerin eşlenik bazlarını yazınız: HCl, H</w:t>
       </w:r>
       <w:r>
         <w:rPr>
@@ -6020,7 +5913,53 @@
           <w:rFonts w:ascii="Times New Roman" w:hAnsi="Times New Roman" w:cs="Times New Roman"/>
           <w:lang w:val="tr-TR"/>
         </w:rPr>
-        <w:t>, KOH, Ca(OH)</w:t>
+        <w:t>, HSO</w:t>
+      </w:r>
+      <w:r>
+        <w:rPr>
+          <w:rFonts w:ascii="Times New Roman" w:hAnsi="Times New Roman" w:cs="Times New Roman"/>
+          <w:vertAlign w:val="subscript"/>
+          <w:lang w:val="tr-TR"/>
+        </w:rPr>
+        <w:t>4</w:t>
+      </w:r>
+      <w:r>
+        <w:rPr>
+          <w:rFonts w:ascii="Times New Roman" w:hAnsi="Times New Roman" w:cs="Times New Roman"/>
+          <w:vertAlign w:val="superscript"/>
+          <w:lang w:val="tr-TR"/>
+        </w:rPr>
+        <w:t>−</w:t>
+      </w:r>
+      <w:r>
+        <w:rPr>
+          <w:rFonts w:ascii="Times New Roman" w:hAnsi="Times New Roman" w:cs="Times New Roman"/>
+          <w:lang w:val="tr-TR"/>
+        </w:rPr>
+        <w:t>, NH</w:t>
+      </w:r>
+      <w:r>
+        <w:rPr>
+          <w:rFonts w:ascii="Times New Roman" w:hAnsi="Times New Roman" w:cs="Times New Roman"/>
+          <w:vertAlign w:val="subscript"/>
+          <w:lang w:val="tr-TR"/>
+        </w:rPr>
+        <w:t>4</w:t>
+      </w:r>
+      <w:r>
+        <w:rPr>
+          <w:rFonts w:ascii="Times New Roman" w:hAnsi="Times New Roman" w:cs="Times New Roman"/>
+          <w:vertAlign w:val="superscript"/>
+          <w:lang w:val="tr-TR"/>
+        </w:rPr>
+        <w:t>+</w:t>
+      </w:r>
+      <w:r>
+        <w:rPr>
+          <w:rFonts w:ascii="Times New Roman" w:hAnsi="Times New Roman" w:cs="Times New Roman"/>
+          <w:lang w:val="tr-TR"/>
+        </w:rPr>
+        <w:t>, H</w:t>
       </w:r>
       <w:r>
         <w:rPr>
@@ -6035,37 +5974,7 @@
           <w:rFonts w:ascii="Times New Roman" w:hAnsi="Times New Roman" w:cs="Times New Roman"/>
           <w:lang w:val="tr-TR"/>
         </w:rPr>
-        <w:t>, H</w:t>
-      </w:r>
-      <w:r>
-        <w:rPr>
-          <w:rFonts w:ascii="Times New Roman" w:hAnsi="Times New Roman" w:cs="Times New Roman"/>
-          <w:vertAlign w:val="subscript"/>
-          <w:lang w:val="tr-TR"/>
-        </w:rPr>
-        <w:t>3</w:t>
-      </w:r>
-      <w:r>
-        <w:rPr>
-          <w:rFonts w:ascii="Times New Roman" w:hAnsi="Times New Roman" w:cs="Times New Roman"/>
-          <w:lang w:val="tr-TR"/>
-        </w:rPr>
-        <w:t>PO</w:t>
-      </w:r>
-      <w:r>
-        <w:rPr>
-          <w:rFonts w:ascii="Times New Roman" w:hAnsi="Times New Roman" w:cs="Times New Roman"/>
-          <w:vertAlign w:val="subscript"/>
-          <w:lang w:val="tr-TR"/>
-        </w:rPr>
-        <w:t>4</w:t>
-      </w:r>
-      <w:r>
-        <w:rPr>
-          <w:rFonts w:ascii="Times New Roman" w:hAnsi="Times New Roman" w:cs="Times New Roman"/>
-          <w:lang w:val="tr-TR"/>
-        </w:rPr>
-        <w:t>, HCOOH</w:t>
+        <w:t>O</w:t>
       </w:r>
     </w:p>
     <w:p>
@@ -6098,7 +6007,75 @@
           <w:rFonts w:ascii="Times New Roman" w:hAnsi="Times New Roman" w:cs="Times New Roman"/>
           <w:lang w:val="tr-TR"/>
         </w:rPr>
-        <w:t>5. SO</w:t>
+        <w:t>4. Aşağıdaki türlerin eşlenik asitlerini yazınız: F</w:t>
+      </w:r>
+      <w:r>
+        <w:rPr>
+          <w:rFonts w:ascii="Times New Roman" w:hAnsi="Times New Roman" w:cs="Times New Roman"/>
+          <w:vertAlign w:val="superscript"/>
+          <w:lang w:val="tr-TR"/>
+        </w:rPr>
+        <w:t>−</w:t>
+      </w:r>
+      <w:r>
+        <w:rPr>
+          <w:rFonts w:ascii="Times New Roman" w:hAnsi="Times New Roman" w:cs="Times New Roman"/>
+          <w:lang w:val="tr-TR"/>
+        </w:rPr>
+        <w:t>, NH</w:t>
+      </w:r>
+      <w:r>
+        <w:rPr>
+          <w:rFonts w:ascii="Times New Roman" w:hAnsi="Times New Roman" w:cs="Times New Roman"/>
+          <w:vertAlign w:val="subscript"/>
+          <w:lang w:val="tr-TR"/>
+        </w:rPr>
+        <w:t>3</w:t>
+      </w:r>
+      <w:r>
+        <w:rPr>
+          <w:rFonts w:ascii="Times New Roman" w:hAnsi="Times New Roman" w:cs="Times New Roman"/>
+          <w:lang w:val="tr-TR"/>
+        </w:rPr>
+        <w:t>, OH</w:t>
+      </w:r>
+      <w:r>
+        <w:rPr>
+          <w:rFonts w:ascii="Times New Roman" w:hAnsi="Times New Roman" w:cs="Times New Roman"/>
+          <w:vertAlign w:val="superscript"/>
+          <w:lang w:val="tr-TR"/>
+        </w:rPr>
+        <w:t>−</w:t>
+      </w:r>
+      <w:r>
+        <w:rPr>
+          <w:rFonts w:ascii="Times New Roman" w:hAnsi="Times New Roman" w:cs="Times New Roman"/>
+          <w:lang w:val="tr-TR"/>
+        </w:rPr>
+        <w:t>, HCO</w:t>
+      </w:r>
+      <w:r>
+        <w:rPr>
+          <w:rFonts w:ascii="Times New Roman" w:hAnsi="Times New Roman" w:cs="Times New Roman"/>
+          <w:vertAlign w:val="subscript"/>
+          <w:lang w:val="tr-TR"/>
+        </w:rPr>
+        <w:t>3</w:t>
+      </w:r>
+      <w:r>
+        <w:rPr>
+          <w:rFonts w:ascii="Times New Roman" w:hAnsi="Times New Roman" w:cs="Times New Roman"/>
+          <w:vertAlign w:val="superscript"/>
+          <w:lang w:val="tr-TR"/>
+        </w:rPr>
+        <w:t>−</w:t>
+      </w:r>
+      <w:r>
+        <w:rPr>
+          <w:rFonts w:ascii="Times New Roman" w:hAnsi="Times New Roman" w:cs="Times New Roman"/>
+          <w:lang w:val="tr-TR"/>
+        </w:rPr>
+        <w:t>, H</w:t>
       </w:r>
       <w:r>
         <w:rPr>
@@ -6113,7 +6090,7 @@
           <w:rFonts w:ascii="Times New Roman" w:hAnsi="Times New Roman" w:cs="Times New Roman"/>
           <w:lang w:val="tr-TR"/>
         </w:rPr>
-        <w:t xml:space="preserve"> gazının suda çözünmesine ait denklemi yazarak çözeltinin asidik mi bazik mi olduğunu açıklayınız.</w:t>
+        <w:t>O</w:t>
       </w:r>
     </w:p>
     <w:p>
@@ -6135,6 +6112,97 @@
     </w:p>
     <w:p>
       <w:pPr>
+        <w:jc w:val="both"/>
+        <w:rPr>
+          <w:rFonts w:ascii="Times New Roman" w:hAnsi="Times New Roman" w:cs="Times New Roman"/>
+          <w:lang w:val="tr-TR"/>
+        </w:rPr>
+      </w:pPr>
+      <w:r>
+        <w:rPr>
+          <w:rFonts w:ascii="Times New Roman" w:hAnsi="Times New Roman" w:cs="Times New Roman"/>
+          <w:lang w:val="tr-TR"/>
+        </w:rPr>
+        <w:t>5. Aşağıdaki maddeleri monofonksiyonel ve polifonksiyonel asit/baz olarak sınıflandırınız: HBr, H</w:t>
+      </w:r>
+      <w:r>
+        <w:rPr>
+          <w:rFonts w:ascii="Times New Roman" w:hAnsi="Times New Roman" w:cs="Times New Roman"/>
+          <w:vertAlign w:val="subscript"/>
+          <w:lang w:val="tr-TR"/>
+        </w:rPr>
+        <w:t>2</w:t>
+      </w:r>
+      <w:r>
+        <w:rPr>
+          <w:rFonts w:ascii="Times New Roman" w:hAnsi="Times New Roman" w:cs="Times New Roman"/>
+          <w:lang w:val="tr-TR"/>
+        </w:rPr>
+        <w:t>SO</w:t>
+      </w:r>
+      <w:r>
+        <w:rPr>
+          <w:rFonts w:ascii="Times New Roman" w:hAnsi="Times New Roman" w:cs="Times New Roman"/>
+          <w:vertAlign w:val="subscript"/>
+          <w:lang w:val="tr-TR"/>
+        </w:rPr>
+        <w:t>4</w:t>
+      </w:r>
+      <w:r>
+        <w:rPr>
+          <w:rFonts w:ascii="Times New Roman" w:hAnsi="Times New Roman" w:cs="Times New Roman"/>
+          <w:lang w:val="tr-TR"/>
+        </w:rPr>
+        <w:t>, KOH, Ca(OH)</w:t>
+      </w:r>
+      <w:r>
+        <w:rPr>
+          <w:rFonts w:ascii="Times New Roman" w:hAnsi="Times New Roman" w:cs="Times New Roman"/>
+          <w:vertAlign w:val="subscript"/>
+          <w:lang w:val="tr-TR"/>
+        </w:rPr>
+        <w:t>2</w:t>
+      </w:r>
+      <w:r>
+        <w:rPr>
+          <w:rFonts w:ascii="Times New Roman" w:hAnsi="Times New Roman" w:cs="Times New Roman"/>
+          <w:lang w:val="tr-TR"/>
+        </w:rPr>
+        <w:t>, H</w:t>
+      </w:r>
+      <w:r>
+        <w:rPr>
+          <w:rFonts w:ascii="Times New Roman" w:hAnsi="Times New Roman" w:cs="Times New Roman"/>
+          <w:vertAlign w:val="subscript"/>
+          <w:lang w:val="tr-TR"/>
+        </w:rPr>
+        <w:t>3</w:t>
+      </w:r>
+      <w:r>
+        <w:rPr>
+          <w:rFonts w:ascii="Times New Roman" w:hAnsi="Times New Roman" w:cs="Times New Roman"/>
+          <w:lang w:val="tr-TR"/>
+        </w:rPr>
+        <w:t>PO</w:t>
+      </w:r>
+      <w:r>
+        <w:rPr>
+          <w:rFonts w:ascii="Times New Roman" w:hAnsi="Times New Roman" w:cs="Times New Roman"/>
+          <w:vertAlign w:val="subscript"/>
+          <w:lang w:val="tr-TR"/>
+        </w:rPr>
+        <w:t>4</w:t>
+      </w:r>
+      <w:r>
+        <w:rPr>
+          <w:rFonts w:ascii="Times New Roman" w:hAnsi="Times New Roman" w:cs="Times New Roman"/>
+          <w:lang w:val="tr-TR"/>
+        </w:rPr>
+        <w:t>, HCOOH</w:t>
+      </w:r>
+    </w:p>
+    <w:p>
+      <w:pPr>
         <w:ind w:left="720"/>
         <w:jc w:val="both"/>
         <w:rPr>
@@ -6163,8 +6231,7 @@
           <w:rFonts w:ascii="Times New Roman" w:hAnsi="Times New Roman" w:cs="Times New Roman"/>
           <w:lang w:val="tr-TR"/>
         </w:rPr>
-        <w:lastRenderedPageBreak/>
-        <w:t>6. Aşağıdaki oksitleri asidik, bazik ve nötr oksit olarak sınıflandırınız: N</w:t>
+        <w:t>6. SO</w:t>
       </w:r>
       <w:r>
         <w:rPr>
@@ -6179,52 +6246,7 @@
           <w:rFonts w:ascii="Times New Roman" w:hAnsi="Times New Roman" w:cs="Times New Roman"/>
           <w:lang w:val="tr-TR"/>
         </w:rPr>
-        <w:t>O</w:t>
-      </w:r>
-      <w:r>
-        <w:rPr>
-          <w:rFonts w:ascii="Times New Roman" w:hAnsi="Times New Roman" w:cs="Times New Roman"/>
-          <w:vertAlign w:val="subscript"/>
-          <w:lang w:val="tr-TR"/>
-        </w:rPr>
-        <w:t>5</w:t>
-      </w:r>
-      <w:r>
-        <w:rPr>
-          <w:rFonts w:ascii="Times New Roman" w:hAnsi="Times New Roman" w:cs="Times New Roman"/>
-          <w:lang w:val="tr-TR"/>
-        </w:rPr>
-        <w:t>, CO, K</w:t>
-      </w:r>
-      <w:r>
-        <w:rPr>
-          <w:rFonts w:ascii="Times New Roman" w:hAnsi="Times New Roman" w:cs="Times New Roman"/>
-          <w:vertAlign w:val="subscript"/>
-          <w:lang w:val="tr-TR"/>
-        </w:rPr>
-        <w:t>2</w:t>
-      </w:r>
-      <w:r>
-        <w:rPr>
-          <w:rFonts w:ascii="Times New Roman" w:hAnsi="Times New Roman" w:cs="Times New Roman"/>
-          <w:lang w:val="tr-TR"/>
-        </w:rPr>
-        <w:t>O, SO</w:t>
-      </w:r>
-      <w:r>
-        <w:rPr>
-          <w:rFonts w:ascii="Times New Roman" w:hAnsi="Times New Roman" w:cs="Times New Roman"/>
-          <w:vertAlign w:val="subscript"/>
-          <w:lang w:val="tr-TR"/>
-        </w:rPr>
-        <w:t>2</w:t>
-      </w:r>
-      <w:r>
-        <w:rPr>
-          <w:rFonts w:ascii="Times New Roman" w:hAnsi="Times New Roman" w:cs="Times New Roman"/>
-          <w:lang w:val="tr-TR"/>
-        </w:rPr>
-        <w:t>, NO, MgO</w:t>
+        <w:t xml:space="preserve"> gazının suda çözünmesine ait denklemi yazarak çözeltinin asidik mi bazik mi olduğunu açıklayınız.</w:t>
       </w:r>
     </w:p>
     <w:p>
@@ -6246,105 +6268,6 @@
     </w:p>
     <w:p>
       <w:pPr>
-        <w:jc w:val="both"/>
-        <w:rPr>
-          <w:rFonts w:ascii="Times New Roman" w:hAnsi="Times New Roman" w:cs="Times New Roman"/>
-          <w:lang w:val="tr-TR"/>
-        </w:rPr>
-      </w:pPr>
-      <w:r>
-        <w:rPr>
-          <w:rFonts w:ascii="Times New Roman" w:hAnsi="Times New Roman" w:cs="Times New Roman"/>
-          <w:lang w:val="tr-TR"/>
-        </w:rPr>
-        <w:t xml:space="preserve">7. Grubunuzla asit-baz tanımlarını pekiştirecek bir kart oyunu tasarlayınız. Kartların bir yüzüne HCl, NH</w:t>
-      </w:r>
-      <w:r>
-        <w:rPr>
-          <w:rFonts w:ascii="Times New Roman" w:hAnsi="Times New Roman" w:cs="Times New Roman"/>
-          <w:lang w:val="tr-TR"/>
-          <w:vertAlign w:val="subscript"/>
-        </w:rPr>
-        <w:t xml:space="preserve">3</w:t>
-      </w:r>
-      <w:r>
-        <w:rPr>
-          <w:rFonts w:ascii="Times New Roman" w:hAnsi="Times New Roman" w:cs="Times New Roman"/>
-          <w:lang w:val="tr-TR"/>
-        </w:rPr>
-        <w:t xml:space="preserve">, H</w:t>
-      </w:r>
-      <w:r>
-        <w:rPr>
-          <w:rFonts w:ascii="Times New Roman" w:hAnsi="Times New Roman" w:cs="Times New Roman"/>
-          <w:lang w:val="tr-TR"/>
-          <w:vertAlign w:val="subscript"/>
-        </w:rPr>
-        <w:t xml:space="preserve">2</w:t>
-      </w:r>
-      <w:r>
-        <w:rPr>
-          <w:rFonts w:ascii="Times New Roman" w:hAnsi="Times New Roman" w:cs="Times New Roman"/>
-          <w:lang w:val="tr-TR"/>
-        </w:rPr>
-        <w:t xml:space="preserve">O, HSO</w:t>
-      </w:r>
-      <w:r>
-        <w:rPr>
-          <w:rFonts w:ascii="Times New Roman" w:hAnsi="Times New Roman" w:cs="Times New Roman"/>
-          <w:lang w:val="tr-TR"/>
-          <w:vertAlign w:val="subscript"/>
-        </w:rPr>
-        <w:t xml:space="preserve">4</w:t>
-      </w:r>
-      <w:r>
-        <w:rPr>
-          <w:rFonts w:ascii="Times New Roman" w:hAnsi="Times New Roman" w:cs="Times New Roman"/>
-          <w:lang w:val="tr-TR"/>
-          <w:vertAlign w:val="superscript"/>
-        </w:rPr>
-        <w:t xml:space="preserve">−</w:t>
-      </w:r>
-      <w:r>
-        <w:rPr>
-          <w:rFonts w:ascii="Times New Roman" w:hAnsi="Times New Roman" w:cs="Times New Roman"/>
-          <w:lang w:val="tr-TR"/>
-        </w:rPr>
-        <w:t xml:space="preserve">, CH</w:t>
-      </w:r>
-      <w:r>
-        <w:rPr>
-          <w:rFonts w:ascii="Times New Roman" w:hAnsi="Times New Roman" w:cs="Times New Roman"/>
-          <w:lang w:val="tr-TR"/>
-          <w:vertAlign w:val="subscript"/>
-        </w:rPr>
-        <w:t xml:space="preserve">3</w:t>
-      </w:r>
-      <w:r>
-        <w:rPr>
-          <w:rFonts w:ascii="Times New Roman" w:hAnsi="Times New Roman" w:cs="Times New Roman"/>
-          <w:lang w:val="tr-TR"/>
-        </w:rPr>
-        <w:t xml:space="preserve">COO</w:t>
-      </w:r>
-      <w:r>
-        <w:rPr>
-          <w:rFonts w:ascii="Times New Roman" w:hAnsi="Times New Roman" w:cs="Times New Roman"/>
-          <w:lang w:val="tr-TR"/>
-          <w:vertAlign w:val="superscript"/>
-        </w:rPr>
-        <w:t xml:space="preserve">−</w:t>
-      </w:r>
-      <w:r>
-        <w:rPr>
-          <w:rFonts w:ascii="Times New Roman" w:hAnsi="Times New Roman" w:cs="Times New Roman"/>
-          <w:lang w:val="tr-TR"/>
-        </w:rPr>
-        <w:t xml:space="preserve">, NaOH türlerini; diğer yüzüne bu türlerin Arrhenius ve Brønsted-Lowry teorilerine göre asit, baz ya da amfoter olma durumlarını ve eşlenik asit/bazlarını yazınız. Kartları arkadaşlarınızla eşleştirerek cevaplarınızı karşılaştırınız.</w:t>
-      </w:r>
-    </w:p>
-    <w:p>
-      <w:pPr>
         <w:ind w:left="720"/>
         <w:jc w:val="both"/>
         <w:rPr>
@@ -6358,6 +6281,83 @@
           <w:lang w:val="tr-TR"/>
         </w:rPr>
         <w:t>……………………………………………………………………………………………</w:t>
+      </w:r>
+    </w:p>
+    <w:p>
+      <w:pPr>
+        <w:jc w:val="both"/>
+        <w:rPr>
+          <w:rFonts w:ascii="Times New Roman" w:hAnsi="Times New Roman" w:cs="Times New Roman"/>
+          <w:lang w:val="tr-TR"/>
+        </w:rPr>
+      </w:pPr>
+      <w:r>
+        <w:rPr>
+          <w:rFonts w:ascii="Times New Roman" w:hAnsi="Times New Roman" w:cs="Times New Roman"/>
+          <w:lang w:val="tr-TR"/>
+        </w:rPr>
+        <w:lastRenderedPageBreak/>
+        <w:t>7. Aşağıdaki oksitleri asidik, bazik ve nötr oksit olarak sınıflandırınız: N</w:t>
+      </w:r>
+      <w:r>
+        <w:rPr>
+          <w:rFonts w:ascii="Times New Roman" w:hAnsi="Times New Roman" w:cs="Times New Roman"/>
+          <w:vertAlign w:val="subscript"/>
+          <w:lang w:val="tr-TR"/>
+        </w:rPr>
+        <w:t>2</w:t>
+      </w:r>
+      <w:r>
+        <w:rPr>
+          <w:rFonts w:ascii="Times New Roman" w:hAnsi="Times New Roman" w:cs="Times New Roman"/>
+          <w:lang w:val="tr-TR"/>
+        </w:rPr>
+        <w:t>O</w:t>
+      </w:r>
+      <w:r>
+        <w:rPr>
+          <w:rFonts w:ascii="Times New Roman" w:hAnsi="Times New Roman" w:cs="Times New Roman"/>
+          <w:vertAlign w:val="subscript"/>
+          <w:lang w:val="tr-TR"/>
+        </w:rPr>
+        <w:t>5</w:t>
+      </w:r>
+      <w:r>
+        <w:rPr>
+          <w:rFonts w:ascii="Times New Roman" w:hAnsi="Times New Roman" w:cs="Times New Roman"/>
+          <w:lang w:val="tr-TR"/>
+        </w:rPr>
+        <w:t>, CO, K</w:t>
+      </w:r>
+      <w:r>
+        <w:rPr>
+          <w:rFonts w:ascii="Times New Roman" w:hAnsi="Times New Roman" w:cs="Times New Roman"/>
+          <w:vertAlign w:val="subscript"/>
+          <w:lang w:val="tr-TR"/>
+        </w:rPr>
+        <w:t>2</w:t>
+      </w:r>
+      <w:r>
+        <w:rPr>
+          <w:rFonts w:ascii="Times New Roman" w:hAnsi="Times New Roman" w:cs="Times New Roman"/>
+          <w:lang w:val="tr-TR"/>
+        </w:rPr>
+        <w:t>O, SO</w:t>
+      </w:r>
+      <w:r>
+        <w:rPr>
+          <w:rFonts w:ascii="Times New Roman" w:hAnsi="Times New Roman" w:cs="Times New Roman"/>
+          <w:vertAlign w:val="subscript"/>
+          <w:lang w:val="tr-TR"/>
+        </w:rPr>
+        <w:t>2</w:t>
+      </w:r>
+      <w:r>
+        <w:rPr>
+          <w:rFonts w:ascii="Times New Roman" w:hAnsi="Times New Roman" w:cs="Times New Roman"/>
+          <w:lang w:val="tr-TR"/>
+        </w:rPr>
+        <w:t>, NO, MgO</w:t>
       </w:r>
     </w:p>
     <w:p>
